--- a/DAY_32 Encoding Numerical Data/Encoding Numerical Data - Handwritter Notes.docx
+++ b/DAY_32 Encoding Numerical Data/Encoding Numerical Data - Handwritter Notes.docx
@@ -454,8 +454,17 @@
       </w:r>
     </w:p>
     <w:p>
-      <w:r>
-        <w:t>There are 2 techniques for doing it.</w:t>
+      <w:pPr>
+        <w:rPr>
+          <w:color w:val="EE0000"/>
+        </w:rPr>
+      </w:pPr>
+      <w:r>
+        <w:rPr>
+          <w:color w:val="EE0000"/>
+          <w:highlight w:val="yellow"/>
+        </w:rPr>
+        <w:t>There are 2 techniques to convert numerical data into categorical data.</w:t>
       </w:r>
     </w:p>
     <w:p/>
@@ -2202,21 +2211,7 @@
         <w:rPr>
           <w:color w:val="FFFF00"/>
         </w:rPr>
-        <w:t xml:space="preserve">It handles outliers very well but it </w:t>
-      </w:r>
-      <w:proofErr w:type="gramStart"/>
-      <w:r>
-        <w:rPr>
-          <w:color w:val="FFFF00"/>
-        </w:rPr>
-        <w:t>struggle</w:t>
-      </w:r>
-      <w:proofErr w:type="gramEnd"/>
-      <w:r>
-        <w:rPr>
-          <w:color w:val="FFFF00"/>
-        </w:rPr>
-        <w:t xml:space="preserve"> with spread of data.</w:t>
+        <w:t>It handles outliers very well but it struggle with spread of data.</w:t>
       </w:r>
     </w:p>
     <w:p>
@@ -2330,12 +2325,33 @@
     </w:p>
     <w:p>
       <w:pPr>
-        <w:ind w:firstLine="360"/>
+        <w:ind w:left="360"/>
+        <w:rPr>
+          <w:color w:val="FFFFFF" w:themeColor="background1"/>
+        </w:rPr>
+      </w:pPr>
+      <w:r>
         <w:rPr>
           <w:b/>
           <w:bCs/>
           <w:color w:val="FFFFFF" w:themeColor="background1"/>
         </w:rPr>
+        <w:t>Definition</w:t>
+      </w:r>
+      <w:r>
+        <w:rPr>
+          <w:color w:val="FFFFFF" w:themeColor="background1"/>
+        </w:rPr>
+        <w:br/>
+        <w:t>Quantile Binning (jise Equal Frequency Binning bhi kehte hain) ek feature engineering technique hai, jo continuous numerical data ko discrete intervals (bins) me divide karti hai. Isme har bin me data points ki sankhya lagbhag barabar hoti hai.</w:t>
+      </w:r>
+    </w:p>
+    <w:p>
+      <w:pPr>
+        <w:ind w:left="360"/>
+        <w:rPr>
+          <w:color w:val="FFFFFF" w:themeColor="background1"/>
+        </w:rPr>
       </w:pPr>
       <w:r>
         <w:rPr>
@@ -2343,7 +2359,51 @@
           <w:bCs/>
           <w:color w:val="FFFFFF" w:themeColor="background1"/>
         </w:rPr>
-        <w:t>3. K-Means Binning</w:t>
+        <w:t>Uses</w:t>
+      </w:r>
+    </w:p>
+    <w:p>
+      <w:pPr>
+        <w:numPr>
+          <w:ilvl w:val="0"/>
+          <w:numId w:val="7"/>
+        </w:numPr>
+        <w:tabs>
+          <w:tab w:val="clear" w:pos="720"/>
+          <w:tab w:val="num" w:pos="1080"/>
+        </w:tabs>
+        <w:ind w:left="1080"/>
+        <w:rPr>
+          <w:color w:val="FFFFFF" w:themeColor="background1"/>
+        </w:rPr>
+      </w:pPr>
+      <w:r>
+        <w:rPr>
+          <w:color w:val="FFFFFF" w:themeColor="background1"/>
+        </w:rPr>
+        <w:t xml:space="preserve">Numerical features ko categorical features me convert karne ke liye. </w:t>
+      </w:r>
+    </w:p>
+    <w:p>
+      <w:pPr>
+        <w:numPr>
+          <w:ilvl w:val="0"/>
+          <w:numId w:val="7"/>
+        </w:numPr>
+        <w:tabs>
+          <w:tab w:val="clear" w:pos="720"/>
+          <w:tab w:val="num" w:pos="1080"/>
+        </w:tabs>
+        <w:ind w:left="1080"/>
+        <w:rPr>
+          <w:color w:val="FFFFFF" w:themeColor="background1"/>
+        </w:rPr>
+      </w:pPr>
+      <w:r>
+        <w:rPr>
+          <w:color w:val="FFFFFF" w:themeColor="background1"/>
+        </w:rPr>
+        <w:t xml:space="preserve">Data ke spread ko uniform banane ke liye. </w:t>
       </w:r>
     </w:p>
     <w:p>
@@ -2359,13 +2419,73 @@
           <w:bCs/>
           <w:color w:val="FFFFFF" w:themeColor="background1"/>
         </w:rPr>
-        <w:t>Definition:</w:t>
-      </w:r>
-      <w:r>
-        <w:rPr>
-          <w:color w:val="FFFFFF" w:themeColor="background1"/>
-        </w:rPr>
-        <w:t> K-means binning clusters the data using the k-means algorithm and then assigns each cluster to a bin.</w:t>
+        <w:t>When to use</w:t>
+      </w:r>
+    </w:p>
+    <w:p>
+      <w:pPr>
+        <w:numPr>
+          <w:ilvl w:val="0"/>
+          <w:numId w:val="8"/>
+        </w:numPr>
+        <w:tabs>
+          <w:tab w:val="clear" w:pos="720"/>
+          <w:tab w:val="num" w:pos="1080"/>
+        </w:tabs>
+        <w:ind w:left="1080"/>
+        <w:rPr>
+          <w:color w:val="FFFFFF" w:themeColor="background1"/>
+        </w:rPr>
+      </w:pPr>
+      <w:r>
+        <w:rPr>
+          <w:color w:val="FFFFFF" w:themeColor="background1"/>
+        </w:rPr>
+        <w:t xml:space="preserve">Jab data me bahut zyada outliers ho. </w:t>
+      </w:r>
+    </w:p>
+    <w:p>
+      <w:pPr>
+        <w:numPr>
+          <w:ilvl w:val="0"/>
+          <w:numId w:val="8"/>
+        </w:numPr>
+        <w:tabs>
+          <w:tab w:val="clear" w:pos="720"/>
+          <w:tab w:val="num" w:pos="1080"/>
+        </w:tabs>
+        <w:ind w:left="1080"/>
+        <w:rPr>
+          <w:color w:val="FFFFFF" w:themeColor="background1"/>
+        </w:rPr>
+      </w:pPr>
+      <w:r>
+        <w:rPr>
+          <w:color w:val="FFFFFF" w:themeColor="background1"/>
+        </w:rPr>
+        <w:t xml:space="preserve">Jab aap chahte ho ki har category me equal number of observations ho. </w:t>
+      </w:r>
+    </w:p>
+    <w:p>
+      <w:pPr>
+        <w:numPr>
+          <w:ilvl w:val="0"/>
+          <w:numId w:val="8"/>
+        </w:numPr>
+        <w:tabs>
+          <w:tab w:val="clear" w:pos="720"/>
+          <w:tab w:val="num" w:pos="1080"/>
+        </w:tabs>
+        <w:ind w:left="1080"/>
+        <w:rPr>
+          <w:color w:val="FFFFFF" w:themeColor="background1"/>
+        </w:rPr>
+      </w:pPr>
+      <w:r>
+        <w:rPr>
+          <w:color w:val="FFFFFF" w:themeColor="background1"/>
+        </w:rPr>
+        <w:t xml:space="preserve">Decision Trees jaise models ke saath kaam karte waqt. </w:t>
       </w:r>
     </w:p>
     <w:p>
@@ -2381,27 +2501,181 @@
           <w:bCs/>
           <w:color w:val="FFFFFF" w:themeColor="background1"/>
         </w:rPr>
+        <w:t>Advantages / Disadvantages</w:t>
+      </w:r>
+    </w:p>
+    <w:p>
+      <w:pPr>
+        <w:ind w:left="360"/>
+        <w:rPr>
+          <w:color w:val="FFFFFF" w:themeColor="background1"/>
+        </w:rPr>
+      </w:pPr>
+      <w:r>
+        <w:rPr>
+          <w:b/>
+          <w:bCs/>
+          <w:color w:val="FFFFFF" w:themeColor="background1"/>
+        </w:rPr>
+        <w:t>Advantages:</w:t>
+      </w:r>
+    </w:p>
+    <w:p>
+      <w:pPr>
+        <w:numPr>
+          <w:ilvl w:val="0"/>
+          <w:numId w:val="9"/>
+        </w:numPr>
+        <w:tabs>
+          <w:tab w:val="clear" w:pos="720"/>
+          <w:tab w:val="num" w:pos="1080"/>
+        </w:tabs>
+        <w:ind w:left="1080"/>
+        <w:rPr>
+          <w:color w:val="FFFFFF" w:themeColor="background1"/>
+        </w:rPr>
+      </w:pPr>
+      <w:r>
+        <w:rPr>
+          <w:color w:val="FFFFFF" w:themeColor="background1"/>
+        </w:rPr>
+        <w:t xml:space="preserve">Outliers ka effect kam ho jata hai. </w:t>
+      </w:r>
+    </w:p>
+    <w:p>
+      <w:pPr>
+        <w:numPr>
+          <w:ilvl w:val="0"/>
+          <w:numId w:val="9"/>
+        </w:numPr>
+        <w:tabs>
+          <w:tab w:val="clear" w:pos="720"/>
+          <w:tab w:val="num" w:pos="1080"/>
+        </w:tabs>
+        <w:ind w:left="1080"/>
+        <w:rPr>
+          <w:color w:val="FFFFFF" w:themeColor="background1"/>
+        </w:rPr>
+      </w:pPr>
+      <w:r>
+        <w:rPr>
+          <w:color w:val="FFFFFF" w:themeColor="background1"/>
+        </w:rPr>
+        <w:t xml:space="preserve">Data ka spread zyada uniform ho jata hai. </w:t>
+      </w:r>
+    </w:p>
+    <w:p>
+      <w:pPr>
+        <w:ind w:left="360"/>
+        <w:rPr>
+          <w:color w:val="FFFFFF" w:themeColor="background1"/>
+        </w:rPr>
+      </w:pPr>
+      <w:r>
+        <w:rPr>
+          <w:b/>
+          <w:bCs/>
+          <w:color w:val="FFFFFF" w:themeColor="background1"/>
+        </w:rPr>
+        <w:t>Disadvantages:</w:t>
+      </w:r>
+    </w:p>
+    <w:p>
+      <w:pPr>
+        <w:numPr>
+          <w:ilvl w:val="0"/>
+          <w:numId w:val="10"/>
+        </w:numPr>
+        <w:tabs>
+          <w:tab w:val="clear" w:pos="720"/>
+          <w:tab w:val="num" w:pos="1080"/>
+        </w:tabs>
+        <w:ind w:left="1080"/>
+        <w:rPr>
+          <w:color w:val="FFFFFF" w:themeColor="background1"/>
+        </w:rPr>
+      </w:pPr>
+      <w:r>
+        <w:rPr>
+          <w:color w:val="FFFFFF" w:themeColor="background1"/>
+        </w:rPr>
+        <w:t>Har bin ki width alag-alag ho sakti hai, jisse original data distribution change ho sakta hai.</w:t>
+      </w:r>
+    </w:p>
+    <w:p>
+      <w:pPr>
+        <w:rPr>
+          <w:color w:val="FFFFFF" w:themeColor="background1"/>
+        </w:rPr>
+      </w:pPr>
+    </w:p>
+    <w:p>
+      <w:pPr>
+        <w:rPr>
+          <w:color w:val="FFFFFF" w:themeColor="background1"/>
+        </w:rPr>
+      </w:pPr>
+    </w:p>
+    <w:p>
+      <w:pPr>
+        <w:ind w:firstLine="360"/>
+        <w:rPr>
+          <w:b/>
+          <w:bCs/>
+          <w:color w:val="FFFFFF" w:themeColor="background1"/>
+        </w:rPr>
+      </w:pPr>
+      <w:r>
+        <w:rPr>
+          <w:b/>
+          <w:bCs/>
+          <w:color w:val="FFFFFF" w:themeColor="background1"/>
+        </w:rPr>
+        <w:t>3. K-Means Binning</w:t>
+      </w:r>
+    </w:p>
+    <w:p>
+      <w:pPr>
+        <w:ind w:left="360"/>
+        <w:rPr>
+          <w:color w:val="FFFFFF" w:themeColor="background1"/>
+        </w:rPr>
+      </w:pPr>
+      <w:r>
+        <w:rPr>
+          <w:b/>
+          <w:bCs/>
+          <w:color w:val="FFFFFF" w:themeColor="background1"/>
+        </w:rPr>
+        <w:t>Definition:</w:t>
+      </w:r>
+      <w:r>
+        <w:rPr>
+          <w:color w:val="FFFFFF" w:themeColor="background1"/>
+        </w:rPr>
+        <w:t> K-means binning clusters the data using the k-means algorithm and then assigns each cluster to a bin.</w:t>
+      </w:r>
+    </w:p>
+    <w:p>
+      <w:pPr>
+        <w:ind w:left="360"/>
+        <w:rPr>
+          <w:color w:val="FFFFFF" w:themeColor="background1"/>
+        </w:rPr>
+      </w:pPr>
+      <w:r>
+        <w:rPr>
+          <w:b/>
+          <w:bCs/>
+          <w:color w:val="FFFFFF" w:themeColor="background1"/>
+        </w:rPr>
         <w:t>Explanation:</w:t>
       </w:r>
       <w:r>
         <w:rPr>
           <w:color w:val="FFFFFF" w:themeColor="background1"/>
         </w:rPr>
-        <w:t xml:space="preserve"> The k-means algorithm finds </w:t>
-      </w:r>
-      <w:proofErr w:type="spellStart"/>
-      <w:r>
-        <w:rPr>
-          <w:color w:val="FFFFFF" w:themeColor="background1"/>
-        </w:rPr>
-        <w:t>kkk</w:t>
-      </w:r>
-      <w:proofErr w:type="spellEnd"/>
-      <w:r>
-        <w:rPr>
-          <w:color w:val="FFFFFF" w:themeColor="background1"/>
-        </w:rPr>
-        <w:t xml:space="preserve"> centroids in the data. Each data point is assigned to the nearest centroid, and the centroids represent the bin values.</w:t>
+        <w:t> The k-means algorithm finds kkk centroids in the data. Each data point is assigned to the nearest centroid, and the centroids represent the bin values.</w:t>
       </w:r>
     </w:p>
     <w:p>
@@ -2463,6 +2737,312 @@
         </w:rPr>
         <w:t>Bins reflect natural groupings in the data.</w:t>
       </w:r>
+    </w:p>
+    <w:p>
+      <w:pPr>
+        <w:rPr>
+          <w:color w:val="FFFFFF" w:themeColor="background1"/>
+        </w:rPr>
+      </w:pPr>
+      <w:r>
+        <w:rPr>
+          <w:b/>
+          <w:bCs/>
+          <w:color w:val="FFFFFF" w:themeColor="background1"/>
+        </w:rPr>
+        <w:lastRenderedPageBreak/>
+        <w:t>Definition and Process</w:t>
+      </w:r>
+      <w:r>
+        <w:rPr>
+          <w:color w:val="FFFFFF" w:themeColor="background1"/>
+        </w:rPr>
+        <w:br/>
+      </w:r>
+      <w:r>
+        <w:rPr>
+          <w:b/>
+          <w:bCs/>
+          <w:color w:val="FFFFFF" w:themeColor="background1"/>
+        </w:rPr>
+        <w:t>Goal:</w:t>
+      </w:r>
+      <w:r>
+        <w:rPr>
+          <w:color w:val="FFFFFF" w:themeColor="background1"/>
+        </w:rPr>
+        <w:t xml:space="preserve"> Continuous data ko discrete intervals (bins) me group karna using ek clustering algorithm jise K-Means Clustering kehte hain.</w:t>
+      </w:r>
+    </w:p>
+    <w:p>
+      <w:pPr>
+        <w:rPr>
+          <w:color w:val="FFFFFF" w:themeColor="background1"/>
+        </w:rPr>
+      </w:pPr>
+      <w:r>
+        <w:rPr>
+          <w:b/>
+          <w:bCs/>
+          <w:color w:val="FFFFFF" w:themeColor="background1"/>
+        </w:rPr>
+        <w:t>How it works:</w:t>
+      </w:r>
+    </w:p>
+    <w:p>
+      <w:pPr>
+        <w:numPr>
+          <w:ilvl w:val="0"/>
+          <w:numId w:val="11"/>
+        </w:numPr>
+        <w:rPr>
+          <w:color w:val="FFFFFF" w:themeColor="background1"/>
+        </w:rPr>
+      </w:pPr>
+      <w:r>
+        <w:rPr>
+          <w:color w:val="FFFFFF" w:themeColor="background1"/>
+        </w:rPr>
+        <w:t>Aap number of bins (clusters) define karte ho.</w:t>
+      </w:r>
+    </w:p>
+    <w:p>
+      <w:pPr>
+        <w:numPr>
+          <w:ilvl w:val="0"/>
+          <w:numId w:val="11"/>
+        </w:numPr>
+        <w:rPr>
+          <w:color w:val="FFFFFF" w:themeColor="background1"/>
+        </w:rPr>
+      </w:pPr>
+      <w:r>
+        <w:rPr>
+          <w:color w:val="FFFFFF" w:themeColor="background1"/>
+        </w:rPr>
+        <w:t>Algorithm randomly initial “centroids” (center points) choose karta hai.</w:t>
+      </w:r>
+    </w:p>
+    <w:p>
+      <w:pPr>
+        <w:numPr>
+          <w:ilvl w:val="0"/>
+          <w:numId w:val="11"/>
+        </w:numPr>
+        <w:rPr>
+          <w:color w:val="FFFFFF" w:themeColor="background1"/>
+        </w:rPr>
+      </w:pPr>
+      <w:r>
+        <w:rPr>
+          <w:color w:val="FFFFFF" w:themeColor="background1"/>
+        </w:rPr>
+        <w:t>Har data point ka distance in centroids se calculate hota hai.</w:t>
+      </w:r>
+    </w:p>
+    <w:p>
+      <w:pPr>
+        <w:numPr>
+          <w:ilvl w:val="0"/>
+          <w:numId w:val="11"/>
+        </w:numPr>
+        <w:rPr>
+          <w:color w:val="FFFFFF" w:themeColor="background1"/>
+        </w:rPr>
+      </w:pPr>
+      <w:r>
+        <w:rPr>
+          <w:color w:val="FFFFFF" w:themeColor="background1"/>
+        </w:rPr>
+        <w:t>Har point ko nearest centroid ke saath assign kiya jata hai, jisse clusters bante hain.</w:t>
+      </w:r>
+    </w:p>
+    <w:p>
+      <w:pPr>
+        <w:numPr>
+          <w:ilvl w:val="0"/>
+          <w:numId w:val="11"/>
+        </w:numPr>
+        <w:rPr>
+          <w:color w:val="FFFFFF" w:themeColor="background1"/>
+        </w:rPr>
+      </w:pPr>
+      <w:r>
+        <w:rPr>
+          <w:color w:val="FFFFFF" w:themeColor="background1"/>
+        </w:rPr>
+        <w:t>Phir centroids ko update kiya jata hai by taking mean (average) of points in each cluster.</w:t>
+      </w:r>
+    </w:p>
+    <w:p>
+      <w:pPr>
+        <w:numPr>
+          <w:ilvl w:val="0"/>
+          <w:numId w:val="11"/>
+        </w:numPr>
+        <w:rPr>
+          <w:color w:val="FFFFFF" w:themeColor="background1"/>
+        </w:rPr>
+      </w:pPr>
+      <w:r>
+        <w:rPr>
+          <w:color w:val="FFFFFF" w:themeColor="background1"/>
+        </w:rPr>
+        <w:t>Steps repeat hote rehte hain jab tak centroids stable (zyada change na ho) na ho jayein.</w:t>
+      </w:r>
+    </w:p>
+    <w:p>
+      <w:pPr>
+        <w:numPr>
+          <w:ilvl w:val="0"/>
+          <w:numId w:val="11"/>
+        </w:numPr>
+        <w:rPr>
+          <w:color w:val="FFFFFF" w:themeColor="background1"/>
+        </w:rPr>
+      </w:pPr>
+      <w:r>
+        <w:rPr>
+          <w:color w:val="FFFFFF" w:themeColor="background1"/>
+        </w:rPr>
+        <w:t>Final centroid values ko bins ke boundaries ke roop me use kiya jata hai.</w:t>
+      </w:r>
+    </w:p>
+    <w:p>
+      <w:pPr>
+        <w:rPr>
+          <w:color w:val="FFFFFF" w:themeColor="background1"/>
+        </w:rPr>
+      </w:pPr>
+      <w:r>
+        <w:rPr>
+          <w:b/>
+          <w:bCs/>
+          <w:color w:val="FFFFFF" w:themeColor="background1"/>
+        </w:rPr>
+        <w:t>When to Use</w:t>
+      </w:r>
+    </w:p>
+    <w:p>
+      <w:pPr>
+        <w:numPr>
+          <w:ilvl w:val="0"/>
+          <w:numId w:val="12"/>
+        </w:numPr>
+        <w:rPr>
+          <w:color w:val="FFFFFF" w:themeColor="background1"/>
+        </w:rPr>
+      </w:pPr>
+      <w:r>
+        <w:rPr>
+          <w:color w:val="FFFFFF" w:themeColor="background1"/>
+        </w:rPr>
+        <w:t>Jab data naturally clusters (groups) me divided ho, na ki uniformly distributed ho.</w:t>
+      </w:r>
+    </w:p>
+    <w:p>
+      <w:pPr>
+        <w:rPr>
+          <w:color w:val="FFFFFF" w:themeColor="background1"/>
+        </w:rPr>
+      </w:pPr>
+      <w:r>
+        <w:rPr>
+          <w:b/>
+          <w:bCs/>
+          <w:color w:val="FFFFFF" w:themeColor="background1"/>
+        </w:rPr>
+        <w:t>Advantages</w:t>
+      </w:r>
+    </w:p>
+    <w:p>
+      <w:pPr>
+        <w:numPr>
+          <w:ilvl w:val="0"/>
+          <w:numId w:val="13"/>
+        </w:numPr>
+        <w:rPr>
+          <w:color w:val="FFFFFF" w:themeColor="background1"/>
+        </w:rPr>
+      </w:pPr>
+      <w:r>
+        <w:rPr>
+          <w:b/>
+          <w:bCs/>
+          <w:color w:val="FFFFFF" w:themeColor="background1"/>
+        </w:rPr>
+        <w:t>Outliers handle karta hai:</w:t>
+      </w:r>
+      <w:r>
+        <w:rPr>
+          <w:color w:val="FFFFFF" w:themeColor="background1"/>
+        </w:rPr>
+        <w:t xml:space="preserve"> Data ko density ke basis par group karta hai, isliye outliers ka impact kam hota hai.</w:t>
+      </w:r>
+    </w:p>
+    <w:p>
+      <w:pPr>
+        <w:numPr>
+          <w:ilvl w:val="0"/>
+          <w:numId w:val="13"/>
+        </w:numPr>
+        <w:rPr>
+          <w:color w:val="FFFFFF" w:themeColor="background1"/>
+        </w:rPr>
+      </w:pPr>
+      <w:r>
+        <w:rPr>
+          <w:b/>
+          <w:bCs/>
+          <w:color w:val="FFFFFF" w:themeColor="background1"/>
+        </w:rPr>
+        <w:t>Data-driven bins:</w:t>
+      </w:r>
+      <w:r>
+        <w:rPr>
+          <w:color w:val="FFFFFF" w:themeColor="background1"/>
+        </w:rPr>
+        <w:t xml:space="preserve"> Bins data ke actual structure ke according bante hain.</w:t>
+      </w:r>
+    </w:p>
+    <w:p>
+      <w:pPr>
+        <w:rPr>
+          <w:color w:val="FFFFFF" w:themeColor="background1"/>
+        </w:rPr>
+      </w:pPr>
+      <w:r>
+        <w:rPr>
+          <w:b/>
+          <w:bCs/>
+          <w:color w:val="FFFFFF" w:themeColor="background1"/>
+        </w:rPr>
+        <w:t>Implementation</w:t>
+      </w:r>
+    </w:p>
+    <w:p>
+      <w:pPr>
+        <w:numPr>
+          <w:ilvl w:val="0"/>
+          <w:numId w:val="14"/>
+        </w:numPr>
+        <w:rPr>
+          <w:color w:val="FFFFFF" w:themeColor="background1"/>
+        </w:rPr>
+      </w:pPr>
+      <w:r>
+        <w:rPr>
+          <w:color w:val="FFFFFF" w:themeColor="background1"/>
+        </w:rPr>
+        <w:t>Scikit-Learn me ise KBinsDiscretizer class ke through implement kiya jata hai with strategy='kmeans'.</w:t>
+      </w:r>
+    </w:p>
+    <w:p>
+      <w:pPr>
+        <w:rPr>
+          <w:color w:val="FFFFFF" w:themeColor="background1"/>
+        </w:rPr>
+      </w:pPr>
     </w:p>
     <w:p>
       <w:pPr>
@@ -2731,31 +3311,9 @@
     </w:p>
     <w:p>
       <w:r>
-        <w:t xml:space="preserve">We have a class in </w:t>
-      </w:r>
-      <w:proofErr w:type="spellStart"/>
-      <w:r>
-        <w:t>sciklit</w:t>
-      </w:r>
-      <w:proofErr w:type="spellEnd"/>
-      <w:r>
-        <w:t xml:space="preserve"> learn called </w:t>
-      </w:r>
-      <w:proofErr w:type="spellStart"/>
-      <w:proofErr w:type="gramStart"/>
-      <w:r>
-        <w:t>KBinsDiscretization</w:t>
-      </w:r>
-      <w:proofErr w:type="spellEnd"/>
-      <w:r>
-        <w:t>(</w:t>
-      </w:r>
-      <w:proofErr w:type="gramEnd"/>
-      <w:r>
-        <w:t>). We have to call it.</w:t>
-      </w:r>
-    </w:p>
-    <w:p/>
+        <w:t>We have a class in sciklit learn called KBinsDiscretization(). We have to call it.</w:t>
+      </w:r>
+    </w:p>
     <w:p>
       <w:r>
         <w:rPr>
@@ -2957,6 +3515,210 @@
         </mc:AlternateContent>
       </w:r>
     </w:p>
+    <w:p/>
+    <w:p/>
+    <w:p/>
+    <w:p/>
+    <w:p>
+      <w:pPr>
+        <w:pStyle w:val="Heading2"/>
+        <w:rPr>
+          <w:color w:val="EE0000"/>
+          <w:sz w:val="48"/>
+          <w:szCs w:val="48"/>
+        </w:rPr>
+      </w:pPr>
+      <w:r>
+        <w:rPr>
+          <w:color w:val="EE0000"/>
+          <w:sz w:val="48"/>
+          <w:szCs w:val="48"/>
+          <w:highlight w:val="yellow"/>
+        </w:rPr>
+        <w:lastRenderedPageBreak/>
+        <w:t>Binarization</w:t>
+      </w:r>
+    </w:p>
+    <w:p/>
+    <w:p>
+      <w:r>
+        <w:t>Binarization ek feature engineering technique hai jo continuous numerical data ko binary format (0 ya 1) me convert karti hai ek specific threshold ke basis par. Threshold se neeche wali values 0 ban jaati hain aur upar wali values 1 ban jaati hain.</w:t>
+      </w:r>
+    </w:p>
+    <w:p>
+      <w:r>
+        <w:rPr>
+          <w:b/>
+          <w:bCs/>
+        </w:rPr>
+        <w:t>Uses</w:t>
+      </w:r>
+    </w:p>
+    <w:p>
+      <w:pPr>
+        <w:numPr>
+          <w:ilvl w:val="0"/>
+          <w:numId w:val="15"/>
+        </w:numPr>
+      </w:pPr>
+      <w:r>
+        <w:t xml:space="preserve">Numerical features ko binary (categorical) features me convert karne ke liye. </w:t>
+      </w:r>
+    </w:p>
+    <w:p>
+      <w:pPr>
+        <w:numPr>
+          <w:ilvl w:val="0"/>
+          <w:numId w:val="15"/>
+        </w:numPr>
+      </w:pPr>
+      <w:r>
+        <w:t xml:space="preserve">Image processing me, pixel values ko black (0) aur white (1) me convert karne ke liye. </w:t>
+      </w:r>
+    </w:p>
+    <w:p>
+      <w:r>
+        <w:rPr>
+          <w:b/>
+          <w:bCs/>
+        </w:rPr>
+        <w:t>When to use</w:t>
+      </w:r>
+    </w:p>
+    <w:p>
+      <w:pPr>
+        <w:numPr>
+          <w:ilvl w:val="0"/>
+          <w:numId w:val="16"/>
+        </w:numPr>
+      </w:pPr>
+      <w:r>
+        <w:t xml:space="preserve">Jab aapko sirf do categories me difference karna ho (jaise: passenger akela travel kar raha hai ya family ke saath). </w:t>
+      </w:r>
+    </w:p>
+    <w:p>
+      <w:pPr>
+        <w:numPr>
+          <w:ilvl w:val="0"/>
+          <w:numId w:val="16"/>
+        </w:numPr>
+      </w:pPr>
+      <w:r>
+        <w:t xml:space="preserve">Jab exact value se zyada yeh important ho ki value kisi limit ke upar hai ya neeche. </w:t>
+      </w:r>
+    </w:p>
+    <w:p>
+      <w:r>
+        <w:rPr>
+          <w:b/>
+          <w:bCs/>
+        </w:rPr>
+        <w:t>Example</w:t>
+      </w:r>
+      <w:r>
+        <w:br/>
+        <w:t>Titanic dataset me “Traveling_Alone” naam ka feature banaya gaya:</w:t>
+      </w:r>
+    </w:p>
+    <w:p>
+      <w:pPr>
+        <w:numPr>
+          <w:ilvl w:val="0"/>
+          <w:numId w:val="17"/>
+        </w:numPr>
+      </w:pPr>
+      <w:r>
+        <w:t xml:space="preserve">Agar family size = 0 → Traveling_Alone = 1 (akela) </w:t>
+      </w:r>
+    </w:p>
+    <w:p>
+      <w:pPr>
+        <w:numPr>
+          <w:ilvl w:val="0"/>
+          <w:numId w:val="17"/>
+        </w:numPr>
+      </w:pPr>
+      <w:r>
+        <w:t xml:space="preserve">Otherwise → Traveling_Alone = 0 (akela nahi) </w:t>
+      </w:r>
+    </w:p>
+    <w:p>
+      <w:r>
+        <w:rPr>
+          <w:b/>
+          <w:bCs/>
+        </w:rPr>
+        <w:t>Advantages / Disadvantages</w:t>
+      </w:r>
+    </w:p>
+    <w:p>
+      <w:r>
+        <w:rPr>
+          <w:b/>
+          <w:bCs/>
+        </w:rPr>
+        <w:t>Advantages:</w:t>
+      </w:r>
+    </w:p>
+    <w:p>
+      <w:pPr>
+        <w:numPr>
+          <w:ilvl w:val="0"/>
+          <w:numId w:val="18"/>
+        </w:numPr>
+      </w:pPr>
+      <w:r>
+        <w:t xml:space="preserve">Data representation bahut simple ho jata hai. </w:t>
+      </w:r>
+    </w:p>
+    <w:p>
+      <w:pPr>
+        <w:numPr>
+          <w:ilvl w:val="0"/>
+          <w:numId w:val="18"/>
+        </w:numPr>
+      </w:pPr>
+      <w:r>
+        <w:t xml:space="preserve">Kuch machine learning algorithms ke liye data samajhna easy ho jata hai. </w:t>
+      </w:r>
+    </w:p>
+    <w:p>
+      <w:r>
+        <w:rPr>
+          <w:b/>
+          <w:bCs/>
+        </w:rPr>
+        <w:t>Disadvantages:</w:t>
+      </w:r>
+    </w:p>
+    <w:p>
+      <w:pPr>
+        <w:numPr>
+          <w:ilvl w:val="0"/>
+          <w:numId w:val="19"/>
+        </w:numPr>
+      </w:pPr>
+      <w:r>
+        <w:t xml:space="preserve">Kaafi information loss hota hai, kyunki exact values sirf 0 ya 1 me convert ho jaati hain. </w:t>
+      </w:r>
+    </w:p>
+    <w:p>
+      <w:pPr>
+        <w:numPr>
+          <w:ilvl w:val="0"/>
+          <w:numId w:val="19"/>
+        </w:numPr>
+      </w:pPr>
+      <w:r>
+        <w:t xml:space="preserve">Sahi threshold choose karna thoda tricky ho sakta hai. </w:t>
+      </w:r>
+    </w:p>
+    <w:p/>
+    <w:p/>
+    <w:p/>
+    <w:p/>
+    <w:p/>
+    <w:p/>
     <w:sectPr>
       <w:pgSz w:w="11906" w:h="16838"/>
       <w:pgMar w:top="1440" w:right="1440" w:bottom="1440" w:left="1440" w:header="708" w:footer="708" w:gutter="0"/>
@@ -3020,6 +3782,602 @@
 <file path=word/numbering.xml><?xml version="1.0" encoding="utf-8"?>
 <w:numbering xmlns:wpc="http://schemas.microsoft.com/office/word/2010/wordprocessingCanvas" xmlns:cx="http://schemas.microsoft.com/office/drawing/2014/chartex" xmlns:cx1="http://schemas.microsoft.com/office/drawing/2015/9/8/chartex" xmlns:cx2="http://schemas.microsoft.com/office/drawing/2015/10/21/chartex" xmlns:cx3="http://schemas.microsoft.com/office/drawing/2016/5/9/chartex" xmlns:cx4="http://schemas.microsoft.com/office/drawing/2016/5/10/chartex" xmlns:cx5="http://schemas.microsoft.com/office/drawing/2016/5/11/chartex" xmlns:cx6="http://schemas.microsoft.com/office/drawing/2016/5/12/chartex" xmlns:cx7="http://schemas.microsoft.com/office/drawing/2016/5/13/chartex" xmlns:cx8="http://schemas.microsoft.com/office/drawing/2016/5/14/chartex" xmlns:mc="http://schemas.openxmlformats.org/markup-compatibility/2006" xmlns:aink="http://schemas.microsoft.com/office/drawing/2016/ink" xmlns:am3d="http://schemas.microsoft.com/office/drawing/2017/model3d" xmlns:o="urn:schemas-microsoft-com:office:office" xmlns:oel="http://schemas.microsoft.com/office/2019/extlst" xmlns:r="http://schemas.openxmlformats.org/officeDocument/2006/relationships" xmlns:m="http://schemas.openxmlformats.org/officeDocument/2006/math" xmlns:v="urn:schemas-microsoft-com:vml" xmlns:wp14="http://schemas.microsoft.com/office/word/2010/wordprocessingDrawing" xmlns:wp="http://schemas.openxmlformats.org/drawingml/2006/wordprocessingDrawing" xmlns:w10="urn:schemas-microsoft-com:office:word" xmlns:w="http://schemas.openxmlformats.org/wordprocessingml/2006/main" xmlns:w14="http://schemas.microsoft.com/office/word/2010/wordml" xmlns:w15="http://schemas.microsoft.com/office/word/2012/wordml" xmlns:w16cex="http://schemas.microsoft.com/office/word/2018/wordml/cex" xmlns:w16cid="http://schemas.microsoft.com/office/word/2016/wordml/cid" xmlns:w16="http://schemas.microsoft.com/office/word/2018/wordml" xmlns:w16du="http://schemas.microsoft.com/office/word/2023/wordml/word16du" xmlns:w16sdtdh="http://schemas.microsoft.com/office/word/2020/wordml/sdtdatahash" xmlns:w16sdtfl="http://schemas.microsoft.com/office/word/2024/wordml/sdtformatlock" xmlns:w16se="http://schemas.microsoft.com/office/word/2015/wordml/symex" xmlns:wpg="http://schemas.microsoft.com/office/word/2010/wordprocessingGroup" xmlns:wpi="http://schemas.microsoft.com/office/word/2010/wordprocessingInk" xmlns:wne="http://schemas.microsoft.com/office/word/2006/wordml" xmlns:wps="http://schemas.microsoft.com/office/word/2010/wordprocessingShape" mc:Ignorable="w14 w15 w16se w16cid w16 w16cex w16sdtdh w16sdtfl w16du wp14">
   <w:abstractNum w:abstractNumId="0" w15:restartNumberingAfterBreak="0">
+    <w:nsid w:val="005D2E48"/>
+    <w:multiLevelType w:val="multilevel"/>
+    <w:tmpl w:val="5F98D700"/>
+    <w:lvl w:ilvl="0">
+      <w:start w:val="1"/>
+      <w:numFmt w:val="bullet"/>
+      <w:lvlText w:val=""/>
+      <w:lvlJc w:val="left"/>
+      <w:pPr>
+        <w:tabs>
+          <w:tab w:val="num" w:pos="720"/>
+        </w:tabs>
+        <w:ind w:left="720" w:hanging="360"/>
+      </w:pPr>
+      <w:rPr>
+        <w:rFonts w:ascii="Symbol" w:hAnsi="Symbol" w:hint="default"/>
+        <w:sz w:val="20"/>
+      </w:rPr>
+    </w:lvl>
+    <w:lvl w:ilvl="1" w:tentative="1">
+      <w:start w:val="1"/>
+      <w:numFmt w:val="bullet"/>
+      <w:lvlText w:val="o"/>
+      <w:lvlJc w:val="left"/>
+      <w:pPr>
+        <w:tabs>
+          <w:tab w:val="num" w:pos="1440"/>
+        </w:tabs>
+        <w:ind w:left="1440" w:hanging="360"/>
+      </w:pPr>
+      <w:rPr>
+        <w:rFonts w:ascii="Courier New" w:hAnsi="Courier New" w:hint="default"/>
+        <w:sz w:val="20"/>
+      </w:rPr>
+    </w:lvl>
+    <w:lvl w:ilvl="2" w:tentative="1">
+      <w:start w:val="1"/>
+      <w:numFmt w:val="bullet"/>
+      <w:lvlText w:val=""/>
+      <w:lvlJc w:val="left"/>
+      <w:pPr>
+        <w:tabs>
+          <w:tab w:val="num" w:pos="2160"/>
+        </w:tabs>
+        <w:ind w:left="2160" w:hanging="360"/>
+      </w:pPr>
+      <w:rPr>
+        <w:rFonts w:ascii="Wingdings" w:hAnsi="Wingdings" w:hint="default"/>
+        <w:sz w:val="20"/>
+      </w:rPr>
+    </w:lvl>
+    <w:lvl w:ilvl="3" w:tentative="1">
+      <w:start w:val="1"/>
+      <w:numFmt w:val="bullet"/>
+      <w:lvlText w:val=""/>
+      <w:lvlJc w:val="left"/>
+      <w:pPr>
+        <w:tabs>
+          <w:tab w:val="num" w:pos="2880"/>
+        </w:tabs>
+        <w:ind w:left="2880" w:hanging="360"/>
+      </w:pPr>
+      <w:rPr>
+        <w:rFonts w:ascii="Wingdings" w:hAnsi="Wingdings" w:hint="default"/>
+        <w:sz w:val="20"/>
+      </w:rPr>
+    </w:lvl>
+    <w:lvl w:ilvl="4" w:tentative="1">
+      <w:start w:val="1"/>
+      <w:numFmt w:val="bullet"/>
+      <w:lvlText w:val=""/>
+      <w:lvlJc w:val="left"/>
+      <w:pPr>
+        <w:tabs>
+          <w:tab w:val="num" w:pos="3600"/>
+        </w:tabs>
+        <w:ind w:left="3600" w:hanging="360"/>
+      </w:pPr>
+      <w:rPr>
+        <w:rFonts w:ascii="Wingdings" w:hAnsi="Wingdings" w:hint="default"/>
+        <w:sz w:val="20"/>
+      </w:rPr>
+    </w:lvl>
+    <w:lvl w:ilvl="5" w:tentative="1">
+      <w:start w:val="1"/>
+      <w:numFmt w:val="bullet"/>
+      <w:lvlText w:val=""/>
+      <w:lvlJc w:val="left"/>
+      <w:pPr>
+        <w:tabs>
+          <w:tab w:val="num" w:pos="4320"/>
+        </w:tabs>
+        <w:ind w:left="4320" w:hanging="360"/>
+      </w:pPr>
+      <w:rPr>
+        <w:rFonts w:ascii="Wingdings" w:hAnsi="Wingdings" w:hint="default"/>
+        <w:sz w:val="20"/>
+      </w:rPr>
+    </w:lvl>
+    <w:lvl w:ilvl="6" w:tentative="1">
+      <w:start w:val="1"/>
+      <w:numFmt w:val="bullet"/>
+      <w:lvlText w:val=""/>
+      <w:lvlJc w:val="left"/>
+      <w:pPr>
+        <w:tabs>
+          <w:tab w:val="num" w:pos="5040"/>
+        </w:tabs>
+        <w:ind w:left="5040" w:hanging="360"/>
+      </w:pPr>
+      <w:rPr>
+        <w:rFonts w:ascii="Wingdings" w:hAnsi="Wingdings" w:hint="default"/>
+        <w:sz w:val="20"/>
+      </w:rPr>
+    </w:lvl>
+    <w:lvl w:ilvl="7" w:tentative="1">
+      <w:start w:val="1"/>
+      <w:numFmt w:val="bullet"/>
+      <w:lvlText w:val=""/>
+      <w:lvlJc w:val="left"/>
+      <w:pPr>
+        <w:tabs>
+          <w:tab w:val="num" w:pos="5760"/>
+        </w:tabs>
+        <w:ind w:left="5760" w:hanging="360"/>
+      </w:pPr>
+      <w:rPr>
+        <w:rFonts w:ascii="Wingdings" w:hAnsi="Wingdings" w:hint="default"/>
+        <w:sz w:val="20"/>
+      </w:rPr>
+    </w:lvl>
+    <w:lvl w:ilvl="8" w:tentative="1">
+      <w:start w:val="1"/>
+      <w:numFmt w:val="bullet"/>
+      <w:lvlText w:val=""/>
+      <w:lvlJc w:val="left"/>
+      <w:pPr>
+        <w:tabs>
+          <w:tab w:val="num" w:pos="6480"/>
+        </w:tabs>
+        <w:ind w:left="6480" w:hanging="360"/>
+      </w:pPr>
+      <w:rPr>
+        <w:rFonts w:ascii="Wingdings" w:hAnsi="Wingdings" w:hint="default"/>
+        <w:sz w:val="20"/>
+      </w:rPr>
+    </w:lvl>
+  </w:abstractNum>
+  <w:abstractNum w:abstractNumId="1" w15:restartNumberingAfterBreak="0">
+    <w:nsid w:val="07A61B94"/>
+    <w:multiLevelType w:val="multilevel"/>
+    <w:tmpl w:val="83248A88"/>
+    <w:lvl w:ilvl="0">
+      <w:start w:val="1"/>
+      <w:numFmt w:val="bullet"/>
+      <w:lvlText w:val=""/>
+      <w:lvlJc w:val="left"/>
+      <w:pPr>
+        <w:tabs>
+          <w:tab w:val="num" w:pos="720"/>
+        </w:tabs>
+        <w:ind w:left="720" w:hanging="360"/>
+      </w:pPr>
+      <w:rPr>
+        <w:rFonts w:ascii="Symbol" w:hAnsi="Symbol" w:hint="default"/>
+        <w:sz w:val="20"/>
+      </w:rPr>
+    </w:lvl>
+    <w:lvl w:ilvl="1" w:tentative="1">
+      <w:start w:val="1"/>
+      <w:numFmt w:val="bullet"/>
+      <w:lvlText w:val="o"/>
+      <w:lvlJc w:val="left"/>
+      <w:pPr>
+        <w:tabs>
+          <w:tab w:val="num" w:pos="1440"/>
+        </w:tabs>
+        <w:ind w:left="1440" w:hanging="360"/>
+      </w:pPr>
+      <w:rPr>
+        <w:rFonts w:ascii="Courier New" w:hAnsi="Courier New" w:hint="default"/>
+        <w:sz w:val="20"/>
+      </w:rPr>
+    </w:lvl>
+    <w:lvl w:ilvl="2" w:tentative="1">
+      <w:start w:val="1"/>
+      <w:numFmt w:val="bullet"/>
+      <w:lvlText w:val=""/>
+      <w:lvlJc w:val="left"/>
+      <w:pPr>
+        <w:tabs>
+          <w:tab w:val="num" w:pos="2160"/>
+        </w:tabs>
+        <w:ind w:left="2160" w:hanging="360"/>
+      </w:pPr>
+      <w:rPr>
+        <w:rFonts w:ascii="Wingdings" w:hAnsi="Wingdings" w:hint="default"/>
+        <w:sz w:val="20"/>
+      </w:rPr>
+    </w:lvl>
+    <w:lvl w:ilvl="3" w:tentative="1">
+      <w:start w:val="1"/>
+      <w:numFmt w:val="bullet"/>
+      <w:lvlText w:val=""/>
+      <w:lvlJc w:val="left"/>
+      <w:pPr>
+        <w:tabs>
+          <w:tab w:val="num" w:pos="2880"/>
+        </w:tabs>
+        <w:ind w:left="2880" w:hanging="360"/>
+      </w:pPr>
+      <w:rPr>
+        <w:rFonts w:ascii="Wingdings" w:hAnsi="Wingdings" w:hint="default"/>
+        <w:sz w:val="20"/>
+      </w:rPr>
+    </w:lvl>
+    <w:lvl w:ilvl="4" w:tentative="1">
+      <w:start w:val="1"/>
+      <w:numFmt w:val="bullet"/>
+      <w:lvlText w:val=""/>
+      <w:lvlJc w:val="left"/>
+      <w:pPr>
+        <w:tabs>
+          <w:tab w:val="num" w:pos="3600"/>
+        </w:tabs>
+        <w:ind w:left="3600" w:hanging="360"/>
+      </w:pPr>
+      <w:rPr>
+        <w:rFonts w:ascii="Wingdings" w:hAnsi="Wingdings" w:hint="default"/>
+        <w:sz w:val="20"/>
+      </w:rPr>
+    </w:lvl>
+    <w:lvl w:ilvl="5" w:tentative="1">
+      <w:start w:val="1"/>
+      <w:numFmt w:val="bullet"/>
+      <w:lvlText w:val=""/>
+      <w:lvlJc w:val="left"/>
+      <w:pPr>
+        <w:tabs>
+          <w:tab w:val="num" w:pos="4320"/>
+        </w:tabs>
+        <w:ind w:left="4320" w:hanging="360"/>
+      </w:pPr>
+      <w:rPr>
+        <w:rFonts w:ascii="Wingdings" w:hAnsi="Wingdings" w:hint="default"/>
+        <w:sz w:val="20"/>
+      </w:rPr>
+    </w:lvl>
+    <w:lvl w:ilvl="6" w:tentative="1">
+      <w:start w:val="1"/>
+      <w:numFmt w:val="bullet"/>
+      <w:lvlText w:val=""/>
+      <w:lvlJc w:val="left"/>
+      <w:pPr>
+        <w:tabs>
+          <w:tab w:val="num" w:pos="5040"/>
+        </w:tabs>
+        <w:ind w:left="5040" w:hanging="360"/>
+      </w:pPr>
+      <w:rPr>
+        <w:rFonts w:ascii="Wingdings" w:hAnsi="Wingdings" w:hint="default"/>
+        <w:sz w:val="20"/>
+      </w:rPr>
+    </w:lvl>
+    <w:lvl w:ilvl="7" w:tentative="1">
+      <w:start w:val="1"/>
+      <w:numFmt w:val="bullet"/>
+      <w:lvlText w:val=""/>
+      <w:lvlJc w:val="left"/>
+      <w:pPr>
+        <w:tabs>
+          <w:tab w:val="num" w:pos="5760"/>
+        </w:tabs>
+        <w:ind w:left="5760" w:hanging="360"/>
+      </w:pPr>
+      <w:rPr>
+        <w:rFonts w:ascii="Wingdings" w:hAnsi="Wingdings" w:hint="default"/>
+        <w:sz w:val="20"/>
+      </w:rPr>
+    </w:lvl>
+    <w:lvl w:ilvl="8" w:tentative="1">
+      <w:start w:val="1"/>
+      <w:numFmt w:val="bullet"/>
+      <w:lvlText w:val=""/>
+      <w:lvlJc w:val="left"/>
+      <w:pPr>
+        <w:tabs>
+          <w:tab w:val="num" w:pos="6480"/>
+        </w:tabs>
+        <w:ind w:left="6480" w:hanging="360"/>
+      </w:pPr>
+      <w:rPr>
+        <w:rFonts w:ascii="Wingdings" w:hAnsi="Wingdings" w:hint="default"/>
+        <w:sz w:val="20"/>
+      </w:rPr>
+    </w:lvl>
+  </w:abstractNum>
+  <w:abstractNum w:abstractNumId="2" w15:restartNumberingAfterBreak="0">
+    <w:nsid w:val="181474B2"/>
+    <w:multiLevelType w:val="multilevel"/>
+    <w:tmpl w:val="408C9858"/>
+    <w:lvl w:ilvl="0">
+      <w:start w:val="1"/>
+      <w:numFmt w:val="bullet"/>
+      <w:lvlText w:val=""/>
+      <w:lvlJc w:val="left"/>
+      <w:pPr>
+        <w:tabs>
+          <w:tab w:val="num" w:pos="720"/>
+        </w:tabs>
+        <w:ind w:left="720" w:hanging="360"/>
+      </w:pPr>
+      <w:rPr>
+        <w:rFonts w:ascii="Symbol" w:hAnsi="Symbol" w:hint="default"/>
+        <w:sz w:val="20"/>
+      </w:rPr>
+    </w:lvl>
+    <w:lvl w:ilvl="1" w:tentative="1">
+      <w:start w:val="1"/>
+      <w:numFmt w:val="bullet"/>
+      <w:lvlText w:val="o"/>
+      <w:lvlJc w:val="left"/>
+      <w:pPr>
+        <w:tabs>
+          <w:tab w:val="num" w:pos="1440"/>
+        </w:tabs>
+        <w:ind w:left="1440" w:hanging="360"/>
+      </w:pPr>
+      <w:rPr>
+        <w:rFonts w:ascii="Courier New" w:hAnsi="Courier New" w:hint="default"/>
+        <w:sz w:val="20"/>
+      </w:rPr>
+    </w:lvl>
+    <w:lvl w:ilvl="2" w:tentative="1">
+      <w:start w:val="1"/>
+      <w:numFmt w:val="bullet"/>
+      <w:lvlText w:val=""/>
+      <w:lvlJc w:val="left"/>
+      <w:pPr>
+        <w:tabs>
+          <w:tab w:val="num" w:pos="2160"/>
+        </w:tabs>
+        <w:ind w:left="2160" w:hanging="360"/>
+      </w:pPr>
+      <w:rPr>
+        <w:rFonts w:ascii="Wingdings" w:hAnsi="Wingdings" w:hint="default"/>
+        <w:sz w:val="20"/>
+      </w:rPr>
+    </w:lvl>
+    <w:lvl w:ilvl="3" w:tentative="1">
+      <w:start w:val="1"/>
+      <w:numFmt w:val="bullet"/>
+      <w:lvlText w:val=""/>
+      <w:lvlJc w:val="left"/>
+      <w:pPr>
+        <w:tabs>
+          <w:tab w:val="num" w:pos="2880"/>
+        </w:tabs>
+        <w:ind w:left="2880" w:hanging="360"/>
+      </w:pPr>
+      <w:rPr>
+        <w:rFonts w:ascii="Wingdings" w:hAnsi="Wingdings" w:hint="default"/>
+        <w:sz w:val="20"/>
+      </w:rPr>
+    </w:lvl>
+    <w:lvl w:ilvl="4" w:tentative="1">
+      <w:start w:val="1"/>
+      <w:numFmt w:val="bullet"/>
+      <w:lvlText w:val=""/>
+      <w:lvlJc w:val="left"/>
+      <w:pPr>
+        <w:tabs>
+          <w:tab w:val="num" w:pos="3600"/>
+        </w:tabs>
+        <w:ind w:left="3600" w:hanging="360"/>
+      </w:pPr>
+      <w:rPr>
+        <w:rFonts w:ascii="Wingdings" w:hAnsi="Wingdings" w:hint="default"/>
+        <w:sz w:val="20"/>
+      </w:rPr>
+    </w:lvl>
+    <w:lvl w:ilvl="5" w:tentative="1">
+      <w:start w:val="1"/>
+      <w:numFmt w:val="bullet"/>
+      <w:lvlText w:val=""/>
+      <w:lvlJc w:val="left"/>
+      <w:pPr>
+        <w:tabs>
+          <w:tab w:val="num" w:pos="4320"/>
+        </w:tabs>
+        <w:ind w:left="4320" w:hanging="360"/>
+      </w:pPr>
+      <w:rPr>
+        <w:rFonts w:ascii="Wingdings" w:hAnsi="Wingdings" w:hint="default"/>
+        <w:sz w:val="20"/>
+      </w:rPr>
+    </w:lvl>
+    <w:lvl w:ilvl="6" w:tentative="1">
+      <w:start w:val="1"/>
+      <w:numFmt w:val="bullet"/>
+      <w:lvlText w:val=""/>
+      <w:lvlJc w:val="left"/>
+      <w:pPr>
+        <w:tabs>
+          <w:tab w:val="num" w:pos="5040"/>
+        </w:tabs>
+        <w:ind w:left="5040" w:hanging="360"/>
+      </w:pPr>
+      <w:rPr>
+        <w:rFonts w:ascii="Wingdings" w:hAnsi="Wingdings" w:hint="default"/>
+        <w:sz w:val="20"/>
+      </w:rPr>
+    </w:lvl>
+    <w:lvl w:ilvl="7" w:tentative="1">
+      <w:start w:val="1"/>
+      <w:numFmt w:val="bullet"/>
+      <w:lvlText w:val=""/>
+      <w:lvlJc w:val="left"/>
+      <w:pPr>
+        <w:tabs>
+          <w:tab w:val="num" w:pos="5760"/>
+        </w:tabs>
+        <w:ind w:left="5760" w:hanging="360"/>
+      </w:pPr>
+      <w:rPr>
+        <w:rFonts w:ascii="Wingdings" w:hAnsi="Wingdings" w:hint="default"/>
+        <w:sz w:val="20"/>
+      </w:rPr>
+    </w:lvl>
+    <w:lvl w:ilvl="8" w:tentative="1">
+      <w:start w:val="1"/>
+      <w:numFmt w:val="bullet"/>
+      <w:lvlText w:val=""/>
+      <w:lvlJc w:val="left"/>
+      <w:pPr>
+        <w:tabs>
+          <w:tab w:val="num" w:pos="6480"/>
+        </w:tabs>
+        <w:ind w:left="6480" w:hanging="360"/>
+      </w:pPr>
+      <w:rPr>
+        <w:rFonts w:ascii="Wingdings" w:hAnsi="Wingdings" w:hint="default"/>
+        <w:sz w:val="20"/>
+      </w:rPr>
+    </w:lvl>
+  </w:abstractNum>
+  <w:abstractNum w:abstractNumId="3" w15:restartNumberingAfterBreak="0">
+    <w:nsid w:val="25335472"/>
+    <w:multiLevelType w:val="multilevel"/>
+    <w:tmpl w:val="B600A3E4"/>
+    <w:lvl w:ilvl="0">
+      <w:start w:val="1"/>
+      <w:numFmt w:val="bullet"/>
+      <w:lvlText w:val=""/>
+      <w:lvlJc w:val="left"/>
+      <w:pPr>
+        <w:tabs>
+          <w:tab w:val="num" w:pos="720"/>
+        </w:tabs>
+        <w:ind w:left="720" w:hanging="360"/>
+      </w:pPr>
+      <w:rPr>
+        <w:rFonts w:ascii="Symbol" w:hAnsi="Symbol" w:hint="default"/>
+        <w:sz w:val="20"/>
+      </w:rPr>
+    </w:lvl>
+    <w:lvl w:ilvl="1" w:tentative="1">
+      <w:start w:val="1"/>
+      <w:numFmt w:val="bullet"/>
+      <w:lvlText w:val="o"/>
+      <w:lvlJc w:val="left"/>
+      <w:pPr>
+        <w:tabs>
+          <w:tab w:val="num" w:pos="1440"/>
+        </w:tabs>
+        <w:ind w:left="1440" w:hanging="360"/>
+      </w:pPr>
+      <w:rPr>
+        <w:rFonts w:ascii="Courier New" w:hAnsi="Courier New" w:hint="default"/>
+        <w:sz w:val="20"/>
+      </w:rPr>
+    </w:lvl>
+    <w:lvl w:ilvl="2" w:tentative="1">
+      <w:start w:val="1"/>
+      <w:numFmt w:val="bullet"/>
+      <w:lvlText w:val=""/>
+      <w:lvlJc w:val="left"/>
+      <w:pPr>
+        <w:tabs>
+          <w:tab w:val="num" w:pos="2160"/>
+        </w:tabs>
+        <w:ind w:left="2160" w:hanging="360"/>
+      </w:pPr>
+      <w:rPr>
+        <w:rFonts w:ascii="Wingdings" w:hAnsi="Wingdings" w:hint="default"/>
+        <w:sz w:val="20"/>
+      </w:rPr>
+    </w:lvl>
+    <w:lvl w:ilvl="3" w:tentative="1">
+      <w:start w:val="1"/>
+      <w:numFmt w:val="bullet"/>
+      <w:lvlText w:val=""/>
+      <w:lvlJc w:val="left"/>
+      <w:pPr>
+        <w:tabs>
+          <w:tab w:val="num" w:pos="2880"/>
+        </w:tabs>
+        <w:ind w:left="2880" w:hanging="360"/>
+      </w:pPr>
+      <w:rPr>
+        <w:rFonts w:ascii="Wingdings" w:hAnsi="Wingdings" w:hint="default"/>
+        <w:sz w:val="20"/>
+      </w:rPr>
+    </w:lvl>
+    <w:lvl w:ilvl="4" w:tentative="1">
+      <w:start w:val="1"/>
+      <w:numFmt w:val="bullet"/>
+      <w:lvlText w:val=""/>
+      <w:lvlJc w:val="left"/>
+      <w:pPr>
+        <w:tabs>
+          <w:tab w:val="num" w:pos="3600"/>
+        </w:tabs>
+        <w:ind w:left="3600" w:hanging="360"/>
+      </w:pPr>
+      <w:rPr>
+        <w:rFonts w:ascii="Wingdings" w:hAnsi="Wingdings" w:hint="default"/>
+        <w:sz w:val="20"/>
+      </w:rPr>
+    </w:lvl>
+    <w:lvl w:ilvl="5" w:tentative="1">
+      <w:start w:val="1"/>
+      <w:numFmt w:val="bullet"/>
+      <w:lvlText w:val=""/>
+      <w:lvlJc w:val="left"/>
+      <w:pPr>
+        <w:tabs>
+          <w:tab w:val="num" w:pos="4320"/>
+        </w:tabs>
+        <w:ind w:left="4320" w:hanging="360"/>
+      </w:pPr>
+      <w:rPr>
+        <w:rFonts w:ascii="Wingdings" w:hAnsi="Wingdings" w:hint="default"/>
+        <w:sz w:val="20"/>
+      </w:rPr>
+    </w:lvl>
+    <w:lvl w:ilvl="6" w:tentative="1">
+      <w:start w:val="1"/>
+      <w:numFmt w:val="bullet"/>
+      <w:lvlText w:val=""/>
+      <w:lvlJc w:val="left"/>
+      <w:pPr>
+        <w:tabs>
+          <w:tab w:val="num" w:pos="5040"/>
+        </w:tabs>
+        <w:ind w:left="5040" w:hanging="360"/>
+      </w:pPr>
+      <w:rPr>
+        <w:rFonts w:ascii="Wingdings" w:hAnsi="Wingdings" w:hint="default"/>
+        <w:sz w:val="20"/>
+      </w:rPr>
+    </w:lvl>
+    <w:lvl w:ilvl="7" w:tentative="1">
+      <w:start w:val="1"/>
+      <w:numFmt w:val="bullet"/>
+      <w:lvlText w:val=""/>
+      <w:lvlJc w:val="left"/>
+      <w:pPr>
+        <w:tabs>
+          <w:tab w:val="num" w:pos="5760"/>
+        </w:tabs>
+        <w:ind w:left="5760" w:hanging="360"/>
+      </w:pPr>
+      <w:rPr>
+        <w:rFonts w:ascii="Wingdings" w:hAnsi="Wingdings" w:hint="default"/>
+        <w:sz w:val="20"/>
+      </w:rPr>
+    </w:lvl>
+    <w:lvl w:ilvl="8" w:tentative="1">
+      <w:start w:val="1"/>
+      <w:numFmt w:val="bullet"/>
+      <w:lvlText w:val=""/>
+      <w:lvlJc w:val="left"/>
+      <w:pPr>
+        <w:tabs>
+          <w:tab w:val="num" w:pos="6480"/>
+        </w:tabs>
+        <w:ind w:left="6480" w:hanging="360"/>
+      </w:pPr>
+      <w:rPr>
+        <w:rFonts w:ascii="Wingdings" w:hAnsi="Wingdings" w:hint="default"/>
+        <w:sz w:val="20"/>
+      </w:rPr>
+    </w:lvl>
+  </w:abstractNum>
+  <w:abstractNum w:abstractNumId="4" w15:restartNumberingAfterBreak="0">
     <w:nsid w:val="283401D9"/>
     <w:multiLevelType w:val="multilevel"/>
     <w:tmpl w:val="22264DF8"/>
@@ -3168,7 +4526,305 @@
       </w:rPr>
     </w:lvl>
   </w:abstractNum>
-  <w:abstractNum w:abstractNumId="1" w15:restartNumberingAfterBreak="0">
+  <w:abstractNum w:abstractNumId="5" w15:restartNumberingAfterBreak="0">
+    <w:nsid w:val="39801B57"/>
+    <w:multiLevelType w:val="multilevel"/>
+    <w:tmpl w:val="0B6C8802"/>
+    <w:lvl w:ilvl="0">
+      <w:start w:val="1"/>
+      <w:numFmt w:val="bullet"/>
+      <w:lvlText w:val=""/>
+      <w:lvlJc w:val="left"/>
+      <w:pPr>
+        <w:tabs>
+          <w:tab w:val="num" w:pos="720"/>
+        </w:tabs>
+        <w:ind w:left="720" w:hanging="360"/>
+      </w:pPr>
+      <w:rPr>
+        <w:rFonts w:ascii="Symbol" w:hAnsi="Symbol" w:hint="default"/>
+        <w:sz w:val="20"/>
+      </w:rPr>
+    </w:lvl>
+    <w:lvl w:ilvl="1" w:tentative="1">
+      <w:start w:val="1"/>
+      <w:numFmt w:val="bullet"/>
+      <w:lvlText w:val="o"/>
+      <w:lvlJc w:val="left"/>
+      <w:pPr>
+        <w:tabs>
+          <w:tab w:val="num" w:pos="1440"/>
+        </w:tabs>
+        <w:ind w:left="1440" w:hanging="360"/>
+      </w:pPr>
+      <w:rPr>
+        <w:rFonts w:ascii="Courier New" w:hAnsi="Courier New" w:hint="default"/>
+        <w:sz w:val="20"/>
+      </w:rPr>
+    </w:lvl>
+    <w:lvl w:ilvl="2" w:tentative="1">
+      <w:start w:val="1"/>
+      <w:numFmt w:val="bullet"/>
+      <w:lvlText w:val=""/>
+      <w:lvlJc w:val="left"/>
+      <w:pPr>
+        <w:tabs>
+          <w:tab w:val="num" w:pos="2160"/>
+        </w:tabs>
+        <w:ind w:left="2160" w:hanging="360"/>
+      </w:pPr>
+      <w:rPr>
+        <w:rFonts w:ascii="Wingdings" w:hAnsi="Wingdings" w:hint="default"/>
+        <w:sz w:val="20"/>
+      </w:rPr>
+    </w:lvl>
+    <w:lvl w:ilvl="3" w:tentative="1">
+      <w:start w:val="1"/>
+      <w:numFmt w:val="bullet"/>
+      <w:lvlText w:val=""/>
+      <w:lvlJc w:val="left"/>
+      <w:pPr>
+        <w:tabs>
+          <w:tab w:val="num" w:pos="2880"/>
+        </w:tabs>
+        <w:ind w:left="2880" w:hanging="360"/>
+      </w:pPr>
+      <w:rPr>
+        <w:rFonts w:ascii="Wingdings" w:hAnsi="Wingdings" w:hint="default"/>
+        <w:sz w:val="20"/>
+      </w:rPr>
+    </w:lvl>
+    <w:lvl w:ilvl="4" w:tentative="1">
+      <w:start w:val="1"/>
+      <w:numFmt w:val="bullet"/>
+      <w:lvlText w:val=""/>
+      <w:lvlJc w:val="left"/>
+      <w:pPr>
+        <w:tabs>
+          <w:tab w:val="num" w:pos="3600"/>
+        </w:tabs>
+        <w:ind w:left="3600" w:hanging="360"/>
+      </w:pPr>
+      <w:rPr>
+        <w:rFonts w:ascii="Wingdings" w:hAnsi="Wingdings" w:hint="default"/>
+        <w:sz w:val="20"/>
+      </w:rPr>
+    </w:lvl>
+    <w:lvl w:ilvl="5" w:tentative="1">
+      <w:start w:val="1"/>
+      <w:numFmt w:val="bullet"/>
+      <w:lvlText w:val=""/>
+      <w:lvlJc w:val="left"/>
+      <w:pPr>
+        <w:tabs>
+          <w:tab w:val="num" w:pos="4320"/>
+        </w:tabs>
+        <w:ind w:left="4320" w:hanging="360"/>
+      </w:pPr>
+      <w:rPr>
+        <w:rFonts w:ascii="Wingdings" w:hAnsi="Wingdings" w:hint="default"/>
+        <w:sz w:val="20"/>
+      </w:rPr>
+    </w:lvl>
+    <w:lvl w:ilvl="6" w:tentative="1">
+      <w:start w:val="1"/>
+      <w:numFmt w:val="bullet"/>
+      <w:lvlText w:val=""/>
+      <w:lvlJc w:val="left"/>
+      <w:pPr>
+        <w:tabs>
+          <w:tab w:val="num" w:pos="5040"/>
+        </w:tabs>
+        <w:ind w:left="5040" w:hanging="360"/>
+      </w:pPr>
+      <w:rPr>
+        <w:rFonts w:ascii="Wingdings" w:hAnsi="Wingdings" w:hint="default"/>
+        <w:sz w:val="20"/>
+      </w:rPr>
+    </w:lvl>
+    <w:lvl w:ilvl="7" w:tentative="1">
+      <w:start w:val="1"/>
+      <w:numFmt w:val="bullet"/>
+      <w:lvlText w:val=""/>
+      <w:lvlJc w:val="left"/>
+      <w:pPr>
+        <w:tabs>
+          <w:tab w:val="num" w:pos="5760"/>
+        </w:tabs>
+        <w:ind w:left="5760" w:hanging="360"/>
+      </w:pPr>
+      <w:rPr>
+        <w:rFonts w:ascii="Wingdings" w:hAnsi="Wingdings" w:hint="default"/>
+        <w:sz w:val="20"/>
+      </w:rPr>
+    </w:lvl>
+    <w:lvl w:ilvl="8" w:tentative="1">
+      <w:start w:val="1"/>
+      <w:numFmt w:val="bullet"/>
+      <w:lvlText w:val=""/>
+      <w:lvlJc w:val="left"/>
+      <w:pPr>
+        <w:tabs>
+          <w:tab w:val="num" w:pos="6480"/>
+        </w:tabs>
+        <w:ind w:left="6480" w:hanging="360"/>
+      </w:pPr>
+      <w:rPr>
+        <w:rFonts w:ascii="Wingdings" w:hAnsi="Wingdings" w:hint="default"/>
+        <w:sz w:val="20"/>
+      </w:rPr>
+    </w:lvl>
+  </w:abstractNum>
+  <w:abstractNum w:abstractNumId="6" w15:restartNumberingAfterBreak="0">
+    <w:nsid w:val="3D3422E7"/>
+    <w:multiLevelType w:val="multilevel"/>
+    <w:tmpl w:val="68DADAE2"/>
+    <w:lvl w:ilvl="0">
+      <w:start w:val="1"/>
+      <w:numFmt w:val="bullet"/>
+      <w:lvlText w:val=""/>
+      <w:lvlJc w:val="left"/>
+      <w:pPr>
+        <w:tabs>
+          <w:tab w:val="num" w:pos="720"/>
+        </w:tabs>
+        <w:ind w:left="720" w:hanging="360"/>
+      </w:pPr>
+      <w:rPr>
+        <w:rFonts w:ascii="Symbol" w:hAnsi="Symbol" w:hint="default"/>
+        <w:sz w:val="20"/>
+      </w:rPr>
+    </w:lvl>
+    <w:lvl w:ilvl="1" w:tentative="1">
+      <w:start w:val="1"/>
+      <w:numFmt w:val="bullet"/>
+      <w:lvlText w:val="o"/>
+      <w:lvlJc w:val="left"/>
+      <w:pPr>
+        <w:tabs>
+          <w:tab w:val="num" w:pos="1440"/>
+        </w:tabs>
+        <w:ind w:left="1440" w:hanging="360"/>
+      </w:pPr>
+      <w:rPr>
+        <w:rFonts w:ascii="Courier New" w:hAnsi="Courier New" w:hint="default"/>
+        <w:sz w:val="20"/>
+      </w:rPr>
+    </w:lvl>
+    <w:lvl w:ilvl="2" w:tentative="1">
+      <w:start w:val="1"/>
+      <w:numFmt w:val="bullet"/>
+      <w:lvlText w:val=""/>
+      <w:lvlJc w:val="left"/>
+      <w:pPr>
+        <w:tabs>
+          <w:tab w:val="num" w:pos="2160"/>
+        </w:tabs>
+        <w:ind w:left="2160" w:hanging="360"/>
+      </w:pPr>
+      <w:rPr>
+        <w:rFonts w:ascii="Wingdings" w:hAnsi="Wingdings" w:hint="default"/>
+        <w:sz w:val="20"/>
+      </w:rPr>
+    </w:lvl>
+    <w:lvl w:ilvl="3" w:tentative="1">
+      <w:start w:val="1"/>
+      <w:numFmt w:val="bullet"/>
+      <w:lvlText w:val=""/>
+      <w:lvlJc w:val="left"/>
+      <w:pPr>
+        <w:tabs>
+          <w:tab w:val="num" w:pos="2880"/>
+        </w:tabs>
+        <w:ind w:left="2880" w:hanging="360"/>
+      </w:pPr>
+      <w:rPr>
+        <w:rFonts w:ascii="Wingdings" w:hAnsi="Wingdings" w:hint="default"/>
+        <w:sz w:val="20"/>
+      </w:rPr>
+    </w:lvl>
+    <w:lvl w:ilvl="4" w:tentative="1">
+      <w:start w:val="1"/>
+      <w:numFmt w:val="bullet"/>
+      <w:lvlText w:val=""/>
+      <w:lvlJc w:val="left"/>
+      <w:pPr>
+        <w:tabs>
+          <w:tab w:val="num" w:pos="3600"/>
+        </w:tabs>
+        <w:ind w:left="3600" w:hanging="360"/>
+      </w:pPr>
+      <w:rPr>
+        <w:rFonts w:ascii="Wingdings" w:hAnsi="Wingdings" w:hint="default"/>
+        <w:sz w:val="20"/>
+      </w:rPr>
+    </w:lvl>
+    <w:lvl w:ilvl="5" w:tentative="1">
+      <w:start w:val="1"/>
+      <w:numFmt w:val="bullet"/>
+      <w:lvlText w:val=""/>
+      <w:lvlJc w:val="left"/>
+      <w:pPr>
+        <w:tabs>
+          <w:tab w:val="num" w:pos="4320"/>
+        </w:tabs>
+        <w:ind w:left="4320" w:hanging="360"/>
+      </w:pPr>
+      <w:rPr>
+        <w:rFonts w:ascii="Wingdings" w:hAnsi="Wingdings" w:hint="default"/>
+        <w:sz w:val="20"/>
+      </w:rPr>
+    </w:lvl>
+    <w:lvl w:ilvl="6" w:tentative="1">
+      <w:start w:val="1"/>
+      <w:numFmt w:val="bullet"/>
+      <w:lvlText w:val=""/>
+      <w:lvlJc w:val="left"/>
+      <w:pPr>
+        <w:tabs>
+          <w:tab w:val="num" w:pos="5040"/>
+        </w:tabs>
+        <w:ind w:left="5040" w:hanging="360"/>
+      </w:pPr>
+      <w:rPr>
+        <w:rFonts w:ascii="Wingdings" w:hAnsi="Wingdings" w:hint="default"/>
+        <w:sz w:val="20"/>
+      </w:rPr>
+    </w:lvl>
+    <w:lvl w:ilvl="7" w:tentative="1">
+      <w:start w:val="1"/>
+      <w:numFmt w:val="bullet"/>
+      <w:lvlText w:val=""/>
+      <w:lvlJc w:val="left"/>
+      <w:pPr>
+        <w:tabs>
+          <w:tab w:val="num" w:pos="5760"/>
+        </w:tabs>
+        <w:ind w:left="5760" w:hanging="360"/>
+      </w:pPr>
+      <w:rPr>
+        <w:rFonts w:ascii="Wingdings" w:hAnsi="Wingdings" w:hint="default"/>
+        <w:sz w:val="20"/>
+      </w:rPr>
+    </w:lvl>
+    <w:lvl w:ilvl="8" w:tentative="1">
+      <w:start w:val="1"/>
+      <w:numFmt w:val="bullet"/>
+      <w:lvlText w:val=""/>
+      <w:lvlJc w:val="left"/>
+      <w:pPr>
+        <w:tabs>
+          <w:tab w:val="num" w:pos="6480"/>
+        </w:tabs>
+        <w:ind w:left="6480" w:hanging="360"/>
+      </w:pPr>
+      <w:rPr>
+        <w:rFonts w:ascii="Wingdings" w:hAnsi="Wingdings" w:hint="default"/>
+        <w:sz w:val="20"/>
+      </w:rPr>
+    </w:lvl>
+  </w:abstractNum>
+  <w:abstractNum w:abstractNumId="7" w15:restartNumberingAfterBreak="0">
     <w:nsid w:val="3FC535FC"/>
     <w:multiLevelType w:val="hybridMultilevel"/>
     <w:tmpl w:val="A4361A70"/>
@@ -3257,7 +4913,7 @@
       </w:pPr>
     </w:lvl>
   </w:abstractNum>
-  <w:abstractNum w:abstractNumId="2" w15:restartNumberingAfterBreak="0">
+  <w:abstractNum w:abstractNumId="8" w15:restartNumberingAfterBreak="0">
     <w:nsid w:val="41883171"/>
     <w:multiLevelType w:val="hybridMultilevel"/>
     <w:tmpl w:val="8064246E"/>
@@ -3346,7 +5002,603 @@
       </w:pPr>
     </w:lvl>
   </w:abstractNum>
-  <w:abstractNum w:abstractNumId="3" w15:restartNumberingAfterBreak="0">
+  <w:abstractNum w:abstractNumId="9" w15:restartNumberingAfterBreak="0">
+    <w:nsid w:val="4EDB741D"/>
+    <w:multiLevelType w:val="multilevel"/>
+    <w:tmpl w:val="7CBEFABA"/>
+    <w:lvl w:ilvl="0">
+      <w:start w:val="1"/>
+      <w:numFmt w:val="bullet"/>
+      <w:lvlText w:val=""/>
+      <w:lvlJc w:val="left"/>
+      <w:pPr>
+        <w:tabs>
+          <w:tab w:val="num" w:pos="720"/>
+        </w:tabs>
+        <w:ind w:left="720" w:hanging="360"/>
+      </w:pPr>
+      <w:rPr>
+        <w:rFonts w:ascii="Symbol" w:hAnsi="Symbol" w:hint="default"/>
+        <w:sz w:val="20"/>
+      </w:rPr>
+    </w:lvl>
+    <w:lvl w:ilvl="1" w:tentative="1">
+      <w:start w:val="1"/>
+      <w:numFmt w:val="bullet"/>
+      <w:lvlText w:val="o"/>
+      <w:lvlJc w:val="left"/>
+      <w:pPr>
+        <w:tabs>
+          <w:tab w:val="num" w:pos="1440"/>
+        </w:tabs>
+        <w:ind w:left="1440" w:hanging="360"/>
+      </w:pPr>
+      <w:rPr>
+        <w:rFonts w:ascii="Courier New" w:hAnsi="Courier New" w:hint="default"/>
+        <w:sz w:val="20"/>
+      </w:rPr>
+    </w:lvl>
+    <w:lvl w:ilvl="2" w:tentative="1">
+      <w:start w:val="1"/>
+      <w:numFmt w:val="bullet"/>
+      <w:lvlText w:val=""/>
+      <w:lvlJc w:val="left"/>
+      <w:pPr>
+        <w:tabs>
+          <w:tab w:val="num" w:pos="2160"/>
+        </w:tabs>
+        <w:ind w:left="2160" w:hanging="360"/>
+      </w:pPr>
+      <w:rPr>
+        <w:rFonts w:ascii="Wingdings" w:hAnsi="Wingdings" w:hint="default"/>
+        <w:sz w:val="20"/>
+      </w:rPr>
+    </w:lvl>
+    <w:lvl w:ilvl="3" w:tentative="1">
+      <w:start w:val="1"/>
+      <w:numFmt w:val="bullet"/>
+      <w:lvlText w:val=""/>
+      <w:lvlJc w:val="left"/>
+      <w:pPr>
+        <w:tabs>
+          <w:tab w:val="num" w:pos="2880"/>
+        </w:tabs>
+        <w:ind w:left="2880" w:hanging="360"/>
+      </w:pPr>
+      <w:rPr>
+        <w:rFonts w:ascii="Wingdings" w:hAnsi="Wingdings" w:hint="default"/>
+        <w:sz w:val="20"/>
+      </w:rPr>
+    </w:lvl>
+    <w:lvl w:ilvl="4" w:tentative="1">
+      <w:start w:val="1"/>
+      <w:numFmt w:val="bullet"/>
+      <w:lvlText w:val=""/>
+      <w:lvlJc w:val="left"/>
+      <w:pPr>
+        <w:tabs>
+          <w:tab w:val="num" w:pos="3600"/>
+        </w:tabs>
+        <w:ind w:left="3600" w:hanging="360"/>
+      </w:pPr>
+      <w:rPr>
+        <w:rFonts w:ascii="Wingdings" w:hAnsi="Wingdings" w:hint="default"/>
+        <w:sz w:val="20"/>
+      </w:rPr>
+    </w:lvl>
+    <w:lvl w:ilvl="5" w:tentative="1">
+      <w:start w:val="1"/>
+      <w:numFmt w:val="bullet"/>
+      <w:lvlText w:val=""/>
+      <w:lvlJc w:val="left"/>
+      <w:pPr>
+        <w:tabs>
+          <w:tab w:val="num" w:pos="4320"/>
+        </w:tabs>
+        <w:ind w:left="4320" w:hanging="360"/>
+      </w:pPr>
+      <w:rPr>
+        <w:rFonts w:ascii="Wingdings" w:hAnsi="Wingdings" w:hint="default"/>
+        <w:sz w:val="20"/>
+      </w:rPr>
+    </w:lvl>
+    <w:lvl w:ilvl="6" w:tentative="1">
+      <w:start w:val="1"/>
+      <w:numFmt w:val="bullet"/>
+      <w:lvlText w:val=""/>
+      <w:lvlJc w:val="left"/>
+      <w:pPr>
+        <w:tabs>
+          <w:tab w:val="num" w:pos="5040"/>
+        </w:tabs>
+        <w:ind w:left="5040" w:hanging="360"/>
+      </w:pPr>
+      <w:rPr>
+        <w:rFonts w:ascii="Wingdings" w:hAnsi="Wingdings" w:hint="default"/>
+        <w:sz w:val="20"/>
+      </w:rPr>
+    </w:lvl>
+    <w:lvl w:ilvl="7" w:tentative="1">
+      <w:start w:val="1"/>
+      <w:numFmt w:val="bullet"/>
+      <w:lvlText w:val=""/>
+      <w:lvlJc w:val="left"/>
+      <w:pPr>
+        <w:tabs>
+          <w:tab w:val="num" w:pos="5760"/>
+        </w:tabs>
+        <w:ind w:left="5760" w:hanging="360"/>
+      </w:pPr>
+      <w:rPr>
+        <w:rFonts w:ascii="Wingdings" w:hAnsi="Wingdings" w:hint="default"/>
+        <w:sz w:val="20"/>
+      </w:rPr>
+    </w:lvl>
+    <w:lvl w:ilvl="8" w:tentative="1">
+      <w:start w:val="1"/>
+      <w:numFmt w:val="bullet"/>
+      <w:lvlText w:val=""/>
+      <w:lvlJc w:val="left"/>
+      <w:pPr>
+        <w:tabs>
+          <w:tab w:val="num" w:pos="6480"/>
+        </w:tabs>
+        <w:ind w:left="6480" w:hanging="360"/>
+      </w:pPr>
+      <w:rPr>
+        <w:rFonts w:ascii="Wingdings" w:hAnsi="Wingdings" w:hint="default"/>
+        <w:sz w:val="20"/>
+      </w:rPr>
+    </w:lvl>
+  </w:abstractNum>
+  <w:abstractNum w:abstractNumId="10" w15:restartNumberingAfterBreak="0">
+    <w:nsid w:val="525130E4"/>
+    <w:multiLevelType w:val="multilevel"/>
+    <w:tmpl w:val="C5FE28BA"/>
+    <w:lvl w:ilvl="0">
+      <w:start w:val="1"/>
+      <w:numFmt w:val="bullet"/>
+      <w:lvlText w:val=""/>
+      <w:lvlJc w:val="left"/>
+      <w:pPr>
+        <w:tabs>
+          <w:tab w:val="num" w:pos="720"/>
+        </w:tabs>
+        <w:ind w:left="720" w:hanging="360"/>
+      </w:pPr>
+      <w:rPr>
+        <w:rFonts w:ascii="Symbol" w:hAnsi="Symbol" w:hint="default"/>
+        <w:sz w:val="20"/>
+      </w:rPr>
+    </w:lvl>
+    <w:lvl w:ilvl="1" w:tentative="1">
+      <w:start w:val="1"/>
+      <w:numFmt w:val="bullet"/>
+      <w:lvlText w:val="o"/>
+      <w:lvlJc w:val="left"/>
+      <w:pPr>
+        <w:tabs>
+          <w:tab w:val="num" w:pos="1440"/>
+        </w:tabs>
+        <w:ind w:left="1440" w:hanging="360"/>
+      </w:pPr>
+      <w:rPr>
+        <w:rFonts w:ascii="Courier New" w:hAnsi="Courier New" w:hint="default"/>
+        <w:sz w:val="20"/>
+      </w:rPr>
+    </w:lvl>
+    <w:lvl w:ilvl="2" w:tentative="1">
+      <w:start w:val="1"/>
+      <w:numFmt w:val="bullet"/>
+      <w:lvlText w:val=""/>
+      <w:lvlJc w:val="left"/>
+      <w:pPr>
+        <w:tabs>
+          <w:tab w:val="num" w:pos="2160"/>
+        </w:tabs>
+        <w:ind w:left="2160" w:hanging="360"/>
+      </w:pPr>
+      <w:rPr>
+        <w:rFonts w:ascii="Wingdings" w:hAnsi="Wingdings" w:hint="default"/>
+        <w:sz w:val="20"/>
+      </w:rPr>
+    </w:lvl>
+    <w:lvl w:ilvl="3" w:tentative="1">
+      <w:start w:val="1"/>
+      <w:numFmt w:val="bullet"/>
+      <w:lvlText w:val=""/>
+      <w:lvlJc w:val="left"/>
+      <w:pPr>
+        <w:tabs>
+          <w:tab w:val="num" w:pos="2880"/>
+        </w:tabs>
+        <w:ind w:left="2880" w:hanging="360"/>
+      </w:pPr>
+      <w:rPr>
+        <w:rFonts w:ascii="Wingdings" w:hAnsi="Wingdings" w:hint="default"/>
+        <w:sz w:val="20"/>
+      </w:rPr>
+    </w:lvl>
+    <w:lvl w:ilvl="4" w:tentative="1">
+      <w:start w:val="1"/>
+      <w:numFmt w:val="bullet"/>
+      <w:lvlText w:val=""/>
+      <w:lvlJc w:val="left"/>
+      <w:pPr>
+        <w:tabs>
+          <w:tab w:val="num" w:pos="3600"/>
+        </w:tabs>
+        <w:ind w:left="3600" w:hanging="360"/>
+      </w:pPr>
+      <w:rPr>
+        <w:rFonts w:ascii="Wingdings" w:hAnsi="Wingdings" w:hint="default"/>
+        <w:sz w:val="20"/>
+      </w:rPr>
+    </w:lvl>
+    <w:lvl w:ilvl="5" w:tentative="1">
+      <w:start w:val="1"/>
+      <w:numFmt w:val="bullet"/>
+      <w:lvlText w:val=""/>
+      <w:lvlJc w:val="left"/>
+      <w:pPr>
+        <w:tabs>
+          <w:tab w:val="num" w:pos="4320"/>
+        </w:tabs>
+        <w:ind w:left="4320" w:hanging="360"/>
+      </w:pPr>
+      <w:rPr>
+        <w:rFonts w:ascii="Wingdings" w:hAnsi="Wingdings" w:hint="default"/>
+        <w:sz w:val="20"/>
+      </w:rPr>
+    </w:lvl>
+    <w:lvl w:ilvl="6" w:tentative="1">
+      <w:start w:val="1"/>
+      <w:numFmt w:val="bullet"/>
+      <w:lvlText w:val=""/>
+      <w:lvlJc w:val="left"/>
+      <w:pPr>
+        <w:tabs>
+          <w:tab w:val="num" w:pos="5040"/>
+        </w:tabs>
+        <w:ind w:left="5040" w:hanging="360"/>
+      </w:pPr>
+      <w:rPr>
+        <w:rFonts w:ascii="Wingdings" w:hAnsi="Wingdings" w:hint="default"/>
+        <w:sz w:val="20"/>
+      </w:rPr>
+    </w:lvl>
+    <w:lvl w:ilvl="7" w:tentative="1">
+      <w:start w:val="1"/>
+      <w:numFmt w:val="bullet"/>
+      <w:lvlText w:val=""/>
+      <w:lvlJc w:val="left"/>
+      <w:pPr>
+        <w:tabs>
+          <w:tab w:val="num" w:pos="5760"/>
+        </w:tabs>
+        <w:ind w:left="5760" w:hanging="360"/>
+      </w:pPr>
+      <w:rPr>
+        <w:rFonts w:ascii="Wingdings" w:hAnsi="Wingdings" w:hint="default"/>
+        <w:sz w:val="20"/>
+      </w:rPr>
+    </w:lvl>
+    <w:lvl w:ilvl="8" w:tentative="1">
+      <w:start w:val="1"/>
+      <w:numFmt w:val="bullet"/>
+      <w:lvlText w:val=""/>
+      <w:lvlJc w:val="left"/>
+      <w:pPr>
+        <w:tabs>
+          <w:tab w:val="num" w:pos="6480"/>
+        </w:tabs>
+        <w:ind w:left="6480" w:hanging="360"/>
+      </w:pPr>
+      <w:rPr>
+        <w:rFonts w:ascii="Wingdings" w:hAnsi="Wingdings" w:hint="default"/>
+        <w:sz w:val="20"/>
+      </w:rPr>
+    </w:lvl>
+  </w:abstractNum>
+  <w:abstractNum w:abstractNumId="11" w15:restartNumberingAfterBreak="0">
+    <w:nsid w:val="534E202D"/>
+    <w:multiLevelType w:val="multilevel"/>
+    <w:tmpl w:val="23B091C4"/>
+    <w:lvl w:ilvl="0">
+      <w:start w:val="1"/>
+      <w:numFmt w:val="bullet"/>
+      <w:lvlText w:val=""/>
+      <w:lvlJc w:val="left"/>
+      <w:pPr>
+        <w:tabs>
+          <w:tab w:val="num" w:pos="720"/>
+        </w:tabs>
+        <w:ind w:left="720" w:hanging="360"/>
+      </w:pPr>
+      <w:rPr>
+        <w:rFonts w:ascii="Symbol" w:hAnsi="Symbol" w:hint="default"/>
+        <w:sz w:val="20"/>
+      </w:rPr>
+    </w:lvl>
+    <w:lvl w:ilvl="1" w:tentative="1">
+      <w:start w:val="1"/>
+      <w:numFmt w:val="bullet"/>
+      <w:lvlText w:val="o"/>
+      <w:lvlJc w:val="left"/>
+      <w:pPr>
+        <w:tabs>
+          <w:tab w:val="num" w:pos="1440"/>
+        </w:tabs>
+        <w:ind w:left="1440" w:hanging="360"/>
+      </w:pPr>
+      <w:rPr>
+        <w:rFonts w:ascii="Courier New" w:hAnsi="Courier New" w:hint="default"/>
+        <w:sz w:val="20"/>
+      </w:rPr>
+    </w:lvl>
+    <w:lvl w:ilvl="2" w:tentative="1">
+      <w:start w:val="1"/>
+      <w:numFmt w:val="bullet"/>
+      <w:lvlText w:val=""/>
+      <w:lvlJc w:val="left"/>
+      <w:pPr>
+        <w:tabs>
+          <w:tab w:val="num" w:pos="2160"/>
+        </w:tabs>
+        <w:ind w:left="2160" w:hanging="360"/>
+      </w:pPr>
+      <w:rPr>
+        <w:rFonts w:ascii="Wingdings" w:hAnsi="Wingdings" w:hint="default"/>
+        <w:sz w:val="20"/>
+      </w:rPr>
+    </w:lvl>
+    <w:lvl w:ilvl="3" w:tentative="1">
+      <w:start w:val="1"/>
+      <w:numFmt w:val="bullet"/>
+      <w:lvlText w:val=""/>
+      <w:lvlJc w:val="left"/>
+      <w:pPr>
+        <w:tabs>
+          <w:tab w:val="num" w:pos="2880"/>
+        </w:tabs>
+        <w:ind w:left="2880" w:hanging="360"/>
+      </w:pPr>
+      <w:rPr>
+        <w:rFonts w:ascii="Wingdings" w:hAnsi="Wingdings" w:hint="default"/>
+        <w:sz w:val="20"/>
+      </w:rPr>
+    </w:lvl>
+    <w:lvl w:ilvl="4" w:tentative="1">
+      <w:start w:val="1"/>
+      <w:numFmt w:val="bullet"/>
+      <w:lvlText w:val=""/>
+      <w:lvlJc w:val="left"/>
+      <w:pPr>
+        <w:tabs>
+          <w:tab w:val="num" w:pos="3600"/>
+        </w:tabs>
+        <w:ind w:left="3600" w:hanging="360"/>
+      </w:pPr>
+      <w:rPr>
+        <w:rFonts w:ascii="Wingdings" w:hAnsi="Wingdings" w:hint="default"/>
+        <w:sz w:val="20"/>
+      </w:rPr>
+    </w:lvl>
+    <w:lvl w:ilvl="5" w:tentative="1">
+      <w:start w:val="1"/>
+      <w:numFmt w:val="bullet"/>
+      <w:lvlText w:val=""/>
+      <w:lvlJc w:val="left"/>
+      <w:pPr>
+        <w:tabs>
+          <w:tab w:val="num" w:pos="4320"/>
+        </w:tabs>
+        <w:ind w:left="4320" w:hanging="360"/>
+      </w:pPr>
+      <w:rPr>
+        <w:rFonts w:ascii="Wingdings" w:hAnsi="Wingdings" w:hint="default"/>
+        <w:sz w:val="20"/>
+      </w:rPr>
+    </w:lvl>
+    <w:lvl w:ilvl="6" w:tentative="1">
+      <w:start w:val="1"/>
+      <w:numFmt w:val="bullet"/>
+      <w:lvlText w:val=""/>
+      <w:lvlJc w:val="left"/>
+      <w:pPr>
+        <w:tabs>
+          <w:tab w:val="num" w:pos="5040"/>
+        </w:tabs>
+        <w:ind w:left="5040" w:hanging="360"/>
+      </w:pPr>
+      <w:rPr>
+        <w:rFonts w:ascii="Wingdings" w:hAnsi="Wingdings" w:hint="default"/>
+        <w:sz w:val="20"/>
+      </w:rPr>
+    </w:lvl>
+    <w:lvl w:ilvl="7" w:tentative="1">
+      <w:start w:val="1"/>
+      <w:numFmt w:val="bullet"/>
+      <w:lvlText w:val=""/>
+      <w:lvlJc w:val="left"/>
+      <w:pPr>
+        <w:tabs>
+          <w:tab w:val="num" w:pos="5760"/>
+        </w:tabs>
+        <w:ind w:left="5760" w:hanging="360"/>
+      </w:pPr>
+      <w:rPr>
+        <w:rFonts w:ascii="Wingdings" w:hAnsi="Wingdings" w:hint="default"/>
+        <w:sz w:val="20"/>
+      </w:rPr>
+    </w:lvl>
+    <w:lvl w:ilvl="8" w:tentative="1">
+      <w:start w:val="1"/>
+      <w:numFmt w:val="bullet"/>
+      <w:lvlText w:val=""/>
+      <w:lvlJc w:val="left"/>
+      <w:pPr>
+        <w:tabs>
+          <w:tab w:val="num" w:pos="6480"/>
+        </w:tabs>
+        <w:ind w:left="6480" w:hanging="360"/>
+      </w:pPr>
+      <w:rPr>
+        <w:rFonts w:ascii="Wingdings" w:hAnsi="Wingdings" w:hint="default"/>
+        <w:sz w:val="20"/>
+      </w:rPr>
+    </w:lvl>
+  </w:abstractNum>
+  <w:abstractNum w:abstractNumId="12" w15:restartNumberingAfterBreak="0">
+    <w:nsid w:val="57F63B84"/>
+    <w:multiLevelType w:val="multilevel"/>
+    <w:tmpl w:val="DC30B3F8"/>
+    <w:lvl w:ilvl="0">
+      <w:start w:val="1"/>
+      <w:numFmt w:val="bullet"/>
+      <w:lvlText w:val=""/>
+      <w:lvlJc w:val="left"/>
+      <w:pPr>
+        <w:tabs>
+          <w:tab w:val="num" w:pos="720"/>
+        </w:tabs>
+        <w:ind w:left="720" w:hanging="360"/>
+      </w:pPr>
+      <w:rPr>
+        <w:rFonts w:ascii="Symbol" w:hAnsi="Symbol" w:hint="default"/>
+        <w:sz w:val="20"/>
+      </w:rPr>
+    </w:lvl>
+    <w:lvl w:ilvl="1" w:tentative="1">
+      <w:start w:val="1"/>
+      <w:numFmt w:val="bullet"/>
+      <w:lvlText w:val="o"/>
+      <w:lvlJc w:val="left"/>
+      <w:pPr>
+        <w:tabs>
+          <w:tab w:val="num" w:pos="1440"/>
+        </w:tabs>
+        <w:ind w:left="1440" w:hanging="360"/>
+      </w:pPr>
+      <w:rPr>
+        <w:rFonts w:ascii="Courier New" w:hAnsi="Courier New" w:hint="default"/>
+        <w:sz w:val="20"/>
+      </w:rPr>
+    </w:lvl>
+    <w:lvl w:ilvl="2" w:tentative="1">
+      <w:start w:val="1"/>
+      <w:numFmt w:val="bullet"/>
+      <w:lvlText w:val=""/>
+      <w:lvlJc w:val="left"/>
+      <w:pPr>
+        <w:tabs>
+          <w:tab w:val="num" w:pos="2160"/>
+        </w:tabs>
+        <w:ind w:left="2160" w:hanging="360"/>
+      </w:pPr>
+      <w:rPr>
+        <w:rFonts w:ascii="Wingdings" w:hAnsi="Wingdings" w:hint="default"/>
+        <w:sz w:val="20"/>
+      </w:rPr>
+    </w:lvl>
+    <w:lvl w:ilvl="3" w:tentative="1">
+      <w:start w:val="1"/>
+      <w:numFmt w:val="bullet"/>
+      <w:lvlText w:val=""/>
+      <w:lvlJc w:val="left"/>
+      <w:pPr>
+        <w:tabs>
+          <w:tab w:val="num" w:pos="2880"/>
+        </w:tabs>
+        <w:ind w:left="2880" w:hanging="360"/>
+      </w:pPr>
+      <w:rPr>
+        <w:rFonts w:ascii="Wingdings" w:hAnsi="Wingdings" w:hint="default"/>
+        <w:sz w:val="20"/>
+      </w:rPr>
+    </w:lvl>
+    <w:lvl w:ilvl="4" w:tentative="1">
+      <w:start w:val="1"/>
+      <w:numFmt w:val="bullet"/>
+      <w:lvlText w:val=""/>
+      <w:lvlJc w:val="left"/>
+      <w:pPr>
+        <w:tabs>
+          <w:tab w:val="num" w:pos="3600"/>
+        </w:tabs>
+        <w:ind w:left="3600" w:hanging="360"/>
+      </w:pPr>
+      <w:rPr>
+        <w:rFonts w:ascii="Wingdings" w:hAnsi="Wingdings" w:hint="default"/>
+        <w:sz w:val="20"/>
+      </w:rPr>
+    </w:lvl>
+    <w:lvl w:ilvl="5" w:tentative="1">
+      <w:start w:val="1"/>
+      <w:numFmt w:val="bullet"/>
+      <w:lvlText w:val=""/>
+      <w:lvlJc w:val="left"/>
+      <w:pPr>
+        <w:tabs>
+          <w:tab w:val="num" w:pos="4320"/>
+        </w:tabs>
+        <w:ind w:left="4320" w:hanging="360"/>
+      </w:pPr>
+      <w:rPr>
+        <w:rFonts w:ascii="Wingdings" w:hAnsi="Wingdings" w:hint="default"/>
+        <w:sz w:val="20"/>
+      </w:rPr>
+    </w:lvl>
+    <w:lvl w:ilvl="6" w:tentative="1">
+      <w:start w:val="1"/>
+      <w:numFmt w:val="bullet"/>
+      <w:lvlText w:val=""/>
+      <w:lvlJc w:val="left"/>
+      <w:pPr>
+        <w:tabs>
+          <w:tab w:val="num" w:pos="5040"/>
+        </w:tabs>
+        <w:ind w:left="5040" w:hanging="360"/>
+      </w:pPr>
+      <w:rPr>
+        <w:rFonts w:ascii="Wingdings" w:hAnsi="Wingdings" w:hint="default"/>
+        <w:sz w:val="20"/>
+      </w:rPr>
+    </w:lvl>
+    <w:lvl w:ilvl="7" w:tentative="1">
+      <w:start w:val="1"/>
+      <w:numFmt w:val="bullet"/>
+      <w:lvlText w:val=""/>
+      <w:lvlJc w:val="left"/>
+      <w:pPr>
+        <w:tabs>
+          <w:tab w:val="num" w:pos="5760"/>
+        </w:tabs>
+        <w:ind w:left="5760" w:hanging="360"/>
+      </w:pPr>
+      <w:rPr>
+        <w:rFonts w:ascii="Wingdings" w:hAnsi="Wingdings" w:hint="default"/>
+        <w:sz w:val="20"/>
+      </w:rPr>
+    </w:lvl>
+    <w:lvl w:ilvl="8" w:tentative="1">
+      <w:start w:val="1"/>
+      <w:numFmt w:val="bullet"/>
+      <w:lvlText w:val=""/>
+      <w:lvlJc w:val="left"/>
+      <w:pPr>
+        <w:tabs>
+          <w:tab w:val="num" w:pos="6480"/>
+        </w:tabs>
+        <w:ind w:left="6480" w:hanging="360"/>
+      </w:pPr>
+      <w:rPr>
+        <w:rFonts w:ascii="Wingdings" w:hAnsi="Wingdings" w:hint="default"/>
+        <w:sz w:val="20"/>
+      </w:rPr>
+    </w:lvl>
+  </w:abstractNum>
+  <w:abstractNum w:abstractNumId="13" w15:restartNumberingAfterBreak="0">
     <w:nsid w:val="5BA1689D"/>
     <w:multiLevelType w:val="multilevel"/>
     <w:tmpl w:val="42F05BB2"/>
@@ -3495,7 +5747,305 @@
       </w:rPr>
     </w:lvl>
   </w:abstractNum>
-  <w:abstractNum w:abstractNumId="4" w15:restartNumberingAfterBreak="0">
+  <w:abstractNum w:abstractNumId="14" w15:restartNumberingAfterBreak="0">
+    <w:nsid w:val="5F1F0336"/>
+    <w:multiLevelType w:val="multilevel"/>
+    <w:tmpl w:val="A8F07250"/>
+    <w:lvl w:ilvl="0">
+      <w:start w:val="1"/>
+      <w:numFmt w:val="bullet"/>
+      <w:lvlText w:val=""/>
+      <w:lvlJc w:val="left"/>
+      <w:pPr>
+        <w:tabs>
+          <w:tab w:val="num" w:pos="720"/>
+        </w:tabs>
+        <w:ind w:left="720" w:hanging="360"/>
+      </w:pPr>
+      <w:rPr>
+        <w:rFonts w:ascii="Symbol" w:hAnsi="Symbol" w:hint="default"/>
+        <w:sz w:val="20"/>
+      </w:rPr>
+    </w:lvl>
+    <w:lvl w:ilvl="1" w:tentative="1">
+      <w:start w:val="1"/>
+      <w:numFmt w:val="bullet"/>
+      <w:lvlText w:val="o"/>
+      <w:lvlJc w:val="left"/>
+      <w:pPr>
+        <w:tabs>
+          <w:tab w:val="num" w:pos="1440"/>
+        </w:tabs>
+        <w:ind w:left="1440" w:hanging="360"/>
+      </w:pPr>
+      <w:rPr>
+        <w:rFonts w:ascii="Courier New" w:hAnsi="Courier New" w:hint="default"/>
+        <w:sz w:val="20"/>
+      </w:rPr>
+    </w:lvl>
+    <w:lvl w:ilvl="2" w:tentative="1">
+      <w:start w:val="1"/>
+      <w:numFmt w:val="bullet"/>
+      <w:lvlText w:val=""/>
+      <w:lvlJc w:val="left"/>
+      <w:pPr>
+        <w:tabs>
+          <w:tab w:val="num" w:pos="2160"/>
+        </w:tabs>
+        <w:ind w:left="2160" w:hanging="360"/>
+      </w:pPr>
+      <w:rPr>
+        <w:rFonts w:ascii="Wingdings" w:hAnsi="Wingdings" w:hint="default"/>
+        <w:sz w:val="20"/>
+      </w:rPr>
+    </w:lvl>
+    <w:lvl w:ilvl="3" w:tentative="1">
+      <w:start w:val="1"/>
+      <w:numFmt w:val="bullet"/>
+      <w:lvlText w:val=""/>
+      <w:lvlJc w:val="left"/>
+      <w:pPr>
+        <w:tabs>
+          <w:tab w:val="num" w:pos="2880"/>
+        </w:tabs>
+        <w:ind w:left="2880" w:hanging="360"/>
+      </w:pPr>
+      <w:rPr>
+        <w:rFonts w:ascii="Wingdings" w:hAnsi="Wingdings" w:hint="default"/>
+        <w:sz w:val="20"/>
+      </w:rPr>
+    </w:lvl>
+    <w:lvl w:ilvl="4" w:tentative="1">
+      <w:start w:val="1"/>
+      <w:numFmt w:val="bullet"/>
+      <w:lvlText w:val=""/>
+      <w:lvlJc w:val="left"/>
+      <w:pPr>
+        <w:tabs>
+          <w:tab w:val="num" w:pos="3600"/>
+        </w:tabs>
+        <w:ind w:left="3600" w:hanging="360"/>
+      </w:pPr>
+      <w:rPr>
+        <w:rFonts w:ascii="Wingdings" w:hAnsi="Wingdings" w:hint="default"/>
+        <w:sz w:val="20"/>
+      </w:rPr>
+    </w:lvl>
+    <w:lvl w:ilvl="5" w:tentative="1">
+      <w:start w:val="1"/>
+      <w:numFmt w:val="bullet"/>
+      <w:lvlText w:val=""/>
+      <w:lvlJc w:val="left"/>
+      <w:pPr>
+        <w:tabs>
+          <w:tab w:val="num" w:pos="4320"/>
+        </w:tabs>
+        <w:ind w:left="4320" w:hanging="360"/>
+      </w:pPr>
+      <w:rPr>
+        <w:rFonts w:ascii="Wingdings" w:hAnsi="Wingdings" w:hint="default"/>
+        <w:sz w:val="20"/>
+      </w:rPr>
+    </w:lvl>
+    <w:lvl w:ilvl="6" w:tentative="1">
+      <w:start w:val="1"/>
+      <w:numFmt w:val="bullet"/>
+      <w:lvlText w:val=""/>
+      <w:lvlJc w:val="left"/>
+      <w:pPr>
+        <w:tabs>
+          <w:tab w:val="num" w:pos="5040"/>
+        </w:tabs>
+        <w:ind w:left="5040" w:hanging="360"/>
+      </w:pPr>
+      <w:rPr>
+        <w:rFonts w:ascii="Wingdings" w:hAnsi="Wingdings" w:hint="default"/>
+        <w:sz w:val="20"/>
+      </w:rPr>
+    </w:lvl>
+    <w:lvl w:ilvl="7" w:tentative="1">
+      <w:start w:val="1"/>
+      <w:numFmt w:val="bullet"/>
+      <w:lvlText w:val=""/>
+      <w:lvlJc w:val="left"/>
+      <w:pPr>
+        <w:tabs>
+          <w:tab w:val="num" w:pos="5760"/>
+        </w:tabs>
+        <w:ind w:left="5760" w:hanging="360"/>
+      </w:pPr>
+      <w:rPr>
+        <w:rFonts w:ascii="Wingdings" w:hAnsi="Wingdings" w:hint="default"/>
+        <w:sz w:val="20"/>
+      </w:rPr>
+    </w:lvl>
+    <w:lvl w:ilvl="8" w:tentative="1">
+      <w:start w:val="1"/>
+      <w:numFmt w:val="bullet"/>
+      <w:lvlText w:val=""/>
+      <w:lvlJc w:val="left"/>
+      <w:pPr>
+        <w:tabs>
+          <w:tab w:val="num" w:pos="6480"/>
+        </w:tabs>
+        <w:ind w:left="6480" w:hanging="360"/>
+      </w:pPr>
+      <w:rPr>
+        <w:rFonts w:ascii="Wingdings" w:hAnsi="Wingdings" w:hint="default"/>
+        <w:sz w:val="20"/>
+      </w:rPr>
+    </w:lvl>
+  </w:abstractNum>
+  <w:abstractNum w:abstractNumId="15" w15:restartNumberingAfterBreak="0">
+    <w:nsid w:val="665A5499"/>
+    <w:multiLevelType w:val="multilevel"/>
+    <w:tmpl w:val="969E9798"/>
+    <w:lvl w:ilvl="0">
+      <w:start w:val="1"/>
+      <w:numFmt w:val="bullet"/>
+      <w:lvlText w:val=""/>
+      <w:lvlJc w:val="left"/>
+      <w:pPr>
+        <w:tabs>
+          <w:tab w:val="num" w:pos="720"/>
+        </w:tabs>
+        <w:ind w:left="720" w:hanging="360"/>
+      </w:pPr>
+      <w:rPr>
+        <w:rFonts w:ascii="Symbol" w:hAnsi="Symbol" w:hint="default"/>
+        <w:sz w:val="20"/>
+      </w:rPr>
+    </w:lvl>
+    <w:lvl w:ilvl="1" w:tentative="1">
+      <w:start w:val="1"/>
+      <w:numFmt w:val="bullet"/>
+      <w:lvlText w:val="o"/>
+      <w:lvlJc w:val="left"/>
+      <w:pPr>
+        <w:tabs>
+          <w:tab w:val="num" w:pos="1440"/>
+        </w:tabs>
+        <w:ind w:left="1440" w:hanging="360"/>
+      </w:pPr>
+      <w:rPr>
+        <w:rFonts w:ascii="Courier New" w:hAnsi="Courier New" w:hint="default"/>
+        <w:sz w:val="20"/>
+      </w:rPr>
+    </w:lvl>
+    <w:lvl w:ilvl="2" w:tentative="1">
+      <w:start w:val="1"/>
+      <w:numFmt w:val="bullet"/>
+      <w:lvlText w:val=""/>
+      <w:lvlJc w:val="left"/>
+      <w:pPr>
+        <w:tabs>
+          <w:tab w:val="num" w:pos="2160"/>
+        </w:tabs>
+        <w:ind w:left="2160" w:hanging="360"/>
+      </w:pPr>
+      <w:rPr>
+        <w:rFonts w:ascii="Wingdings" w:hAnsi="Wingdings" w:hint="default"/>
+        <w:sz w:val="20"/>
+      </w:rPr>
+    </w:lvl>
+    <w:lvl w:ilvl="3" w:tentative="1">
+      <w:start w:val="1"/>
+      <w:numFmt w:val="bullet"/>
+      <w:lvlText w:val=""/>
+      <w:lvlJc w:val="left"/>
+      <w:pPr>
+        <w:tabs>
+          <w:tab w:val="num" w:pos="2880"/>
+        </w:tabs>
+        <w:ind w:left="2880" w:hanging="360"/>
+      </w:pPr>
+      <w:rPr>
+        <w:rFonts w:ascii="Wingdings" w:hAnsi="Wingdings" w:hint="default"/>
+        <w:sz w:val="20"/>
+      </w:rPr>
+    </w:lvl>
+    <w:lvl w:ilvl="4" w:tentative="1">
+      <w:start w:val="1"/>
+      <w:numFmt w:val="bullet"/>
+      <w:lvlText w:val=""/>
+      <w:lvlJc w:val="left"/>
+      <w:pPr>
+        <w:tabs>
+          <w:tab w:val="num" w:pos="3600"/>
+        </w:tabs>
+        <w:ind w:left="3600" w:hanging="360"/>
+      </w:pPr>
+      <w:rPr>
+        <w:rFonts w:ascii="Wingdings" w:hAnsi="Wingdings" w:hint="default"/>
+        <w:sz w:val="20"/>
+      </w:rPr>
+    </w:lvl>
+    <w:lvl w:ilvl="5" w:tentative="1">
+      <w:start w:val="1"/>
+      <w:numFmt w:val="bullet"/>
+      <w:lvlText w:val=""/>
+      <w:lvlJc w:val="left"/>
+      <w:pPr>
+        <w:tabs>
+          <w:tab w:val="num" w:pos="4320"/>
+        </w:tabs>
+        <w:ind w:left="4320" w:hanging="360"/>
+      </w:pPr>
+      <w:rPr>
+        <w:rFonts w:ascii="Wingdings" w:hAnsi="Wingdings" w:hint="default"/>
+        <w:sz w:val="20"/>
+      </w:rPr>
+    </w:lvl>
+    <w:lvl w:ilvl="6" w:tentative="1">
+      <w:start w:val="1"/>
+      <w:numFmt w:val="bullet"/>
+      <w:lvlText w:val=""/>
+      <w:lvlJc w:val="left"/>
+      <w:pPr>
+        <w:tabs>
+          <w:tab w:val="num" w:pos="5040"/>
+        </w:tabs>
+        <w:ind w:left="5040" w:hanging="360"/>
+      </w:pPr>
+      <w:rPr>
+        <w:rFonts w:ascii="Wingdings" w:hAnsi="Wingdings" w:hint="default"/>
+        <w:sz w:val="20"/>
+      </w:rPr>
+    </w:lvl>
+    <w:lvl w:ilvl="7" w:tentative="1">
+      <w:start w:val="1"/>
+      <w:numFmt w:val="bullet"/>
+      <w:lvlText w:val=""/>
+      <w:lvlJc w:val="left"/>
+      <w:pPr>
+        <w:tabs>
+          <w:tab w:val="num" w:pos="5760"/>
+        </w:tabs>
+        <w:ind w:left="5760" w:hanging="360"/>
+      </w:pPr>
+      <w:rPr>
+        <w:rFonts w:ascii="Wingdings" w:hAnsi="Wingdings" w:hint="default"/>
+        <w:sz w:val="20"/>
+      </w:rPr>
+    </w:lvl>
+    <w:lvl w:ilvl="8" w:tentative="1">
+      <w:start w:val="1"/>
+      <w:numFmt w:val="bullet"/>
+      <w:lvlText w:val=""/>
+      <w:lvlJc w:val="left"/>
+      <w:pPr>
+        <w:tabs>
+          <w:tab w:val="num" w:pos="6480"/>
+        </w:tabs>
+        <w:ind w:left="6480" w:hanging="360"/>
+      </w:pPr>
+      <w:rPr>
+        <w:rFonts w:ascii="Wingdings" w:hAnsi="Wingdings" w:hint="default"/>
+        <w:sz w:val="20"/>
+      </w:rPr>
+    </w:lvl>
+  </w:abstractNum>
+  <w:abstractNum w:abstractNumId="16" w15:restartNumberingAfterBreak="0">
     <w:nsid w:val="6A5501C0"/>
     <w:multiLevelType w:val="hybridMultilevel"/>
     <w:tmpl w:val="54D274CE"/>
@@ -3584,7 +6134,7 @@
       </w:pPr>
     </w:lvl>
   </w:abstractNum>
-  <w:abstractNum w:abstractNumId="5" w15:restartNumberingAfterBreak="0">
+  <w:abstractNum w:abstractNumId="17" w15:restartNumberingAfterBreak="0">
     <w:nsid w:val="6F001979"/>
     <w:multiLevelType w:val="hybridMultilevel"/>
     <w:tmpl w:val="5854E3F2"/>
@@ -3697,23 +6247,211 @@
       </w:rPr>
     </w:lvl>
   </w:abstractNum>
+  <w:abstractNum w:abstractNumId="18" w15:restartNumberingAfterBreak="0">
+    <w:nsid w:val="74A941C2"/>
+    <w:multiLevelType w:val="multilevel"/>
+    <w:tmpl w:val="F1D8796C"/>
+    <w:lvl w:ilvl="0">
+      <w:start w:val="1"/>
+      <w:numFmt w:val="bullet"/>
+      <w:lvlText w:val=""/>
+      <w:lvlJc w:val="left"/>
+      <w:pPr>
+        <w:tabs>
+          <w:tab w:val="num" w:pos="720"/>
+        </w:tabs>
+        <w:ind w:left="720" w:hanging="360"/>
+      </w:pPr>
+      <w:rPr>
+        <w:rFonts w:ascii="Symbol" w:hAnsi="Symbol" w:hint="default"/>
+        <w:sz w:val="20"/>
+      </w:rPr>
+    </w:lvl>
+    <w:lvl w:ilvl="1" w:tentative="1">
+      <w:start w:val="1"/>
+      <w:numFmt w:val="bullet"/>
+      <w:lvlText w:val="o"/>
+      <w:lvlJc w:val="left"/>
+      <w:pPr>
+        <w:tabs>
+          <w:tab w:val="num" w:pos="1440"/>
+        </w:tabs>
+        <w:ind w:left="1440" w:hanging="360"/>
+      </w:pPr>
+      <w:rPr>
+        <w:rFonts w:ascii="Courier New" w:hAnsi="Courier New" w:hint="default"/>
+        <w:sz w:val="20"/>
+      </w:rPr>
+    </w:lvl>
+    <w:lvl w:ilvl="2" w:tentative="1">
+      <w:start w:val="1"/>
+      <w:numFmt w:val="bullet"/>
+      <w:lvlText w:val=""/>
+      <w:lvlJc w:val="left"/>
+      <w:pPr>
+        <w:tabs>
+          <w:tab w:val="num" w:pos="2160"/>
+        </w:tabs>
+        <w:ind w:left="2160" w:hanging="360"/>
+      </w:pPr>
+      <w:rPr>
+        <w:rFonts w:ascii="Wingdings" w:hAnsi="Wingdings" w:hint="default"/>
+        <w:sz w:val="20"/>
+      </w:rPr>
+    </w:lvl>
+    <w:lvl w:ilvl="3" w:tentative="1">
+      <w:start w:val="1"/>
+      <w:numFmt w:val="bullet"/>
+      <w:lvlText w:val=""/>
+      <w:lvlJc w:val="left"/>
+      <w:pPr>
+        <w:tabs>
+          <w:tab w:val="num" w:pos="2880"/>
+        </w:tabs>
+        <w:ind w:left="2880" w:hanging="360"/>
+      </w:pPr>
+      <w:rPr>
+        <w:rFonts w:ascii="Wingdings" w:hAnsi="Wingdings" w:hint="default"/>
+        <w:sz w:val="20"/>
+      </w:rPr>
+    </w:lvl>
+    <w:lvl w:ilvl="4" w:tentative="1">
+      <w:start w:val="1"/>
+      <w:numFmt w:val="bullet"/>
+      <w:lvlText w:val=""/>
+      <w:lvlJc w:val="left"/>
+      <w:pPr>
+        <w:tabs>
+          <w:tab w:val="num" w:pos="3600"/>
+        </w:tabs>
+        <w:ind w:left="3600" w:hanging="360"/>
+      </w:pPr>
+      <w:rPr>
+        <w:rFonts w:ascii="Wingdings" w:hAnsi="Wingdings" w:hint="default"/>
+        <w:sz w:val="20"/>
+      </w:rPr>
+    </w:lvl>
+    <w:lvl w:ilvl="5" w:tentative="1">
+      <w:start w:val="1"/>
+      <w:numFmt w:val="bullet"/>
+      <w:lvlText w:val=""/>
+      <w:lvlJc w:val="left"/>
+      <w:pPr>
+        <w:tabs>
+          <w:tab w:val="num" w:pos="4320"/>
+        </w:tabs>
+        <w:ind w:left="4320" w:hanging="360"/>
+      </w:pPr>
+      <w:rPr>
+        <w:rFonts w:ascii="Wingdings" w:hAnsi="Wingdings" w:hint="default"/>
+        <w:sz w:val="20"/>
+      </w:rPr>
+    </w:lvl>
+    <w:lvl w:ilvl="6" w:tentative="1">
+      <w:start w:val="1"/>
+      <w:numFmt w:val="bullet"/>
+      <w:lvlText w:val=""/>
+      <w:lvlJc w:val="left"/>
+      <w:pPr>
+        <w:tabs>
+          <w:tab w:val="num" w:pos="5040"/>
+        </w:tabs>
+        <w:ind w:left="5040" w:hanging="360"/>
+      </w:pPr>
+      <w:rPr>
+        <w:rFonts w:ascii="Wingdings" w:hAnsi="Wingdings" w:hint="default"/>
+        <w:sz w:val="20"/>
+      </w:rPr>
+    </w:lvl>
+    <w:lvl w:ilvl="7" w:tentative="1">
+      <w:start w:val="1"/>
+      <w:numFmt w:val="bullet"/>
+      <w:lvlText w:val=""/>
+      <w:lvlJc w:val="left"/>
+      <w:pPr>
+        <w:tabs>
+          <w:tab w:val="num" w:pos="5760"/>
+        </w:tabs>
+        <w:ind w:left="5760" w:hanging="360"/>
+      </w:pPr>
+      <w:rPr>
+        <w:rFonts w:ascii="Wingdings" w:hAnsi="Wingdings" w:hint="default"/>
+        <w:sz w:val="20"/>
+      </w:rPr>
+    </w:lvl>
+    <w:lvl w:ilvl="8" w:tentative="1">
+      <w:start w:val="1"/>
+      <w:numFmt w:val="bullet"/>
+      <w:lvlText w:val=""/>
+      <w:lvlJc w:val="left"/>
+      <w:pPr>
+        <w:tabs>
+          <w:tab w:val="num" w:pos="6480"/>
+        </w:tabs>
+        <w:ind w:left="6480" w:hanging="360"/>
+      </w:pPr>
+      <w:rPr>
+        <w:rFonts w:ascii="Wingdings" w:hAnsi="Wingdings" w:hint="default"/>
+        <w:sz w:val="20"/>
+      </w:rPr>
+    </w:lvl>
+  </w:abstractNum>
   <w:num w:numId="1" w16cid:durableId="143204112">
+    <w:abstractNumId w:val="7"/>
+  </w:num>
+  <w:num w:numId="2" w16cid:durableId="164252786">
+    <w:abstractNumId w:val="17"/>
+  </w:num>
+  <w:num w:numId="3" w16cid:durableId="653486721">
+    <w:abstractNumId w:val="16"/>
+  </w:num>
+  <w:num w:numId="4" w16cid:durableId="1341350046">
+    <w:abstractNumId w:val="4"/>
+  </w:num>
+  <w:num w:numId="5" w16cid:durableId="10885072">
+    <w:abstractNumId w:val="8"/>
+  </w:num>
+  <w:num w:numId="6" w16cid:durableId="458036264">
+    <w:abstractNumId w:val="13"/>
+  </w:num>
+  <w:num w:numId="7" w16cid:durableId="552813174">
+    <w:abstractNumId w:val="5"/>
+  </w:num>
+  <w:num w:numId="8" w16cid:durableId="1954169048">
+    <w:abstractNumId w:val="14"/>
+  </w:num>
+  <w:num w:numId="9" w16cid:durableId="1507279652">
+    <w:abstractNumId w:val="10"/>
+  </w:num>
+  <w:num w:numId="10" w16cid:durableId="1395003181">
+    <w:abstractNumId w:val="18"/>
+  </w:num>
+  <w:num w:numId="11" w16cid:durableId="1483277704">
+    <w:abstractNumId w:val="0"/>
+  </w:num>
+  <w:num w:numId="12" w16cid:durableId="1950777174">
+    <w:abstractNumId w:val="12"/>
+  </w:num>
+  <w:num w:numId="13" w16cid:durableId="263150020">
+    <w:abstractNumId w:val="15"/>
+  </w:num>
+  <w:num w:numId="14" w16cid:durableId="2094352304">
     <w:abstractNumId w:val="1"/>
   </w:num>
-  <w:num w:numId="2" w16cid:durableId="164252786">
-    <w:abstractNumId w:val="5"/>
-  </w:num>
-  <w:num w:numId="3" w16cid:durableId="653486721">
-    <w:abstractNumId w:val="4"/>
-  </w:num>
-  <w:num w:numId="4" w16cid:durableId="1341350046">
-    <w:abstractNumId w:val="0"/>
-  </w:num>
-  <w:num w:numId="5" w16cid:durableId="10885072">
+  <w:num w:numId="15" w16cid:durableId="1863274792">
     <w:abstractNumId w:val="2"/>
   </w:num>
-  <w:num w:numId="6" w16cid:durableId="458036264">
+  <w:num w:numId="16" w16cid:durableId="1777753342">
+    <w:abstractNumId w:val="6"/>
+  </w:num>
+  <w:num w:numId="17" w16cid:durableId="1018699898">
+    <w:abstractNumId w:val="9"/>
+  </w:num>
+  <w:num w:numId="18" w16cid:durableId="1756516882">
     <w:abstractNumId w:val="3"/>
+  </w:num>
+  <w:num w:numId="19" w16cid:durableId="1143810173">
+    <w:abstractNumId w:val="11"/>
   </w:num>
 </w:numbering>
 </file>
@@ -4318,7 +7056,6 @@
   <w:style w:type="character" w:default="1" w:styleId="DefaultParagraphFont">
     <w:name w:val="Default Paragraph Font"/>
     <w:uiPriority w:val="1"/>
-    <w:semiHidden/>
     <w:unhideWhenUsed/>
   </w:style>
   <w:style w:type="table" w:default="1" w:styleId="TableNormal">
@@ -4851,9 +7588,9 @@
   </inkml:definitions>
   <inkml:trace contextRef="#ctx0" brushRef="#br0">143 179 0 0 0,'5'-30'2923'0'0,"-4"25"-2623"0"0,0-1 0 0 0,-1 1 0 0 0,0-1 0 0 0,-1 1-1 0 0,1-1 1 0 0,-1 1 0 0 0,0-1 0 0 0,-3-7 1083 0 0,-19 20-1321 0 0,15-2-63 0 0,0 1 0 0 0,0-1 0 0 0,1 2 0 0 0,0-1 1 0 0,0 1-1 0 0,0 0 0 0 0,1 0 0 0 0,0 1 0 0 0,1-1 0 0 0,-1 1 1 0 0,1 1-1 0 0,-4 10 0 0 0,3-6-79 0 0,1 0-1 0 0,1 0 1 0 0,0 1 0 0 0,0-1 0 0 0,2 1 0 0 0,0 0-1 0 0,-1 26 1 0 0,3-35 27 0 0,1-1-1 0 0,-1 0 1 0 0,1 0-1 0 0,0 0 0 0 0,0 0 1 0 0,1 0-1 0 0,-1-1 1 0 0,1 1-1 0 0,0 0 1 0 0,2 3-1 0 0,-3-5 23 0 0,1 0 0 0 0,0 0 0 0 0,0 0 0 0 0,1 0 1 0 0,-1-1-1 0 0,0 1 0 0 0,1-1 0 0 0,-1 1 0 0 0,1-1 0 0 0,-1 0 0 0 0,1 0 0 0 0,0 0 0 0 0,-1-1 0 0 0,1 1 0 0 0,0 0 1 0 0,0-1-1 0 0,5 0 0 0 0,-7 0 18 0 0,12 2-103 0 0,0-1-1 0 0,0-1 1 0 0,0 0 0 0 0,1 0 0 0 0,-1-2-1 0 0,0 0 1 0 0,15-4 0 0 0,-8 3-223 0 0,-1-2 0 0 0,0-1 0 0 0,0 0 0 0 0,-1-2 0 0 0,0 0 0 0 0,0 0 0 0 0,-1-2 0 0 0,33-23 0 0 0,-35 21-310 0 0</inkml:trace>
   <inkml:trace contextRef="#ctx0" brushRef="#br0" timeOffset="515.16">437 230 0 0 0,'-7'-14'1819'0'0,"3"-9"-760"0"0,3 21-850 0 0,4-14 701 0 0,5 0-505 0 0,-1 14-95 0 0,2 12-312 0 0,1 17-26 0 0,0 0 0 0 0,-2 0-1 0 0,-1 1 1 0 0,3 29 0 0 0,-1-10-244 0 0,-9-44 238 0 0,0-1 0 0 0,1 0 1 0 0,0 0-1 0 0,-1 0 0 0 0,1 0 0 0 0,0 0 1 0 0,0 0-1 0 0,0 0 0 0 0,0 0 1 0 0,1 0-1 0 0,-1 0 0 0 0,0-1 0 0 0,1 1 1 0 0,-1 0-1 0 0,1-1 0 0 0,0 1 0 0 0,-1-1 1 0 0,1 0-1 0 0,0 0 0 0 0,0 1 1 0 0,0-1-1 0 0,4 1 0 0 0,-3-1-51 0 0,20-7-238 0 0,-16 1 280 0 0,0-2 0 0 0,0 1 0 0 0,-1-1 0 0 0,0 0 0 0 0,0 0 0 0 0,0-1 0 0 0,-1 0 0 0 0,0 0 0 0 0,6-17 0 0 0,-3 7 34 0 0,-1 0 0 0 0,-1 0 0 0 0,-1 0 0 0 0,4-21 0 0 0,-5 6 278 0 0,-1-1 1 0 0,-2 1-1 0 0,-4-58 0 0 0,3 88 102 0 0,-1 7-320 0 0,1 78 165 0 0,1-36-81 0 0,-2-7-115 0 0,4 82-101 0 0,-1-106-150 0 0,0 0-1 0 0,1 0 1 0 0,0 0-1 0 0,1 0 1 0 0,12 26-1 0 0,-14-37 78 0 0,-2-2 54 0 0,1 0-1 0 0,0 0 1 0 0,0 0-1 0 0,1 0 1 0 0,-1-1-1 0 0,0 1 1 0 0,0 0-1 0 0,1 0 1 0 0,-1-1-1 0 0,1 1 1 0 0,0-1-1 0 0,-1 0 1 0 0,1 1-1 0 0,4 1 1 0 0,12 8-951 0 0</inkml:trace>
-  <inkml:trace contextRef="#ctx0" brushRef="#br0" timeOffset="889.35">1030 181 0 0 0,'-2'-14'1080'0'0,"1"11"-494"0"0,1 3-515 0 0,-1-1 0 0 0,1 0-1 0 0,-1 1 1 0 0,1-1 0 0 0,-1 1-1 0 0,1-1 1 0 0,-1 1-1 0 0,1-1 1 0 0,-1 1 0 0 0,0-1-1 0 0,1 1 1 0 0,-1 0 0 0 0,0-1-1 0 0,1 1 1 0 0,-1 0 0 0 0,0-1-1 0 0,1 1 1 0 0,-1 0-1 0 0,0 0 1 0 0,-1 0 0 0 0,-4 1-25 0 0,0 2 0 0 0,0-1 0 0 0,0 1 0 0 0,1-1 1 0 0,-1 2-1 0 0,1-1 0 0 0,0 0 0 0 0,-1 1 0 0 0,2 0 0 0 0,-1 1 0 0 0,0-1 1 0 0,-6 9-1 0 0,2-3-23 0 0,1 1 0 0 0,0 1 1 0 0,0-1-1 0 0,1 1 0 0 0,-6 15 1 0 0,-4 18-52 0 0,16-43 10 0 0,1 3-47 0 0,2 9-71 0 0,-1-14 132 0 0,1 1 1 0 0,-1 0-1 0 0,1-1 0 0 0,-1 1 1 0 0,1-1-1 0 0,-1 1 0 0 0,1-1 1 0 0,0 0-1 0 0,-1 1 0 0 0,1-1 1 0 0,0 0-1 0 0,-1 0 0 0 0,3-1 1 0 0,-1 1 9 0 0,38-21 392 0 0,-20 23-394 0 0,-17-2-8 0 0,0 0 0 0 0,1 1 0 0 0,-1 0-1 0 0,0-1 1 0 0,0 2 0 0 0,1-1-1 0 0,-1 0 1 0 0,0 1 0 0 0,0 0-1 0 0,0-1 1 0 0,-1 2 0 0 0,1-1-1 0 0,0 0 1 0 0,-1 1 0 0 0,0 0 0 0 0,1 0-1 0 0,-1 0 1 0 0,0 0 0 0 0,0 0-1 0 0,-1 0 1 0 0,1 1 0 0 0,-1-1-1 0 0,0 1 1 0 0,0 0 0 0 0,0 0 0 0 0,0 0-1 0 0,0 0 1 0 0,-1 0 0 0 0,0 0-1 0 0,0 0 1 0 0,1 7 0 0 0,-1-1-8 0 0,-1-1 0 0 0,1 1 0 0 0,-2 0 0 0 0,1 0 0 0 0,-1 0 0 0 0,-1 0 0 0 0,0-1 0 0 0,0 1 0 0 0,-1-1 0 0 0,0 1 0 0 0,0-1 0 0 0,-8 12 0 0 0,9-17-63 0 0,-1 1 1 0 0,1-2-1 0 0,-1 1 1 0 0,0 0-1 0 0,-1-1 0 0 0,1 1 1 0 0,-5 2-1 0 0,8-5 41 0 0,-1-1-1 0 0,1 1 1 0 0,-1-1 0 0 0,1 0-1 0 0,-1 1 1 0 0,0-1-1 0 0,1 0 1 0 0,-1 1-1 0 0,0-1 1 0 0,1 0 0 0 0,-1 0-1 0 0,0 0 1 0 0,1 0-1 0 0,-1 0 1 0 0,0 1-1 0 0,0-1 1 0 0,1-1 0 0 0,-1 1-1 0 0,0 0 1 0 0,1 0-1 0 0,-1 0 1 0 0,-1-1-1 0 0,1 1-19 0 0,0-1 0 0 0,0 0 0 0 0,0 0 0 0 0,0 0-1 0 0,1 0 1 0 0,-1 0 0 0 0,0 0 0 0 0,1 0 0 0 0,-1 0-1 0 0,0-1 1 0 0,1 1 0 0 0,-1 0 0 0 0,1 0-1 0 0,0 0 1 0 0,-1-1 0 0 0,1 1 0 0 0,0 0 0 0 0,0-2-1 0 0,-4-37-612 0 0,5 23 372 0 0</inkml:trace>
+  <inkml:trace contextRef="#ctx0" brushRef="#br0" timeOffset="889.33">1030 181 0 0 0,'-2'-14'1080'0'0,"1"11"-494"0"0,1 3-515 0 0,-1-1 0 0 0,1 0-1 0 0,-1 1 1 0 0,1-1 0 0 0,-1 1-1 0 0,1-1 1 0 0,-1 1-1 0 0,1-1 1 0 0,-1 1 0 0 0,0-1-1 0 0,1 1 1 0 0,-1 0 0 0 0,0-1-1 0 0,1 1 1 0 0,-1 0 0 0 0,0-1-1 0 0,1 1 1 0 0,-1 0-1 0 0,0 0 1 0 0,-1 0 0 0 0,-4 1-25 0 0,0 2 0 0 0,0-1 0 0 0,0 1 0 0 0,1-1 1 0 0,-1 2-1 0 0,1-1 0 0 0,0 0 0 0 0,-1 1 0 0 0,2 0 0 0 0,-1 1 0 0 0,0-1 1 0 0,-6 9-1 0 0,2-3-23 0 0,1 1 0 0 0,0 1 1 0 0,0-1-1 0 0,1 1 0 0 0,-6 15 1 0 0,-4 18-52 0 0,16-43 10 0 0,1 3-47 0 0,2 9-71 0 0,-1-14 132 0 0,1 1 1 0 0,-1 0-1 0 0,1-1 0 0 0,-1 1 1 0 0,1-1-1 0 0,-1 1 0 0 0,1-1 1 0 0,0 0-1 0 0,-1 1 0 0 0,1-1 1 0 0,0 0-1 0 0,-1 0 0 0 0,3-1 1 0 0,-1 1 9 0 0,38-21 392 0 0,-20 23-394 0 0,-17-2-8 0 0,0 0 0 0 0,1 1 0 0 0,-1 0-1 0 0,0-1 1 0 0,0 2 0 0 0,1-1-1 0 0,-1 0 1 0 0,0 1 0 0 0,0 0-1 0 0,0-1 1 0 0,-1 2 0 0 0,1-1-1 0 0,0 0 1 0 0,-1 1 0 0 0,0 0 0 0 0,1 0-1 0 0,-1 0 1 0 0,0 0 0 0 0,0 0-1 0 0,-1 0 1 0 0,1 1 0 0 0,-1-1-1 0 0,0 1 1 0 0,0 0 0 0 0,0 0 0 0 0,0 0-1 0 0,0 0 1 0 0,-1 0 0 0 0,0 0-1 0 0,0 0 1 0 0,1 7 0 0 0,-1-1-8 0 0,-1-1 0 0 0,1 1 0 0 0,-2 0 0 0 0,1 0 0 0 0,-1 0 0 0 0,-1 0 0 0 0,0-1 0 0 0,0 1 0 0 0,-1-1 0 0 0,0 1 0 0 0,0-1 0 0 0,-8 12 0 0 0,9-17-63 0 0,-1 1 1 0 0,1-2-1 0 0,-1 1 1 0 0,0 0-1 0 0,-1-1 0 0 0,1 1 1 0 0,-5 2-1 0 0,8-5 41 0 0,-1-1-1 0 0,1 1 1 0 0,-1-1 0 0 0,1 0-1 0 0,-1 1 1 0 0,0-1-1 0 0,1 0 1 0 0,-1 1-1 0 0,0-1 1 0 0,1 0 0 0 0,-1 0-1 0 0,0 0 1 0 0,1 0-1 0 0,-1 0 1 0 0,0 1-1 0 0,0-1 1 0 0,1-1 0 0 0,-1 1-1 0 0,0 0 1 0 0,1 0-1 0 0,-1 0 1 0 0,-1-1-1 0 0,1 1-19 0 0,0-1 0 0 0,0 0 0 0 0,0 0 0 0 0,0 0-1 0 0,1 0 1 0 0,-1 0 0 0 0,0 0 0 0 0,1 0 0 0 0,-1 0-1 0 0,0-1 1 0 0,1 1 0 0 0,-1 0 0 0 0,1 0-1 0 0,0 0 1 0 0,-1-1 0 0 0,1 1 0 0 0,0 0 0 0 0,0-2-1 0 0,-4-37-612 0 0,5 23 372 0 0</inkml:trace>
   <inkml:trace contextRef="#ctx0" brushRef="#br0" timeOffset="1093.94">1291 154 0 0 0,'5'16'1848'0'0,"-6"181"241"0"0,0-181-2432 0 0,1 0 1 0 0,1 0-1 0 0,0 0 0 0 0,6 21 1 0 0,-7-35-32 0 0,0 1-607 0 0,0 9 438 0 0</inkml:trace>
-  <inkml:trace contextRef="#ctx0" brushRef="#br0" timeOffset="1281.36">1198 324 0 0 0,'1'-14'856'0'0,"0"11"-327"0"0,0 1-131 0 0,3-10 16 0 0,-2 9-27 0 0,13-8 684 0 0,-7 10-1076 0 0,0 1 1 0 0,1 0-1 0 0,-1 1 0 0 0,0 0 0 0 0,0 0 0 0 0,0 1 1 0 0,0 0-1 0 0,0 0 0 0 0,0 1 0 0 0,0 0 0 0 0,13 7 1 0 0,-10-4-363 0 0,1-1-1 0 0,0 0 1 0 0,1-1 0 0 0,-1-1 0 0 0,1 0 0 0 0,16 2 0 0 0,-2-3-335 0 0</inkml:trace>
+  <inkml:trace contextRef="#ctx0" brushRef="#br0" timeOffset="1281.33">1198 324 0 0 0,'1'-14'856'0'0,"0"11"-327"0"0,0 1-131 0 0,3-10 16 0 0,-2 9-27 0 0,13-8 684 0 0,-7 10-1076 0 0,0 1 1 0 0,1 0-1 0 0,-1 1 0 0 0,0 0 0 0 0,0 0 0 0 0,0 1 1 0 0,0 0-1 0 0,0 0 0 0 0,0 1 0 0 0,0 0 0 0 0,13 7 1 0 0,-10-4-363 0 0,1-1-1 0 0,0 0 1 0 0,1-1 0 0 0,-1-1 0 0 0,1 0 0 0 0,16 2 0 0 0,-2-3-335 0 0</inkml:trace>
   <inkml:trace contextRef="#ctx0" brushRef="#br0" timeOffset="1583.25">1555 390 0 0 0,'0'0'2658'0'0,"2"-31"-966"0"0,2 24-1552 0 0,1-1 1 0 0,-1 0 0 0 0,2 1-1 0 0,-1 0 1 0 0,1 0-1 0 0,0 1 1 0 0,0-1-1 0 0,1 1 1 0 0,0 1 0 0 0,8-6-1 0 0,-13 10-70 0 0,2 1-53 0 0,-1-2-18 0 0,10 0 22 0 0,-10 3-22 0 0,-1 0 0 0 0,0 1 0 0 0,1-1 0 0 0,-1 0 0 0 0,0 1 0 0 0,0-1 0 0 0,1 1 0 0 0,-1 0 0 0 0,0-1 0 0 0,2 4 1 0 0,-2-2-25 0 0,1 0 0 0 0,-1 0 0 0 0,0 0 1 0 0,0 0-1 0 0,-1 0 0 0 0,1 0 1 0 0,0 1-1 0 0,-1-1 0 0 0,0 0 1 0 0,0 1-1 0 0,0-1 0 0 0,0 1 1 0 0,-1 0-1 0 0,0-1 0 0 0,1 1 1 0 0,-1-1-1 0 0,0 1 0 0 0,-1 0 1 0 0,1-1-1 0 0,0 1 0 0 0,-1-1 1 0 0,0 1-1 0 0,0-1 0 0 0,0 1 1 0 0,-1-1-1 0 0,-1 5 0 0 0,-1-1-27 0 0,1 0 0 0 0,-1 0-1 0 0,-1 0 1 0 0,1-1-1 0 0,-1 1 1 0 0,0-1 0 0 0,-1 0-1 0 0,1-1 1 0 0,-1 1 0 0 0,-13 8-1 0 0,17-13-4 0 0,-3 0 10 0 0,0 1 28 0 0,1 0-12 0 0,0-1 1 0 0,0 1-1 0 0,0-1 0 0 0,-1 0 1 0 0,1 0-1 0 0,-6 0 0 0 0,9-1-4 0 0,0 0-1 0 0,0 0 0 0 0,-1-1 1 0 0,1 1-1 0 0,0 0 0 0 0,0 0 1 0 0,0 0-1 0 0,0-1 1 0 0,0 1-1 0 0,0-1 0 0 0,0 1 1 0 0,0-1-1 0 0,0 1 0 0 0,1-1 1 0 0,-1 1-1 0 0,0-1 1 0 0,0 0-1 0 0,0 1 0 0 0,0-1 1 0 0,1 0-1 0 0,-1 0 0 0 0,0 0 1 0 0,1 0-1 0 0,-1 0 1 0 0,1 1-1 0 0,-1-1 0 0 0,1 0 1 0 0,-1 0-1 0 0,1 0 0 0 0,0 0 1 0 0,-1-1-1 0 0,1 1 1 0 0,0 0-1 0 0,0 0 0 0 0,0 0 1 0 0,0 0-1 0 0,0-2 0 0 0,-1-17-1192 0 0,4 0-276 0 0</inkml:trace>
   <inkml:trace contextRef="#ctx0" brushRef="#br0" timeOffset="2390.49">1889 361 0 0 0,'-19'4'1532'0'0,"17"-6"-1090"0"0,-1-1-349 0 0,0 0-1 0 0,0 1 0 0 0,0-1 0 0 0,1 0 0 0 0,-1-1 1 0 0,1 1-1 0 0,0 0 0 0 0,0 0 0 0 0,0-1 1 0 0,1 0-1 0 0,-1 1 0 0 0,1-1 0 0 0,0 0 0 0 0,0 1 1 0 0,0-1-1 0 0,0 0 0 0 0,0 0 0 0 0,1 0 0 0 0,0 0 1 0 0,0 0-1 0 0,0 0 0 0 0,1-5 0 0 0,1 3-59 0 0,-1 0 0 0 0,1 0-1 0 0,1 0 1 0 0,-1 0 0 0 0,1 0 0 0 0,0 0-1 0 0,0 1 1 0 0,1-1 0 0 0,0 1 0 0 0,0 0-1 0 0,0 0 1 0 0,0 1 0 0 0,1-1-1 0 0,8-6 1 0 0,-9 8-30 0 0,0 0-1 0 0,1 1 0 0 0,-1-1 1 0 0,1 1-1 0 0,0 0 0 0 0,-1 0 1 0 0,1 0-1 0 0,0 1 0 0 0,0-1 1 0 0,0 1-1 0 0,7 0 0 0 0,12 1-34 0 0,-23 0 30 0 0,0 0 0 0 0,0 0 1 0 0,0 0-1 0 0,1 0 1 0 0,-1 0-1 0 0,0 0 0 0 0,0 0 1 0 0,0 0-1 0 0,0 0 1 0 0,1 1-1 0 0,-1-1 0 0 0,0 0 1 0 0,0 1-1 0 0,1 0 0 0 0,17 26-63 0 0,-15-19 61 0 0,-1 0 0 0 0,1 0 0 0 0,-1 1 0 0 0,-1-1 0 0 0,0 1 0 0 0,0 0 0 0 0,-1 0 0 0 0,0 0 0 0 0,0 0 0 0 0,-1 0 0 0 0,0-1 0 0 0,-1 1 0 0 0,0 0 0 0 0,0 0 0 0 0,-1 0 0 0 0,-4 12 0 0 0,-1 0-185 0 0,-1 0-1 0 0,-1-1 1 0 0,-17 29-1 0 0,25-47 206 0 0,2-9 22 0 0,0 0-1 0 0,0 0 0 0 0,0 0 1 0 0,1 1-1 0 0,0-1 0 0 0,1 0 1 0 0,-1 1-1 0 0,7-12 0 0 0,35-51 197 0 0,-29 47-254 0 0,-3 4 43 0 0,0 0 0 0 0,1 1 0 0 0,1 1 1 0 0,1 0-1 0 0,0 1 0 0 0,31-24 0 0 0,-44 37-24 0 0,-1 1 1 0 0,1 0 0 0 0,-1 1-1 0 0,1-1 1 0 0,-1 0 0 0 0,1 0-1 0 0,-1 1 1 0 0,1-1 0 0 0,0 1-1 0 0,-1-1 1 0 0,1 1 0 0 0,0-1-1 0 0,0 1 1 0 0,-1 0-1 0 0,1 0 1 0 0,0 0 0 0 0,-1 0-1 0 0,1 0 1 0 0,0 1 0 0 0,0-1-1 0 0,-1 0 1 0 0,1 1 0 0 0,0-1-1 0 0,-1 1 1 0 0,1 0 0 0 0,0 0-1 0 0,-1-1 1 0 0,1 1-1 0 0,-1 0 1 0 0,0 0 0 0 0,1 0-1 0 0,-1 0 1 0 0,0 1 0 0 0,1-1-1 0 0,-1 0 1 0 0,0 1 0 0 0,0-1-1 0 0,0 0 1 0 0,0 1 0 0 0,1 2-1 0 0,1 2-5 0 0,1 1 0 0 0,-1 0 0 0 0,-1 1-1 0 0,1-1 1 0 0,-1 0 0 0 0,-1 1 0 0 0,2 12-1 0 0,-2-1-3 0 0,0 0-1 0 0,-2 0 1 0 0,0-1-1 0 0,-2 1 1 0 0,0 0-1 0 0,-1-1 0 0 0,0 0 1 0 0,-10 23-1 0 0,13-38 11 0 0,0 0 0 0 0,0 1 1 0 0,0-1-1 0 0,-1 0 0 0 0,0 0 0 0 0,1 0 0 0 0,-1 0 1 0 0,-4 5-1 0 0,1-2 3 0 0,3-4 178 0 0,8-45 140 0 0,-3 28-279 0 0,1 1-1 0 0,1 0 0 0 0,12-27 0 0 0,-11 27-33 0 0,0-1 0 0 0,0 1 0 0 0,3-16 0 0 0,-5 11-8 0 0,1 1-1 0 0,0-1 1 0 0,2 1-1 0 0,0 1 1 0 0,1-1-1 0 0,1 1 1 0 0,0 1-1 0 0,2 0 0 0 0,-1 0 1 0 0,2 1-1 0 0,0 0 1 0 0,1 1-1 0 0,1 1 1 0 0,0 0-1 0 0,21-16 0 0 0,-34 29-8 0 0,1-1-1 0 0,-1 0 1 0 0,0 0-1 0 0,1 0 0 0 0,-1 1 1 0 0,0-1-1 0 0,1 0 1 0 0,-1 1-1 0 0,1 0 0 0 0,-1-1 1 0 0,1 1-1 0 0,-1 0 1 0 0,1 0-1 0 0,-1-1 0 0 0,1 1 1 0 0,-1 0-1 0 0,1 1 1 0 0,-1-1-1 0 0,1 0 0 0 0,-1 0 1 0 0,1 1-1 0 0,-1-1 1 0 0,0 0-1 0 0,1 1 0 0 0,1 1 1 0 0,0 0 0 0 0,-1 0 0 0 0,0 0 0 0 0,0 0 0 0 0,0 0 0 0 0,0 0 0 0 0,0 1 0 0 0,-1-1 0 0 0,1 1 0 0 0,-1-1 0 0 0,0 1 0 0 0,1 0 0 0 0,0 3 0 0 0,2 7-4 0 0,-1 0 0 0 0,0 0 0 0 0,-1 1 0 0 0,1 20 0 0 0,-3 12-6 0 0,-8 52 0 0 0,4-65 13 0 0,-1-6-20 0 0,-2-1 0 0 0,-1 0 0 0 0,-1 0-1 0 0,-20 40 1 0 0,26-59-26 0 0,1-2-295 0 0,-1 0-1 0 0,0 0 1 0 0,1-1 0 0 0,-1 0-1 0 0,-1 1 1 0 0,1-1 0 0 0,-7 6-1 0 0</inkml:trace>
   <inkml:trace contextRef="#ctx0" brushRef="#br0" timeOffset="3260.04">171 893 0 0 0,'28'-63'3529'0'0,"-27"61"-3009"0"0,-6-27 3449 0 0,1 33-3883 0 0,3-3-84 0 0,1-1 0 0 0,-1 0-1 0 0,1 0 1 0 0,0 0 0 0 0,-1 0 0 0 0,1 0-1 0 0,-1 1 1 0 0,1-1 0 0 0,0 0-1 0 0,-1 0 1 0 0,1 1 0 0 0,0-1-1 0 0,-1 0 1 0 0,1 0 0 0 0,0 1 0 0 0,-1-1-1 0 0,1 0 1 0 0,0 1 0 0 0,0-1-1 0 0,-1 1 1 0 0,1-1 0 0 0,0 0-1 0 0,0 1 1 0 0,0-1 0 0 0,0 1 0 0 0,-1-1-1 0 0,1 1 1 0 0,-31 115 2 0 0,-20 88-267 0 0,41-154 145 0 0,-10 72-307 0 0,18-107 218 0 0,1 0 0 0 0,1 0 0 0 0,1 0-1 0 0,0 0 1 0 0,6 30 0 0 0,-6-44 154 0 0,-1 1 1 0 0,1 0-1 0 0,0 0 1 0 0,0-1-1 0 0,1 1 1 0 0,-1 0-1 0 0,0-1 1 0 0,0 0-1 0 0,1 1 1 0 0,-1-1 0 0 0,1 0-1 0 0,-1 1 1 0 0,1-1-1 0 0,0 0 1 0 0,-1 0-1 0 0,3 1 1 0 0,-2-2 25 0 0,-1 1 1 0 0,0 0 0 0 0,0-1 0 0 0,0 0 0 0 0,1 1 0 0 0,-1-1-1 0 0,0 0 1 0 0,0 1 0 0 0,1-1 0 0 0,-1 0 0 0 0,0 0-1 0 0,0 0 1 0 0,1 0 0 0 0,-1 0 0 0 0,0-1 0 0 0,1 1 0 0 0,-1 0-1 0 0,0-1 1 0 0,0 1 0 0 0,0 0 0 0 0,1-1 0 0 0,-1 0 0 0 0,0 1-1 0 0,0-1 1 0 0,0 0 0 0 0,0 1 0 0 0,0-1 0 0 0,2-1-1 0 0,12-15-189 0 0,0 2 41 0 0,-1-2-1 0 0,19-27 1 0 0,-30 38 181 0 0,1-1 0 0 0,-1 1 1 0 0,0 0-1 0 0,0-1 0 0 0,-1 0 0 0 0,0 0 0 0 0,0 0 1 0 0,0 0-1 0 0,-1 0 0 0 0,0 0 0 0 0,-1 0 0 0 0,0-11 0 0 0,-1-1-1 0 0,1 17-7 0 0,0 0 0 0 0,-1 0 0 0 0,1 0 0 0 0,0 0 0 0 0,-1 0 0 0 0,1 0-1 0 0,-1 0 1 0 0,0 0 0 0 0,0 1 0 0 0,0-1 0 0 0,0 0 0 0 0,0 0 0 0 0,0 0 0 0 0,0 1 0 0 0,0-1 0 0 0,-2-1 0 0 0,2 3 1 0 0,0-1 0 0 0,1 1 0 0 0,-1-1 0 0 0,0 1 0 0 0,0 0 0 0 0,0-1 1 0 0,0 1-1 0 0,0 0 0 0 0,0 0 0 0 0,0 0 0 0 0,1 0 0 0 0,-1 0 0 0 0,0 0 0 0 0,0 0 1 0 0,0 0-1 0 0,0 0 0 0 0,0 0 0 0 0,0 1 0 0 0,0-1 0 0 0,0 0 0 0 0,1 0 1 0 0,-1 1-1 0 0,-1 0 0 0 0,-2 1 3 0 0,1 0-1 0 0,-1 1 1 0 0,1-1 0 0 0,-1 1 0 0 0,1 0-1 0 0,0 0 1 0 0,0 0 0 0 0,-4 6 0 0 0,0 2-3 0 0,2-5-37 0 0,0 2-1 0 0,1-1 1 0 0,0 0 0 0 0,0 1 0 0 0,1-1 0 0 0,0 1-1 0 0,-4 14 1 0 0,7-19-73 0 0,4 2-333 0 0,-4-4 432 0 0,0-1 0 0 0,0 1 0 0 0,0-1 1 0 0,0 0-1 0 0,0 1 0 0 0,0-1 0 0 0,0 1 0 0 0,0-1 0 0 0,1 0 0 0 0,-1 1 0 0 0,0-1 1 0 0,0 1-1 0 0,0-1 0 0 0,1 0 0 0 0,-1 1 0 0 0,0-1 0 0 0,0 0 0 0 0,1 1 0 0 0,-1-1 0 0 0,0 0 1 0 0,1 1-1 0 0,-1-1 0 0 0,0 0 0 0 0,1 0 0 0 0,-1 0 0 0 0,1 1 0 0 0,-1-1 0 0 0,0 0 1 0 0,1 0-1 0 0,0 0 0 0 0,1 1-92 0 0,-1 0 47 0 0,0-1-1 0 0,0 1 1 0 0,-1-1 0 0 0,1 0 0 0 0,0 0 0 0 0,0 1 0 0 0,0-1-1 0 0,0 0 1 0 0,-1 0 0 0 0,1 0 0 0 0,0 0 0 0 0,0 0-1 0 0,0 0 1 0 0,0 0 0 0 0,0 0 0 0 0,-1-1 0 0 0,1 1 0 0 0,1 0-1 0 0,18-5-953 0 0</inkml:trace>
@@ -4937,7 +7674,7 @@
   <inkml:trace contextRef="#ctx0" brushRef="#br0" timeOffset="165.55">22 69 0 0 0,'0'-2'191'0'0,"1"0"1"0"0,0-1-1 0 0,-1 1 0 0 0,1 0 1 0 0,0 0-1 0 0,0 0 0 0 0,0 0 1 0 0,0 0-1 0 0,1 0 0 0 0,-1 0 1 0 0,4-3-1 0 0,-5 5-130 0 0,1-1 0 0 0,-1 0-1 0 0,1 1 1 0 0,-1-1 0 0 0,0 0 0 0 0,1 1 0 0 0,-1-1-1 0 0,0 0 1 0 0,1 1 0 0 0,-1-1 0 0 0,0 0 0 0 0,0 0-1 0 0,0 0 1 0 0,0 1 0 0 0,1-1 0 0 0,-1 0 0 0 0,-1-1-1 0 0,1 2-21 0 0,0-1-1 0 0,0 0 1 0 0,0 0-1 0 0,0 1 0 0 0,1-1 1 0 0,-1 0-1 0 0,0 1 0 0 0,0-1 1 0 0,0 0-1 0 0,0 1 1 0 0,1-1-1 0 0,-1 1 0 0 0,0-1 1 0 0,1 0-1 0 0,-1 1 1 0 0,0-1-1 0 0,1 1 0 0 0,-1-1 1 0 0,1 1-1 0 0,-1-1 0 0 0,1 1 1 0 0,-1-1-1 0 0,1 1 1 0 0,-1-1-1 0 0,1 1 0 0 0,-1 0 1 0 0,1-1-1 0 0,0 1 1 0 0,-1 0-1 0 0,1 0 0 0 0,-1-1 1 0 0,1 1-1 0 0,0 0 0 0 0,1 0 1 0 0,6-3-9 0 0,0 1 1 0 0,0 1-1 0 0,1 0 1 0 0,-1 0-1 0 0,1 0 1 0 0,-1 1-1 0 0,1 0 1 0 0,10 2-1 0 0,-16-2-161 0 0,-1 1-1 0 0,0-1 0 0 0,1 1 0 0 0,-1 0 0 0 0,0-1 0 0 0,0 1 0 0 0,0 0 0 0 0,0 0 1 0 0,1 1-1 0 0,-1-1 0 0 0,0 0 0 0 0,3 4 0 0 0,3 1-1447 0 0,3 1 190 0 0</inkml:trace>
   <inkml:trace contextRef="#ctx0" brushRef="#br0" timeOffset="364.07">9 221 0 0 0,'0'0'1606'0'0,"0"0"-1519"0"0,1 1 0 0 0,-1-1 0 0 0,0 1 0 0 0,0 0 0 0 0,0-1 0 0 0,0 1 1 0 0,1-1-1 0 0,-1 1 0 0 0,0-1 0 0 0,0 1 0 0 0,1-1 0 0 0,-1 1 0 0 0,0-1 0 0 0,1 1 1 0 0,-1-1-1 0 0,1 1 0 0 0,-1-1 0 0 0,1 1 0 0 0,-1-1 0 0 0,1 0 0 0 0,-1 1 0 0 0,1-1 1 0 0,-1 0-1 0 0,2 1 0 0 0,22 3 421 0 0,41 3 0 0 0,-39-6-824 0 0,-17 0-104 0 0,-1-1 0 0 0,1 0 0 0 0,0-1 0 0 0,0 0 0 0 0,13-3 0 0 0,-6 0-1218 0 0</inkml:trace>
   <inkml:trace contextRef="#ctx0" brushRef="#br0" timeOffset="782.28">251 241 0 0 0,'0'0'1127'0'0,"6"-13"1177"0"0,4 7-2006 0 0,0-1-1 0 0,1 1 1 0 0,-1 0-1 0 0,1 1 1 0 0,0 1-1 0 0,0 0 1 0 0,1 0-1 0 0,12-2 1 0 0,13-5 198 0 0,-25 6-319 0 0,-12 5-169 0 0,1 0-1 0 0,-1-1 0 0 0,1 1 1 0 0,0 0-1 0 0,-1 0 0 0 0,1 0 0 0 0,-1-1 1 0 0,1 1-1 0 0,-1 0 0 0 0,1 0 1 0 0,0 0-1 0 0,-1 0 0 0 0,1 0 0 0 0,-1 0 1 0 0,1 0-1 0 0,0 0 0 0 0,-1 1 1 0 0,1-1-1 0 0,-1 0 0 0 0,1 0 0 0 0,-1 0 1 0 0,1 1-1 0 0,0-1 0 0 0,-1 0 0 0 0,1 0 1 0 0,-1 1-1 0 0,1-1 0 0 0,-1 1 1 0 0,0-1-1 0 0,1 1 0 0 0,3 1 4 0 0,1 1-3 0 0,-1-1 0 0 0,0 1 0 0 0,0 0 0 0 0,0 1 0 0 0,0-1 0 0 0,0 1 1 0 0,-1-1-1 0 0,1 1 0 0 0,-1 0 0 0 0,0 0 0 0 0,-1 0 0 0 0,1 1 1 0 0,-1-1-1 0 0,4 9 0 0 0,-4-5-24 0 0,0-1 0 0 0,0 1 0 0 0,-1 0-1 0 0,0-1 1 0 0,0 1 0 0 0,-1 0 0 0 0,0-1 0 0 0,0 1 0 0 0,-2 8 0 0 0,-1-1-185 0 0,0 0-1 0 0,-1-1 1 0 0,-1 1 0 0 0,0-1-1 0 0,-1 0 1 0 0,0-1 0 0 0,-1 1-1 0 0,-1-1 1 0 0,-13 19 0 0 0,20-31 145 0 0,0 0 0 0 0,1-1 0 0 0,-1 1 0 0 0,0 0 1 0 0,0 0-1 0 0,0 0 0 0 0,0 0 0 0 0,0-1 0 0 0,1 1 0 0 0,-1 0 1 0 0,0-1-1 0 0,-1 1 0 0 0,1-1 0 0 0,0 1 0 0 0,0-1 0 0 0,0 0 0 0 0,0 1 1 0 0,0-1-1 0 0,0 0 0 0 0,0 0 0 0 0,-1 0 0 0 0,1 0 0 0 0,0 0 1 0 0,0 0-1 0 0,0 0 0 0 0,0 0 0 0 0,-1 0 0 0 0,0-1 0 0 0,-1 1 161 0 0,-1-1-202 0 0,-3-17 128 0 0,9 9 68 0 0,0 1 0 0 0,0-1 1 0 0,1 1-1 0 0,0 0 1 0 0,1-1-1 0 0,-1 1 0 0 0,2 1 1 0 0,-1-1-1 0 0,1 1 0 0 0,0-1 1 0 0,0 1-1 0 0,1 1 0 0 0,0-1 1 0 0,1 1-1 0 0,-1 0 0 0 0,13-9 1 0 0,8-3-165 0 0,0 1-1 0 0,1 1 1 0 0,39-16 0 0 0,22-11-2733 0 0,-72 35 1108 0 0</inkml:trace>
-  <inkml:trace contextRef="#ctx0" brushRef="#br0" timeOffset="1285.18">710 247 0 0 0,'1'-4'3975'0'0,"6"3"-2438"0"0,20 8-2046 0 0,-5-2 368 0 0,-18-5-18 0 0,1 0 32 0 0,4-1-18 0 0,0 0 0 0 0,0-1 0 0 0,0 0 0 0 0,0 0 0 0 0,-1-1-1 0 0,1-1 1 0 0,-1 1 0 0 0,0-1 0 0 0,1 0 0 0 0,-2-1 0 0 0,10-7-1 0 0,-15 9 127 0 0,0 0 0 0 0,0 0-1 0 0,0 0 1 0 0,0 0 0 0 0,-1 0-1 0 0,1 0 1 0 0,-1-1 0 0 0,0 1-1 0 0,0-1 1 0 0,0 1 0 0 0,0-1-1 0 0,-1 1 1 0 0,0-1 0 0 0,1 0-1 0 0,-1 1 1 0 0,-1-5 0 0 0,-4-5 51 0 0,3 10 122 0 0,-1-14 491 0 0,-18 3 113 0 0,18 13-186 0 0,-2 1-460 0 0,1 1-78 0 0,-1 0 1 0 0,1-1-1 0 0,-1 2 1 0 0,1-1-1 0 0,0 0 1 0 0,-1 1-1 0 0,1 0 1 0 0,0 0-1 0 0,0 0 1 0 0,0 0-1 0 0,0 1 1 0 0,-4 3-1 0 0,-8 9 6 0 0,1 0 0 0 0,1 1-1 0 0,0 0 1 0 0,1 1 0 0 0,1 1-1 0 0,1-1 1 0 0,0 2 0 0 0,2 0 0 0 0,-13 34-1 0 0,19-45-34 0 0,2 1 0 0 0,-1 0 0 0 0,0 16 0 0 0,4-8-3 0 0,6 4-52 0 0,-6-18-27 0 0,0 0 0 0 0,0 0 0 0 0,0-1 0 0 0,0 1 0 0 0,1-1 0 0 0,-1 1 0 0 0,1-1 0 0 0,0 0 0 0 0,0 0 0 0 0,0 0 0 0 0,0 0 0 0 0,0-1 0 0 0,0 1 0 0 0,0-1 0 0 0,0 0 1 0 0,0 0-1 0 0,1 0 0 0 0,-1 0 0 0 0,1 0 0 0 0,-1-1 0 0 0,1 1 0 0 0,-1-1 0 0 0,0 0 0 0 0,1 0 0 0 0,-1-1 0 0 0,6 0 0 0 0,-1 0-148 0 0,-1-1-1 0 0,1 0 0 0 0,-1 0 0 0 0,1 0 1 0 0,-1-1-1 0 0,0 0 0 0 0,0-1 1 0 0,0 1-1 0 0,-1-1 0 0 0,8-6 0 0 0,-1-1-483 0 0</inkml:trace>
+  <inkml:trace contextRef="#ctx0" brushRef="#br0" timeOffset="1285.15">710 247 0 0 0,'1'-4'3975'0'0,"6"3"-2438"0"0,20 8-2046 0 0,-5-2 368 0 0,-18-5-18 0 0,1 0 32 0 0,4-1-18 0 0,0 0 0 0 0,0-1 0 0 0,0 0 0 0 0,0 0 0 0 0,-1-1-1 0 0,1-1 1 0 0,-1 1 0 0 0,0-1 0 0 0,1 0 0 0 0,-2-1 0 0 0,10-7-1 0 0,-15 9 127 0 0,0 0 0 0 0,0 0-1 0 0,0 0 1 0 0,0 0 0 0 0,-1 0-1 0 0,1 0 1 0 0,-1-1 0 0 0,0 1-1 0 0,0-1 1 0 0,0 1 0 0 0,0-1-1 0 0,-1 1 1 0 0,0-1 0 0 0,1 0-1 0 0,-1 1 1 0 0,-1-5 0 0 0,-4-5 51 0 0,3 10 122 0 0,-1-14 491 0 0,-18 3 113 0 0,18 13-186 0 0,-2 1-460 0 0,1 1-78 0 0,-1 0 1 0 0,1-1-1 0 0,-1 2 1 0 0,1-1-1 0 0,0 0 1 0 0,-1 1-1 0 0,1 0 1 0 0,0 0-1 0 0,0 0 1 0 0,0 0-1 0 0,0 1 1 0 0,-4 3-1 0 0,-8 9 6 0 0,1 0 0 0 0,1 1-1 0 0,0 0 1 0 0,1 1 0 0 0,1 1-1 0 0,1-1 1 0 0,0 2 0 0 0,2 0 0 0 0,-13 34-1 0 0,19-45-34 0 0,2 1 0 0 0,-1 0 0 0 0,0 16 0 0 0,4-8-3 0 0,6 4-52 0 0,-6-18-27 0 0,0 0 0 0 0,0 0 0 0 0,0-1 0 0 0,0 1 0 0 0,1-1 0 0 0,-1 1 0 0 0,1-1 0 0 0,0 0 0 0 0,0 0 0 0 0,0 0 0 0 0,0 0 0 0 0,0-1 0 0 0,0 1 0 0 0,0-1 0 0 0,0 0 1 0 0,0 0-1 0 0,1 0 0 0 0,-1 0 0 0 0,1 0 0 0 0,-1-1 0 0 0,1 1 0 0 0,-1-1 0 0 0,0 0 0 0 0,1 0 0 0 0,-1-1 0 0 0,6 0 0 0 0,-1 0-148 0 0,-1-1-1 0 0,1 0 0 0 0,-1 0 0 0 0,1 0 1 0 0,-1-1-1 0 0,0 0 0 0 0,0-1 1 0 0,0 1-1 0 0,-1-1 0 0 0,8-6 0 0 0,-1-1-483 0 0</inkml:trace>
   <inkml:trace contextRef="#ctx0" brushRef="#br0" timeOffset="1736.75">1133 77 0 0 0,'0'0'1128'0'0,"0"-16"3508"0"0,-4 16-4590 0 0,0 0 0 0 0,0 1 0 0 0,1-1 0 0 0,-1 1 0 0 0,0 0 1 0 0,0 0-1 0 0,1 0 0 0 0,-1 0 0 0 0,0 1 0 0 0,1 0 1 0 0,0-1-1 0 0,-1 1 0 0 0,1 1 0 0 0,0-1 0 0 0,0 0 1 0 0,0 1-1 0 0,-4 3 0 0 0,-6 7-16 0 0,0 0 0 0 0,-18 23 0 0 0,26-28-27 0 0,0-1-1 0 0,0 1 1 0 0,1 1 0 0 0,0-1-1 0 0,0 0 1 0 0,1 1 0 0 0,0 0-1 0 0,0 0 1 0 0,-1 10 0 0 0,4-18-14 0 0,0 0 0 0 0,0 0 0 0 0,-1 0 0 0 0,1 0 0 0 0,0 0 0 0 0,0 0 0 0 0,0 0 0 0 0,1 0 0 0 0,-1 0 0 0 0,0 0 0 0 0,0 0 0 0 0,0 0 0 0 0,1 0 0 0 0,-1 0 0 0 0,1 0 0 0 0,-1 0 0 0 0,1 0 0 0 0,-1 0 0 0 0,1-1 0 0 0,-1 1 0 0 0,1 0 0 0 0,0 0 0 0 0,-1 0 0 0 0,1-1 0 0 0,0 1 0 0 0,0-1 0 0 0,-1 1 0 0 0,1 0 0 0 0,0-1 0 0 0,0 1 0 0 0,0-1 0 0 0,0 0 0 0 0,0 1 0 0 0,0-1 0 0 0,0 0 0 0 0,0 1 0 0 0,0-1 0 0 0,0 0 0 0 0,1 0 0 0 0,1 1-20 0 0,1-1 1 0 0,-1 0-1 0 0,1 0 0 0 0,-1 0 1 0 0,1-1-1 0 0,-1 1 1 0 0,0-1-1 0 0,1 0 1 0 0,4-1-1 0 0,-2-1-7 0 0,0 0-1 0 0,0-1 1 0 0,0 1-1 0 0,0-1 1 0 0,-1 0-1 0 0,1-1 1 0 0,-1 1-1 0 0,7-9 1 0 0,33-52-116 0 0,-35 49 152 0 0,14-26 362 0 0,-23 40 319 0 0,0 5-666 0 0,0 33 25 0 0,-7 62 1 0 0,0 4-13 0 0,6-83 28 0 0,-1-6-342 0 0,1 0 0 0 0,0 0 0 0 0,1 0 0 0 0,1 0 0 0 0,0 0 0 0 0,7 23-1 0 0,-9-36 196 0 0,0 1 0 0 0,0 0-1 0 0,0-1 1 0 0,1 1 0 0 0,-1-1-1 0 0,0 1 1 0 0,1-1-1 0 0,-1 1 1 0 0,0-1 0 0 0,1 1-1 0 0,-1-1 1 0 0,1 1-1 0 0,-1-1 1 0 0,0 1 0 0 0,1-1-1 0 0,-1 0 1 0 0,1 1-1 0 0,0-1 1 0 0,-1 0 0 0 0,1 1-1 0 0,-1-1 1 0 0,1 0-1 0 0,-1 0 1 0 0,1 0 0 0 0,0 1-1 0 0,-1-1 1 0 0,1 0 0 0 0,-1 0-1 0 0,2 0 1 0 0,15-5-1436 0 0</inkml:trace>
   <inkml:trace contextRef="#ctx0" brushRef="#br0" timeOffset="2205.73">1365 119 0 0 0,'0'0'3919'0'0,"-10"15"-3298"0"0,5 15-335 0 0,0 1 0 0 0,2 0 1 0 0,2 53-1 0 0,1-73-244 0 0,0-8-25 0 0,0-1-6 0 0,1 1 1 0 0,-1-1-1 0 0,1 0 1 0 0,0 0-1 0 0,0 0 1 0 0,-1 0-1 0 0,1 0 0 0 0,0 0 1 0 0,1 0-1 0 0,1 3 1 0 0,0-7-7 0 0,0 0 0 0 0,1 0 0 0 0,-2 0 0 0 0,1 0 1 0 0,0 0-1 0 0,0-1 0 0 0,-1 1 0 0 0,1-1 0 0 0,-1 0 0 0 0,0 0 0 0 0,1 1 0 0 0,-2-2 1 0 0,1 1-1 0 0,0 0 0 0 0,0 0 0 0 0,1-6 0 0 0,23-64 83 0 0,-25 67-87 0 0,22-77-1 0 0,1 39 570 0 0,-19 68-554 0 0,-1 0 1 0 0,-2 0-1 0 0,0 42 1 0 0,-1-32 10 0 0,-5 61 14 0 0,2-67-680 0 0,1 51 1 0 0,2-76 190 0 0,-1-2-205 0 0,0 0 578 0 0,1-1 1 0 0,-1 1-1 0 0,0-1 1 0 0,0 0-1 0 0,1 1 1 0 0,-1-1-1 0 0,0 0 1 0 0,1 1-1 0 0,-1-1 1 0 0,0 0-1 0 0,1 0 1 0 0,-1 1-1 0 0,0-1 0 0 0,1 0 1 0 0,-1 0-1 0 0,1 0 1 0 0,-1 1-1 0 0,0-1 1 0 0,1 0-1 0 0,0 0 1 0 0,16-34-1690 0 0,-9 16 1047 0 0</inkml:trace>
   <inkml:trace contextRef="#ctx0" brushRef="#br0" timeOffset="2628.97">1693 126 0 0 0,'0'0'5114'0'0,"-1"0"-5091"0"0,1 1-1 0 0,-1-1 0 0 0,0 1 1 0 0,0-1-1 0 0,1 1 1 0 0,-1 0-1 0 0,0-1 0 0 0,1 1 1 0 0,-1 0-1 0 0,1 0 1 0 0,-1-1-1 0 0,1 1 1 0 0,-1 0-1 0 0,1 0 0 0 0,-1 1 1 0 0,1 11 22 0 0,0-10-2 0 0,1-1-28 0 0,1 0-1 0 0,-1 0 0 0 0,1 1 1 0 0,-1-1-1 0 0,1-1 1 0 0,0 1-1 0 0,0 0 1 0 0,0 0-1 0 0,0-1 0 0 0,0 1 1 0 0,0-1-1 0 0,0 1 1 0 0,1-1-1 0 0,-1 0 0 0 0,4 2 1 0 0,-3-2 27 0 0,2-3-26 0 0,14-4-3 0 0,-14 4-5 0 0,-1 2-1 0 0,-1 0-11 0 0,0 0 1 0 0,0-1-1 0 0,0 1 1 0 0,0-1 0 0 0,0 0-1 0 0,0 1 1 0 0,0-2-1 0 0,0 1 1 0 0,0 0-1 0 0,-1 0 1 0 0,1-1-1 0 0,-1 1 1 0 0,1-1-1 0 0,-1 0 1 0 0,1 0 0 0 0,-1 0-1 0 0,0 0 1 0 0,3-4-1 0 0,-3 3-3 0 0,2-4-14 0 0,1 0 1 0 0,-1 0-1 0 0,0 0 0 0 0,-1-1 1 0 0,4-12-1 0 0,-1-15 13 0 0,-6 0 156 0 0,0 32 230 0 0,0 2-359 0 0,0 0 1 0 0,-1 1-1 0 0,1-1 1 0 0,0 1-1 0 0,-1-1 1 0 0,1 1-1 0 0,-1-1 1 0 0,1 1-1 0 0,-1-1 1 0 0,1 1 0 0 0,-1-1-1 0 0,1 1 1 0 0,-1 0-1 0 0,1-1 1 0 0,-1 1-1 0 0,0 0 1 0 0,1-1-1 0 0,-1 1 1 0 0,0 0-1 0 0,1 0 1 0 0,-2-1-1 0 0,-4 3-7 0 0,0-1 0 0 0,0 1-1 0 0,0 0 1 0 0,1 0 0 0 0,-1 0-1 0 0,0 1 1 0 0,1 0 0 0 0,0 0-1 0 0,0 0 1 0 0,0 1 0 0 0,0 0-1 0 0,0 0 1 0 0,1 0 0 0 0,-1 0-1 0 0,1 1 1 0 0,0 0 0 0 0,1-1-1 0 0,-1 2 1 0 0,-5 9 0 0 0,1 0-13 0 0,1 0 1 0 0,0 1-1 0 0,1 0 1 0 0,1 0-1 0 0,0 0 1 0 0,-3 23-1 0 0,7-35-51 0 0,0 1-1 0 0,1-1 1 0 0,0 1 0 0 0,0 0-1 0 0,0-1 1 0 0,0 1-1 0 0,1 0 1 0 0,-1-1 0 0 0,1 1-1 0 0,1 0 1 0 0,-1-1-1 0 0,0 0 1 0 0,1 1-1 0 0,0-1 1 0 0,0 0 0 0 0,1 0-1 0 0,-1 0 1 0 0,1 0-1 0 0,-1 0 1 0 0,1 0 0 0 0,5 4-1 0 0,-5-7-127 0 0,0 0 0 0 0,0-1 0 0 0,0 1 0 0 0,0 0 0 0 0,0-1 0 0 0,0 0-1 0 0,0 0 1 0 0,0 0 0 0 0,0 0 0 0 0,0 0 0 0 0,0 0 0 0 0,0-1 0 0 0,0 1 0 0 0,0-1 0 0 0,0 0-1 0 0,0 0 1 0 0,0 0 0 0 0,-1 0 0 0 0,5-3 0 0 0,7-7-1597 0 0</inkml:trace>
@@ -4996,7 +7733,7 @@
   <inkml:trace contextRef="#ctx0" brushRef="#br0" timeOffset="854.58">3863 549 0 0 0,'0'0'2888'0'0,"-4"-12"-328"0"0,-31 443-1434 0 0,20-307-1192 0 0,15-122 39 0 0,0 0 0 0 0,-1 0 0 0 0,1 0 0 0 0,0 0 0 0 0,-1 0 0 0 0,1 0 0 0 0,-1 0 0 0 0,0 0 0 0 0,0 0 0 0 0,0-1 1 0 0,0 1-1 0 0,0 0 0 0 0,-2 2 0 0 0,2-3 9 0 0,0-1 1 0 0,1 1 0 0 0,-1-1 0 0 0,0 1 0 0 0,1-1-1 0 0,-1 1 1 0 0,0-1 0 0 0,0 0 0 0 0,0 1-1 0 0,1-1 1 0 0,-1 0 0 0 0,0 0 0 0 0,0 0 0 0 0,0 0-1 0 0,0 0 1 0 0,1 0 0 0 0,-1 0 0 0 0,0 0-1 0 0,0 0 1 0 0,0 0 0 0 0,0 0 0 0 0,-1-1 0 0 0,-1 0 1 0 0,-1-1 0 0 0,1 0 0 0 0,0 0 1 0 0,0 0-1 0 0,0 0 0 0 0,0 0 0 0 0,1-1 0 0 0,-1 1 1 0 0,0-1-1 0 0,1 0 0 0 0,0 0 0 0 0,0 0 1 0 0,-2-4-1 0 0,-5-9-43 0 0,1-1 1 0 0,1-1-1 0 0,1 1 0 0 0,1-1 1 0 0,0 0-1 0 0,1-1 1 0 0,-2-35-1 0 0,5 48-6 0 0,1 0 0 0 0,0 0-1 0 0,0 0 1 0 0,0 0 0 0 0,1 1-1 0 0,0-1 1 0 0,0 0 0 0 0,4-11-1 0 0,-3 12-29 0 0,6 0-81 0 0,-7 4 149 0 0,-1 0-1 0 0,1 0 1 0 0,0 0-1 0 0,0 0 0 0 0,0 0 1 0 0,0 1-1 0 0,0-1 1 0 0,0 0-1 0 0,0 1 1 0 0,0-1-1 0 0,1 1 1 0 0,-1-1-1 0 0,0 1 1 0 0,0-1-1 0 0,0 1 0 0 0,1 0 1 0 0,-1 0-1 0 0,0-1 1 0 0,0 1-1 0 0,2 0 1 0 0,102-8-2492 0 0,-100 7 1756 0 0</inkml:trace>
   <inkml:trace contextRef="#ctx0" brushRef="#br0" timeOffset="1116.49">4074 559 0 0 0,'-4'22'6449'0'0,"-1"18"-6344"0"0,-1 43 0 0 0,2 51 192 0 0,-1-22-5452 0 0</inkml:trace>
   <inkml:trace contextRef="#ctx0" brushRef="#br0" timeOffset="1651.56">3946 741 0 0 0,'-8'-31'4400'0'0,"21"21"-3412"0"0,51-13-574 0 0,-50 20-405 0 0,-1-1 0 0 0,-1-1 0 0 0,1 0 1 0 0,14-8-1 0 0,11-1 10 0 0,-36 12-10 0 0,2 1-1 0 0,3-1 32 0 0,-1-2 0 0 0,1 1 0 0 0,-1-1 0 0 0,0 0 0 0 0,0 0 0 0 0,6-6 1 0 0,-10 9 592 0 0,1 2-611 0 0,1 3-21 0 0,-1-1 1 0 0,0 0 0 0 0,0 1 0 0 0,0 0-1 0 0,-1 0 1 0 0,1 0 0 0 0,-1 0 0 0 0,0 0-1 0 0,0 0 1 0 0,0 1 0 0 0,0 4 0 0 0,2 5-4 0 0,0 0 1 0 0,-2 1 0 0 0,0 0-1 0 0,0 0 1 0 0,-2 0 0 0 0,-1 26-1 0 0,2 28-48 0 0,-1-64 45 0 0,2 22-208 0 0,9 37 0 0 0,-11-61 160 0 0,2-1-101 0 0,-2-2 152 0 0,1 0 1 0 0,-1 1-1 0 0,0-1 0 0 0,0 1 1 0 0,0-1-1 0 0,1 0 0 0 0,-1 1 0 0 0,0-1 1 0 0,0 0-1 0 0,1 0 0 0 0,-1 1 0 0 0,0-1 1 0 0,1 0-1 0 0,-1 0 0 0 0,0 1 1 0 0,1-1-1 0 0,-1 0 0 0 0,0 0 0 0 0,1 0 1 0 0,-1 0-1 0 0,1 1 0 0 0,-1-1 0 0 0,0 0 1 0 0,1 0-1 0 0,-1 0 0 0 0,1 0 1 0 0,9-5 13 0 0,0-1 0 0 0,0-1 0 0 0,-1 1 0 0 0,0-2 0 0 0,-1 1 0 0 0,1-1 0 0 0,8-11 0 0 0,12-10 223 0 0,-27 27-180 0 0,0 1-11 0 0,9-6 2 0 0,-9 6 212 0 0,1 2-237 0 0,1 1-13 0 0,0 1 0 0 0,-1-1 0 0 0,1 1 0 0 0,-1 0 0 0 0,0 0 0 0 0,1 0-1 0 0,-2 0 1 0 0,1 1 0 0 0,0-1 0 0 0,-1 1 0 0 0,1 0 0 0 0,-1 0 0 0 0,2 4 0 0 0,26 65-161 0 0,-18-44-337 0 0,-12-26 285 0 0,1 0-1 0 0,0-1 1 0 0,0 1 0 0 0,1-1 0 0 0,-1 1-1 0 0,0-1 1 0 0,1 0 0 0 0,-1 1-1 0 0,1-1 1 0 0,0 0 0 0 0,0 0 0 0 0,0 0-1 0 0,0 0 1 0 0,0-1 0 0 0,0 1 0 0 0,0 0-1 0 0,1-1 1 0 0,-1 0 0 0 0,0 1-1 0 0,1-1 1 0 0,-1 0 0 0 0,1 0 0 0 0,5 1-1 0 0,-5-2-861 0 0</inkml:trace>
-  <inkml:trace contextRef="#ctx0" brushRef="#br0" timeOffset="-5058.32">498 0 0 0 0,'0'0'4471'0'0,"-9"12"-4510"0"0,-6 42 37 0 0,4-9-39 0 0,9-33 76 0 0,0-1-1 0 0,-1 1 1 0 0,-1-1 0 0 0,0 0 0 0 0,-7 15-1 0 0,9-19-15 0 0,1 0 0 0 0,0 0-1 0 0,0 0 1 0 0,1 0-1 0 0,0 12 1 0 0,0-14-18 0 0,-5 59 229 0 0,-3 1 1 0 0,-28 107 0 0 0,1-72 16 0 0,34-97-194 0 0,-4 15 174 0 0,-2 37 189 0 0,7-53-380 0 0,-10 52 166 0 0,2 2 46 0 0,8-53-220 0 0,0 18 65 0 0,0-14-78 0 0,6 160 348 0 0,25-17-44 0 0,-11-65-270 0 0,-3-35-1 0 0,-13-40-37 0 0,0 0-1 0 0,0 1 1 0 0,2 12-1 0 0,20 105 479 0 0,1 29-312 0 0,-5-55-127 0 0,-22-99-33 0 0,4 14 17 0 0,4 15-23 0 0,-4 0-11 0 0,2 3 22 0 0,-6-33-18 0 0,0 2 1 0 0,0-4-5 0 0,5 49 15 0 0,-5-47-14 0 0,-1 17-25 0 0,1-9 24 0 0,1 2 1 0 0,-2 42 16 0 0,2 78-6 0 0,1-79-4 0 0,-1-18 2 0 0,3 48 14 0 0,-1-40 4 0 0,-3-40-21 0 0,3 14 11 0 0,13 122 62 0 0,-12-89-53 0 0,14 66 0 0 0,-13-85-11 0 0,-1 1 1 0 0,0 38-1 0 0,-3-37 8 0 0,11 64 0 0 0,56 279 80 0 0,-31-196-91 0 0,-22-121 11 0 0,-3 2-1 0 0,6 70 0 0 0,-1 8-5 0 0,-12-68-32 0 0,-1-36 12 0 0,-3-19-4 0 0,-1-13-1 0 0,1 16 4 0 0,-1-17 3 0 0,1 11 5 0 0,-2 12-7 0 0,-9 64 12 0 0,4-51-1 0 0,-11 41 3 0 0,11-54-11 0 0,5 23-6 0 0,0 68 10 0 0,-2-52 19 0 0,-1 0 14 0 0,4-61-24 0 0,0-2-154 0 0,-1 0 0 0 0,1-1 0 0 0,0 1-1 0 0,-1 0 1 0 0,1 0 0 0 0,0 0 0 0 0,0 0-1 0 0,0 0 1 0 0,0 0 0 0 0,0 0 0 0 0,0 0 0 0 0,0 0-1 0 0,0 0 1 0 0,0 0 0 0 0,0 0 0 0 0,0-1-1 0 0,1 1 1 0 0,-1 0 0 0 0,0 0 0 0 0,1 0 0 0 0,-1 0-1 0 0,1 0 1 0 0,0 0 0 0 0,17-23-2571 0 0,-11 9-52 0 0</inkml:trace>
+  <inkml:trace contextRef="#ctx0" brushRef="#br0" timeOffset="-5058.33">498 0 0 0 0,'0'0'4471'0'0,"-9"12"-4510"0"0,-6 42 37 0 0,4-9-39 0 0,9-33 76 0 0,0-1-1 0 0,-1 1 1 0 0,-1-1 0 0 0,0 0 0 0 0,-7 15-1 0 0,9-19-15 0 0,1 0 0 0 0,0 0-1 0 0,0 0 1 0 0,1 0-1 0 0,0 12 1 0 0,0-14-18 0 0,-5 59 229 0 0,-3 1 1 0 0,-28 107 0 0 0,1-72 16 0 0,34-97-194 0 0,-4 15 174 0 0,-2 37 189 0 0,7-53-380 0 0,-10 52 166 0 0,2 2 46 0 0,8-53-220 0 0,0 18 65 0 0,0-14-78 0 0,6 160 348 0 0,25-17-44 0 0,-11-65-270 0 0,-3-35-1 0 0,-13-40-37 0 0,0 0-1 0 0,0 1 1 0 0,2 12-1 0 0,20 105 479 0 0,1 29-312 0 0,-5-55-127 0 0,-22-99-33 0 0,4 14 17 0 0,4 15-23 0 0,-4 0-11 0 0,2 3 22 0 0,-6-33-18 0 0,0 2 1 0 0,0-4-5 0 0,5 49 15 0 0,-5-47-14 0 0,-1 17-25 0 0,1-9 24 0 0,1 2 1 0 0,-2 42 16 0 0,2 78-6 0 0,1-79-4 0 0,-1-18 2 0 0,3 48 14 0 0,-1-40 4 0 0,-3-40-21 0 0,3 14 11 0 0,13 122 62 0 0,-12-89-53 0 0,14 66 0 0 0,-13-85-11 0 0,-1 1 1 0 0,0 38-1 0 0,-3-37 8 0 0,11 64 0 0 0,56 279 80 0 0,-31-196-91 0 0,-22-121 11 0 0,-3 2-1 0 0,6 70 0 0 0,-1 8-5 0 0,-12-68-32 0 0,-1-36 12 0 0,-3-19-4 0 0,-1-13-1 0 0,1 16 4 0 0,-1-17 3 0 0,1 11 5 0 0,-2 12-7 0 0,-9 64 12 0 0,4-51-1 0 0,-11 41 3 0 0,11-54-11 0 0,5 23-6 0 0,0 68 10 0 0,-2-52 19 0 0,-1 0 14 0 0,4-61-24 0 0,0-2-154 0 0,-1 0 0 0 0,1-1 0 0 0,0 1-1 0 0,-1 0 1 0 0,1 0 0 0 0,0 0 0 0 0,0 0-1 0 0,0 0 1 0 0,0 0 0 0 0,0 0 0 0 0,0 0 0 0 0,0 0-1 0 0,0 0 1 0 0,0 0 0 0 0,0 0 0 0 0,0-1-1 0 0,1 1 1 0 0,-1 0 0 0 0,0 0 0 0 0,1 0 0 0 0,-1 0-1 0 0,1 0 1 0 0,0 0 0 0 0,17-23-2571 0 0,-11 9-52 0 0</inkml:trace>
   <inkml:trace contextRef="#ctx0" brushRef="#br0" timeOffset="-3957.23">5 778 0 0 0,'1'13'580'0'0,"0"-11"68"0"0,-6-15 2835 0 0,5 13-3457 0 0,0 0 0 0 0,0-1 0 0 0,-1 1 0 0 0,1 0 0 0 0,0-1 0 0 0,0 1 0 0 0,0 0 0 0 0,0-1 0 0 0,0 1 0 0 0,-1 0 0 0 0,1-1 0 0 0,0 1 0 0 0,0-1 0 0 0,0 1 0 0 0,0 0 0 0 0,0-1 0 0 0,0 1-1 0 0,0 0 1 0 0,0-1 0 0 0,1 1 0 0 0,-1 0 0 0 0,0-1 0 0 0,0 1 0 0 0,0-1 0 0 0,0 1 0 0 0,0 0 0 0 0,1-1 0 0 0,-1 1 0 0 0,0 0 0 0 0,0 0 0 0 0,0-1 0 0 0,1 1 0 0 0,-1 0 0 0 0,0 0 0 0 0,0-1-1 0 0,1 1 1 0 0,-1 0 0 0 0,0 0 0 0 0,1-1 0 0 0,-1 1 0 0 0,0 0 0 0 0,1 0 0 0 0,-1 0 0 0 0,0 0 0 0 0,1 0 0 0 0,-1 0 0 0 0,0-1 0 0 0,1 1 0 0 0,-1 0 0 0 0,1 0 0 0 0,-1 0 0 0 0,0 0-1 0 0,1 0 1 0 0,-1 1 0 0 0,2-2-161 0 0,1 0 213 0 0,79-9 164 0 0,337 0-1002 0 0,-405 10 682 0 0,0 0 1 0 0,0 1-1 0 0,17 4 1 0 0,-31-5 76 0 0,4 1-28 0 0,0-1-50 0 0,-4 0 77 0 0,1 0-2 0 0,1 0 1 0 0,-1 0-1 0 0,0 0 0 0 0,0-1 1 0 0,0 1-1 0 0,0 0 1 0 0,0 0-1 0 0,0-1 1 0 0,0 1-1 0 0,0 0 0 0 0,0-1 1 0 0,0 1-1 0 0,0-1 1 0 0,0 1-1 0 0,0-1 0 0 0,0 0 1 0 0,0 1-1 0 0,0-1 1 0 0,0 0-1 0 0,-1 0 0 0 0,3-1 1 0 0,-3 0-28 0 0,3 2 208 0 0,0 0-489 0 0,0 0 0 0 0,1 0 0 0 0,-1 0-1 0 0,0 0 1 0 0,0 0 0 0 0,0-1 0 0 0,0 0 0 0 0,1 1 0 0 0,-1-1 0 0 0,0 0 0 0 0,5-3-1 0 0</inkml:trace>
   <inkml:trace contextRef="#ctx0" brushRef="#br0" timeOffset="-2626.96">1020 563 0 0 0,'8'-18'1285'0'0,"1"-11"1820"0"0,-13 29-3103 0 0,-60 18 32 0 0,61-17-38 0 0,0-1 0 0 0,-9 3 5 0 0,11-3 14 0 0,-1 1 1 0 0,0 0-1 0 0,0-1 1 0 0,0 0-1 0 0,0 1 1 0 0,0-1-1 0 0,0 0 1 0 0,-1 0-1 0 0,1 0 1 0 0,0 0-1 0 0,0-1 1 0 0,0 1-1 0 0,0-1 1 0 0,0 1-1 0 0,0-1 1 0 0,1 1-1 0 0,-1-1 1 0 0,0 0-1 0 0,0 0 1 0 0,0 0-1 0 0,1 0 1 0 0,-1 0-1 0 0,0-1 1 0 0,1 1-1 0 0,-4-3 0 0 0,4 2 55 0 0,0 2-48 0 0,1-1 0 0 0,-1 1 0 0 0,0-1 0 0 0,1 1 0 0 0,-1-1 0 0 0,0 1 0 0 0,1-1 0 0 0,-1 1 0 0 0,0 0 0 0 0,0-1 0 0 0,1 1 0 0 0,-1 0 0 0 0,0 0 0 0 0,0 0 0 0 0,0-1 0 0 0,0 1-1 0 0,-3 10-25 0 0,0-1 0 0 0,1 1-1 0 0,0 0 1 0 0,1 0-1 0 0,0 0 1 0 0,-1 18-1 0 0,-2 6-6 0 0,-4 10-60 0 0,2 1 0 0 0,1 1 0 0 0,3-1-1 0 0,4 81 1 0 0,0-120 35 0 0,-1 0 0 0 0,1 0 1 0 0,0-1-1 0 0,1 1 0 0 0,-1 0 0 0 0,1-1 0 0 0,0 1 1 0 0,1-1-1 0 0,-1 0 0 0 0,6 8 0 0 0,-6-11 16 0 0,0 0-1 0 0,0 0 0 0 0,0 0 1 0 0,1 0-1 0 0,-1-1 1 0 0,1 1-1 0 0,-1-1 1 0 0,1 0-1 0 0,-1 1 0 0 0,1-1 1 0 0,0 0-1 0 0,-1-1 1 0 0,1 1-1 0 0,0 0 1 0 0,0-1-1 0 0,0 0 0 0 0,0 1 1 0 0,-1-1-1 0 0,1 0 1 0 0,0-1-1 0 0,0 1 1 0 0,3-1-1 0 0,6-1-95 0 0,0 0-1 0 0,0-1 1 0 0,0-1-1 0 0,-1 0 0 0 0,0 0 1 0 0,0-1-1 0 0,12-7 1 0 0,68-49-871 0 0,-71 46 719 0 0,-15 11 119 0 0,0 0 0 0 0,0-1 0 0 0,0 1 0 0 0,-1-1 0 0 0,8-9 0 0 0,3-9-443 0 0</inkml:trace>
   <inkml:trace contextRef="#ctx0" brushRef="#br0" timeOffset="-2426.54">1047 717 0 0 0,'11'-12'1629'0'0,"-2"10"-1526"0"0,0 1-1 0 0,1 0 0 0 0,-1 1 0 0 0,0 0 0 0 0,1 0 0 0 0,-1 1 1 0 0,1 0-1 0 0,-1 1 0 0 0,14 4 0 0 0,46 4-1154 0 0,-19-13 110 0 0,-45 2 611 0 0</inkml:trace>
@@ -5005,7 +7742,7 @@
   <inkml:trace contextRef="#ctx0" brushRef="#br0" timeOffset="-1026.77">2258 671 0 0 0,'0'-16'1063'0'0,"0"13"146"0"0,0 3-1113 0 0,0-1-1 0 0,0 1 1 0 0,0-1-1 0 0,0 1 0 0 0,0-1 1 0 0,0 1-1 0 0,-1-1 0 0 0,1 0 1 0 0,0 1-1 0 0,0-1 1 0 0,0 1-1 0 0,0-1 0 0 0,-1 1 1 0 0,1-1-1 0 0,0 1 1 0 0,0 0-1 0 0,-1-1 0 0 0,1 1 1 0 0,0-1-1 0 0,-1 1 0 0 0,1 0 1 0 0,0-1-1 0 0,-1 1 1 0 0,1 0-1 0 0,-1-1 0 0 0,1 1 1 0 0,-1-1-1 0 0,-7 3-56 0 0,1 0-1 0 0,0 0 0 0 0,0 0 1 0 0,0 1-1 0 0,0-1 1 0 0,1 2-1 0 0,-1-1 1 0 0,1 1-1 0 0,-1 0 0 0 0,1 1 1 0 0,1-1-1 0 0,-1 1 1 0 0,1 0-1 0 0,-1 0 1 0 0,1 1-1 0 0,1 0 0 0 0,-1 0 1 0 0,1 0-1 0 0,0 0 1 0 0,-4 11-1 0 0,-2 2-123 0 0,2 0 0 0 0,0 0 0 0 0,1 1 0 0 0,1 0 0 0 0,1 0 0 0 0,-3 27 0 0 0,7-45 44 0 0,1 0 0 0 0,-1 0 1 0 0,1 0-1 0 0,0 0 0 0 0,0 0 0 0 0,0 0 0 0 0,0 0 0 0 0,0 0 0 0 0,0 0 0 0 0,1 0 1 0 0,-1 0-1 0 0,0-1 0 0 0,1 1 0 0 0,0 0 0 0 0,-1 0 0 0 0,1 0 0 0 0,0 0 0 0 0,0-1 1 0 0,0 1-1 0 0,0 0 0 0 0,1-1 0 0 0,-1 1 0 0 0,0-1 0 0 0,1 0 0 0 0,1 2 0 0 0,-2-2-102 0 0,4-1-181 0 0,2 0 240 0 0,0 0 1 0 0,0-1-1 0 0,0 0 0 0 0,0-1 1 0 0,0 0-1 0 0,0 0 0 0 0,0 0 1 0 0,-1-1-1 0 0,1 0 1 0 0,-1 0-1 0 0,0 0 0 0 0,6-5 1 0 0,-5 2 97 0 0,-1 1 0 0 0,0-1 0 0 0,-1 0 0 0 0,1-1 0 0 0,-1 1 0 0 0,0-1 0 0 0,-1 0 1 0 0,1 0-1 0 0,-1-1 0 0 0,-1 1 0 0 0,0-1 0 0 0,0 0 0 0 0,0 0 0 0 0,-1 0 0 0 0,0 0 0 0 0,0 0 1 0 0,-1 0-1 0 0,0-11 0 0 0,-1 16 264 0 0,0-9 288 0 0,26 84-651 0 0,-1-9-947 0 0,-10-51-302 0 0</inkml:trace>
   <inkml:trace contextRef="#ctx0" brushRef="#br0" timeOffset="-791.94">2501 608 0 0 0,'0'0'2316'0'0,"-2"21"-1609"0"0,-2 151 233 0 0,5-118-844 0 0,-2-37-187 0 0,0-1 1 0 0,2 1 0 0 0,0 0-1 0 0,1 0 1 0 0,1-1 0 0 0,6 22-1 0 0,-8-35-44 0 0,0-1 0 0 0,1 1-1 0 0,-1-1 1 0 0,1 0 0 0 0,-1 0-1 0 0,1 0 1 0 0,0 0 0 0 0,0 0-1 0 0,0 0 1 0 0,0 0 0 0 0,0 0-1 0 0,0-1 1 0 0,4 3 0 0 0,-3-2-1071 0 0</inkml:trace>
   <inkml:trace contextRef="#ctx0" brushRef="#br0" timeOffset="13169.68">1629 1477 0 0 0,'0'0'5127'0'0,"-3"-1"-5045"0"0,-1 0-37 0 0,1 1-1 0 0,-1-1 1 0 0,0 1 0 0 0,0 0-1 0 0,0 0 1 0 0,0 0-1 0 0,1 0 1 0 0,-1 0 0 0 0,0 1-1 0 0,0 0 1 0 0,1 0 0 0 0,-5 1-1 0 0,-10 3 58 0 0,9-2-71 0 0,0 0-1 0 0,1 1 1 0 0,0 0 0 0 0,0 1-1 0 0,0-1 1 0 0,1 1-1 0 0,0 1 1 0 0,0 0 0 0 0,0 0-1 0 0,0 0 1 0 0,1 1 0 0 0,-10 12-1 0 0,3 0-12 0 0,0 0 1 0 0,2 1-1 0 0,0 0 0 0 0,1 1 0 0 0,1 0 1 0 0,1 0-1 0 0,1 1 0 0 0,0 0 0 0 0,2 1 1 0 0,-4 34-1 0 0,7-35-15 0 0,0 0-1 0 0,1 30 1 0 0,1-45-58 0 0,1 0-1 0 0,0 0 0 0 0,0-1 1 0 0,1 1-1 0 0,-1 0 1 0 0,2-1-1 0 0,-1 1 1 0 0,1-1-1 0 0,0 0 0 0 0,0 1 1 0 0,6 7-1 0 0,-7-12 17 0 0,0 0 0 0 0,0-1-1 0 0,0 1 1 0 0,0 0 0 0 0,0-1-1 0 0,1 1 1 0 0,-1-1 0 0 0,0 1 0 0 0,1-1-1 0 0,-1 0 1 0 0,1 0 0 0 0,0-1-1 0 0,-1 1 1 0 0,1 0 0 0 0,0-1 0 0 0,-1 1-1 0 0,1-1 1 0 0,0 0 0 0 0,0 0 0 0 0,-1 0-1 0 0,4-1 1 0 0,1 0-54 0 0,0 0 1 0 0,0 0-1 0 0,0-1 0 0 0,0 0 1 0 0,0 0-1 0 0,10-6 0 0 0,-5 3-256 0 0,-1-2 1 0 0,1 1-1 0 0,-1-2 0 0 0,-1 1 0 0 0,0-2 0 0 0,0 1 1 0 0,9-11-1 0 0,-4 0-853 0 0</inkml:trace>
-  <inkml:trace contextRef="#ctx0" brushRef="#br0" timeOffset="14063.35">1820 1542 0 0 0,'-1'-7'4138'0'0,"0"11"-3965"0"0,-1 1 0 0 0,1-1 0 0 0,0 0 0 0 0,0 1 0 0 0,0-1 0 0 0,1 1 0 0 0,0 7 0 0 0,-7 98-161 0 0,2-55 58 0 0,3 0 0 0 0,7 94 0 0 0,-3-143-103 0 0,0-1 0 0 0,0 1 0 0 0,0 0 0 0 0,1-1 0 0 0,4 8 1 0 0,-6-11-20 0 0,2-1 12 0 0,9 4-1 0 0,-9-4-19 0 0,9 0 25 0 0,-8 0 26 0 0,-1-1 0 0 0,1 0 0 0 0,0 0-1 0 0,-1 0 1 0 0,1 0 0 0 0,0-1-1 0 0,-1 1 1 0 0,1-1 0 0 0,-1 0 0 0 0,1 0-1 0 0,-1-1 1 0 0,1 1 0 0 0,-1 0-1 0 0,0-1 1 0 0,1 0 0 0 0,-1 0-1 0 0,5-5 1 0 0,2 0 13 0 0,-1-1 0 0 0,0-1 1 0 0,-1 0-1 0 0,0 0 0 0 0,-1-1 0 0 0,1 0 0 0 0,-2 0 0 0 0,0 0 0 0 0,0-1 0 0 0,0 0 1 0 0,-2 0-1 0 0,1 0 0 0 0,3-18 0 0 0,-3 8 2 0 0,-2 0 0 0 0,0-1 0 0 0,-1 1 0 0 0,-1-1 1 0 0,-2 0-1 0 0,-3-35 0 0 0,-2-10-174 0 0,6 64 102 0 0,-1-7-768 0 0,4 20-356 0 0,2 34-953 0 0,-5-41 1617 0 0</inkml:trace>
+  <inkml:trace contextRef="#ctx0" brushRef="#br0" timeOffset="14063.34">1820 1542 0 0 0,'-1'-7'4138'0'0,"0"11"-3965"0"0,-1 1 0 0 0,1-1 0 0 0,0 0 0 0 0,0 1 0 0 0,0-1 0 0 0,1 1 0 0 0,0 7 0 0 0,-7 98-161 0 0,2-55 58 0 0,3 0 0 0 0,7 94 0 0 0,-3-143-103 0 0,0-1 0 0 0,0 1 0 0 0,0 0 0 0 0,1-1 0 0 0,4 8 1 0 0,-6-11-20 0 0,2-1 12 0 0,9 4-1 0 0,-9-4-19 0 0,9 0 25 0 0,-8 0 26 0 0,-1-1 0 0 0,1 0 0 0 0,0 0-1 0 0,-1 0 1 0 0,1 0 0 0 0,0-1-1 0 0,-1 1 1 0 0,1-1 0 0 0,-1 0 0 0 0,1 0-1 0 0,-1-1 1 0 0,1 1 0 0 0,-1 0-1 0 0,0-1 1 0 0,1 0 0 0 0,-1 0-1 0 0,5-5 1 0 0,2 0 13 0 0,-1-1 0 0 0,0-1 1 0 0,-1 0-1 0 0,0 0 0 0 0,-1-1 0 0 0,1 0 0 0 0,-2 0 0 0 0,0 0 0 0 0,0-1 0 0 0,0 0 1 0 0,-2 0-1 0 0,1 0 0 0 0,3-18 0 0 0,-3 8 2 0 0,-2 0 0 0 0,0-1 0 0 0,-1 1 0 0 0,-1-1 1 0 0,-2 0-1 0 0,-3-35 0 0 0,-2-10-174 0 0,6 64 102 0 0,-1-7-768 0 0,4 20-356 0 0,2 34-953 0 0,-5-41 1617 0 0</inkml:trace>
   <inkml:trace contextRef="#ctx0" brushRef="#br0" timeOffset="14756.45">2168 1746 0 0 0,'-15'10'3382'0'0,"14"-13"-3110"0"0,1-2-169 0 0,0 0 1 0 0,1 0-1 0 0,-1 0 0 0 0,1 0 0 0 0,0 0 0 0 0,0 0 0 0 0,1 0 0 0 0,0 0 0 0 0,-1 1 0 0 0,1-1 0 0 0,1 1 0 0 0,-1-1 0 0 0,5-5 0 0 0,0 1-79 0 0,-1 1 1 0 0,1 0-1 0 0,1 0 0 0 0,-1 1 1 0 0,13-9-1 0 0,-17 14 2 0 0,-2 1-19 0 0,0-1 0 0 0,0 1 0 0 0,0 0 0 0 0,0 0 0 0 0,1 1 0 0 0,-1-1 1 0 0,1 0-1 0 0,-1 0 0 0 0,0 1 0 0 0,1-1 0 0 0,-1 1 0 0 0,1-1 0 0 0,-1 1 0 0 0,1-1 0 0 0,-1 1 0 0 0,1 0 0 0 0,2 0 0 0 0,-1 1-14 0 0,-1 0 1 0 0,1 1-1 0 0,-1 0 1 0 0,0-1 0 0 0,1 1-1 0 0,-1 0 1 0 0,0 0-1 0 0,0 0 1 0 0,0 0-1 0 0,0 0 1 0 0,-1 1-1 0 0,1-1 1 0 0,-1 1-1 0 0,1-1 1 0 0,-1 1-1 0 0,0-1 1 0 0,0 1-1 0 0,0 0 1 0 0,0-1 0 0 0,0 1-1 0 0,-1 0 1 0 0,1 4-1 0 0,0-1-8 0 0,1 4-19 0 0,0-1 1 0 0,-1 0-1 0 0,0 1 0 0 0,-2 15 0 0 0,2 14-65 0 0,1-17-40 0 0,-1 1 1 0 0,-2 0 0 0 0,0 0-1 0 0,-1 0 1 0 0,-7 28-1 0 0,9-49 93 0 0,-5-7 0 0 0,4 5 49 0 0,1 0 1 0 0,0 0-1 0 0,-1 0 0 0 0,1 0 1 0 0,0 0-1 0 0,0-1 1 0 0,-1 1-1 0 0,1 0 1 0 0,0 0-1 0 0,-1 0 1 0 0,1-1-1 0 0,0 1 0 0 0,0 0 1 0 0,-1 0-1 0 0,1 0 1 0 0,0-1-1 0 0,0 1 1 0 0,-1 0-1 0 0,1-1 0 0 0,0 1 1 0 0,0 0-1 0 0,0 0 1 0 0,0-1-1 0 0,0 1 1 0 0,-1 0-1 0 0,1-1 1 0 0,0 1-1 0 0,0 0 0 0 0,0-1 1 0 0,0 1-1 0 0,0 0 1 0 0,0-1-1 0 0,0 1 1 0 0,0 0-1 0 0,0-1 0 0 0,2-18 168 0 0,1 1 0 0 0,1-1 0 0 0,1 1 0 0 0,10-27 0 0 0,-12 37-142 0 0,1-1 0 0 0,-1 1 1 0 0,2 0-1 0 0,-1 0 0 0 0,1 1 1 0 0,1-1-1 0 0,-1 1 0 0 0,1 0 1 0 0,0 1-1 0 0,1-1 0 0 0,13-9 0 0 0,-18 14-42 0 0,0 1-1 0 0,0 0 0 0 0,0-1 0 0 0,1 1 0 0 0,-1 0 0 0 0,0 0 1 0 0,1 0-1 0 0,-1 0 0 0 0,1 1 0 0 0,-1-1 0 0 0,0 1 0 0 0,1-1 1 0 0,0 1-1 0 0,-1 0 0 0 0,1 0 0 0 0,-1 0 0 0 0,1 0 0 0 0,-1 0 0 0 0,1 1 1 0 0,-1-1-1 0 0,1 1 0 0 0,-1 0 0 0 0,1 0 0 0 0,-1 0 0 0 0,0 0 1 0 0,0 0-1 0 0,1 0 0 0 0,-1 0 0 0 0,3 4 0 0 0,-2-2-45 0 0,0 1-1 0 0,0-1 1 0 0,-1 1 0 0 0,1 0-1 0 0,-1 0 1 0 0,2 5-1 0 0,-2-5 41 0 0,-1-3 14 0 0,-1 0-1 0 0,1-1 0 0 0,-1 1 0 0 0,0 0 0 0 0,1-1 0 0 0,-1 1 0 0 0,0 0 0 0 0,1-1 0 0 0,-1 1 1 0 0,0 0-1 0 0,0 0 0 0 0,0-1 0 0 0,0 1 0 0 0,0 0 0 0 0,0 0 0 0 0,0-1 0 0 0,0 1 0 0 0,0 0 0 0 0,0 0 1 0 0,0-1-1 0 0,0 1 0 0 0,0 0 0 0 0,-1 0 0 0 0,-1 14-92 0 0,-8 77-1522 0 0,10-89 1250 0 0,0 0-537 0 0,3 9-151 0 0</inkml:trace>
   <inkml:trace contextRef="#ctx0" brushRef="#br0" timeOffset="14949.13">2640 1673 0 0 0,'2'4'157'0'0,"1"-1"-1"0"0,-1 1 1 0 0,0 0 0 0 0,0 1-1 0 0,0-1 1 0 0,-1 0 0 0 0,1 0-1 0 0,-1 1 1 0 0,0-1 0 0 0,0 1-1 0 0,-1-1 1 0 0,1 1 0 0 0,-1-1-1 0 0,0 1 1 0 0,0-1 0 0 0,-1 1-1 0 0,-1 6 1 0 0,2 27 174 0 0,0-29-283 0 0,0-1 0 0 0,-1 1 0 0 0,0-1 0 0 0,0 0 0 0 0,-1 1 0 0 0,0-1 0 0 0,-6 14 0 0 0,4-14-380 0 0,2 0 0 0 0,-1 0 0 0 0,1 1 0 0 0,0-1 1 0 0,1 1-1 0 0,-1 13 0 0 0</inkml:trace>
   <inkml:trace contextRef="#ctx0" brushRef="#br0" timeOffset="15260.12">2646 1391 0 0 0,'17'5'1329'0'0,"-3"15"-356"0"0,-13-17-587 0 0,-1 14 302 0 0,-6-8-355 0 0,1-14 763 0 0,0-21-343 0 0,5 23-879 0 0,52 32-4072 0 0,-49-28 3290 0 0</inkml:trace>
@@ -5023,7 +7760,7 @@
   <inkml:trace contextRef="#ctx0" brushRef="#br0" timeOffset="40419.07">3322 4105 0 0 0,'0'0'3398'0'0,"-4"-1"-2987"0"0,-14 0 1787 0 0,21-18-1405 0 0,16-12-210 0 0,9-11-266 0 0,-25 39-304 0 0,0 0 1 0 0,0 0 0 0 0,0 0-1 0 0,0 0 1 0 0,0 1 0 0 0,1-1-1 0 0,-1 1 1 0 0,1 0 0 0 0,-1 0-1 0 0,1 1 1 0 0,0-1 0 0 0,0 1 0 0 0,0-1-1 0 0,0 1 1 0 0,0 1 0 0 0,0-1-1 0 0,0 0 1 0 0,0 1 0 0 0,6 0-1 0 0,-6 1-16 0 0,-1-1 0 0 0,0 1 1 0 0,0 0-1 0 0,-1 0 0 0 0,1 0 0 0 0,0 1 0 0 0,0-1 0 0 0,0 1 0 0 0,-1-1 0 0 0,1 1 0 0 0,-1 0 0 0 0,1 0 0 0 0,-1 0 0 0 0,0 0 0 0 0,0 1 0 0 0,0-1 0 0 0,0 0 0 0 0,0 1 0 0 0,0 0 0 0 0,-1-1 0 0 0,1 1 0 0 0,-1 0 0 0 0,0 0 0 0 0,0 0 0 0 0,0 0 1 0 0,1 5-1 0 0,1 3-3 0 0,-1 0 0 0 0,0 0 1 0 0,-1 0-1 0 0,0 0 0 0 0,-1 1 1 0 0,-1-1-1 0 0,1 0 0 0 0,-2 0 1 0 0,1 0-1 0 0,-1 0 0 0 0,-1 0 1 0 0,0-1-1 0 0,-1 1 1 0 0,-7 14-1 0 0,9-19-7 0 0,0 0 1 0 0,0 0-1 0 0,0 1 1 0 0,-1 12-1 0 0,-7 21-185 0 0,8-38 187 0 0,-3 9 50 0 0,4-18-41 0 0,-1-14 2 0 0,1-36 0 0 0,1 49-1 0 0,1 1 1 0 0,0-1-1 0 0,0 1 1 0 0,1-1-1 0 0,0 1 1 0 0,1 0-1 0 0,0 0 1 0 0,5-11-1 0 0,2 0-12 0 0,26-42-4 0 0,-33 57 13 0 0,0-1 1 0 0,-1 1-1 0 0,1 0 0 0 0,0 0 0 0 0,1 0 1 0 0,-1 0-1 0 0,0 1 0 0 0,1 0 0 0 0,0-1 1 0 0,-1 1-1 0 0,1 0 0 0 0,0 1 0 0 0,5-3 1 0 0,-6 4-12 0 0,-1-1 1 0 0,0 0 0 0 0,1 1 0 0 0,-1 0 0 0 0,0 0 0 0 0,1 0 0 0 0,-1 0 0 0 0,1 0 0 0 0,-1 0-1 0 0,0 0 1 0 0,1 1 0 0 0,-1-1 0 0 0,1 1 0 0 0,-1 0 0 0 0,0 0 0 0 0,0-1 0 0 0,0 2 0 0 0,1-1-1 0 0,-1 0 1 0 0,0 0 0 0 0,0 1 0 0 0,1 1 0 0 0,1 0-7 0 0,-2 1 1 0 0,1-1-1 0 0,0 1 1 0 0,-1 0-1 0 0,1 0 0 0 0,-1 0 1 0 0,0 0-1 0 0,0 1 1 0 0,-1-1-1 0 0,3 9 0 0 0,-1 2-97 0 0,-1 1 0 0 0,0-1-1 0 0,-1 1 1 0 0,-1-1-1 0 0,-3 30 1 0 0,1-31-395 0 0,0-1 0 0 0,1 1 0 0 0,1 0 0 0 0,0 0 0 0 0,4 21 0 0 0,-3-31-771 0 0</inkml:trace>
   <inkml:trace contextRef="#ctx0" brushRef="#br0" timeOffset="40673.18">3898 3943 0 0 0,'4'-5'2230'0'0,"-3"5"-1982"0"0,-1-1-1 0 0,1 1 1 0 0,-1 0 0 0 0,1-1 0 0 0,0 1-1 0 0,-1 0 1 0 0,1 0 0 0 0,0-1 0 0 0,0 1-1 0 0,6 9 25 0 0,-1-1 0 0 0,-1 2-1 0 0,1-1 1 0 0,-2 0 0 0 0,1 1-1 0 0,-1 0 1 0 0,-1 0 0 0 0,0 0-1 0 0,0 1 1 0 0,2 20 0 0 0,-2-5-177 0 0,-1 1 0 0 0,-1-1 0 0 0,-4 36 0 0 0,2-54-441 0 0,0 1 1 0 0,0-1-1 0 0,-1 0 1 0 0,0 1-1 0 0,0-1 0 0 0,-1 0 1 0 0,-1 0-1 0 0,1 0 1 0 0,-1-1-1 0 0,-10 15 0 0 0</inkml:trace>
   <inkml:trace contextRef="#ctx0" brushRef="#br0" timeOffset="40892.86">3746 4098 0 0 0,'0'0'2827'0'0,"0"0"-2701"0"0,0-1 0 0 0,0 0 0 0 0,0 1 1 0 0,0-1-1 0 0,0 1 0 0 0,1-1 0 0 0,-1 1 0 0 0,0-1 0 0 0,0 1 0 0 0,0-1 0 0 0,1 1 1 0 0,-1-1-1 0 0,0 1 0 0 0,1-1 0 0 0,-1 1 0 0 0,0-1 0 0 0,1 1 0 0 0,-1-1 1 0 0,0 1-1 0 0,1 0 0 0 0,-1-1 0 0 0,1 1 0 0 0,-1 0 0 0 0,1-1 0 0 0,-1 1 0 0 0,1 0 1 0 0,13 2 104 0 0,-11-1-48 0 0,2 0-40 0 0,14 4-349 0 0,1-1 0 0 0,-1-1-1 0 0,1-1 1 0 0,0-1 0 0 0,0 0 0 0 0,0-1 0 0 0,0-1 0 0 0,-1-1 0 0 0,1-1 0 0 0,22-6-1 0 0,-31 6-399 0 0,-1-1-1 0 0,0 0 0 0 0,1 0 0 0 0,16-10 1 0 0,-16 5-557 0 0</inkml:trace>
-  <inkml:trace contextRef="#ctx0" brushRef="#br0" timeOffset="41091.62">4160 3980 0 0 0,'0'0'2049'0'0,"-3"15"-1052"0"0,-1 55-502 0 0,-17 97 0 0 0,20-164-1030 0 0,1 13-1696 0 0</inkml:trace>
+  <inkml:trace contextRef="#ctx0" brushRef="#br0" timeOffset="41091.61">4160 3980 0 0 0,'0'0'2049'0'0,"-3"15"-1052"0"0,-1 55-502 0 0,-17 97 0 0 0,20-164-1030 0 0,1 13-1696 0 0</inkml:trace>
   <inkml:trace contextRef="#ctx0" brushRef="#br0" timeOffset="41380.42">4134 3772 0 0 0,'0'0'2647'0'0,"1"1"-2556"0"0,0 0 0 0 0,-1-1-1 0 0,1 1 1 0 0,0 0 0 0 0,-1 0-1 0 0,1 1 1 0 0,0-1 0 0 0,-1 0-1 0 0,0 0 1 0 0,1 0 0 0 0,-1 0-1 0 0,0 0 1 0 0,1 2 0 0 0,-16 43 2529 0 0,-4-69-1873 0 0,18 12-1639 0 0,9 13 320 0 0,16 14-114 0 0,-20-12 504 0 0,10 6-514 0 0,-7-4 257 0 0,1 0 0 0 0,0 0 1 0 0,0-1-1 0 0,0-1 0 0 0,12 6 0 0 0,0-4-858 0 0</inkml:trace>
   <inkml:trace contextRef="#ctx0" brushRef="#br0" timeOffset="41671.48">4488 3920 0 0 0,'-3'-12'8307'0'0,"-5"31"-8170"0"0,1 1 0 0 0,0 0-1 0 0,2 1 1 0 0,0-1 0 0 0,-2 33 0 0 0,0-5-91 0 0,3-29-142 0 0,-9 69-766 0 0,13-82 575 0 0,-1 0-1 0 0,1 0 1 0 0,1 0 0 0 0,-1 1 0 0 0,1-1 0 0 0,0 0 0 0 0,0 0 0 0 0,1 0 0 0 0,0 0-1 0 0,0 0 1 0 0,3 6 0 0 0,7 5-1073 0 0</inkml:trace>
   <inkml:trace contextRef="#ctx0" brushRef="#br0" timeOffset="42136.86">4628 4076 0 0 0,'0'0'5228'0'0,"3"0"-5177"0"0,24 8 67 0 0,-21-6-104 0 0,1 1 0 0 0,-1-1-1 0 0,0-1 1 0 0,1 1-1 0 0,12 1 1 0 0,-6-3-106 0 0,1 1-1 0 0,-1-2 1 0 0,18-2 0 0 0,-29 3 74 0 0,1 0 1 0 0,0 0-1 0 0,-1-1 0 0 0,1 0 0 0 0,0 1 0 0 0,-1-1 0 0 0,1 0 1 0 0,-1 0-1 0 0,1 0 0 0 0,-1-1 0 0 0,0 1 0 0 0,1 0 1 0 0,-1-1-1 0 0,0 0 0 0 0,0 1 0 0 0,0-1 0 0 0,0 0 1 0 0,0 0-1 0 0,-1 0 0 0 0,1 0 0 0 0,-1-1 0 0 0,1 1 0 0 0,-1 0 1 0 0,2-5-1 0 0,-2 5-12 0 0,0 1 30 0 0,0 0 0 0 0,1 0-1 0 0,-1 0 1 0 0,0 0-1 0 0,0 0 1 0 0,0-1 0 0 0,0 1-1 0 0,0 0 1 0 0,0-1 0 0 0,0 1-1 0 0,0-1 1 0 0,0 1-1 0 0,-1-1 1 0 0,1 1 0 0 0,0-4-1 0 0,11-29 197 0 0,-11 31-182 0 0,0 0 60 0 0,-2 0 121 0 0,-9-20 589 0 0,9 21-273 0 0,-12-6 465 0 0,2 5-890 0 0,8 2 36 0 0,-1 2-80 0 0,-3 1-35 0 0,0 0 0 0 0,0 0 1 0 0,0 1-1 0 0,1 0 1 0 0,-1 1-1 0 0,1-1 1 0 0,0 1-1 0 0,0 0 0 0 0,1 0 1 0 0,-1 1-1 0 0,1 0 1 0 0,0 0-1 0 0,0 0 0 0 0,0 1 1 0 0,1-1-1 0 0,0 1 1 0 0,0 0-1 0 0,-5 12 1 0 0,0-2-17 0 0,1 0 1 0 0,1 1 0 0 0,1 0 0 0 0,0 0 0 0 0,1 0 0 0 0,-4 31 0 0 0,8-43-56 0 0,1 0 1 0 0,0 0-1 0 0,-1 0 1 0 0,2 0-1 0 0,-1 0 0 0 0,1 0 1 0 0,0 0-1 0 0,0 0 1 0 0,0 0-1 0 0,0 0 1 0 0,1-1-1 0 0,0 1 0 0 0,0-1 1 0 0,0 1-1 0 0,1-1 1 0 0,-1 1-1 0 0,1-1 1 0 0,0 0-1 0 0,0 0 0 0 0,7 5 1 0 0,-8-7-6 0 0,0-1 0 0 0,0 0 0 0 0,0 0 0 0 0,0 0 0 0 0,0 0 0 0 0,0 0 1 0 0,0 0-1 0 0,0-1 0 0 0,1 1 0 0 0,-1-1 0 0 0,0 1 0 0 0,0-1 0 0 0,1 0 0 0 0,-1 0 0 0 0,0 0 0 0 0,3-1 0 0 0,34-5-1117 0 0,-37 5 1177 0 0,1 1-171 0 0,0-1 1 0 0,0 0-1 0 0,0 0 1 0 0,0-1-1 0 0,0 1 0 0 0,0-1 1 0 0,0 1-1 0 0,-1-1 0 0 0,1 0 1 0 0,3-2-1 0 0,12-9-1529 0 0</inkml:trace>
@@ -5380,7 +8117,7 @@
   <inkml:trace contextRef="#ctx0" brushRef="#br0" timeOffset="424.65">574 256 0 0 0,'27'-21'929'0'0,"-17"13"-476"0"0,0 1 0 0 0,0-1 0 0 0,1 2 0 0 0,17-9 0 0 0,19-11 891 0 0,-24 11-881 0 0,-20 14-351 0 0,9 6 103 0 0,-10-5-196 0 0,-1 0-1 0 0,1 0 1 0 0,-1 1 0 0 0,1-1-1 0 0,-1 1 1 0 0,1-1-1 0 0,-1 1 1 0 0,0 0-1 0 0,1-1 1 0 0,-1 1-1 0 0,0 0 1 0 0,1 0 0 0 0,-1 0-1 0 0,0 0 1 0 0,0 0-1 0 0,1 2 1 0 0,5 8 8 0 0,0 0 1 0 0,-1 0-1 0 0,0 1 0 0 0,-1 0 1 0 0,0 0-1 0 0,-1 1 1 0 0,-1-1-1 0 0,0 1 0 0 0,0 0 1 0 0,-2-1-1 0 0,1 1 1 0 0,-2 0-1 0 0,1 0 0 0 0,-2 0 1 0 0,-1 14-1 0 0,-2 0-161 0 0,0 0 0 0 0,-1 0 0 0 0,-2 0 0 0 0,0-1 0 0 0,-2 0 0 0 0,-17 34 0 0 0,25-58 21 0 0,-3 6-235 0 0,1 0 0 0 0,-1-1 0 0 0,-1 1 1 0 0,0-1-1 0 0,0 0 0 0 0,0 0 0 0 0,-7 6 0 0 0</inkml:trace>
   <inkml:trace contextRef="#ctx0" brushRef="#br0" timeOffset="614.47">580 474 0 0 0,'19'-17'1268'0'0,"-10"8"-485"0"0,0 1 1 0 0,1 1-1 0 0,12-9 0 0 0,-20 15-532 0 0,19 3 106 0 0,-16-2-324 0 0,0 1 0 0 0,0 0 0 0 0,0 0 0 0 0,0 1 0 0 0,0-1-1 0 0,-1 1 1 0 0,1 0 0 0 0,0 1 0 0 0,-1-1 0 0 0,8 6 0 0 0,-8-5-26 0 0,0 0 0 0 0,0-1 0 0 0,0 0 0 0 0,1 1 0 0 0,-1-2 0 0 0,1 1 0 0 0,6 2 0 0 0,38 6-334 0 0,56 9-2221 0 0,-74-16 322 0 0</inkml:trace>
   <inkml:trace contextRef="#ctx0" brushRef="#br0" timeOffset="913.2">1308 467 0 0 0,'23'-25'2525'0'0,"-13"16"-790"0"0,-12 15-707 0 0,1-5-967 0 0,-9 20-543 0 0</inkml:trace>
-  <inkml:trace contextRef="#ctx0" brushRef="#br0" timeOffset="1219.11">1606 545 0 0 0,'36'-40'2374'0'0,"-35"38"-2013"0"0,7-7 2526 0 0,-9 11-2923 0 0,0 0 0 0 0,0 0 1 0 0,0 0-1 0 0,0-1 0 0 0,0 1 0 0 0,0 0 1 0 0,0-1-1 0 0,0 1 0 0 0,-1-1 1 0 0,1 1-1 0 0,0-1 0 0 0,-3 2 0 0 0,0 2-1375 0 0,14 4 312 0 0,0-1-224 0 0</inkml:trace>
+  <inkml:trace contextRef="#ctx0" brushRef="#br0" timeOffset="1219.08">1606 545 0 0 0,'36'-40'2374'0'0,"-35"38"-2013"0"0,7-7 2526 0 0,-9 11-2923 0 0,0 0 0 0 0,0 0 1 0 0,0 0-1 0 0,0-1 0 0 0,0 1 0 0 0,0 0 1 0 0,0-1-1 0 0,0 1 0 0 0,-1-1 1 0 0,1 1-1 0 0,0-1 0 0 0,-3 2 0 0 0,0 2-1375 0 0,14 4 312 0 0,0-1-224 0 0</inkml:trace>
   <inkml:trace contextRef="#ctx0" brushRef="#br0" timeOffset="1569.97">1937 566 0 0 0,'6'-14'2701'0'0,"-6"6"-1953"0"0,-4 11 896 0 0,-3 12-882 0 0,4-16-835 0 0,2 0 57 0 0,0 1 0 0 0,0-1 0 0 0,0 1 0 0 0,0-1 0 0 0,0 1-1 0 0,0-1 1 0 0,0 0 0 0 0,0 0 0 0 0,0 1 0 0 0,0-1 0 0 0,0 0 0 0 0,0 0 0 0 0,0 0 0 0 0,1 0-1 0 0,-1 0 1 0 0,0 0 0 0 0,1 0 0 0 0,-1-1 0 0 0,1 1 0 0 0,-1 0 0 0 0,1 0 0 0 0,0 0 0 0 0,-1 0-1 0 0,1-1 1 0 0,0 1 0 0 0,0 0 0 0 0,0 0 0 0 0,0-1 0 0 0,0 1 0 0 0,0 0 0 0 0,0-3-1 0 0,0 2-137 0 0,0-1-1 0 0,0 1 0 0 0,0-1 0 0 0,0 1 0 0 0,1-1 1 0 0,-1 1-1 0 0,1 0 0 0 0,-1-1 0 0 0,1 1 0 0 0,0-1 1 0 0,0 1-1 0 0,0 0 0 0 0,0 0 0 0 0,0 0 0 0 0,0-1 1 0 0,1 1-1 0 0,-1 0 0 0 0,1 1 0 0 0,-1-1 0 0 0,1 0 1 0 0,0 0-1 0 0,3-2 0 0 0,8-2-1225 0 0</inkml:trace>
 </inkml:ink>
 </file>
@@ -5504,7 +8241,7 @@
   <inkml:trace contextRef="#ctx0" brushRef="#br0">152 6 0 0 0,'0'0'2475'0'0,"0"-1"-2379"0"0,0 1-1 0 0,1-1 0 0 0,-1 1 1 0 0,0 0-1 0 0,1-1 0 0 0,-1 1 0 0 0,0 0 1 0 0,1-1-1 0 0,-1 1 0 0 0,1 0 0 0 0,-1-1 1 0 0,0 1-1 0 0,1 0 0 0 0,-1 0 1 0 0,1 0-1 0 0,-1 0 0 0 0,1-1 0 0 0,-1 1 1 0 0,1 0-1 0 0,-1 0 0 0 0,1 0 1 0 0,-1 0-1 0 0,2 0 0 0 0,9 36-21 0 0,-1 1 0 0 0,-2 0 0 0 0,-1 0 0 0 0,-2 1 0 0 0,0 67 0 0 0,-5-77-83 0 0,-1 0 0 0 0,-1 0 0 0 0,-2 0 1 0 0,-1 0-1 0 0,-1 0 0 0 0,-1-1 0 0 0,-13 31 0 0 0,-10 15-499 0 0,27-68 397 0 0,3-5 104 0 0,0 0 0 0 0,-1 1 0 0 0,1-1 1 0 0,0 0-1 0 0,-1 0 0 0 0,1 1 0 0 0,-1-1 0 0 0,1 0 0 0 0,0 0 0 0 0,-1 0 0 0 0,1 0 0 0 0,-1 1 0 0 0,1-1 1 0 0,-1 0-1 0 0,1 0 0 0 0,0 0 0 0 0,-1 0 0 0 0,1 0 0 0 0,-1 0 0 0 0,1 0 0 0 0,-1 0 0 0 0,1 0 0 0 0,-1-1 0 0 0,1 1 1 0 0,0 0-1 0 0,-1 0 0 0 0,1 0 0 0 0,-1 0 0 0 0,1-1 0 0 0,-1 1 0 0 0,-18-7-66 0 0,17 7 79 0 0,-2-4 20 0 0,-1 0 0 0 0,1-1 1 0 0,0 1-1 0 0,1-1 1 0 0,-1 0-1 0 0,1 0 0 0 0,0 0 1 0 0,0 0-1 0 0,0-1 0 0 0,-2-8 1 0 0,5 14-26 0 0,-11-25 64 0 0,2 0 0 0 0,0 0 0 0 0,2 0 0 0 0,1-1 0 0 0,1-1 0 0 0,-3-44 0 0 0,8 70-84 0 0,0-1 0 0 0,-1 1 0 0 0,1-1 0 0 0,0 1 0 0 0,0-1 0 0 0,1 1 0 0 0,-1-1 0 0 0,0 1 0 0 0,0-1 0 0 0,1 1 0 0 0,-1 0 0 0 0,1-1 0 0 0,-1 1 0 0 0,1-1 0 0 0,0 1 0 0 0,-1 0 0 0 0,1 0 0 0 0,0-1 0 0 0,0 1 0 0 0,0 0 0 0 0,0 0 0 0 0,0 0 0 0 0,0 0 0 0 0,0 0 0 0 0,1 0 0 0 0,-1 0 0 0 0,0 1 0 0 0,0-1 0 0 0,1 0 0 0 0,-1 0 0 0 0,0 1 0 0 0,1-1 0 0 0,-1 1 0 0 0,1 0 0 0 0,-1-1-1 0 0,1 1 1 0 0,-1 0 0 0 0,1 0 0 0 0,1 0 0 0 0,6 0-96 0 0,-1 1 0 0 0,0 1 0 0 0,0 0 0 0 0,0 0 0 0 0,13 5 0 0 0,-10-3-17 0 0,25 9-671 0 0,54 29-1 0 0,-23-10-469 0 0,-50-25 1081 0 0</inkml:trace>
   <inkml:trace contextRef="#ctx0" brushRef="#br0" timeOffset="697.11">538 279 0 0 0,'3'-10'664'0'0,"7"-23"1798"0"0,-10 32-2321 0 0,1 0-1 0 0,-1-1 1 0 0,0 1-1 0 0,0 0 1 0 0,0 0-1 0 0,0 0 1 0 0,0 0-1 0 0,0-1 1 0 0,-1 1-1 0 0,1 0 1 0 0,0 0-1 0 0,0 0 1 0 0,-1 0-1 0 0,1 0 1 0 0,-1 0-1 0 0,1 0 1 0 0,-1 0-1 0 0,1 0 1 0 0,-1 0 0 0 0,0 0-1 0 0,1 0 1 0 0,-1 0-1 0 0,-1-1 1 0 0,0 1 357 0 0,-1 2-382 0 0,-13 6-72 0 0,0 1 0 0 0,1 1 0 0 0,0 1 0 0 0,1 0 0 0 0,0 0 0 0 0,0 2 0 0 0,1-1 0 0 0,-16 20 0 0 0,20-21-155 0 0,1 1 0 0 0,-1 0-1 0 0,2 0 1 0 0,0 1 0 0 0,0 0 0 0 0,1 0-1 0 0,0 0 1 0 0,1 1 0 0 0,1 0 0 0 0,0 0-1 0 0,-3 20 1 0 0,7-31 65 0 0,-1 0 0 0 0,1 1 0 0 0,0-1 0 0 0,0 0 0 0 0,1 1-1 0 0,-1-1 1 0 0,1 0 0 0 0,-1 0 0 0 0,1 1 0 0 0,-1-1 0 0 0,1 0 0 0 0,0 0-1 0 0,0 0 1 0 0,0 0 0 0 0,0 0 0 0 0,1 0 0 0 0,-1 0 0 0 0,0 0 0 0 0,1 0 0 0 0,0-1-1 0 0,-1 1 1 0 0,1-1 0 0 0,0 1 0 0 0,0-1 0 0 0,0 1 0 0 0,-1-1 0 0 0,2 0 0 0 0,-1 0-1 0 0,0 0 1 0 0,0 0 0 0 0,0-1 0 0 0,0 1 0 0 0,0 0 0 0 0,5 0 0 0 0,2 0-10 0 0,0 1 0 0 0,1-1 0 0 0,-1-1 0 0 0,1 0 0 0 0,-1 0 0 0 0,0-1 0 0 0,13-2 0 0 0,-14 1 37 0 0,1 0-1 0 0,0 0 1 0 0,-1-1-1 0 0,1 0 0 0 0,-1-1 1 0 0,0 1-1 0 0,0-2 0 0 0,0 1 1 0 0,0-1-1 0 0,-1 0 0 0 0,0-1 1 0 0,9-8-1 0 0,-9 5 62 0 0,0 1 0 0 0,-1-1 1 0 0,1 0-1 0 0,-2-1 0 0 0,0 0 0 0 0,0 1 0 0 0,0-1 0 0 0,-1-1 0 0 0,-1 1 0 0 0,3-13 0 0 0,-4 17-268 0 0,3-13 1360 0 0,-6 15-537 0 0,-5 10-498 0 0,5-1-100 0 0,-1 0 0 0 0,1 0 0 0 0,0 0 0 0 0,0 1 0 0 0,0-1 0 0 0,1 0-1 0 0,0 0 1 0 0,1 10 0 0 0,-1-4-94 0 0,0-7 47 0 0,0 0 1 0 0,0 1-1 0 0,0-1 0 0 0,1 0 1 0 0,-1 0-1 0 0,1 1 0 0 0,0-1 1 0 0,1 0-1 0 0,-1 0 0 0 0,1 0 0 0 0,-1 0 1 0 0,1 0-1 0 0,0 0 0 0 0,1-1 1 0 0,-1 1-1 0 0,5 4 0 0 0,-4-5-11 0 0,0 0-1 0 0,1 0 1 0 0,-1-1 0 0 0,1 1-1 0 0,0-1 1 0 0,0 0 0 0 0,0 0-1 0 0,0 0 1 0 0,0-1 0 0 0,0 0-1 0 0,1 1 1 0 0,6 0-1 0 0,-3-2 40 0 0,-1-1 0 0 0,1 0 0 0 0,0 0-1 0 0,-1 0 1 0 0,1-1 0 0 0,-1 0 0 0 0,1 0-1 0 0,-1-1 1 0 0,0 0 0 0 0,0 0-1 0 0,0-1 1 0 0,7-5 0 0 0,-5 2 29 0 0,0 0 0 0 0,-1-1 0 0 0,0 0 0 0 0,0 0 0 0 0,0-1 0 0 0,-1 0 0 0 0,8-14 0 0 0,4-13 215 0 0,-2-1 0 0 0,-1-1 0 0 0,18-66 0 0 0,-16 47 176 0 0,-17 54-117 0 0,13 30-208 0 0,-10 2-66 0 0,0 0 0 0 0,-3 0 1 0 0,0 0-1 0 0,-6 52 0 0 0,-27 117-1192 0 0,28-176 835 0 0,3-16 68 0 0,0 1 1 0 0,-1-1-1 0 0,0 0 1 0 0,0 0-1 0 0,0 0 0 0 0,-1-1 1 0 0,-6 11-1 0 0</inkml:trace>
   <inkml:trace contextRef="#ctx0" brushRef="#br0" timeOffset="881.15">819 310 0 0 0,'3'-3'223'0'0,"0"0"1"0"0,0 1-1 0 0,1-1 1 0 0,-1 0-1 0 0,1 1 1 0 0,-1 0-1 0 0,1 0 1 0 0,7-3-1 0 0,-7 4-10 0 0,-4 1-204 0 0,1 0 1 0 0,-1 1-1 0 0,0-1 1 0 0,0 0-1 0 0,1 0 1 0 0,-1 0-1 0 0,0 0 1 0 0,1 1-1 0 0,-1-1 0 0 0,0 0 1 0 0,1 0-1 0 0,-1 0 1 0 0,0 0-1 0 0,1 0 1 0 0,-1 0-1 0 0,0 0 1 0 0,1 0-1 0 0,-1 0 1 0 0,0 0-1 0 0,1 0 1 0 0,-1 0-1 0 0,0 0 1 0 0,1 0-1 0 0,-1 0 1 0 0,0 0-1 0 0,0 0 0 0 0,1 0 1 0 0,-1-1-1 0 0,0 1 1 0 0,1 0-1 0 0,-1-1 1 0 0,1 1-3 0 0,-1 0 1 0 0,1 0 0 0 0,-1-1-1 0 0,1 1 1 0 0,-1 0-1 0 0,1 0 1 0 0,-1 0-1 0 0,1 0 1 0 0,-1-1 0 0 0,1 1-1 0 0,0 0 1 0 0,-1 0-1 0 0,1 0 1 0 0,-1 0 0 0 0,1 0-1 0 0,-1 0 1 0 0,1 1-1 0 0,-1-1 1 0 0,1 0-1 0 0,-1 0 1 0 0,1 0 0 0 0,-1 0-1 0 0,1 1 1 0 0,-1-1-1 0 0,1 0 1 0 0,-1 0-1 0 0,1 1 1 0 0,-1-1 0 0 0,1 0-1 0 0,0 1 1 0 0,7 5 27 0 0,0-1 0 0 0,0 0 0 0 0,0-1 0 0 0,1 0 0 0 0,0-1 1 0 0,0 1-1 0 0,11 1 0 0 0,5 1-425 0 0,44 6 0 0 0,-42-11-148 0 0,47-3-1 0 0,-48 0 127 0 0,8 2-36 0 0</inkml:trace>
-  <inkml:trace contextRef="#ctx0" brushRef="#br0" timeOffset="1268.09">1540 255 0 0 0,'-1'-20'2656'0'0,"1"19"-2529"0"0,0 0 0 0 0,-1 0 1 0 0,1 0-1 0 0,-1 0 0 0 0,1-1 0 0 0,-1 1 1 0 0,1 0-1 0 0,-1 0 0 0 0,0 0 0 0 0,0 0 0 0 0,0 1 1 0 0,1-1-1 0 0,-1 0 0 0 0,0 0 0 0 0,0 0 0 0 0,0 1 1 0 0,0-1-1 0 0,0 0 0 0 0,0 1 0 0 0,0-1 0 0 0,-1 1 1 0 0,1-1-1 0 0,0 1 0 0 0,0 0 0 0 0,0-1 0 0 0,-2 1 1 0 0,0 0-94 0 0,1 0 1 0 0,-1 0 0 0 0,0 1 0 0 0,1-1-1 0 0,-1 1 1 0 0,1-1 0 0 0,-1 1 0 0 0,1 0 0 0 0,-1 0-1 0 0,1 0 1 0 0,-4 3 0 0 0,-1 0-2 0 0,-6 2-10 0 0,1 1 0 0 0,-1 0 0 0 0,2 1 0 0 0,-1 1 0 0 0,1 0-1 0 0,0 0 1 0 0,1 1 0 0 0,0 1 0 0 0,-14 19 0 0 0,20-25-108 0 0,1 0 0 0 0,0 0 0 0 0,0 0 1 0 0,0 0-1 0 0,0 1 0 0 0,1-1 0 0 0,0 1 0 0 0,0-1 1 0 0,0 1-1 0 0,1 0 0 0 0,0 0 0 0 0,0 0 0 0 0,0 0 1 0 0,1 11-1 0 0,1-15 49 0 0,0 1-1 0 0,0-1 1 0 0,0 0 0 0 0,0 0 0 0 0,0 0-1 0 0,0 0 1 0 0,1 0 0 0 0,-1-1-1 0 0,1 1 1 0 0,-1 0 0 0 0,1 0 0 0 0,0-1-1 0 0,0 1 1 0 0,-1-1 0 0 0,1 0 0 0 0,0 0-1 0 0,0 1 1 0 0,0-1 0 0 0,1-1 0 0 0,-1 1-1 0 0,0 0 1 0 0,0 0 0 0 0,5 0 0 0 0,4 2-115 0 0,0-1 1 0 0,0-1-1 0 0,15 1 1 0 0,-12-1 68 0 0,0-2 0 0 0,1 1 0 0 0,-1-2 0 0 0,0 0 0 0 0,0-1 0 0 0,0 0 0 0 0,0-1 0 0 0,0-1 0 0 0,-1 0 0 0 0,1-1 0 0 0,22-13 0 0 0,-27 13 137 0 0,-2 1 0 0 0,1-1 0 0 0,-1 0 0 0 0,0-1 0 0 0,0 0 0 0 0,0 0 0 0 0,-1 0 0 0 0,0-1 0 0 0,-1 0 0 0 0,0 0 0 0 0,0-1 0 0 0,-1 1 1 0 0,0-1-1 0 0,0 0 0 0 0,-1 0 0 0 0,0 0 0 0 0,0 0 0 0 0,1-14 0 0 0,-4 21 734 0 0,-2 4-783 0 0,1 0-1 0 0,-1 0 0 0 0,1-1 1 0 0,-1 1-1 0 0,1 0 0 0 0,0 1 1 0 0,0-1-1 0 0,0 0 0 0 0,0 0 1 0 0,0 0-1 0 0,0 1 0 0 0,0 3 1 0 0,1-4-4 0 0,-90 298-1513 0 0,79-270 120 0 0,1-3-330 0 0</inkml:trace>
+  <inkml:trace contextRef="#ctx0" brushRef="#br0" timeOffset="1268.08">1540 255 0 0 0,'-1'-20'2656'0'0,"1"19"-2529"0"0,0 0 0 0 0,-1 0 1 0 0,1 0-1 0 0,-1 0 0 0 0,1-1 0 0 0,-1 1 1 0 0,1 0-1 0 0,-1 0 0 0 0,0 0 0 0 0,0 0 0 0 0,0 1 1 0 0,1-1-1 0 0,-1 0 0 0 0,0 0 0 0 0,0 0 0 0 0,0 1 1 0 0,0-1-1 0 0,0 0 0 0 0,0 1 0 0 0,0-1 0 0 0,-1 1 1 0 0,1-1-1 0 0,0 1 0 0 0,0 0 0 0 0,0-1 0 0 0,-2 1 1 0 0,0 0-94 0 0,1 0 1 0 0,-1 0 0 0 0,0 1 0 0 0,1-1-1 0 0,-1 1 1 0 0,1-1 0 0 0,-1 1 0 0 0,1 0 0 0 0,-1 0-1 0 0,1 0 1 0 0,-4 3 0 0 0,-1 0-2 0 0,-6 2-10 0 0,1 1 0 0 0,-1 0 0 0 0,2 1 0 0 0,-1 1 0 0 0,1 0-1 0 0,0 0 1 0 0,1 1 0 0 0,0 1 0 0 0,-14 19 0 0 0,20-25-108 0 0,1 0 0 0 0,0 0 0 0 0,0 0 1 0 0,0 0-1 0 0,0 1 0 0 0,1-1 0 0 0,0 1 0 0 0,0-1 1 0 0,0 1-1 0 0,1 0 0 0 0,0 0 0 0 0,0 0 0 0 0,0 0 1 0 0,1 11-1 0 0,1-15 49 0 0,0 1-1 0 0,0-1 1 0 0,0 0 0 0 0,0 0 0 0 0,0 0-1 0 0,0 0 1 0 0,1 0 0 0 0,-1-1-1 0 0,1 1 1 0 0,-1 0 0 0 0,1 0 0 0 0,0-1-1 0 0,0 1 1 0 0,-1-1 0 0 0,1 0 0 0 0,0 0-1 0 0,0 1 1 0 0,0-1 0 0 0,1-1 0 0 0,-1 1-1 0 0,0 0 1 0 0,0 0 0 0 0,5 0 0 0 0,4 2-115 0 0,0-1 1 0 0,0-1-1 0 0,15 1 1 0 0,-12-1 68 0 0,0-2 0 0 0,1 1 0 0 0,-1-2 0 0 0,0 0 0 0 0,0-1 0 0 0,0 0 0 0 0,0-1 0 0 0,0-1 0 0 0,-1 0 0 0 0,1-1 0 0 0,22-13 0 0 0,-27 13 137 0 0,-2 1 0 0 0,1-1 0 0 0,-1 0 0 0 0,0-1 0 0 0,0 0 0 0 0,0 0 0 0 0,-1 0 0 0 0,0-1 0 0 0,-1 0 0 0 0,0 0 0 0 0,0-1 0 0 0,-1 1 1 0 0,0-1-1 0 0,0 0 0 0 0,-1 0 0 0 0,0 0 0 0 0,0 0 0 0 0,1-14 0 0 0,-4 21 734 0 0,-2 4-783 0 0,1 0-1 0 0,-1 0 0 0 0,1-1 1 0 0,-1 1-1 0 0,1 0 0 0 0,0 1 1 0 0,0-1-1 0 0,0 0 0 0 0,0 0 1 0 0,0 0-1 0 0,0 1 0 0 0,0 3 1 0 0,1-4-4 0 0,-90 298-1513 0 0,79-270 120 0 0,1-3-330 0 0</inkml:trace>
 </inkml:ink>
 </file>
 
@@ -5742,7 +8479,7 @@
   <inkml:trace contextRef="#ctx0" brushRef="#br0" timeOffset="200.1">601 253 0 0 0,'3'-3'313'0'0,"0"0"1"0"0,0 0-1 0 0,0 1 0 0 0,1 0 1 0 0,-1 0-1 0 0,1 0 1 0 0,-1 0-1 0 0,1 0 0 0 0,0 1 1 0 0,0-1-1 0 0,7-1 0 0 0,-8 3-19 0 0,3 1-62 0 0,11 3-158 0 0,-1 2 1 0 0,1-1-1 0 0,-1 2 1 0 0,26 14-1 0 0,-28-13-352 0 0,1 0 0 0 0,0-2 0 0 0,0 0 0 0 0,0 0 0 0 0,1-1 1 0 0,0-1-1 0 0,20 3 0 0 0,40-11-1169 0 0,-50 3 785 0 0</inkml:trace>
   <inkml:trace contextRef="#ctx0" brushRef="#br0" timeOffset="845.16">1364 106 0 0 0,'-1'-34'4551'0'0,"-2"32"-4153"0"0,0 2-332 0 0,0-1 0 0 0,0 1-1 0 0,0-1 1 0 0,0 1 0 0 0,0 0-1 0 0,0 0 1 0 0,0 0-1 0 0,-1 1 1 0 0,1-1 0 0 0,0 1-1 0 0,1-1 1 0 0,-1 1 0 0 0,0 0-1 0 0,0 0 1 0 0,0 0-1 0 0,0 1 1 0 0,1-1 0 0 0,-1 1-1 0 0,0 0 1 0 0,-3 3 0 0 0,-8 5-34 0 0,1 0 0 0 0,-21 22 0 0 0,27-24-39 0 0,-17 16-102 0 0,-31 43 0 0 0,49-59-28 0 0,1 1 0 0 0,-1 0 0 0 0,1 0 1 0 0,1 1-1 0 0,0 0 0 0 0,0 0 1 0 0,1 0-1 0 0,0 0 0 0 0,-1 13 0 0 0,4-21 94 0 0,0 0-1 0 0,0 0 1 0 0,0 0-1 0 0,0 1 1 0 0,0-1-1 0 0,0 0 1 0 0,1 0-1 0 0,-1 0 1 0 0,1 1-1 0 0,-1-1 1 0 0,1 0-1 0 0,0 0 1 0 0,0 0-1 0 0,0 0 1 0 0,0 0-1 0 0,0-1 1 0 0,1 1-1 0 0,-1 0 1 0 0,1 0-1 0 0,-1-1 1 0 0,1 1-1 0 0,-1-1 1 0 0,1 1-1 0 0,0-1 1 0 0,0 0-1 0 0,0 1 1 0 0,0-1-1 0 0,0 0 1 0 0,0 0-1 0 0,0-1 1 0 0,0 1-1 0 0,0 0 1 0 0,3 0-1 0 0,3 1-99 0 0,1 0-1 0 0,-1-1 0 0 0,0 0 1 0 0,1 0-1 0 0,-1-1 0 0 0,15-1 1 0 0,-13-2 99 0 0,1 1 0 0 0,-1-2 0 0 0,1 1 0 0 0,-1-1 1 0 0,0-1-1 0 0,0 0 0 0 0,-1 0 0 0 0,1-1 0 0 0,-1 0 0 0 0,-1-1 1 0 0,13-10-1 0 0,-18 13 107 0 0,-1 0 0 0 0,1 0 0 0 0,-1 0 1 0 0,1 0-1 0 0,-1 0 0 0 0,3-9 0 0 0,2-1 995 0 0,-8 14-1025 0 0,1 0 0 0 0,0 0 0 0 0,0 0 1 0 0,0 0-1 0 0,0 0 0 0 0,0 0 0 0 0,0 1 1 0 0,0-1-1 0 0,0 0 0 0 0,0 0 0 0 0,0 0 1 0 0,0 0-1 0 0,0 0 0 0 0,0 0 0 0 0,0 1 1 0 0,0-1-1 0 0,0 0 0 0 0,0 0 0 0 0,0 0 1 0 0,0 0-1 0 0,0 0 0 0 0,0 0 0 0 0,0 1 1 0 0,0-1-1 0 0,0 0 0 0 0,0 0 0 0 0,0 0 1 0 0,0 0-1 0 0,0 0 0 0 0,1 0 1 0 0,-1 0-1 0 0,0 1 0 0 0,0-1 0 0 0,0 0 1 0 0,0 0-1 0 0,0 0 0 0 0,0 0 0 0 0,0 0 1 0 0,0 0-1 0 0,1 0 0 0 0,-1 0 0 0 0,0 0 1 0 0,0 0-1 0 0,0 0 0 0 0,0 0 0 0 0,0 0 1 0 0,0 0-1 0 0,1 0 0 0 0,-1 0 0 0 0,0 0 1 0 0,0 0-1 0 0,0 0 0 0 0,0 0 0 0 0,0 0 1 0 0,0 0-1 0 0,1 0 0 0 0,-1 0 0 0 0,0 0 1 0 0,0 0-1 0 0,0 0 0 0 0,0 0 0 0 0,0 0 1 0 0,0 0-1 0 0,1 0 0 0 0,-1 0 0 0 0,0 0 1 0 0,0 0-1 0 0,0 0 0 0 0,0-1 1 0 0,0 4-34 0 0,1-1 1 0 0,-1 0 0 0 0,0 0 0 0 0,-1 0 0 0 0,1 0 0 0 0,0 0 0 0 0,-1 1 0 0 0,1-1 0 0 0,-1 0 0 0 0,1 0 0 0 0,-3 3 0 0 0,-1 7 3 0 0,-63 193 6 0 0,43-142-511 0 0,-2-2 0 0 0,-3 0 0 0 0,-61 92 0 0 0,89-152 447 0 0,0 1 1 0 0,0-1-1 0 0,0 1 1 0 0,0-1-1 0 0,-1 0 0 0 0,1 1 1 0 0,0-1-1 0 0,-1 0 1 0 0,1 0-1 0 0,-1 0 0 0 0,1 0 1 0 0,-1 0-1 0 0,1-1 0 0 0,-1 1 1 0 0,0 0-1 0 0,1-1 1 0 0,-1 1-1 0 0,0-1 0 0 0,0 1 1 0 0,-2-1-1 0 0,2 0 90 0 0,1 0-35 0 0,0 0 0 0 0,0 0 0 0 0,-1-1 0 0 0,1 1 0 0 0,0 0 0 0 0,0-1 0 0 0,0 1 0 0 0,0-1 0 0 0,0 0 0 0 0,0 1 0 0 0,0-1 0 0 0,0 0 0 0 0,0 1 0 0 0,0-1 0 0 0,0 0 0 0 0,0 0 0 0 0,0 0 0 0 0,1 0 0 0 0,-1 0 0 0 0,0 0 0 0 0,1 0 0 0 0,-1 0 0 0 0,1 0 0 0 0,-1 0 0 0 0,1-1 0 0 0,-1 1 0 0 0,1-1 0 0 0,-10-32 393 0 0,10 23-323 0 0,-1 0-1 0 0,2 0 0 0 0,0 0 0 0 0,0 0 0 0 0,0 0 0 0 0,2 1 0 0 0,-1-1 0 0 0,1 1 1 0 0,1 0-1 0 0,0-1 0 0 0,0 1 0 0 0,1 1 0 0 0,0-1 0 0 0,1 1 0 0 0,0 0 1 0 0,1 0-1 0 0,0 1 0 0 0,0-1 0 0 0,0 2 0 0 0,1-1 0 0 0,1 1 0 0 0,16-12 0 0 0,-5 10-289 0 0,-1 1 0 0 0,2 1-1 0 0,-1 1 1 0 0,1 0-1 0 0,30-3 1 0 0,33-10-1090 0 0,-53 12 508 0 0,0 0-62 0 0</inkml:trace>
   <inkml:trace contextRef="#ctx0" brushRef="#br0" timeOffset="1266.78">1840 335 0 0 0,'7'-24'3260'0'0,"-7"22"-2401"0"0,1 1-801 0 0,0 0 0 0 0,-1 0 0 0 0,1 1 0 0 0,0-1 0 0 0,0 0 0 0 0,0 1 0 0 0,0-1 0 0 0,0 0 0 0 0,0 1 0 0 0,0-1 0 0 0,0 1 0 0 0,0 0 0 0 0,0-1 0 0 0,0 1 0 0 0,1 0 0 0 0,45 0-114 0 0,-5 2-477 0 0,45-6 0 0 0,-81 3 495 0 0,0 0-1 0 0,-1-1 1 0 0,1 0-1 0 0,0-1 1 0 0,-1 1 0 0 0,0-1-1 0 0,1 0 1 0 0,-1 0-1 0 0,6-5 1 0 0,6-4-16 0 0,-12 10 98 0 0,-1-1-1 0 0,0 0 0 0 0,0 0 0 0 0,-1-1 1 0 0,1 1-1 0 0,0-1 0 0 0,-1 1 0 0 0,0-1 1 0 0,0 0-1 0 0,0 0 0 0 0,-1-1 0 0 0,1 1 0 0 0,-1 0 1 0 0,0-1-1 0 0,0 0 0 0 0,-1 1 0 0 0,1-1 1 0 0,-1 0-1 0 0,1-5 0 0 0,-2-1 176 0 0,1 1 0 0 0,-1-1 1 0 0,-1 1-1 0 0,0-1 0 0 0,-1 1 0 0 0,0 0 0 0 0,-5-18 1 0 0,6 27-192 0 0,1-1 0 0 0,-1 1 1 0 0,1 0-1 0 0,-1 0 0 0 0,0 0 1 0 0,1 0-1 0 0,-1 0 1 0 0,0 0-1 0 0,0 0 0 0 0,0 0 1 0 0,1 0-1 0 0,-1 0 0 0 0,0 1 1 0 0,0-1-1 0 0,0 0 1 0 0,-1 1-1 0 0,1-1 0 0 0,0 0 1 0 0,0 1-1 0 0,0 0 0 0 0,0-1 1 0 0,-3 0-1 0 0,-30-1 224 0 0,23 4-263 0 0,0 0 0 0 0,0 1 0 0 0,1 0 0 0 0,-1 1 0 0 0,1 0 0 0 0,0 0 0 0 0,0 1 0 0 0,0 1 0 0 0,1 0 0 0 0,0 0 0 0 0,0 0 0 0 0,0 1 0 0 0,1 1 0 0 0,0-1 0 0 0,0 1 0 0 0,-11 17 0 0 0,2-3-153 0 0,1 1-1 0 0,2 1 0 0 0,0 0 1 0 0,1 1-1 0 0,-16 46 1 0 0,25-59 69 0 0,0 0 0 0 0,1 0 0 0 0,1 1 0 0 0,0-1 0 0 0,0 1 0 0 0,1-1 0 0 0,1 1 0 0 0,0 0 0 0 0,1-1 0 0 0,0 1 0 0 0,1 0 0 0 0,4 13 1 0 0,-4-18 51 0 0,1-1 1 0 0,0 0 0 0 0,0 1 0 0 0,1-1 0 0 0,0 0 0 0 0,0-1 0 0 0,1 1 0 0 0,0-1 0 0 0,0 0 0 0 0,0 0 0 0 0,1-1 0 0 0,-1 1 0 0 0,2-1 0 0 0,-1 0 0 0 0,0-1-1 0 0,1 0 1 0 0,0 0 0 0 0,0 0 0 0 0,0-1 0 0 0,10 4 0 0 0,19 3-19 0 0,1-2 0 0 0,1-1-1 0 0,0-2 1 0 0,56 0 0 0 0,-63-3-50 0 0,35-5-1374 0 0,-34 1-5 0 0</inkml:trace>
-  <inkml:trace contextRef="#ctx0" brushRef="#br0" timeOffset="4161.97">592 1291 0 0 0,'0'0'2208'0'0,"4"-15"2377"0"0,160 12-5574 0 0,-150 2 907 0 0,0-1 0 0 0,0 0 0 0 0,0 0 0 0 0,-1-2 0 0 0,1 0 0 0 0,-1 0 0 0 0,0-1 0 0 0,15-8 0 0 0,-26 12 60 0 0,9-11-11 0 0,-11 10 68 0 0,0 1-1 0 0,1-1 1 0 0,-1 1 0 0 0,0-1-1 0 0,0 0 1 0 0,0 1 0 0 0,0-1-1 0 0,0 0 1 0 0,-1 1 0 0 0,1-1 0 0 0,0 1-1 0 0,-1-1 1 0 0,1 0 0 0 0,-1 1-1 0 0,0-1 1 0 0,0 1 0 0 0,1-1-1 0 0,-3-1 1 0 0,2 1 195 0 0,-2 3-228 0 0,0-1-3 0 0,1 0 0 0 0,0 0 0 0 0,0 1 0 0 0,0-1 0 0 0,0 1 0 0 0,-1-1 0 0 0,1 1 0 0 0,0 0 0 0 0,0 0 0 0 0,0 0 0 0 0,1 0 0 0 0,-1 0-1 0 0,0 1 1 0 0,0-1 0 0 0,0 0 0 0 0,1 1 0 0 0,-1-1 0 0 0,1 1 0 0 0,-1 0 0 0 0,1-1 0 0 0,0 1 0 0 0,0 0 0 0 0,0 0 0 0 0,-2 4 0 0 0,1-3-2 0 0,-6 11 0 0 0,1 1 0 0 0,0 0 0 0 0,1 0 0 0 0,1 0-1 0 0,0 1 1 0 0,-3 20 0 0 0,-3 6 14 0 0,-54 223-615 0 0,59-242 101 0 0,-2 0-1 0 0,-14 32 0 0 0,21-53 369 0 0,1-1 113 0 0,-1 0 1 0 0,0 0-1 0 0,1 0 0 0 0,-1 0 0 0 0,0 0 0 0 0,0-1 1 0 0,1 1-1 0 0,-1 0 0 0 0,0-1 0 0 0,0 1 1 0 0,0 0-1 0 0,0-1 0 0 0,0 1 0 0 0,0-1 1 0 0,0 0-1 0 0,0 1 0 0 0,0-1 0 0 0,0 0 0 0 0,0 0 1 0 0,0 1-1 0 0,-1-1 0 0 0,1 0 0 0 0,0 0 1 0 0,0 0-1 0 0,0 0 0 0 0,-1-1 0 0 0,-38 0-187 0 0,-5-4 130 0 0,39 5 74 0 0,2 0 1 0 0,-14-1 3 0 0,13 0 30 0 0,-13 1 1023 0 0,67 16-640 0 0,-13-6-713 0 0,-1 2-1 0 0,0 2 1 0 0,-1 1-1 0 0,0 2 1 0 0,49 32-1 0 0,-78-45 155 0 0,0-1-80 0 0,-1 1 0 0 0,1-1 1 0 0,-1 1-1 0 0,0 0 1 0 0,6 8-1 0 0,-1 0-350 0 0</inkml:trace>
+  <inkml:trace contextRef="#ctx0" brushRef="#br0" timeOffset="4161.96">592 1291 0 0 0,'0'0'2208'0'0,"4"-15"2377"0"0,160 12-5574 0 0,-150 2 907 0 0,0-1 0 0 0,0 0 0 0 0,0 0 0 0 0,-1-2 0 0 0,1 0 0 0 0,-1 0 0 0 0,0-1 0 0 0,15-8 0 0 0,-26 12 60 0 0,9-11-11 0 0,-11 10 68 0 0,0 1-1 0 0,1-1 1 0 0,-1 1 0 0 0,0-1-1 0 0,0 0 1 0 0,0 1 0 0 0,0-1-1 0 0,0 0 1 0 0,-1 1 0 0 0,1-1 0 0 0,0 1-1 0 0,-1-1 1 0 0,1 0 0 0 0,-1 1-1 0 0,0-1 1 0 0,0 1 0 0 0,1-1-1 0 0,-3-1 1 0 0,2 1 195 0 0,-2 3-228 0 0,0-1-3 0 0,1 0 0 0 0,0 0 0 0 0,0 1 0 0 0,0-1 0 0 0,0 1 0 0 0,-1-1 0 0 0,1 1 0 0 0,0 0 0 0 0,0 0 0 0 0,0 0 0 0 0,1 0 0 0 0,-1 0-1 0 0,0 1 1 0 0,0-1 0 0 0,0 0 0 0 0,1 1 0 0 0,-1-1 0 0 0,1 1 0 0 0,-1 0 0 0 0,1-1 0 0 0,0 1 0 0 0,0 0 0 0 0,0 0 0 0 0,-2 4 0 0 0,1-3-2 0 0,-6 11 0 0 0,1 1 0 0 0,0 0 0 0 0,1 0 0 0 0,1 0-1 0 0,0 1 1 0 0,-3 20 0 0 0,-3 6 14 0 0,-54 223-615 0 0,59-242 101 0 0,-2 0-1 0 0,-14 32 0 0 0,21-53 369 0 0,1-1 113 0 0,-1 0 1 0 0,0 0-1 0 0,1 0 0 0 0,-1 0 0 0 0,0 0 0 0 0,0-1 1 0 0,1 1-1 0 0,-1 0 0 0 0,0-1 0 0 0,0 1 1 0 0,0 0-1 0 0,0-1 0 0 0,0 1 0 0 0,0-1 1 0 0,0 0-1 0 0,0 1 0 0 0,0-1 0 0 0,0 0 0 0 0,0 0 1 0 0,0 1-1 0 0,-1-1 0 0 0,1 0 0 0 0,0 0 1 0 0,0 0-1 0 0,0 0 0 0 0,-1-1 0 0 0,-38 0-187 0 0,-5-4 130 0 0,39 5 74 0 0,2 0 1 0 0,-14-1 3 0 0,13 0 30 0 0,-13 1 1023 0 0,67 16-640 0 0,-13-6-713 0 0,-1 2-1 0 0,0 2 1 0 0,-1 1-1 0 0,0 2 1 0 0,49 32-1 0 0,-78-45 155 0 0,0-1-80 0 0,-1 1 0 0 0,1-1 1 0 0,-1 1-1 0 0,0 0 1 0 0,6 8-1 0 0,-1 0-350 0 0</inkml:trace>
   <inkml:trace contextRef="#ctx0" brushRef="#br0" timeOffset="4712">688 2239 0 0 0,'0'0'1250'0'0,"-2"-17"2218"0"0,1 17-3412 0 0,1-1 0 0 0,-1 0 1 0 0,0 1-1 0 0,0-1 0 0 0,1 1 1 0 0,-1-1-1 0 0,0 1 0 0 0,0-1 1 0 0,0 1-1 0 0,0 0 0 0 0,0-1 1 0 0,0 1-1 0 0,0 0 1 0 0,0 0-1 0 0,0 0 0 0 0,0 0 1 0 0,0 0-1 0 0,0 0 0 0 0,0 0 1 0 0,0 0-1 0 0,0 0 0 0 0,1 0 1 0 0,-1 0-1 0 0,0 1 0 0 0,0-1 1 0 0,-1 1-1 0 0,-2 0-2 0 0,2 1-12 0 0,-5 4-37 0 0,0 1 0 0 0,1 0 0 0 0,0 1 0 0 0,0-1 0 0 0,1 1 0 0 0,0 0 0 0 0,0 1 0 0 0,1-1-1 0 0,0 1 1 0 0,0 0 0 0 0,-3 16 0 0 0,6-21-28 0 0,0-1-1 0 0,0 1 0 0 0,0 0 1 0 0,1 0-1 0 0,0 0 1 0 0,-1 0-1 0 0,2 0 0 0 0,-1 0 1 0 0,0 0-1 0 0,2 6 1 0 0,-1-7-25 0 0,1 0-56 0 0,0-2 102 0 0,0 0-1 0 0,0-1 1 0 0,0 1 0 0 0,0-1-1 0 0,1 1 1 0 0,-1-1-1 0 0,0 0 1 0 0,0 0-1 0 0,0 0 1 0 0,1 0 0 0 0,2-1-1 0 0,80-20 790 0 0,-81 21-685 0 0,16 2 73 0 0,-16-1-159 0 0,-1 0 0 0 0,1 0 0 0 0,-1 1 0 0 0,1-1 0 0 0,-1 1 0 0 0,0 0 1 0 0,0 0-1 0 0,0 0 0 0 0,0 0 0 0 0,0 1 0 0 0,0-1 0 0 0,0 1 0 0 0,-1 0 1 0 0,0 0-1 0 0,1 0 0 0 0,-1 0 0 0 0,0 0 0 0 0,2 5 0 0 0,-1-2-65 0 0,0 1 0 0 0,0 0 0 0 0,0 0 0 0 0,-1 0 0 0 0,0 0-1 0 0,-1 1 1 0 0,0-1 0 0 0,0 0 0 0 0,0 1 0 0 0,-1-1 0 0 0,0 1 0 0 0,-1-1 0 0 0,-1 11 0 0 0,1-14-77 0 0,0-1 1 0 0,0 1 0 0 0,0-1-1 0 0,0 1 1 0 0,-1-1 0 0 0,1 0-1 0 0,-1 0 1 0 0,0 0 0 0 0,0 0 0 0 0,0 0-1 0 0,-1 0 1 0 0,1 0 0 0 0,0-1-1 0 0,-1 1 1 0 0,0-1 0 0 0,0 0 0 0 0,0 1-1 0 0,0-1 1 0 0,0-1 0 0 0,0 1-1 0 0,0 0 1 0 0,-1-1 0 0 0,1 0 0 0 0,0 1-1 0 0,-1-1 1 0 0,1-1 0 0 0,-1 1-1 0 0,1 0 1 0 0,-8-1 0 0 0,-42-6-1692 0 0,33 1 1082 0 0</inkml:trace>
   <inkml:trace contextRef="#ctx0" brushRef="#br0" timeOffset="4907.15">630 2230 0 0 0,'13'-9'343'0'0,"0"1"0"0"0,0 1 0 0 0,1 0 1 0 0,0 1-1 0 0,0 1 0 0 0,1 0 0 0 0,-1 0 0 0 0,1 2 0 0 0,0 0 0 0 0,0 0 0 0 0,0 2 1 0 0,0 0-1 0 0,1 0 0 0 0,-1 1 0 0 0,20 4 0 0 0,1 3-1038 0 0,44 16-1 0 0,18 3-2339 0 0,-75-20 2297 0 0</inkml:trace>
   <inkml:trace contextRef="#ctx0" brushRef="#br0" timeOffset="5494.21">0 2849 0 0 0,'21'-53'9367'0'0,"-21"56"-9365"0"0,1 99-438 0 0,-4 130-925 0 0,0-193 676 0 0,0-19 102 0 0,1-1 1 0 0,1 1-1 0 0,1 0 1 0 0,1 0 0 0 0,6 36-1 0 0,2-37-1179 0 0,-7-16 458 0 0</inkml:trace>
@@ -5781,7 +8518,7 @@
     </inkml:brush>
   </inkml:definitions>
   <inkml:trace contextRef="#ctx0" brushRef="#br0">1750 2384 0 0 0,'0'0'2728'0'0,"2"-13"1697"0"0,-2 45-4429 0 0,0-8 9 0 0,5 124-338 0 0,-5-146 287 0 0,0 1-130 0 0,0-1 1 0 0,0 0-1 0 0,1 0 0 0 0,-1 0 0 0 0,1 1 0 0 0,-1-1 0 0 0,1 0 0 0 0,0 0 1 0 0,2 3-1 0 0,3-67 788 0 0,-6 60-531 0 0,0-1-4 0 0,0 0-1 0 0,0 0 1 0 0,0 1-1 0 0,1-1 1 0 0,-1 0-1 0 0,0 0 1 0 0,1 0-1 0 0,0 1 1 0 0,1-5-1 0 0,-1 6 7 0 0,0-1-1 0 0,-1 0 1 0 0,1 1 0 0 0,-1-1-1 0 0,1 0 1 0 0,-1 0-1 0 0,0 1 1 0 0,0-1-1 0 0,0 0 1 0 0,0 0 0 0 0,0 0-1 0 0,0 1 1 0 0,0-1-1 0 0,0 0 1 0 0,-1 0-1 0 0,1 0 1 0 0,-2-2 0 0 0,1 2 31 0 0,1 2-234 0 0,0 1 119 0 0,0-1 1 0 0,0 0 0 0 0,0 0 0 0 0,1 0 0 0 0,-1 0 0 0 0,0 1-1 0 0,0-1 1 0 0,0 0 0 0 0,0 0 0 0 0,0 0 0 0 0,0 0 0 0 0,0 1-1 0 0,0-1 1 0 0,0 0 0 0 0,0 0 0 0 0,0 0 0 0 0,1 0 0 0 0,-1 0-1 0 0,0 0 1 0 0,0 0 0 0 0,0 1 0 0 0,0-1 0 0 0,0 0 0 0 0,1 0 0 0 0,-1 0-1 0 0,0 0 1 0 0,0 0 0 0 0,0 0 0 0 0,0 0 0 0 0,1 0 0 0 0,-1 0-1 0 0,0 0 1 0 0,0 0 0 0 0,0 0 0 0 0,0 0 0 0 0,1 0 0 0 0,-1 0-1 0 0,0 0 1 0 0,0 0 0 0 0,0 0 0 0 0,0 0 0 0 0,1 0 0 0 0,3 3-1 0 0,-3 22-7 0 0,-7 35 1 0 0,1-34 7 0 0,3-24-1 0 0,1 0-2 0 0,4 10 63 0 0,16-46-5919 0 0,-14 21 4055 0 0</inkml:trace>
-  <inkml:trace contextRef="#ctx0" brushRef="#br0" timeOffset="1247.86">3578 2561 0 0 0,'5'-8'8186'0'0,"-15"41"-8162"0"0,10-33-24 0 0,-1 1 1 0 0,1-1-1 0 0,0 1 1 0 0,0-1-1 0 0,0 1 1 0 0,-1-1-1 0 0,1 0 1 0 0,0 1-1 0 0,0-1 1 0 0,0 1 0 0 0,0-1-1 0 0,0 1 1 0 0,0-1-1 0 0,0 1 1 0 0,0-1-1 0 0,0 1 1 0 0,0-1-1 0 0,0 1 1 0 0,0-1-1 0 0,0 1 1 0 0,0-1-1 0 0,0 1 1 0 0,0-1-1 0 0,1 0 1 0 0,-1 1-1 0 0,0-1 1 0 0,0 1-1 0 0,1 0 1 0 0,2 10 8 0 0,-3-3-7 0 0,4 47 5 0 0,-4-16-313 0 0,-2-18 39 0 0,2-19 232 0 0,2-19 126 0 0,-12-111 896 0 0,10 125-745 0 0,3 19-341 0 0,1 85-38 0 0,-5-72 54 0 0,1-27 217 0 0,10-30-114 0 0,-10 15-526 0 0,0 1 1 0 0,0 0-1 0 0,3-15 0 0 0,-1 9-654 0 0,-1 16 916 0 0,0-1 0 0 0,0 0 0 0 0,-1 1 0 0 0,2-1 0 0 0,-1 1 0 0 0,0-1 0 0 0,0 1 0 0 0,1 0 0 0 0,-1-1 0 0 0,1 1 0 0 0,2-2 0 0 0,-2 2-175 0 0</inkml:trace>
+  <inkml:trace contextRef="#ctx0" brushRef="#br0" timeOffset="1247.83">3578 2561 0 0 0,'5'-8'8186'0'0,"-15"41"-8162"0"0,10-33-24 0 0,-1 1 1 0 0,1-1-1 0 0,0 1 1 0 0,0-1-1 0 0,0 1 1 0 0,-1-1-1 0 0,1 0 1 0 0,0 1-1 0 0,0-1 1 0 0,0 1 0 0 0,0-1-1 0 0,0 1 1 0 0,0-1-1 0 0,0 1 1 0 0,0-1-1 0 0,0 1 1 0 0,0-1-1 0 0,0 1 1 0 0,0-1-1 0 0,0 1 1 0 0,0-1-1 0 0,0 1 1 0 0,0-1-1 0 0,1 0 1 0 0,-1 1-1 0 0,0-1 1 0 0,0 1-1 0 0,1 0 1 0 0,2 10 8 0 0,-3-3-7 0 0,4 47 5 0 0,-4-16-313 0 0,-2-18 39 0 0,2-19 232 0 0,2-19 126 0 0,-12-111 896 0 0,10 125-745 0 0,3 19-341 0 0,1 85-38 0 0,-5-72 54 0 0,1-27 217 0 0,10-30-114 0 0,-10 15-526 0 0,0 1 1 0 0,0 0-1 0 0,3-15 0 0 0,-1 9-654 0 0,-1 16 916 0 0,0-1 0 0 0,0 0 0 0 0,-1 1 0 0 0,2-1 0 0 0,-1 1 0 0 0,0-1 0 0 0,0 1 0 0 0,1 0 0 0 0,-1-1 0 0 0,1 1 0 0 0,2-2 0 0 0,-2 2-175 0 0</inkml:trace>
   <inkml:trace contextRef="#ctx0" brushRef="#br0" timeOffset="2344.41">5161 2577 0 0 0,'0'0'4127'0'0,"2"-11"-251"0"0,-2 50-3839 0 0,2-11-57 0 0,-2 1 0 0 0,-1 0 0 0 0,-2 0 0 0 0,-11 55 1 0 0,13-81-1 0 0,1 0-21 0 0,0 3 26 0 0,8-46 16 0 0,-5 15-38 0 0,-2 0 1 0 0,-1-32-1 0 0,-1-2-9 0 0,6-25 89 0 0,-7 70 42 0 0,2 2-21 0 0,1 10-27 0 0,0 36-3248 0 0,-2-30 2603 0 0,-1 11-3186 0 0</inkml:trace>
   <inkml:trace contextRef="#ctx0" brushRef="#br0" timeOffset="5147.15">7 3082 0 0 0,'0'0'2372'0'0,"-6"-32"401"0"0,8 25-2701 0 0,0-1 0 0 0,1 1 1 0 0,0 0-1 0 0,1 0 0 0 0,-1 0 0 0 0,1 0 1 0 0,1 0-1 0 0,-1 1 0 0 0,1 0 0 0 0,0 0 1 0 0,1 0-1 0 0,-1 0 0 0 0,1 1 0 0 0,0 0 1 0 0,0 1-1 0 0,1-1 0 0 0,0 1 0 0 0,-1 0 1 0 0,1 1-1 0 0,15-6 0 0 0,18-7-69 0 0,-34 14-5 0 0,1 0 0 0 0,-1 0 0 0 0,0 1 1 0 0,1 0-1 0 0,-1 0 0 0 0,13 0 0 0 0,-17 1 0 0 0,0 0 1 0 0,0 0-1 0 0,0 0 0 0 0,0 1 0 0 0,0-1 0 0 0,0 1 0 0 0,0-1 1 0 0,0 1-1 0 0,0 0 0 0 0,0 0 0 0 0,0 0 0 0 0,0 0 1 0 0,0 0-1 0 0,-1 0 0 0 0,1 0 0 0 0,-1 1 0 0 0,1-1 0 0 0,-1 1 1 0 0,1-1-1 0 0,-1 1 0 0 0,0-1 0 0 0,1 1 0 0 0,-1 0 0 0 0,0 0 1 0 0,0 0-1 0 0,-1-1 0 0 0,2 3 0 0 0,2 9-31 0 0,-1 0 0 0 0,0 0-1 0 0,-1 1 1 0 0,-1-1 0 0 0,0 0-1 0 0,0 1 1 0 0,-2-1 0 0 0,-2 22-1 0 0,0-15-145 0 0,-1 0 0 0 0,-1 0 0 0 0,0-1-1 0 0,-2 1 1 0 0,-10 20 0 0 0,15-36 132 0 0,0-1 0 0 0,0 0 1 0 0,-1 0-1 0 0,1 0 0 0 0,-1 0 1 0 0,1 0-1 0 0,-1 0 0 0 0,0-1 1 0 0,0 0-1 0 0,-1 1 0 0 0,1-1 1 0 0,0 0-1 0 0,-1-1 0 0 0,-6 4 0 0 0,7-4-6 0 0,2-2 51 0 0,1 1 0 0 0,0 0 0 0 0,-1 0 0 0 0,1-1 0 0 0,0 1-1 0 0,-1 0 1 0 0,1 0 0 0 0,0 0 0 0 0,-1 0 0 0 0,1-1 0 0 0,0 1 0 0 0,-1 0 0 0 0,1 0 0 0 0,-1 0-1 0 0,1 0 1 0 0,0 0 0 0 0,-1 0 0 0 0,1 0 0 0 0,-1 0 0 0 0,1 0 0 0 0,0 0 0 0 0,-1 0 0 0 0,1 0-1 0 0,-1 0 1 0 0,1 0 0 0 0,0 0 0 0 0,-1 1 0 0 0,1-1 0 0 0,-1 0 1 0 0,0 0 0 0 0,0 1 0 0 0,0-1 0 0 0,0 0 0 0 0,1 0 0 0 0,-1 0-1 0 0,0 0 1 0 0,0 0 0 0 0,0 0 0 0 0,1 0 0 0 0,-1 0 0 0 0,0 0 0 0 0,0 0 0 0 0,0-1 0 0 0,0 1 0 0 0,1 0 0 0 0,-1 0 0 0 0,0-1 0 0 0,-1 0 0 0 0,-5-3 45 0 0,1-2 0 0 0,-1 1 1 0 0,1-1-1 0 0,0 0 0 0 0,0 0 1 0 0,1 0-1 0 0,0-1 0 0 0,0 0 0 0 0,1 0 1 0 0,-1 0-1 0 0,-3-11 0 0 0,1 5-284 0 0,1-2 0 0 0,1 1 0 0 0,1-1 0 0 0,0 1 0 0 0,-3-23 0 0 0,7 33 100 0 0,0 1 0 0 0,0-1 1 0 0,1 1-1 0 0,-1-1 0 0 0,1 1 1 0 0,0 0-1 0 0,0-1 0 0 0,0 1 1 0 0,1 0-1 0 0,-1-1 0 0 0,1 1 1 0 0,-1 0-1 0 0,1 0 0 0 0,0 0 0 0 0,1 1 1 0 0,-1-1-1 0 0,0 0 0 0 0,4-2 1 0 0,-2 1-362 0 0</inkml:trace>
   <inkml:trace contextRef="#ctx0" brushRef="#br0" timeOffset="5442.6">439 3059 0 0 0,'0'0'5257'0'0,"3"-1"-5236"0"0,8-1-23 0 0,-8 2-62 0 0,0 0-1 0 0,0 0 1 0 0,0 0 0 0 0,-1 0-1 0 0,1 1 1 0 0,0-1-1 0 0,0 1 1 0 0,-1 0-1 0 0,1 0 1 0 0,0 0 0 0 0,3 2-1 0 0,21 6-1110 0 0,16-9-645 0 0,-38-1 638 0 0</inkml:trace>
@@ -6294,7 +9031,7 @@
   <inkml:trace contextRef="#ctx0" brushRef="#br0">4878 710 0 0 0,'0'0'5400'0'0,"4"-1"-5872"0"0,27-5-2246 0 0</inkml:trace>
   <inkml:trace contextRef="#ctx0" brushRef="#br0" timeOffset="1544.01">3880 0 0 0 0,'0'0'4285'0'0,"-4"16"-4256"0"0,9 17-24 0 0,-2 0 0 0 0,-1 1 0 0 0,-1-1 0 0 0,-2 1-1 0 0,-1-1 1 0 0,-2 0 0 0 0,-1 0 0 0 0,-10 33-1 0 0,-8 15-1276 0 0,22-79 960 0 0,6-19-1858 0 0,-5 4 1893 0 0</inkml:trace>
   <inkml:trace contextRef="#ctx0" brushRef="#br0" timeOffset="1962.64">4122 65 0 0 0,'0'0'1660'0'0,"-22"21"-1426"0"0,18-15-216 0 0,0-1 0 0 0,-1 1 0 0 0,0-1 0 0 0,0 0 0 0 0,-1-1 0 0 0,1 1 0 0 0,-1-1 0 0 0,-9 5 0 0 0,13-7-4 0 0,1-3-6 0 0,1 1 0 0 0,0 0 0 0 0,-1 0 0 0 0,1 0 0 0 0,0 0-1 0 0,-1 0 1 0 0,1 0 0 0 0,0 0 0 0 0,-1-1 0 0 0,1 1 0 0 0,0 0 0 0 0,-1 0 0 0 0,1 0 0 0 0,0 0 0 0 0,-1 1-1 0 0,1-1 1 0 0,0 0 0 0 0,-1 0 0 0 0,1 0 0 0 0,-1 0 0 0 0,1 0 0 0 0,0 0 0 0 0,0 0 0 0 0,-1 1 0 0 0,1-1-1 0 0,0 0 1 0 0,-1 0 0 0 0,1 0 0 0 0,0 1 0 0 0,0-1 0 0 0,-1 0 0 0 0,1 1 0 0 0,0-1 0 0 0,0 0 0 0 0,-1 0-1 0 0,1 1 1 0 0,0-1 0 0 0,0 0 0 0 0,0 1 0 0 0,11 12 684 0 0,12 12-708 0 0,55 109-751 0 0,-74-130-129 0 0,7 4-177 0 0</inkml:trace>
-  <inkml:trace contextRef="#ctx0" brushRef="#br0" timeOffset="2460.74">4294 109 0 0 0,'0'0'3273'0'0,"0"4"-3168"0"0,2 32 66 0 0,6 38 0 0 0,-3-41-137 0 0,-2 0 0 0 0,0 41 0 0 0,-4-65-206 0 0,1 0 0 0 0,-1 0-1 0 0,0 0 1 0 0,-1 0-1 0 0,-3 10 1 0 0,4-17-301 0 0</inkml:trace>
+  <inkml:trace contextRef="#ctx0" brushRef="#br0" timeOffset="2460.73">4294 109 0 0 0,'0'0'3273'0'0,"0"4"-3168"0"0,2 32 66 0 0,6 38 0 0 0,-3-41-137 0 0,-2 0 0 0 0,0 41 0 0 0,-4-65-206 0 0,1 0 0 0 0,-1 0-1 0 0,0 0 1 0 0,-1 0-1 0 0,-3 10 1 0 0,4-17-301 0 0</inkml:trace>
   <inkml:trace contextRef="#ctx0" brushRef="#br0" timeOffset="3161.05">4339 165 0 0 0,'-1'0'83'0'0,"1"-1"0"0"0,-1 1 0 0 0,1-1 1 0 0,0 1-1 0 0,-1 0 0 0 0,1-1 0 0 0,-1 1 0 0 0,1-1 0 0 0,-1 1 0 0 0,1-1 1 0 0,0 1-1 0 0,0-1 0 0 0,-1 1 0 0 0,1-1 0 0 0,0 0 0 0 0,0 1 0 0 0,-1-1 1 0 0,1 1-1 0 0,0-1 0 0 0,0 0 0 0 0,8-7 7 0 0,0 1-1 0 0,0 0 1 0 0,0 1-1 0 0,1 0 1 0 0,0 0-1 0 0,1 1 1 0 0,-1 0-1 0 0,1 1 1 0 0,0 0 0 0 0,13-4-1 0 0,12-5-34 0 0,-30 12-55 0 0,-1 0 0 0 0,1 1 1 0 0,0 0-1 0 0,0 0 0 0 0,0 0 0 0 0,0 1 1 0 0,0 0-1 0 0,-1 0 0 0 0,1 0 0 0 0,5 2 1 0 0,-5-2-2 0 0,-1 0 5 0 0,18 11 1 0 0,-20-9-12 0 0,0 1 0 0 0,0 0 1 0 0,-1 0-1 0 0,1 0 0 0 0,-1 0 0 0 0,0 0 0 0 0,0 0 0 0 0,0 0 0 0 0,0 0 1 0 0,-1 0-1 0 0,1 1 0 0 0,-1-1 0 0 0,0 0 0 0 0,-1 0 0 0 0,1 0 0 0 0,-1 1 1 0 0,0-1-1 0 0,0 0 0 0 0,0 0 0 0 0,0 0 0 0 0,-1 0 0 0 0,1 0 0 0 0,-5 6 1 0 0,-3 6-28 0 0,0-1 0 0 0,0 0 1 0 0,-2-1-1 0 0,-15 17 1 0 0,2-13-21 0 0,22-16 136 0 0,1-12-40 0 0,4-1-1 0 0,-2 9 83 0 0,13-7 377 0 0,-9 5-498 0 0,4 2 371 0 0,-2 5-371 0 0,-1 1 0 0 0,1 0-1 0 0,-1 1 1 0 0,0-1 0 0 0,0 1 0 0 0,10 11-1 0 0,-9-8-5 0 0,26 34 8 0 0,-28-36-11 0 0,-1-1 0 0 0,0 2 0 0 0,-1-1 0 0 0,1 0 0 0 0,-1 1 0 0 0,0-1 0 0 0,-1 1 0 0 0,1 0-1 0 0,-1 0 1 0 0,-1 0 0 0 0,1 0 0 0 0,-1 0 0 0 0,-1 1 0 0 0,1-1 0 0 0,-1 0 0 0 0,-1 0 0 0 0,1 1 0 0 0,-1-1 0 0 0,0 0 0 0 0,-1 0 0 0 0,0 0 0 0 0,-3 10-1 0 0,1-10 6 0 0,2-5 0 0 0,0 0-1 0 0,0 1 1 0 0,1-1-1 0 0,-2 0 1 0 0,1 0-1 0 0,0 0 1 0 0,0 0-1 0 0,0-1 1 0 0,-1 1 0 0 0,1 0-1 0 0,-1-1 1 0 0,0 0-1 0 0,1 0 1 0 0,-1 1-1 0 0,0-2 1 0 0,0 1-1 0 0,1 0 1 0 0,-1 0-1 0 0,-4-1 1 0 0,3 1-1 0 0,-3 1 3 0 0,0-1 0 0 0,0 0 0 0 0,1 0 0 0 0,-1 0 0 0 0,0-1 0 0 0,0 0 0 0 0,0 0 0 0 0,0-1 0 0 0,0 0 0 0 0,0 0 0 0 0,1-1 0 0 0,-1 0 0 0 0,-11-4 0 0 0,8 2 5 0 0,1 0 0 0 0,-1-1 1 0 0,1 0-1 0 0,1-1 0 0 0,-1 0 0 0 0,1 0 0 0 0,0 0 1 0 0,-10-12-1 0 0,11 12-130 0 0,1-1 1 0 0,0-1-1 0 0,0 1 1 0 0,1-1-1 0 0,0 0 1 0 0,0 0-1 0 0,1-1 1 0 0,0 1-1 0 0,0-1 1 0 0,1 0-1 0 0,1 0 1 0 0,-3-15-1 0 0,5 22 56 0 0,0-1-1 0 0,0 1 1 0 0,0-1-1 0 0,1 1 1 0 0,0 0-1 0 0,-1-1 1 0 0,1 1-1 0 0,0 0 1 0 0,0-1-1 0 0,0 1 1 0 0,0 0-1 0 0,1 0 1 0 0,-1 0-1 0 0,0 0 1 0 0,1 0-1 0 0,0 0 1 0 0,-1 0-1 0 0,1 0 1 0 0,2-1-1 0 0,9-6-126 0 0</inkml:trace>
   <inkml:trace contextRef="#ctx0" brushRef="#br0" timeOffset="3440.4">4860 260 0 0 0,'0'0'887'0'0,"12"12"84"0"0,-10 12-827 0 0,-1-1 1 0 0,0 1-1 0 0,-2 0 1 0 0,-1-1-1 0 0,-6 31 1 0 0,1-5-684 0 0,7-47 289 0 0</inkml:trace>
   <inkml:trace contextRef="#ctx0" brushRef="#br0" timeOffset="3605.02">4832 113 0 0 0,'0'0'2250'0'0,"7"-11"-976"0"0,-2 26-1104 0 0,-2-2-416 0 0,4 13-108 0 0,-6-11 228 0 0,5 4-2516 0 0</inkml:trace>
@@ -6311,7 +9048,7 @@
   <inkml:trace contextRef="#ctx0" brushRef="#br0" timeOffset="8566.34">8243 124 0 0 0,'5'-9'5770'0'0,"-11"22"-5750"0"0,1 1 0 0 0,1-1 0 0 0,0 1 0 0 0,0 0 0 0 0,1 0 0 0 0,-1 25 0 0 0,-3 6 2 0 0,-7 25-2 0 0,-13 82-450 0 0,27-149 341 0 0,3 14-957 0 0,-1-16 980 0 0,0-1 0 0 0,-1 1 0 0 0,1 0-1 0 0,-1-1 1 0 0,1 1 0 0 0,0-1 0 0 0,0 1 0 0 0,-1-1-1 0 0,1 0 1 0 0,0 0 0 0 0,0 0 0 0 0,-1 0 0 0 0,1 0-1 0 0,0 0 1 0 0,0 0 0 0 0,-1-1 0 0 0,1 1 0 0 0,0-1-1 0 0,0 1 1 0 0,-1-1 0 0 0,4-1 0 0 0,-2 1-65 0 0,0-1-1 0 0,-1 1 1 0 0,1-1 0 0 0,0 0 0 0 0,0 0 0 0 0,-1 0-1 0 0,0 0 1 0 0,1 0 0 0 0,-1-1 0 0 0,0 1 0 0 0,3-5-1 0 0,1-6-898 0 0</inkml:trace>
   <inkml:trace contextRef="#ctx0" brushRef="#br0" timeOffset="8807.21">8067 313 0 0 0,'0'0'1973'0'0,"3"0"-1750"0"0,124 20-206 0 0,-107-20-785 0 0,-15-1 504 0 0,-1 0-591 0 0</inkml:trace>
   <inkml:trace contextRef="#ctx0" brushRef="#br0" timeOffset="9008.72">8461 236 0 0 0,'0'0'692'0'0,"1"3"-552"0"0,1 26-10 0 0,-1-1 0 0 0,-1 0 0 0 0,-1 0 1 0 0,-1 0-1 0 0,-8 31 0 0 0,10-57-125 0 0,-1 3-87 0 0,1 0 0 0 0,-1 0 1 0 0,-1 1-1 0 0,1-1 0 0 0,-1 0 1 0 0,0 0-1 0 0,0-1 0 0 0,0 1 0 0 0,-1 0 1 0 0,0-1-1 0 0,-6 9 0 0 0,7-12-229 0 0</inkml:trace>
-  <inkml:trace contextRef="#ctx0" brushRef="#br0" timeOffset="9180.35">8492 72 0 0 0,'0'0'2202'0'0,"8"15"-2158"0"0</inkml:trace>
+  <inkml:trace contextRef="#ctx0" brushRef="#br0" timeOffset="9180.34">8492 72 0 0 0,'0'0'2202'0'0,"8"15"-2158"0"0</inkml:trace>
   <inkml:trace contextRef="#ctx0" brushRef="#br0" timeOffset="9611.25">8632 252 0 0 0,'16'-11'2569'0'0,"-13"10"-2486"0"0,1 0 0 0 0,-1 0-1 0 0,1 0 1 0 0,-1 0 0 0 0,1 0 0 0 0,-1 1-1 0 0,1-1 1 0 0,-1 1 0 0 0,1 0 0 0 0,-1 0-1 0 0,1 0 1 0 0,0 1 0 0 0,-1-1 0 0 0,1 1-1 0 0,4 1 1 0 0,-1 1-74 0 0,1-1-1 0 0,0 1 1 0 0,-1 1-1 0 0,0-1 1 0 0,0 1 0 0 0,0 0-1 0 0,0 1 1 0 0,7 6-1 0 0,-12-10-11 0 0,-1 1-1 0 0,1 0 1 0 0,0 0-1 0 0,0-1 1 0 0,-1 1-1 0 0,1 0 0 0 0,-1 1 1 0 0,0-1-1 0 0,1 0 1 0 0,-1 0-1 0 0,0 0 1 0 0,0 1-1 0 0,-1-1 0 0 0,1 1 1 0 0,0-1-1 0 0,-1 1 1 0 0,0-1-1 0 0,1 1 1 0 0,-1-1-1 0 0,0 1 0 0 0,0-1 1 0 0,0 1-1 0 0,-1-1 1 0 0,1 1-1 0 0,-1-1 1 0 0,1 0-1 0 0,-1 1 1 0 0,0-1-1 0 0,0 1 0 0 0,0-1 1 0 0,0 0-1 0 0,0 0 1 0 0,-3 4-1 0 0,-7 8-41 0 0,0 0 0 0 0,-1-1 0 0 0,-1-1 0 0 0,-15 12 1 0 0,16-15 20 0 0,1 0 0 0 0,0 1 0 0 0,1 1 0 0 0,0 0 0 0 0,1 0 0 0 0,0 0 0 0 0,-12 21 0 0 0,20-30 29 0 0,-1 8 20 0 0,2-9-24 0 0,-1-1 0 0 0,1 1 0 0 0,0-1 0 0 0,0 1 0 0 0,0-1 0 0 0,0 1 1 0 0,-1-1-1 0 0,1 1 0 0 0,0-1 0 0 0,0 1 0 0 0,0 0 0 0 0,0-1 0 0 0,0 1 0 0 0,1-1 0 0 0,-1 1 0 0 0,0-1 0 0 0,0 1 0 0 0,0-1 1 0 0,0 1-1 0 0,0-1 0 0 0,1 1 0 0 0,-1-1 0 0 0,0 1 0 0 0,0-1 0 0 0,1 1 0 0 0,-1-1 0 0 0,0 0 0 0 0,1 1 0 0 0,-1-1 1 0 0,1 1-1 0 0,-1-1 0 0 0,0 0 0 0 0,1 0 0 0 0,-1 1 0 0 0,1-1 0 0 0,-1 0 0 0 0,1 0 0 0 0,-1 1 0 0 0,2-1 0 0 0,3 5 12 0 0,5 1 17 0 0,24 0-9 0 0,8 0-135 0 0,-37-6 19 0 0,10 0-150 0 0,40-7-1280 0 0,-34 1 260 0 0</inkml:trace>
   <inkml:trace contextRef="#ctx0" brushRef="#br0" timeOffset="10009.56">9124 360 0 0 0,'0'0'1286'0'0,"0"-1"-1092"0"0,0 0-1 0 0,-1 0 1 0 0,1 0 0 0 0,-1 1-1 0 0,1-1 1 0 0,-1 0-1 0 0,0 0 1 0 0,1 1 0 0 0,-1-1-1 0 0,0 1 1 0 0,1-1 0 0 0,-1 0-1 0 0,0 1 1 0 0,0-1 0 0 0,1 1-1 0 0,-2-1 1 0 0,-12 0-29 0 0,11 0 237 0 0,-10 14-351 0 0,6-3-72 0 0,1 0 0 0 0,-1 0 0 0 0,2 1-1 0 0,-1 0 1 0 0,1 0 0 0 0,1 1 0 0 0,-6 22 0 0 0,9-28-31 0 0,-1-2-39 0 0,1 0 0 0 0,0 0 0 0 0,0 0 0 0 0,0 0 0 0 0,0 0 0 0 0,1 0-1 0 0,0 0 1 0 0,0 1 0 0 0,0-1 0 0 0,0 0 0 0 0,1 0 0 0 0,-1 0 0 0 0,1 0 0 0 0,0 0 0 0 0,3 7-1 0 0,-3-9-60 0 0,2-1-38 0 0,9 4 19 0 0,-8-4 37 0 0,0-1 23 0 0,1-1 72 0 0,0 0 0 0 0,0 0 0 0 0,0 0 0 0 0,0-1 0 0 0,0 0 0 0 0,-1 1-1 0 0,1-2 1 0 0,0 1 0 0 0,-1-1 0 0 0,6-3 0 0 0,1-3 16 0 0,-6 5 97 0 0,1 0-1 0 0,-1 0 1 0 0,0-1-1 0 0,-1 0 0 0 0,6-6 1 0 0,-8 9 159 0 0,0-6-39 0 0,-2 8-176 0 0,0-1-1 0 0,0 1 1 0 0,0 0 0 0 0,1 0 0 0 0,-1 0-1 0 0,0 0 1 0 0,0 0 0 0 0,0 0 0 0 0,0 0 0 0 0,0 0-1 0 0,0 0 1 0 0,0-1 0 0 0,0 1 0 0 0,0 0-1 0 0,0 0 1 0 0,0 0 0 0 0,0 0 0 0 0,0 0 0 0 0,0 0-1 0 0,0-1 1 0 0,0 1 0 0 0,0 0 0 0 0,0 0-1 0 0,0 0 1 0 0,0 0 0 0 0,0 0 0 0 0,0-1 0 0 0,0 1-1 0 0,0 0 1 0 0,0 0 0 0 0,0 0 0 0 0,0 0-1 0 0,0 0 1 0 0,0 0 0 0 0,0 0 0 0 0,0-1 0 0 0,0 1-1 0 0,0 0 1 0 0,0 0 0 0 0,0 0 0 0 0,0 0-1 0 0,-1 0 1 0 0,1 0 0 0 0,0 0 0 0 0,0 0 0 0 0,0-1-1 0 0,0 1 1 0 0,0 0 0 0 0,0 0 0 0 0,0 0-1 0 0,-1 0 1 0 0,1 0 0 0 0,0 0 0 0 0,0 0 0 0 0,0 0-1 0 0,0 0 1 0 0,0 0 0 0 0,-1 0 0 0 0,1 0-1 0 0,-2 1-17 0 0,0 1-1 0 0,0 0 0 0 0,0-1 0 0 0,0 1 1 0 0,0 0-1 0 0,1 0 0 0 0,-1 0 1 0 0,0 0-1 0 0,1 0 0 0 0,0 0 0 0 0,-1 0 1 0 0,1 1-1 0 0,0-1 0 0 0,0 0 0 0 0,0 1 1 0 0,-1 4-1 0 0,-7 27 9 0 0,9-32-48 0 0,-1 1-1 0 0,0 0 1 0 0,1-1-1 0 0,-1 1 1 0 0,1 0-1 0 0,0 0 1 0 0,0-1-1 0 0,0 1 1 0 0,0 0-1 0 0,1 0 1 0 0,-1-1-1 0 0,1 1 1 0 0,0 0-1 0 0,0-1 1 0 0,0 1-1 0 0,0 0 1 0 0,0-1-1 0 0,0 1 1 0 0,0-1-1 0 0,1 0 1 0 0,0 1-1 0 0,-1-1 1 0 0,1 0-1 0 0,3 3 1 0 0,-3-3-332 0 0,3-2-767 0 0,16 0-248 0 0</inkml:trace>
   <inkml:trace contextRef="#ctx0" brushRef="#br0" timeOffset="10251.92">9410 306 0 0 0,'2'-13'4733'0'0,"-6"22"-4674"0"0,0-1 1 0 0,1 1-1 0 0,0 0 1 0 0,1 0-1 0 0,0 1 1 0 0,0-1-1 0 0,1 0 1 0 0,-1 15 0 0 0,-1 13-85 0 0,-12 77-3112 0 0</inkml:trace>
@@ -6323,13 +9060,13 @@
   <inkml:trace contextRef="#ctx0" brushRef="#br0" timeOffset="13331.69">6392 908 0 0 0,'3'16'1193'0'0,"-9"278"650"0"0,6-283-1816 0 0,2 0 0 0 0,0 0 0 0 0,0 0 0 0 0,1 0 0 0 0,7 21 0 0 0,-1-8 6 0 0,-7-21-20 0 0,1 0 0 0 0,0-1-1 0 0,1 1 1 0 0,-1-1-1 0 0,0 1 1 0 0,1-1-1 0 0,-1 0 1 0 0,1 0 0 0 0,0 0-1 0 0,0-1 1 0 0,-1 1-1 0 0,6 0 1 0 0,-1 0 40 0 0,-4-2-26 0 0,0 1 0 0 0,1 0 0 0 0,-1 0 0 0 0,0 0 0 0 0,0 1 0 0 0,7 3-1 0 0,-9-4-21 0 0,-1-1-1 0 0,0 1 0 0 0,0-1 1 0 0,1 1-1 0 0,-1-1 0 0 0,1 0 0 0 0,-1 1 1 0 0,0-1-1 0 0,1 0 0 0 0,-1 0 0 0 0,1 0 1 0 0,-1 0-1 0 0,0 0 0 0 0,1 0 1 0 0,-1-1-1 0 0,0 1 0 0 0,3-1 0 0 0,-3 1 5 0 0,101 1 123 0 0,-67 0-102 0 0,8 0 25 0 0,0 1 0 0 0,67 13 0 0 0,-89-11-44 0 0,0-1-1 0 0,28 0 0 0 0,28 5 3 0 0,-16 0 30 0 0,114 0 0 0 0,-103-7 22 0 0,35-3 60 0 0,143-21 1 0 0,33-2-8 0 0,86-8 617 0 0,-109 6-155 0 0,-231 25-552 0 0,187-9 386 0 0,-92 6-112 0 0,194 25 134 0 0,12 1-354 0 0,64 4-125 0 0,-135-7-121 0 0,-136-16 89 0 0,-73-2 42 0 0,53 2-285 0 0,-99-2 300 0 0,0-1-15 0 0,-3 1 30 0 0,0 0-1 0 0,0 0 1 0 0,0 0 0 0 0,0-1-1 0 0,0 1 1 0 0,0 0-1 0 0,0 0 1 0 0,0 0 0 0 0,0 1-1 0 0,0-1 1 0 0,0 0-1 0 0,0 0 1 0 0,0 0-1 0 0,0 1 1 0 0,0-1 0 0 0,0 0-1 0 0,0 1 1 0 0,0-1-1 0 0,0 1 1 0 0,-1 0 0 0 0,1-1-1 0 0,0 1 1 0 0,0-1-1 0 0,0 1 1 0 0,-1 0 0 0 0,1 0-1 0 0,0-1 1 0 0,-1 1-1 0 0,1 0 1 0 0,-1 0 0 0 0,1 0-1 0 0,-1 0 1 0 0,1 0-1 0 0,-1 0 1 0 0,0 0 0 0 0,1 0-1 0 0,-1 0 1 0 0,0 0-1 0 0,0 0 1 0 0,0 0-1 0 0,0 0 1 0 0,1 0 0 0 0,-1 0-1 0 0,-1 2 1 0 0,3 45 39 0 0,-6 66 1 0 0,1-65 5 0 0,5 77 0 0 0,0-113-135 0 0,1-1 1 0 0,1 1-1 0 0,8 20 0 0 0,-12-33 89 0 0,3 4-164 0 0,0 0-1 0 0,0-1 1 0 0,0 1 0 0 0,1-1-1 0 0,-1 0 1 0 0,1 0-1 0 0,0 0 1 0 0,0 0 0 0 0,0-1-1 0 0,6 4 1 0 0,-8-5 5 0 0,-1-1 63 0 0,0 1 0 0 0,0-1 0 0 0,0 1-1 0 0,0-1 1 0 0,0 1 0 0 0,0-1 0 0 0,1 0 0 0 0,-1 0 0 0 0,0 1 0 0 0,0-1 0 0 0,0 0 0 0 0,0 0 0 0 0,0 0 0 0 0,0 0-1 0 0,0 0 1 0 0,1 0 0 0 0,-1-1 0 0 0,0 1 0 0 0,0 0 0 0 0,0 0 0 0 0,0-1 0 0 0,1 0 0 0 0,14-7-1392 0 0</inkml:trace>
   <inkml:trace contextRef="#ctx0" brushRef="#br0" timeOffset="14438.58">6420 1359 0 0 0,'0'0'2056'0'0,"0"3"-1965"0"0,10 141 552 0 0,-5-109-632 0 0,-2 1 1 0 0,-1-1-1 0 0,-2 1 0 0 0,-1-1 1 0 0,-9 47-1 0 0,5-63-2163 0 0</inkml:trace>
   <inkml:trace contextRef="#ctx0" brushRef="#br0" timeOffset="15658.4">6427 1289 0 0 0,'-14'5'298'0'0,"11"-4"41"0"0,0 0-201 0 0,-27 5 382 0 0,27-6-420 0 0,-1 1-9 0 0,-111 7 665 0 0,5-1-293 0 0,-237 17 293 0 0,50-9-351 0 0,-230 4 194 0 0,242-12-237 0 0,106-1-222 0 0,111-4-58 0 0,-324-4 269 0 0,-198 3 240 0 0,375 11-459 0 0,136 1-69 0 0,8-10-28 0 0,-95 18 0 0 0,44-5-39 0 0,19-9 39 0 0,-130-9 1 0 0,193 1-33 0 0,-85-1-57 0 0,39 2 56 0 0,-1-4-1 0 0,-100-18 1 0 0,162 17 10 0 0,-38-14 1 0 0,31 8-23 0 0,-2 1 1 0 0,-46-7-1 0 0,62 15-3 0 0,7 1 11 0 0,0-1-1 0 0,0 0 0 0 0,0 0 0 0 0,0-1 1 0 0,0-1-1 0 0,0 0 0 0 0,1 0 1 0 0,-10-6-1 0 0,9 5 4 0 0,-16-16 11 0 0,23 19-2 0 0,6 12-16 0 0,3 6-13 0 0,1 10-1 0 0,4 6 10 0 0,-2 1 0 0 0,-2-1 0 0 0,4 50 0 0 0,-9-48 15 0 0,1-11 2 0 0,-1-1 0 0 0,-1 1 0 0 0,-1 0 0 0 0,-1-1 0 0 0,-8 35 0 0 0,9-54-96 0 0,0 0 0 0 0,0 0 0 0 0,-1 0 0 0 0,0 0 0 0 0,1 0-1 0 0,-1-1 1 0 0,0 1 0 0 0,0 0 0 0 0,0-1 0 0 0,-1 1 0 0 0,1-1 0 0 0,-1 0-1 0 0,1 0 1 0 0,-1 0 0 0 0,0 0 0 0 0,1 0 0 0 0,-6 2 0 0 0,6-3-12 0 0,0-1-1 0 0,0 1 1 0 0,1 0 0 0 0,-1-1 0 0 0,0 0 0 0 0,0 1 0 0 0,0-1-1 0 0,1 0 1 0 0,-1 0 0 0 0,0 0 0 0 0,0 0 0 0 0,0 0 0 0 0,0 0-1 0 0,1 0 1 0 0,-1-1 0 0 0,0 1 0 0 0,0-1 0 0 0,0 1 0 0 0,1-1-1 0 0,-1 0 1 0 0,0 1 0 0 0,1-1 0 0 0,-1 0 0 0 0,1 0 0 0 0,-1 0-1 0 0,1-1 1 0 0,-1 1 0 0 0,1 0 0 0 0,-2-2 0 0 0,-6-12-1155 0 0</inkml:trace>
-  <inkml:trace contextRef="#ctx0" brushRef="#br0" timeOffset="16679.69">1 2303 0 0 0,'8'-49'3819'0'0,"-7"37"-298"0"0,2 29-3496 0 0,2 7-39 0 0,0-1 0 0 0,0 28 0 0 0,-10 24-2717 0 0,5-61 166 0 0</inkml:trace>
+  <inkml:trace contextRef="#ctx0" brushRef="#br0" timeOffset="16679.68">1 2303 0 0 0,'8'-49'3819'0'0,"-7"37"-298"0"0,2 29-3496 0 0,2 7-39 0 0,0-1 0 0 0,0 28 0 0 0,-10 24-2717 0 0,5-61 166 0 0</inkml:trace>
   <inkml:trace contextRef="#ctx0" brushRef="#br0" timeOffset="17332.42">133 2216 0 0 0,'-1'0'123'0'0,"0"0"0"0"0,1 0 0 0 0,-1 0 0 0 0,0 0 1 0 0,0 0-1 0 0,1-1 0 0 0,-1 1 0 0 0,0 0 0 0 0,1 0 0 0 0,-1 0 0 0 0,0-1 0 0 0,1 1 0 0 0,-1 0 1 0 0,1-1-1 0 0,-1 1 0 0 0,0-1 0 0 0,1 1 0 0 0,-1-1 0 0 0,1 1 0 0 0,-1-1 0 0 0,1 1 0 0 0,-1-1 0 0 0,1 1 1 0 0,0-1-1 0 0,-1 0 0 0 0,0 0 0 0 0,2-1-21 0 0,-1 1 0 0 0,1-1 1 0 0,-1 1-1 0 0,1 0 0 0 0,0-1 0 0 0,-1 1 0 0 0,1 0 0 0 0,0-1 1 0 0,0 1-1 0 0,0 0 0 0 0,0 0 0 0 0,0 0 0 0 0,0 0 1 0 0,2-2-1 0 0,6-6-141 0 0,1 1 0 0 0,0 1 1 0 0,0-1-1 0 0,0 1 0 0 0,1 1 0 0 0,0 0 1 0 0,0 1-1 0 0,1 0 0 0 0,-1 0 0 0 0,1 2 1 0 0,19-5-1 0 0,-29 8 21 0 0,1-1-34 0 0,1 0 0 0 0,-1 0 0 0 0,1 0 0 0 0,0 1 0 0 0,0 0 0 0 0,-1 0-1 0 0,1 0 1 0 0,4 1 0 0 0,-6 1 28 0 0,0 1-1 0 0,-1-1 0 0 0,1 1 1 0 0,-1-1-1 0 0,0 1 1 0 0,1 0-1 0 0,-1 0 0 0 0,-1 0 1 0 0,1 0-1 0 0,0-1 1 0 0,-1 1-1 0 0,1 0 1 0 0,-1 0-1 0 0,0 0 0 0 0,0 0 1 0 0,0 0-1 0 0,-1 0 1 0 0,0 4-1 0 0,-14 54-99 0 0,15-60 119 0 0,-5 12-29 0 0,-1-1 0 0 0,0 1 0 0 0,-1-1 0 0 0,-1 0 0 0 0,-12 16 0 0 0,-12 20-159 0 0,31-47 184 0 0,-1 0 0 0 0,1 0 0 0 0,0 0 0 0 0,0 0 0 0 0,-1 0 0 0 0,1 0 0 0 0,-1 0-1 0 0,1 0 1 0 0,-1-1 0 0 0,1 1 0 0 0,-1-1 0 0 0,-2 1 0 0 0,4-1 9 0 0,1 0 0 0 0,-1 0 0 0 0,0 0 0 0 0,0-1 0 0 0,0 1 0 0 0,0 0 0 0 0,0 0 0 0 0,0-1 0 0 0,1 1 0 0 0,-1 0 0 0 0,0 0 0 0 0,0-1 0 0 0,0 1 0 0 0,0 0 0 0 0,0-1 1 0 0,0 1-1 0 0,0 0 0 0 0,0 0 0 0 0,0-1 0 0 0,0 1 0 0 0,0 0 0 0 0,0 0 0 0 0,0-1 0 0 0,-1 1 0 0 0,1 0 0 0 0,0 0 0 0 0,0-1 0 0 0,0 1 0 0 0,0 0 0 0 0,0 0 0 0 0,0-1 0 0 0,-1 1 0 0 0,1 0 0 0 0,0 0 0 0 0,0 0 1 0 0,0-1-1 0 0,-1 1 0 0 0,1 0 0 0 0,0 0 0 0 0,0 0 0 0 0,0 0 0 0 0,-1 0 0 0 0,1-1 0 0 0,0 1 0 0 0,0 0 0 0 0,-1 0 0 0 0,1 0 0 0 0,0 0 0 0 0,0 0 0 0 0,-1 0 0 0 0,1 0 0 0 0,0 0 0 0 0,-1 0 0 0 0,1 0 0 0 0,0 0 0 0 0,0 0 1 0 0,-1 0-1 0 0,1 0 0 0 0,0 0 0 0 0,0 0 0 0 0,-1 0 0 0 0,1 0 0 0 0,0 1 0 0 0,0-1 0 0 0,-1 0 0 0 0,1 0 0 0 0,0 0 0 0 0,8-11 82 0 0,0 1-1 0 0,1-1 1 0 0,0 1-1 0 0,1 1 1 0 0,12-10-1 0 0,-20 18 99 0 0,13-3-53 0 0,-14 4-124 0 0,1-1-1 0 0,-1 1 1 0 0,0-1-1 0 0,1 1 0 0 0,-1-1 1 0 0,1 1-1 0 0,-1 0 1 0 0,1 0-1 0 0,-1 0 1 0 0,1 0-1 0 0,-1 0 0 0 0,1 0 1 0 0,-1 0-1 0 0,1 0 1 0 0,-1 0-1 0 0,0 1 1 0 0,1-1-1 0 0,-1 1 0 0 0,2 0 1 0 0,3 2-9 0 0,-1 1 1 0 0,0 0-1 0 0,0 0 0 0 0,0 1 1 0 0,0-1-1 0 0,-1 1 0 0 0,0 0 1 0 0,0 0-1 0 0,0 1 1 0 0,-1-1-1 0 0,1 1 0 0 0,-1 0 1 0 0,-1 0-1 0 0,1 0 0 0 0,-1 0 1 0 0,0 0-1 0 0,0 1 0 0 0,-1-1 1 0 0,0 0-1 0 0,0 1 1 0 0,0-1-1 0 0,-1 1 0 0 0,0-1 1 0 0,0 1-1 0 0,-1 0 0 0 0,0-1 1 0 0,-2 10-1 0 0,1-8-16 0 0,0-1 1 0 0,0 1-1 0 0,0-1 0 0 0,-1 0 1 0 0,0 0-1 0 0,0 1 0 0 0,-1-2 0 0 0,0 1 1 0 0,0 0-1 0 0,-1-1 0 0 0,1 0 0 0 0,-1 0 1 0 0,-1 0-1 0 0,1-1 0 0 0,-1 0 1 0 0,0 0-1 0 0,0 0 0 0 0,-1-1 0 0 0,1 0 1 0 0,-1 0-1 0 0,0 0 0 0 0,0-1 0 0 0,-11 3 1 0 0,9-3 8 0 0,0-1 0 0 0,0-1 0 0 0,0 0 0 0 0,-1 0 0 0 0,1-1 0 0 0,0 0 0 0 0,0 0 0 0 0,-11-3 0 0 0,14 2 21 0 0,0-1 0 0 0,0 1 0 0 0,1-1 1 0 0,-1-1-1 0 0,1 1 0 0 0,-1-1 0 0 0,1 0 0 0 0,0 0 0 0 0,0-1 0 0 0,0 1 1 0 0,0-1-1 0 0,1 0 0 0 0,-5-5 0 0 0,1-1-129 0 0,1-1 1 0 0,0 0-1 0 0,0 0 0 0 0,1 0 1 0 0,0-1-1 0 0,1 0 0 0 0,1 0 1 0 0,0 0-1 0 0,0-1 0 0 0,1 1 1 0 0,-2-18-1 0 0,3 10-1065 0 0</inkml:trace>
   <inkml:trace contextRef="#ctx0" brushRef="#br0" timeOffset="17580.98">663 2267 0 0 0,'2'2'204'0'0,"0"0"0"0"0,0-1-1 0 0,-1 1 1 0 0,1 0 0 0 0,0 0 0 0 0,-1 0-1 0 0,1 0 1 0 0,-1 0 0 0 0,0 0 0 0 0,2 3-1 0 0,-1 32-29 0 0,-1 0 0 0 0,-2 1 0 0 0,-2-1 0 0 0,-9 52 0 0 0,4-68-2086 0 0</inkml:trace>
   <inkml:trace contextRef="#ctx0" brushRef="#br0" timeOffset="17770.21">680 2054 0 0 0,'0'0'2222'0'0,"25"5"-2060"0"0,-16 7-16 0 0,-1-3-30 0 0,2 6-22 0 0,-3 4-288 0 0,-2 0 42 0 0,0-2 34 0 0,-1 2 36 0 0,-4-2-864 0 0,3-2 24 0 0</inkml:trace>
   <inkml:trace contextRef="#ctx0" brushRef="#br0" timeOffset="18250.86">851 2397 0 0 0,'0'0'3017'0'0,"7"-13"-2470"0"0,15 0-497 0 0,1 0 1 0 0,0 2 0 0 0,30-11-1 0 0,-51 21-52 0 0,10 6 7 0 0,-11-5-12 0 0,1 0 0 0 0,-1 1-1 0 0,1-1 1 0 0,-1 1 0 0 0,0 0 0 0 0,1-1-1 0 0,-1 1 1 0 0,0 0 0 0 0,0-1 0 0 0,0 1 0 0 0,1 0-1 0 0,-1 0 1 0 0,0 0 0 0 0,0 0 0 0 0,0 0 0 0 0,0 1-1 0 0,-1-1 1 0 0,1 0 0 0 0,0 0 0 0 0,0 1 0 0 0,-1-1-1 0 0,1 0 1 0 0,-1 1 0 0 0,1-1 0 0 0,-1 0-1 0 0,1 1 1 0 0,-1-1 0 0 0,0 1 0 0 0,0-1 0 0 0,0 3-1 0 0,0 15-35 0 0,-1 0-1 0 0,-1-1 1 0 0,-1 1-1 0 0,-1-1 1 0 0,0 1-1 0 0,-2-2 1 0 0,-10 26-1 0 0,15-40 51 0 0,-7 2 94 0 0,14-17 98 0 0,-1 0-181 0 0,31-66 153 0 0,-27 62-149 0 0,-1 0 0 0 0,2 1 0 0 0,0 0 0 0 0,1 1 0 0 0,21-21 0 0 0,22-10 160 0 0,-51 42-135 0 0,0 4-49 0 0,-1 0 1 0 0,-1-1-1 0 0,1 1 0 0 0,0-1 1 0 0,-1 1-1 0 0,0 0 0 0 0,1 0 1 0 0,-1-1-1 0 0,1 1 0 0 0,-1 0 1 0 0,0 0-1 0 0,0 1 0 0 0,1-1 1 0 0,-1 0-1 0 0,0 0 1 0 0,0 0-1 0 0,0 1 0 0 0,0-1 1 0 0,-1 1-1 0 0,1-1 0 0 0,0 1 1 0 0,-1-1-1 0 0,1 1 0 0 0,0-1 1 0 0,-1 1-1 0 0,1 2 0 0 0,1 9-3 0 0,0 1 0 0 0,1 21 0 0 0,-3-23 14 0 0,1 11-13 0 0,-2-10-67 0 0,2 0 0 0 0,-1 0 1 0 0,2 0-1 0 0,0 0 0 0 0,4 14 0 0 0,-5-19-169 0 0,4 9-657 0 0,-5-17 862 0 0,0 1 0 0 0,0-1 0 0 0,0 0 0 0 0,0 1-1 0 0,0-1 1 0 0,0 0 0 0 0,0 0 0 0 0,1 1 0 0 0,-1-1 0 0 0,0 0 0 0 0,0 1 0 0 0,0-1-1 0 0,1 0 1 0 0,-1 0 0 0 0,0 0 0 0 0,0 1 0 0 0,1-1 0 0 0,-1 0 0 0 0,0 0 0 0 0,0 0 0 0 0,1 1-1 0 0,-1-1 1 0 0,0 0 0 0 0,0 0 0 0 0,1 0 0 0 0,-1 0 0 0 0,0 0 0 0 0,1 0 0 0 0,-1 0-1 0 0,0 0 1 0 0,1 0 0 0 0,-1 0 0 0 0,0 0 0 0 0,1 0 0 0 0,-1 0 0 0 0,0 0 0 0 0,0 0 0 0 0,1 0-1 0 0,-1 0 1 0 0,0 0 0 0 0,1 0 0 0 0</inkml:trace>
   <inkml:trace contextRef="#ctx0" brushRef="#br0" timeOffset="18736.28">1460 2323 0 0 0,'-2'-1'1170'0'0,"-1"1"-1095"0"0,1-1-1 0 0,0 1 1 0 0,0-1-1 0 0,0 1 1 0 0,0 0-1 0 0,0 0 1 0 0,0 0 0 0 0,0 1-1 0 0,-1-1 1 0 0,1 0-1 0 0,0 1 1 0 0,0-1-1 0 0,0 1 1 0 0,0 0 0 0 0,0 0-1 0 0,0 0 1 0 0,0 0-1 0 0,1 0 1 0 0,-1 0-1 0 0,0 0 1 0 0,0 0 0 0 0,1 1-1 0 0,-1-1 1 0 0,1 1-1 0 0,-1-1 1 0 0,1 1-1 0 0,0 0 1 0 0,-1-1 0 0 0,1 1-1 0 0,0 0 1 0 0,-1 3-1 0 0,-3 5-56 0 0,0 0-1 0 0,1 0 0 0 0,0 0 0 0 0,-4 21 0 0 0,8-30-16 0 0,-1 0 0 0 0,1-1-1 0 0,0 1 1 0 0,0 0 0 0 0,0 0-1 0 0,0 0 1 0 0,0-1-1 0 0,0 1 1 0 0,0 0 0 0 0,0 0-1 0 0,0 0 1 0 0,0-1 0 0 0,1 1-1 0 0,-1 0 1 0 0,0 0-1 0 0,0 0 1 0 0,1-1 0 0 0,-1 1-1 0 0,0 0 1 0 0,1-1-1 0 0,-1 1 1 0 0,1 0 0 0 0,-1-1-1 0 0,1 1 1 0 0,-1-1 0 0 0,1 1-1 0 0,0 0 1 0 0,-1-1-1 0 0,1 0 1 0 0,0 1 0 0 0,-1-1-1 0 0,1 1 1 0 0,0-1 0 0 0,0 0-1 0 0,-1 1 1 0 0,1-1-1 0 0,0 0 1 0 0,0 0 0 0 0,-1 0-1 0 0,1 1 1 0 0,0-1 0 0 0,0 0-1 0 0,0 0 1 0 0,-1 0-1 0 0,1 0 1 0 0,0-1 0 0 0,0 1-1 0 0,0 0 1 0 0,-1 0 0 0 0,1 0-1 0 0,0-1 1 0 0,0 1-1 0 0,-1 0 1 0 0,1-1 0 0 0,0 1-1 0 0,0 0 1 0 0,-1-1-1 0 0,2 0 1 0 0,32-23 593 0 0,-31 23 145 0 0,21 21-577 0 0,-12-6-162 0 0,0 2 1 0 0,-1-1-1 0 0,-1 1 1 0 0,-1 1-1 0 0,0 0 0 0 0,11 34 1 0 0,-19-50-7 0 0,0 1-1 0 0,-1 0 1 0 0,1-1 0 0 0,-1 1 0 0 0,0 0 0 0 0,1 0-1 0 0,-1-1 1 0 0,0 1 0 0 0,0 0 0 0 0,0 0 0 0 0,0-1-1 0 0,0 1 1 0 0,-1 0 0 0 0,1 0 0 0 0,0-1 0 0 0,-1 1-1 0 0,1 0 1 0 0,-1-1 0 0 0,0 1 0 0 0,0 0 0 0 0,1-1-1 0 0,-1 1 1 0 0,0-1 0 0 0,0 1 0 0 0,0-1 0 0 0,-1 0 0 0 0,1 1-1 0 0,0-1 1 0 0,0 0 0 0 0,-1 0 0 0 0,1 0 0 0 0,-1 0-1 0 0,1 0 1 0 0,-3 1 0 0 0,-3 1-79 0 0,-1 0-1 0 0,0-1 1 0 0,0 0 0 0 0,0-1 0 0 0,-16 2-1 0 0,6-1-362 0 0,12-1 293 0 0,1 0 0 0 0,-1-1-1 0 0,0 1 1 0 0,1-1-1 0 0,-1-1 1 0 0,1 1 0 0 0,-1-1-1 0 0,-9-2 1 0 0,5 1-476 0 0,-11-2-1014 0 0</inkml:trace>
-  <inkml:trace contextRef="#ctx0" brushRef="#br0" timeOffset="20898.65">5721 2162 0 0 0,'17'-26'1681'0'0,"-16"24"-974"0"0,0 0-500 0 0,-1 1 0 0 0,0-1 0 0 0,0 0 1 0 0,0 1-1 0 0,0-1 0 0 0,0 0 0 0 0,0 1 0 0 0,-1-1 0 0 0,1 0 0 0 0,0 1 0 0 0,-1-1 0 0 0,0 1 0 0 0,1-1 0 0 0,-1 0 0 0 0,-1-2 0 0 0,-14 3-184 0 0,12 1 110 0 0,-1-1-161 0 0,0 1 15 0 0,0 0 1 0 0,0 1 0 0 0,-1-1 0 0 0,1 1 0 0 0,0 0-1 0 0,0 0 1 0 0,0 0 0 0 0,1 1 0 0 0,-1 0 0 0 0,0 0 0 0 0,0 0-1 0 0,1 0 1 0 0,0 1 0 0 0,-1 0 0 0 0,1 0 0 0 0,0 0-1 0 0,0 0 1 0 0,1 1 0 0 0,-1 0 0 0 0,1-1 0 0 0,-1 1-1 0 0,1 1 1 0 0,0-1 0 0 0,-2 6 0 0 0,3-9-4 0 0,1 1-1 0 0,0-1 1 0 0,0 1 0 0 0,0 0 0 0 0,1-1 0 0 0,-1 1 0 0 0,0 0-1 0 0,1 0 1 0 0,-1-1 0 0 0,1 1 0 0 0,-1 0 0 0 0,1 0 0 0 0,0 0-1 0 0,0 0 1 0 0,0-1 0 0 0,0 1 0 0 0,0 0 0 0 0,0 0-1 0 0,1 0 1 0 0,-1 0 0 0 0,0-1 0 0 0,1 1 0 0 0,0 0 0 0 0,-1 0-1 0 0,1-1 1 0 0,0 1 0 0 0,2 3 0 0 0,-2-3-67 0 0,0 1 0 0 0,1 0 1 0 0,-1 0-1 0 0,1-1 0 0 0,0 1 1 0 0,0-1-1 0 0,0 0 0 0 0,0 1 1 0 0,1-1-1 0 0,-1 0 0 0 0,0 0 1 0 0,1 0-1 0 0,0-1 0 0 0,4 3 1 0 0,-5-3-22 0 0,-1-1-92 0 0,1-1 191 0 0,-1 1-1 0 0,0-1 0 0 0,0 1 1 0 0,0-1-1 0 0,0 1 1 0 0,0 0-1 0 0,1 0 1 0 0,-1 0-1 0 0,0-1 0 0 0,0 1 1 0 0,0 0-1 0 0,1 1 1 0 0,0-1-1 0 0,-1 0 4 0 0,0 0 0 0 0,0 0 1 0 0,0 1-1 0 0,0-1 0 0 0,-1 0 0 0 0,1 0 0 0 0,0 0 0 0 0,0-1 1 0 0,0 1-1 0 0,0 0 0 0 0,0 0 0 0 0,-1 0 0 0 0,1-1 0 0 0,0 1 1 0 0,0 0-1 0 0,0-1 0 0 0,-1 1 0 0 0,1 0 0 0 0,0-1 0 0 0,1 0 0 0 0,0-1 6 0 0,0 1 0 0 0,0-1 0 0 0,0 1-1 0 0,1 0 1 0 0,-1 0 0 0 0,1 0 0 0 0,-1 0 0 0 0,1 1-1 0 0,-1-1 1 0 0,1 1 0 0 0,-1-1 0 0 0,1 1-1 0 0,-1 0 1 0 0,1 0 0 0 0,0 0 0 0 0,-1 0-1 0 0,1 1 1 0 0,-1-1 0 0 0,1 1 0 0 0,4 1-1 0 0,-4 0-13 0 0,1 1-1 0 0,-1 0 1 0 0,0 0 0 0 0,0 1-1 0 0,-1-1 1 0 0,1 0-1 0 0,-1 1 1 0 0,0 0-1 0 0,0-1 1 0 0,0 1-1 0 0,0 0 1 0 0,0 0-1 0 0,-1 0 1 0 0,0 0-1 0 0,0 0 1 0 0,0 1-1 0 0,0 4 1 0 0,0-1 0 0 0,-1 0 1 0 0,1 0 0 0 0,-2-1-1 0 0,1 1 1 0 0,-1 0-1 0 0,-1 0 1 0 0,1-1 0 0 0,-5 12-1 0 0,5-16 8 0 0,0-1 1 0 0,0 0-1 0 0,0 0 1 0 0,-1 0-1 0 0,1 0 0 0 0,-1 0 1 0 0,1 0-1 0 0,-1 0 0 0 0,0 0 1 0 0,0-1-1 0 0,0 1 0 0 0,0-1 1 0 0,0 1-1 0 0,0-1 0 0 0,0 0 1 0 0,0 0-1 0 0,-1 0 1 0 0,1 0-1 0 0,-4 1 0 0 0,-3 1 4 0 0,0-1 0 0 0,-1-1 0 0 0,-13 1-1 0 0,18-1 1 0 0,3-1-25 0 0,-1 0 1 0 0,0 0 0 0 0,0 0-1 0 0,0 0 1 0 0,0 0 0 0 0,0 0-1 0 0,0-1 1 0 0,1 1 0 0 0,-1-1-1 0 0,0 0 1 0 0,0 0 0 0 0,1 0 0 0 0,-1 0-1 0 0,0 0 1 0 0,1-1 0 0 0,0 1-1 0 0,-1-1 1 0 0,1 1 0 0 0,0-1-1 0 0,-1 0 1 0 0,1 0 0 0 0,0 0-1 0 0,-3-5 1 0 0,3 3-112 0 0,0 0-1 0 0,1 0 1 0 0,-1 0 0 0 0,1 0-1 0 0,-1 0 1 0 0,1 0 0 0 0,0-1-1 0 0,1 1 1 0 0,-1 0 0 0 0,1-1 0 0 0,0 1-1 0 0,0-1 1 0 0,1-6 0 0 0,-1 9-320 0 0</inkml:trace>
+  <inkml:trace contextRef="#ctx0" brushRef="#br0" timeOffset="20898.64">5721 2162 0 0 0,'17'-26'1681'0'0,"-16"24"-974"0"0,0 0-500 0 0,-1 1 0 0 0,0-1 0 0 0,0 0 1 0 0,0 1-1 0 0,0-1 0 0 0,0 0 0 0 0,0 1 0 0 0,-1-1 0 0 0,1 0 0 0 0,0 1 0 0 0,-1-1 0 0 0,0 1 0 0 0,1-1 0 0 0,-1 0 0 0 0,-1-2 0 0 0,-14 3-184 0 0,12 1 110 0 0,-1-1-161 0 0,0 1 15 0 0,0 0 1 0 0,0 1 0 0 0,-1-1 0 0 0,1 1 0 0 0,0 0-1 0 0,0 0 1 0 0,0 0 0 0 0,1 1 0 0 0,-1 0 0 0 0,0 0 0 0 0,0 0-1 0 0,1 0 1 0 0,0 1 0 0 0,-1 0 0 0 0,1 0 0 0 0,0 0-1 0 0,0 0 1 0 0,1 1 0 0 0,-1 0 0 0 0,1-1 0 0 0,-1 1-1 0 0,1 1 1 0 0,0-1 0 0 0,-2 6 0 0 0,3-9-4 0 0,1 1-1 0 0,0-1 1 0 0,0 1 0 0 0,0 0 0 0 0,1-1 0 0 0,-1 1 0 0 0,0 0-1 0 0,1 0 1 0 0,-1-1 0 0 0,1 1 0 0 0,-1 0 0 0 0,1 0 0 0 0,0 0-1 0 0,0 0 1 0 0,0-1 0 0 0,0 1 0 0 0,0 0 0 0 0,0 0-1 0 0,1 0 1 0 0,-1 0 0 0 0,0-1 0 0 0,1 1 0 0 0,0 0 0 0 0,-1 0-1 0 0,1-1 1 0 0,0 1 0 0 0,2 3 0 0 0,-2-3-67 0 0,0 1 0 0 0,1 0 1 0 0,-1 0-1 0 0,1-1 0 0 0,0 1 1 0 0,0-1-1 0 0,0 0 0 0 0,0 1 1 0 0,1-1-1 0 0,-1 0 0 0 0,0 0 1 0 0,1 0-1 0 0,0-1 0 0 0,4 3 1 0 0,-5-3-22 0 0,-1-1-92 0 0,1-1 191 0 0,-1 1-1 0 0,0-1 0 0 0,0 1 1 0 0,0-1-1 0 0,0 1 1 0 0,0 0-1 0 0,1 0 1 0 0,-1 0-1 0 0,0-1 0 0 0,0 1 1 0 0,0 0-1 0 0,1 1 1 0 0,0-1-1 0 0,-1 0 4 0 0,0 0 0 0 0,0 0 1 0 0,0 1-1 0 0,0-1 0 0 0,-1 0 0 0 0,1 0 0 0 0,0 0 0 0 0,0-1 1 0 0,0 1-1 0 0,0 0 0 0 0,0 0 0 0 0,-1 0 0 0 0,1-1 0 0 0,0 1 1 0 0,0 0-1 0 0,0-1 0 0 0,-1 1 0 0 0,1 0 0 0 0,0-1 0 0 0,1 0 0 0 0,0-1 6 0 0,0 1 0 0 0,0-1 0 0 0,0 1-1 0 0,1 0 1 0 0,-1 0 0 0 0,1 0 0 0 0,-1 0 0 0 0,1 1-1 0 0,-1-1 1 0 0,1 1 0 0 0,-1-1 0 0 0,1 1-1 0 0,-1 0 1 0 0,1 0 0 0 0,0 0 0 0 0,-1 0-1 0 0,1 1 1 0 0,-1-1 0 0 0,1 1 0 0 0,4 1-1 0 0,-4 0-13 0 0,1 1-1 0 0,-1 0 1 0 0,0 0 0 0 0,0 1-1 0 0,-1-1 1 0 0,1 0-1 0 0,-1 1 1 0 0,0 0-1 0 0,0-1 1 0 0,0 1-1 0 0,0 0 1 0 0,0 0-1 0 0,-1 0 1 0 0,0 0-1 0 0,0 0 1 0 0,0 1-1 0 0,0 4 1 0 0,0-1 0 0 0,-1 0 1 0 0,1 0 0 0 0,-2-1-1 0 0,1 1 1 0 0,-1 0-1 0 0,-1 0 1 0 0,1-1 0 0 0,-5 12-1 0 0,5-16 8 0 0,0-1 1 0 0,0 0-1 0 0,0 0 1 0 0,-1 0-1 0 0,1 0 0 0 0,-1 0 1 0 0,1 0-1 0 0,-1 0 0 0 0,0 0 1 0 0,0-1-1 0 0,0 1 0 0 0,0-1 1 0 0,0 1-1 0 0,0-1 0 0 0,0 0 1 0 0,0 0-1 0 0,-1 0 1 0 0,1 0-1 0 0,-4 1 0 0 0,-3 1 4 0 0,0-1 0 0 0,-1-1 0 0 0,-13 1-1 0 0,18-1 1 0 0,3-1-25 0 0,-1 0 1 0 0,0 0 0 0 0,0 0-1 0 0,0 0 1 0 0,0 0 0 0 0,0 0-1 0 0,0-1 1 0 0,1 1 0 0 0,-1-1-1 0 0,0 0 1 0 0,0 0 0 0 0,1 0 0 0 0,-1 0-1 0 0,0 0 1 0 0,1-1 0 0 0,0 1-1 0 0,-1-1 1 0 0,1 1 0 0 0,0-1-1 0 0,-1 0 1 0 0,1 0 0 0 0,0 0-1 0 0,-3-5 1 0 0,3 3-112 0 0,0 0-1 0 0,1 0 1 0 0,-1 0 0 0 0,1 0-1 0 0,-1 0 1 0 0,1 0 0 0 0,0-1-1 0 0,1 1 1 0 0,-1 0 0 0 0,1-1 0 0 0,0 1-1 0 0,0-1 1 0 0,1-6 0 0 0,-1 9-320 0 0</inkml:trace>
   <inkml:trace contextRef="#ctx0" brushRef="#br0" timeOffset="21196.25">5949 2153 0 0 0,'0'0'4083'0'0,"-1"2"-4016"0"0,-7 25 42 0 0,0-6-78 0 0,2 0 0 0 0,0 0 0 0 0,1 1-1 0 0,2-1 1 0 0,0 1 0 0 0,0 30-1 0 0,3-47-61 0 0,1-1-1 0 0,-1 0 1 0 0,1 0-1 0 0,0 0 1 0 0,0 0-1 0 0,0 0 1 0 0,0 0-1 0 0,1-1 1 0 0,0 1-1 0 0,0 0 0 0 0,0-1 1 0 0,0 1-1 0 0,0-1 1 0 0,1 0-1 0 0,-1 1 1 0 0,7 4-1 0 0,-7-6-146 0 0,2 0 35 0 0,-1-1 83 0 0,-1-1 0 0 0,1 1 0 0 0,0 0 1 0 0,0-1-1 0 0,0 0 0 0 0,0 0 0 0 0,0 0 1 0 0,0 0-1 0 0,0 0 0 0 0,0 0 0 0 0,0-1 1 0 0,-1 1-1 0 0,1-1 0 0 0,0 0 0 0 0,0 0 0 0 0,0 0 1 0 0,-1 0-1 0 0,1 0 0 0 0,2-2 0 0 0,-2 2-61 0 0,-1-1 0 0 0,1 1-1 0 0,0-1 1 0 0,-1 1 0 0 0,1-1-1 0 0,-1 0 1 0 0,1 0 0 0 0,-1 0-1 0 0,0 0 1 0 0,0 0-1 0 0,0-1 1 0 0,3-3 0 0 0,3-8-397 0 0</inkml:trace>
   <inkml:trace contextRef="#ctx0" brushRef="#br0" timeOffset="21476.19">5849 2272 0 0 0,'0'0'2771'0'0,"19"-5"-2309"0"0,-4 5-409 0 0,-11 0-45 0 0,0 0-10 0 0,23 0-1001 0 0,52-5 0 0 0,-74 4 43 0 0</inkml:trace>
   <inkml:trace contextRef="#ctx0" brushRef="#br0" timeOffset="21827.21">6147 2183 0 0 0,'14'-14'1504'0'0,"-13"13"-1506"0"0,17-15 2501 0 0,-18 16-2483 0 0,0-1 0 0 0,0 1 0 0 0,1 0 0 0 0,-1-1 0 0 0,0 1 0 0 0,0 0-1 0 0,0 0 1 0 0,1-1 0 0 0,-1 1 0 0 0,0 0 0 0 0,1 0 0 0 0,-1 0 0 0 0,0-1-1 0 0,0 1 1 0 0,1 0 0 0 0,-1 0 0 0 0,0 0 0 0 0,1 0 0 0 0,-1 0-1 0 0,0-1 1 0 0,1 1 0 0 0,-1 0 0 0 0,0 0 0 0 0,1 0 0 0 0,-1 0 0 0 0,0 0-1 0 0,1 0 1 0 0,-1 0 0 0 0,0 0 0 0 0,1 0 0 0 0,-1 0 0 0 0,0 1 0 0 0,1-1-1 0 0,-1 0 1 0 0,0 0 0 0 0,1 0 0 0 0,-1 0 0 0 0,0 0 0 0 0,1 1 0 0 0,-1-1-1 0 0,0 0 1 0 0,0 0 0 0 0,1 0 0 0 0,-1 1 0 0 0,0-1 0 0 0,0 0-1 0 0,0 0 1 0 0,1 1 0 0 0,-1-1 0 0 0,0 0 0 0 0,0 1 0 0 0,0-1 0 0 0,0 0-1 0 0,1 1 1 0 0,-1-1 0 0 0,0 0 0 0 0,0 1 0 0 0,0-1 0 0 0,0 0 0 0 0,0 1-1 0 0,0-1 1 0 0,0 0 0 0 0,0 1 0 0 0,0-1 0 0 0,22 4 81 0 0,-18-3-88 0 0,0-1-7 0 0,26 14-7 0 0,-26-12-9 0 0,0 1-1 0 0,0 0 1 0 0,-1-1-1 0 0,1 1 1 0 0,-1 1-1 0 0,1-1 1 0 0,-1 0-1 0 0,-1 1 0 0 0,1 0 1 0 0,0-1-1 0 0,-1 1 1 0 0,0 0-1 0 0,1 0 1 0 0,2 9-1 0 0,-1 9-77 0 0,-2-13-10 0 0,0-1 0 0 0,-1 1 0 0 0,0 0 0 0 0,0 12 0 0 0,-1-21 104 0 0,-7 60-713 0 0,6-56 613 0 0,0 0 1 0 0,0 0-1 0 0,0 0 0 0 0,-1 0 1 0 0,0 0-1 0 0,1 0 0 0 0,-1 0 1 0 0,-1 0-1 0 0,1-1 0 0 0,0 1 1 0 0,-1-1-1 0 0,-4 4 0 0 0,7-6 100 0 0,-1 0-1 0 0,0 0 1 0 0,0-1-1 0 0,0 1 0 0 0,1 0 1 0 0,-1 0-1 0 0,0-1 1 0 0,0 1-1 0 0,0-1 1 0 0,0 1-1 0 0,0-1 0 0 0,0 1 1 0 0,-1-1-1 0 0,1 0 1 0 0,0 1-1 0 0,0-1 0 0 0,0 0 1 0 0,0 0-1 0 0,0 0 1 0 0,0 0-1 0 0,-1 0 0 0 0,1 0 1 0 0,0 0-1 0 0,0 0 1 0 0,0-1-1 0 0,0 1 1 0 0,0 0-1 0 0,0-1 0 0 0,0 1 1 0 0,0 0-1 0 0,0-1 1 0 0,0 0-1 0 0,0 1 0 0 0,0-1 1 0 0,0 1-1 0 0,0-1 1 0 0,0 0-1 0 0,0 0 1 0 0,0 0-1 0 0,1 1 0 0 0,-1-1 1 0 0,0 0-1 0 0,0-2 1 0 0,-2-1 152 0 0,0-1 1 0 0,1 0 0 0 0,0 0-1 0 0,0-1 1 0 0,0 1 0 0 0,-2-8-1 0 0,3 8-27 0 0,0-1-1 0 0,1 0 1 0 0,-1 0-1 0 0,1 0 1 0 0,1 0-1 0 0,-1 0 1 0 0,1 0-1 0 0,0 0 1 0 0,0 0-1 0 0,3-9 1 0 0,1 9-111 0 0,-1 0 0 0 0,2 0-1 0 0,-1 0 1 0 0,1 1 0 0 0,-1 0 0 0 0,1 0 0 0 0,1 0 0 0 0,12-7-1 0 0,-16 11-101 0 0,-2 0 64 0 0,0 1 1 0 0,0-1-1 0 0,0 1 1 0 0,0 0-1 0 0,0 0 0 0 0,0-1 1 0 0,0 1-1 0 0,0 0 1 0 0,0 0-1 0 0,0 0 0 0 0,0 0 1 0 0,0 0-1 0 0,0 0 1 0 0,0 0-1 0 0,0 0 1 0 0,1 1-1 0 0,16 1-651 0 0,24-5-1394 0 0,-37 2 571 0 0</inkml:trace>
@@ -6354,7 +9091,7 @@
   <inkml:trace contextRef="#ctx0" brushRef="#br0" timeOffset="30658.83">8222 2351 0 0 0,'-12'-9'38'0'0</inkml:trace>
   <inkml:trace contextRef="#ctx0" brushRef="#br0" timeOffset="31790.44">7893 2262 0 0 0,'-16'-36'5202'0'0,"32"19"-4540"0"0,-13 15-569 0 0,1 2-63 0 0,13-1-17 0 0,-13 0-5 0 0,0 1-2 0 0,12 0 0 0 0,-12 0 1 0 0,0 1 0 0 0,9 1-1 0 0,-10-1-6 0 0,0 0-17 0 0,-1 0 9 0 0,1 0 1 0 0,-1 0-1 0 0,0 0 0 0 0,0 0 0 0 0,0 0 0 0 0,0 0 0 0 0,0 1 1 0 0,0-1-1 0 0,0 1 0 0 0,-1-1 0 0 0,1 1 0 0 0,0 0 1 0 0,-1 0-1 0 0,0 0 0 0 0,3 3 0 0 0,-3-2 2 0 0,0 0 1 0 0,1 8-3 0 0,-2-8-21 0 0,-9 92-83 0 0,9-76 110 0 0,2 7-24 0 0,0-23 15 0 0,-2-1-18 0 0,2 1 6 0 0,0-1 13 0 0,0 1 1 0 0,0-1 0 0 0,0 0-1 0 0,0 0 1 0 0,1 0 0 0 0,-1 0-1 0 0,1 0 1 0 0,0 0 0 0 0,-1 0 0 0 0,1-1-1 0 0,0 0 1 0 0,0 1 0 0 0,0-1-1 0 0,0 0 1 0 0,0 0 0 0 0,0-1 0 0 0,0 1-1 0 0,0-1 1 0 0,0 1 0 0 0,1-1-1 0 0,-1 0 1 0 0,6-1 0 0 0,1 1-68 0 0,0-1 1 0 0,-1 0 0 0 0,1 0-1 0 0,-1-1 1 0 0,1 0-1 0 0,-1 0 1 0 0,12-6 0 0 0,-17 6 74 0 0,1 0 0 0 0,-1 0 0 0 0,1-1 0 0 0,-1 1 0 0 0,0-1 0 0 0,0 0 0 0 0,0-1 0 0 0,-1 1 0 0 0,1-1 0 0 0,-1 1 0 0 0,0-1 0 0 0,0 0 1 0 0,0 0-1 0 0,0-1 0 0 0,-1 1 0 0 0,4-8 0 0 0,-5 10 117 0 0,-1-1-22 0 0,3-28 161 0 0,-3 28-212 0 0,-7-19 1114 0 0,6 87-1161 0 0,-20 119 0 0 0,2-68-6 0 0,15-95 11 0 0,-1 0 1 0 0,-1 0-1 0 0,-1 0 1 0 0,-16 35 0 0 0,16-41 2 0 0,0 0 1 0 0,-1 0-1 0 0,0-1 1 0 0,-1 0-1 0 0,-1 0 1 0 0,0-1-1 0 0,-15 15 1 0 0,21-24-6 0 0,3-2-11 0 0,0 0 0 0 0,0 0 0 0 0,0-1 1 0 0,0 1-1 0 0,0 0 0 0 0,0-1 0 0 0,-1 1 1 0 0,1-1-1 0 0,-1 0 0 0 0,1 1 0 0 0,-1-1 1 0 0,1 0-1 0 0,-1 0 0 0 0,0 0 1 0 0,-3 2-1 0 0,0-1-23 0 0,3-1 26 0 0,0-1 8 0 0,0-1 3 0 0,0 1 0 0 0,0-1 0 0 0,0 1 0 0 0,0-1 0 0 0,0 0 0 0 0,0 0-1 0 0,1 0 1 0 0,-1 0 0 0 0,0 0 0 0 0,1 0 0 0 0,-1-1 0 0 0,1 1 0 0 0,-1 0 0 0 0,1-1 0 0 0,-1 1 0 0 0,1-1-1 0 0,0 0 1 0 0,-2-2 0 0 0,-19-37 55 0 0,18 32-4 0 0,1 4-52 0 0,-10-27-28 0 0,13 31 23 0 0,-1 0 0 0 0,1-1 0 0 0,0 1 1 0 0,0 0-1 0 0,0 0 0 0 0,0 0 0 0 0,0 0 0 0 0,0 0 0 0 0,0 0 1 0 0,0 0-1 0 0,0 0 0 0 0,0 0 0 0 0,1 0 0 0 0,-1 0 0 0 0,0 0 1 0 0,1 0-1 0 0,-1 0 0 0 0,1 0 0 0 0,-1 0 0 0 0,1 0 0 0 0,-1 1 1 0 0,1-1-1 0 0,0 0 0 0 0,-1 0 0 0 0,2-1 0 0 0,0 1-75 0 0,3 1-141 0 0,5 1 65 0 0,1 0 0 0 0,-1 1 0 0 0,0 1 0 0 0,0-1-1 0 0,-1 2 1 0 0,1-1 0 0 0,-1 1 0 0 0,1 1 0 0 0,10 6 0 0 0,7 3-587 0 0,23 2-1566 0 0,-46-14 1373 0 0</inkml:trace>
   <inkml:trace contextRef="#ctx0" brushRef="#br0" timeOffset="34140.4">5717 2790 0 0 0,'0'-15'1923'0'0,"-2"6"-1774"0"0,0 0 3053 0 0,1 24-2214 0 0,3 319-878 0 0,-3-216-39 0 0,3 129 556 0 0,1-185-499 0 0,-6 77 0 0 0,-3 54 29 0 0,6-183-162 0 0,0-6 13 0 0,1-1-1 0 0,-1 0 0 0 0,-1 0 1 0 0,1 0-1 0 0,0 0 1 0 0,-1 1-1 0 0,1-1 0 0 0,-1 0 1 0 0,-1 3-1 0 0,2-4-6 0 0,0 1 0 0 0,0-1 1 0 0,0 1-1 0 0,0-1 0 0 0,0 0 0 0 0,0 1 0 0 0,1-1 0 0 0,-1 1 0 0 0,1-1 0 0 0,1 3 0 0 0,3 18 7 0 0,-5 21 14 0 0,-3 8 23 0 0,6 70 1 0 0,0-37 5 0 0,-2-80-51 0 0,0 5-17 0 0,0 1 0 0 0,-1-1 0 0 0,0 0 0 0 0,-3 18 0 0 0,0 9 77 0 0,3-24-40 0 0,0-10-5 0 0,0 0-2 0 0,-3 75 26 0 0,3-75-41 0 0,-2 18 10 0 0,1-4-7 0 0,0-13 5 0 0,1-2-3 0 0,-1 8-3 0 0,-1 2-6 0 0,2 28 25 0 0,0-35-20 0 0,1 0 1 0 0,-2 1-1 0 0,1-1 0 0 0,-1 0 1 0 0,1 0-1 0 0,-1 0 1 0 0,-3 7-1 0 0,4-7-2 0 0,3 3 0 0 0,-1-3 2 0 0,2 8 1 0 0,-4-12 0 0 0,1 0 0 0 0,-1 0 0 0 0,0 1 0 0 0,1-1 0 0 0,-1 0 0 0 0,0 1 0 0 0,0-1 0 0 0,0 0 0 0 0,0 1 0 0 0,0-1 1 0 0,0 0-1 0 0,-1 1 0 0 0,1-1 0 0 0,0 0 0 0 0,-1 0 0 0 0,1 1 0 0 0,-1-1 0 0 0,0 1 0 0 0,0 2 1 0 0,1-1 1 0 0,0 0 1 0 0,0 9 2 0 0,-4 41 15 0 0,-3 0-40 0 0,7-47 19 0 0,-1 1 0 0 0,0 0 1 0 0,0-1-1 0 0,-1 1 0 0 0,1-1 1 0 0,-4 8-1 0 0,4-11-3 0 0,1-1-1 0 0,0 1 1 0 0,-1-1 0 0 0,1 0-1 0 0,1 1 1 0 0,-1-1 0 0 0,0 1-1 0 0,0-1 1 0 0,1 0 0 0 0,0 4-1 0 0,3 17 51 0 0,-9 76-10 0 0,5-96-33 0 0,-4 47 20 0 0,-3-2-23 0 0,4-17 8 0 0,1 9-17 0 0,1-38 21 0 0,13 121 333 0 0,-14-53-93 0 0,2-67-238 0 0,-2 18 48 0 0,2-16 426 0 0,1 22-1961 0 0,1-23 62 0 0,2-19 482 0 0,-3 9 650 0 0,0 0 0 0 0,-1 1-1 0 0,0-1 1 0 0,0 0 0 0 0,-1 0 0 0 0,-1-9 0 0 0,-1-2-787 0 0,-1-15-829 0 0</inkml:trace>
-  <inkml:trace contextRef="#ctx0" brushRef="#br0" timeOffset="35139.02">5532 3252 0 0 0,'0'0'5109'0'0,"0"0"-5101"0"0,1-1-1 0 0,-1 1 0 0 0,0-1 1 0 0,1 1-1 0 0,-1-1 0 0 0,0 1 1 0 0,1-1-1 0 0,-1 1 0 0 0,1-1 1 0 0,-1 1-1 0 0,1-1 0 0 0,-1 1 0 0 0,1 0 1 0 0,-1-1-1 0 0,1 1 0 0 0,-1 0 1 0 0,1-1-1 0 0,0 1 0 0 0,-1 0 1 0 0,1 0-1 0 0,0 0 0 0 0,-1-1 1 0 0,2 1-1 0 0,56 4 73 0 0,-13-2-53 0 0,73 14-1 0 0,-90-14 74 0 0,22-3-116 0 0,-10-25-1587 0 0,-36 25 1065 0 0,30-20-1274 0 0,-21 6 824 0 0</inkml:trace>
+  <inkml:trace contextRef="#ctx0" brushRef="#br0" timeOffset="35139.01">5532 3252 0 0 0,'0'0'5109'0'0,"0"0"-5101"0"0,1-1-1 0 0,-1 1 0 0 0,0-1 1 0 0,1 1-1 0 0,-1-1 0 0 0,0 1 1 0 0,1-1-1 0 0,-1 1 0 0 0,1-1 1 0 0,-1 1-1 0 0,1-1 0 0 0,-1 1 0 0 0,1 0 1 0 0,-1-1-1 0 0,1 1 0 0 0,-1 0 1 0 0,1-1-1 0 0,0 1 0 0 0,-1 0 1 0 0,1 0-1 0 0,0 0 0 0 0,-1-1 1 0 0,2 1-1 0 0,56 4 73 0 0,-13-2-53 0 0,73 14-1 0 0,-90-14 74 0 0,22-3-116 0 0,-10-25-1587 0 0,-36 25 1065 0 0,30-20-1274 0 0,-21 6 824 0 0</inkml:trace>
   <inkml:trace contextRef="#ctx0" brushRef="#br0" timeOffset="36475.83">6210 3157 0 0 0,'-3'-17'7403'0'0,"1"37"-6780"0"0,2 30-965 0 0,2-11 315 0 0,1 1 0 0 0,2-1 0 0 0,2 0-1 0 0,12 39 1 0 0,-14-62-39 0 0,-4-12 22 0 0,0 1-1 0 0,0-1 0 0 0,0 0 0 0 0,1 0 0 0 0,0 0 0 0 0,0 0 0 0 0,0-1 0 0 0,0 1 0 0 0,0 0 0 0 0,1-1 0 0 0,0 0 0 0 0,5 6 0 0 0,-6-7-55 0 0,20 0-110 0 0,-18-3 162 0 0,1-1 35 0 0,0 1 1 0 0,-1-1-1 0 0,1 0 0 0 0,0 0 0 0 0,-1-1 0 0 0,1 1 1 0 0,-1-1-1 0 0,0 0 0 0 0,0 0 0 0 0,0 0 0 0 0,0-1 0 0 0,0 1 1 0 0,3-6-1 0 0,-1 1 9 0 0,0 0 0 0 0,-1-1 0 0 0,0 0-1 0 0,-1 0 1 0 0,0 0 0 0 0,4-13 0 0 0,-3 5 10 0 0,-2-1 0 0 0,0 0 0 0 0,-1 0 0 0 0,0-33 0 0 0,-1 23-13 0 0,1-60-41 0 0,-2 85 39 0 0,0 8-463 0 0,2 24 121 0 0,10 45-1 0 0,-9-63-44 0 0,0 1 0 0 0,0-1-1 0 0,1 0 1 0 0,0 0-1 0 0,1 0 1 0 0,1-1-1 0 0,8 14 1 0 0,-4-13-1230 0 0</inkml:trace>
   <inkml:trace contextRef="#ctx0" brushRef="#br0" timeOffset="37054.75">6634 3335 0 0 0,'-13'-8'4742'0'0,"13"6"-4697"0"0,0-1-1 0 0,0 1 1 0 0,0-1 0 0 0,1 1 0 0 0,-1 0 0 0 0,1-1 0 0 0,0 1 0 0 0,0-1-1 0 0,0 1 1 0 0,0 0 0 0 0,0 0 0 0 0,0 0 0 0 0,0-1 0 0 0,1 1-1 0 0,-1 0 1 0 0,1 1 0 0 0,0-1 0 0 0,-1 0 0 0 0,4-2 0 0 0,1-1-70 0 0,0 1 1 0 0,0-1-1 0 0,0 1 1 0 0,0 0-1 0 0,9-3 1 0 0,-13 6-59 0 0,3 0 18 0 0,14-3-8 0 0,-14 3-68 0 0,5 6-78 0 0,-9-5 201 0 0,0 0 1 0 0,1 1-1 0 0,-1-1 1 0 0,0 1 0 0 0,0-1-1 0 0,0 1 1 0 0,1-1-1 0 0,-1 1 1 0 0,0 0 0 0 0,0-1-1 0 0,0 1 1 0 0,0 0-1 0 0,-1 0 1 0 0,1 0 0 0 0,0 0-1 0 0,1 2 1 0 0,3 5-12 0 0,-1 0 1 0 0,0 0-1 0 0,0 1 1 0 0,-1 0-1 0 0,-1 0 1 0 0,1-1-1 0 0,-1 1 1 0 0,-1 1-1 0 0,1-1 0 0 0,-1 10 1 0 0,0 8-10 0 0,-2-1 1 0 0,-4 33-1 0 0,3-51 33 0 0,-1 3-5 0 0,-2 0-32 0 0,3-19 92 0 0,4-24 94 0 0,0 23-136 0 0,0-1 0 0 0,1 1 0 0 0,0 0 0 0 0,0 0 0 0 0,1 1 0 0 0,0-1 0 0 0,0 1 0 0 0,1-1 0 0 0,0 1 0 0 0,1 1 0 0 0,0-1 0 0 0,0 1 0 0 0,1 0 0 0 0,10-9 0 0 0,16-5-7 0 0,-17 18-32 0 0,-11 4 1 0 0,-2-1 27 0 0,-1 0 0 0 0,1 0 0 0 0,0 0 1 0 0,-1 1-1 0 0,1-1 0 0 0,-1 1 0 0 0,1 0 0 0 0,-1-1 0 0 0,1 1 1 0 0,-1 1-1 0 0,1-1 0 0 0,-1 0 0 0 0,0 0 0 0 0,0 1 0 0 0,0-1 1 0 0,0 1-1 0 0,0 0 0 0 0,3 3 0 0 0,-2-1 4 0 0,0 0-1 0 0,-1 0 0 0 0,1 1 1 0 0,-1-1-1 0 0,0 1 1 0 0,0 0-1 0 0,0-1 0 0 0,0 1 1 0 0,0 5-1 0 0,1 9-4 0 0,-1-1-1 0 0,0 0 0 0 0,-2 0 1 0 0,-2 28-1 0 0,2-34 37 0 0,-6 45-807 0 0,6-55 173 0 0</inkml:trace>
   <inkml:trace contextRef="#ctx0" brushRef="#br0" timeOffset="37273.8">7194 3361 0 0 0,'0'4'1052'0'0,"2"26"-706"0"0,-1 1 0 0 0,-2-1 0 0 0,0 0 0 0 0,-10 44 0 0 0,11-72-588 0 0</inkml:trace>
@@ -6366,7 +9103,7 @@
   <inkml:trace contextRef="#ctx0" brushRef="#br0" timeOffset="39531.71">8446 3445 0 0 0,'0'0'3106'0'0,"-2"-1"-2430"0"0,1 1-575 0 0,0 0 1 0 0,1 0 0 0 0,-1 0-1 0 0,1 0 1 0 0,-1 0-1 0 0,0-1 1 0 0,1 1-1 0 0,-1 0 1 0 0,1 0 0 0 0,-1-1-1 0 0,1 1 1 0 0,-1 0-1 0 0,1-1 1 0 0,-1 1-1 0 0,1-1 1 0 0,-1 1 0 0 0,1-1-1 0 0,-1 1 1 0 0,1-1-1 0 0,0 1 1 0 0,-1-1-1 0 0,1 1 1 0 0,0-1 0 0 0,0 1-1 0 0,-1-1 1 0 0,1 1-1 0 0,0-1 1 0 0,0 0-1 0 0,0 1 1 0 0,0-1 0 0 0,0 1-1 0 0,-1-1 1 0 0,1 0-1 0 0,0 1 1 0 0,1-1-1 0 0,-1 1 1 0 0,0-2 0 0 0,0 0 718 0 0,1 1-774 0 0,-1 0 0 0 0,1 1-1 0 0,0-1 1 0 0,0 1-1 0 0,-1-1 1 0 0,1 1 0 0 0,0-1-1 0 0,0 1 1 0 0,0-1 0 0 0,0 1-1 0 0,0 0 1 0 0,-1 0 0 0 0,1-1-1 0 0,0 1 1 0 0,2 0 0 0 0,8 4-187 0 0,-8-3-2 0 0,-2 1-92 0 0,0 0 186 0 0,0 0 0 0 0,0-1 0 0 0,0 1 0 0 0,0 0 0 0 0,0-1 0 0 0,1 0 0 0 0,-1 1 0 0 0,0-1 0 0 0,1 0 0 0 0,-1 0 0 0 0,1 1 0 0 0,-1-1 0 0 0,1 0 0 0 0,0 0 0 0 0,-1-1 0 0 0,1 1 0 0 0,0 0 0 0 0,2 0 0 0 0,23 14-762 0 0,-25-13 664 0 0,0 3 79 0 0,1 1 1 0 0,-2 0-1 0 0,1 0 0 0 0,-1-1 0 0 0,0 1 1 0 0,1 10-1 0 0,-2-9-53 0 0,-1-1 0 0 0,1 1 0 0 0,-1 0 0 0 0,0-1 0 0 0,-1 1 0 0 0,0-1 0 0 0,-5 13-1 0 0,7-21 127 0 0,-1 0-1 0 0,1 0 0 0 0,0 0 1 0 0,0 0-1 0 0,-1 0 0 0 0,1 0 0 0 0,1 0 1 0 0,-1 0-1 0 0,0 0 0 0 0,0 0 0 0 0,1 0 1 0 0,0-4-1 0 0,3-4 82 0 0,1 0 1 0 0,0 0 0 0 0,0 1-1 0 0,1 0 1 0 0,0 0 0 0 0,0 0-1 0 0,1 1 1 0 0,1-1 0 0 0,-1 2-1 0 0,1-1 1 0 0,0 1 0 0 0,14-9-1 0 0,-20 14-48 0 0,36-4-11 0 0,-35 7-43 0 0,10 12-69 0 0,-10-8 66 0 0,0 0 1 0 0,0 0-1 0 0,0 0 1 0 0,-1 1-1 0 0,0-1 1 0 0,0 1-1 0 0,-1-1 1 0 0,0 1-1 0 0,0 0 1 0 0,0-1-1 0 0,0 1 1 0 0,-1 9-1 0 0,0-5-21 0 0,-1 0 0 0 0,0 0 0 0 0,-1 0 1 0 0,0 0-1 0 0,0 0 0 0 0,-6 14 0 0 0,7-21-5 0 0,1-2 34 0 0,-1-1 1 0 0,1 0-1 0 0,0 1 1 0 0,0-1-1 0 0,0 0 0 0 0,0 1 1 0 0,0-1-1 0 0,-1 0 1 0 0,1 1-1 0 0,0-1 1 0 0,0 0-1 0 0,0 1 0 0 0,-1-1 1 0 0,1 0-1 0 0,0 0 1 0 0,-1 1-1 0 0,1-1 1 0 0,0 0-1 0 0,-1 0 0 0 0,1 0 1 0 0,0 1-1 0 0,-1-1 1 0 0,1 0-1 0 0,0 0 1 0 0,-1 0-1 0 0,1 0 1 0 0,0-11 9 0 0,1-1 0 0 0,0 0 0 0 0,1 1 0 0 0,0-1 0 0 0,1 1 1 0 0,0 0-1 0 0,1 0 0 0 0,0 0 0 0 0,1 0 0 0 0,0 1 0 0 0,1-1 1 0 0,0 1-1 0 0,0 1 0 0 0,1-1 0 0 0,1 1 0 0 0,-1 0 0 0 0,1 1 1 0 0,12-9-1 0 0,-16 14-6 0 0,0 1 1 0 0,1-1-1 0 0,0 1 1 0 0,0 0 0 0 0,-1 1-1 0 0,1-1 1 0 0,0 1-1 0 0,0 0 1 0 0,1 1-1 0 0,-1-1 1 0 0,0 1-1 0 0,0 0 1 0 0,0 0-1 0 0,0 0 1 0 0,0 1-1 0 0,0 0 1 0 0,0 0-1 0 0,0 0 1 0 0,0 1-1 0 0,0-1 1 0 0,0 1 0 0 0,0 0-1 0 0,-1 1 1 0 0,1-1-1 0 0,-1 1 1 0 0,0 0-1 0 0,0 0 1 0 0,0 0-1 0 0,0 0 1 0 0,0 1-1 0 0,-1 0 1 0 0,1 0-1 0 0,-1 0 1 0 0,4 6-1 0 0,-4-2-145 0 0,1 0-1 0 0,-1 0 1 0 0,-1 0-1 0 0,0 0 1 0 0,0 0-1 0 0,0 0 0 0 0,-1 1 1 0 0,-1-1-1 0 0,1 1 1 0 0,-1-1-1 0 0,0 1 0 0 0,-1-1 1 0 0,0 0-1 0 0,-1 1 1 0 0,0-1-1 0 0,0 0 0 0 0,0 0 1 0 0,-1 0-1 0 0,0 0 1 0 0,-1-1-1 0 0,0 1 0 0 0,-6 9 1 0 0,-5 0-1408 0 0</inkml:trace>
   <inkml:trace contextRef="#ctx0" brushRef="#br0" timeOffset="40337.92">5595 4168 0 0 0,'-13'-14'1811'0'0,"7"-10"2614"0"0,10 23-4357 0 0,18-1-14 0 0,0 0 0 0 0,37 1 1 0 0,-18 1-160 0 0,12 1-281 0 0,69-1-4742 0 0,-118-1 4606 0 0</inkml:trace>
   <inkml:trace contextRef="#ctx0" brushRef="#br0" timeOffset="41022.8">6184 4034 0 0 0,'0'0'4194'0'0,"-1"0"-4068"0"0,1 0 0 0 0,-1 0-1 0 0,0 0 1 0 0,1 0 0 0 0,-1-1 0 0 0,0 1 0 0 0,1 0 0 0 0,-1 0 0 0 0,1-1-1 0 0,-1 1 1 0 0,1 0 0 0 0,-1-1 0 0 0,0 1 0 0 0,1-1 0 0 0,-1 1 0 0 0,1-1-1 0 0,0 1 1 0 0,-1-1 0 0 0,1 1 0 0 0,-1-1 0 0 0,16-23 667 0 0,-14 20-805 0 0,1 1-1 0 0,0 0 1 0 0,0-1-1 0 0,0 1 0 0 0,0 0 1 0 0,0 0-1 0 0,1 0 1 0 0,-1 1-1 0 0,1-1 1 0 0,0 1-1 0 0,0-1 0 0 0,0 1 1 0 0,0 0-1 0 0,0 0 1 0 0,0 0-1 0 0,1 1 1 0 0,-1-1-1 0 0,1 1 0 0 0,5-2 1 0 0,8-1-252 0 0,0 0 0 0 0,33-2 0 0 0,-42 5 206 0 0,0 1 0 0 0,0 1-1 0 0,0-1 1 0 0,1 1-1 0 0,-1 0 1 0 0,0 1-1 0 0,-1 0 1 0 0,12 4 0 0 0,-17-5 48 0 0,0 1 0 0 0,0-1 0 0 0,0 0 0 0 0,-1 1 0 0 0,1-1 1 0 0,0 1-1 0 0,-1 0 0 0 0,0 0 0 0 0,1-1 0 0 0,-1 1 1 0 0,0 0-1 0 0,0 0 0 0 0,0 0 0 0 0,0 0 0 0 0,0 0 1 0 0,0 1-1 0 0,-1-1 0 0 0,1 0 0 0 0,-1 0 0 0 0,1 0 1 0 0,-1 1-1 0 0,0-1 0 0 0,0 0 0 0 0,0 0 0 0 0,0 1 1 0 0,-1 3-1 0 0,0 3-10 0 0,0 1 0 0 0,-1-1 0 0 0,0 1 0 0 0,-6 14 0 0 0,2-11 8 0 0,0 0 1 0 0,-1 0-1 0 0,-1 0 0 0 0,0-1 1 0 0,-1 0-1 0 0,0 0 1 0 0,0-1-1 0 0,-1 0 0 0 0,-12 9 1 0 0,6-6 10 0 0,-1-2 1 0 0,0 0-1 0 0,-1-1 1 0 0,0 0-1 0 0,-33 13 1 0 0,43-21-4 0 0,-1 0-1 0 0,1 0 1 0 0,-1-1 0 0 0,1 0 0 0 0,-1-1 0 0 0,0 0-1 0 0,0 0 1 0 0,0-1 0 0 0,-13-1 0 0 0,1-3 2 0 0,3-7 11 0 0,16 8 2 0 0,-1 0 1 0 0,1-1-1 0 0,0 1 0 0 0,0-1 0 0 0,0 1 0 0 0,0-1 0 0 0,1 0 1 0 0,-1 0-1 0 0,1 1 0 0 0,0-1 0 0 0,0 0 0 0 0,0 0 0 0 0,1 0 1 0 0,0-1-1 0 0,-1 1 0 0 0,2 0 0 0 0,-1 0 0 0 0,0 0 0 0 0,1 0 1 0 0,1-5-1 0 0,1-5-32 0 0,1 0 0 0 0,0 1 0 0 0,2-1 0 0 0,8-16 0 0 0,-13 29 1 0 0,0-1 0 0 0,0 0 0 0 0,1 1 1 0 0,-1-1-1 0 0,1 1 0 0 0,-1-1 0 0 0,1 1 1 0 0,-1 0-1 0 0,1 0 0 0 0,0-1 0 0 0,0 1 1 0 0,0 0-1 0 0,-1 1 0 0 0,1-1 0 0 0,0 0 1 0 0,0 1-1 0 0,0-1 0 0 0,0 1 0 0 0,0-1 1 0 0,0 1-1 0 0,0 0 0 0 0,1 0 0 0 0,-1 0 1 0 0,3 0-1 0 0,-2 1-28 0 0,1 0 9 0 0,0 1 25 0 0,-1 1-1 0 0,1-1 0 0 0,-1 1 1 0 0,0 0-1 0 0,1 0 1 0 0,-1 0-1 0 0,-1 0 0 0 0,1 0 1 0 0,0 0-1 0 0,-1 1 1 0 0,0 0-1 0 0,3 3 0 0 0,24 53-4 0 0,-4 30 17 0 0,-15-52-24 0 0,-9-34-98 0 0,1 0 1 0 0,-1 0-1 0 0,1 0 0 0 0,0 0 0 0 0,0 0 1 0 0,5 6-1 0 0,-6-9 41 0 0,-1 0 0 0 0,1 0 1 0 0,0 0-1 0 0,0 0 0 0 0,0 0 0 0 0,0 0 1 0 0,0 0-1 0 0,0 0 0 0 0,0 0 0 0 0,0-1 1 0 0,0 1-1 0 0,0-1 0 0 0,0 1 0 0 0,1-1 1 0 0,-1 1-1 0 0,0-1 0 0 0,0 1 1 0 0,0-1-1 0 0,1 0 0 0 0,-1 0 0 0 0,0 0 1 0 0,1 0-1 0 0,-1 0 0 0 0,0 0 0 0 0,1 0 1 0 0,-1 0-1 0 0,0 0 0 0 0,2-1 0 0 0,10-4-1180 0 0</inkml:trace>
-  <inkml:trace contextRef="#ctx0" brushRef="#br0" timeOffset="41553.63">6490 4157 0 0 0,'1'-4'222'0'0,"0"-1"-1"0"0,0 1 1 0 0,1 0-1 0 0,0 0 1 0 0,0 0-1 0 0,0-1 1 0 0,0 2 0 0 0,1-1-1 0 0,-1 0 1 0 0,1 0-1 0 0,0 1 1 0 0,0 0-1 0 0,1-1 1 0 0,4-3 0 0 0,1 2-131 0 0,-1 0 1 0 0,1 0 0 0 0,0 1 0 0 0,0 1 0 0 0,11-4 0 0 0,-17 6-63 0 0,19-3 25 0 0,0 8-82 0 0,-17 4 16 0 0,-4-7 10 0 0,1 1 1 0 0,-1-1 0 0 0,0 0 0 0 0,0 1-1 0 0,0-1 1 0 0,-1 1 0 0 0,1-1-1 0 0,0 1 1 0 0,-1-1 0 0 0,1 1 0 0 0,0 2-1 0 0,1 18-6 0 0,-2 0-1 0 0,0 0 1 0 0,-2 0-1 0 0,-5 31 0 0 0,5-39 10 0 0,0-6-11 0 0,1 0 0 0 0,0-1 0 0 0,0 1 1 0 0,1 0-1 0 0,1 13 0 0 0,0-17-49 0 0,3-2-83 0 0,-4-2 126 0 0,1 0 0 0 0,-1 1 0 0 0,0-1 0 0 0,1 0 0 0 0,-1 1 0 0 0,1-1 0 0 0,-1 0 0 0 0,0 1-1 0 0,1-1 1 0 0,-1 0 0 0 0,1 0 0 0 0,-1 1 0 0 0,1-1 0 0 0,-1 0 0 0 0,1 0 0 0 0,-1 0 0 0 0,1 0 0 0 0,-1 0 0 0 0,1 0 0 0 0,-1 0 0 0 0,1 0 0 0 0,-1 0 0 0 0,1 0 0 0 0,-1 0-1 0 0,2 0 1 0 0,8-4-81 0 0,0-1 0 0 0,-1 0 0 0 0,1 0 0 0 0,-1-1 0 0 0,0 0 0 0 0,0 0 0 0 0,-1-1-1 0 0,0-1 1 0 0,0 1 0 0 0,0-1 0 0 0,-1 0 0 0 0,8-13 0 0 0,-4 1 94 0 0,0 0 1 0 0,-1-1 0 0 0,9-30 0 0 0,5-11 591 0 0,-23 60-103 0 0,4 44-461 0 0,-4-27-23 0 0,2 6-80 0 0,-1 0 0 0 0,-1 0 0 0 0,-1 0-1 0 0,-1 0 1 0 0,-1 1 0 0 0,0-1 0 0 0,-7 21-1 0 0,-9 21-1615 0 0,16-60 1327 0 0</inkml:trace>
+  <inkml:trace contextRef="#ctx0" brushRef="#br0" timeOffset="41553.61">6490 4157 0 0 0,'1'-4'222'0'0,"0"-1"-1"0"0,0 1 1 0 0,1 0-1 0 0,0 0 1 0 0,0 0-1 0 0,0-1 1 0 0,0 2 0 0 0,1-1-1 0 0,-1 0 1 0 0,1 0-1 0 0,0 1 1 0 0,0 0-1 0 0,1-1 1 0 0,4-3 0 0 0,1 2-131 0 0,-1 0 1 0 0,1 0 0 0 0,0 1 0 0 0,0 1 0 0 0,11-4 0 0 0,-17 6-63 0 0,19-3 25 0 0,0 8-82 0 0,-17 4 16 0 0,-4-7 10 0 0,1 1 1 0 0,-1-1 0 0 0,0 0 0 0 0,0 1-1 0 0,0-1 1 0 0,-1 1 0 0 0,1-1-1 0 0,0 1 1 0 0,-1-1 0 0 0,1 1 0 0 0,0 2-1 0 0,1 18-6 0 0,-2 0-1 0 0,0 0 1 0 0,-2 0-1 0 0,-5 31 0 0 0,5-39 10 0 0,0-6-11 0 0,1 0 0 0 0,0-1 0 0 0,0 1 1 0 0,1 0-1 0 0,1 13 0 0 0,0-17-49 0 0,3-2-83 0 0,-4-2 126 0 0,1 0 0 0 0,-1 1 0 0 0,0-1 0 0 0,1 0 0 0 0,-1 1 0 0 0,1-1 0 0 0,-1 0 0 0 0,0 1-1 0 0,1-1 1 0 0,-1 0 0 0 0,1 0 0 0 0,-1 1 0 0 0,1-1 0 0 0,-1 0 0 0 0,1 0 0 0 0,-1 0 0 0 0,1 0 0 0 0,-1 0 0 0 0,1 0 0 0 0,-1 0 0 0 0,1 0 0 0 0,-1 0 0 0 0,1 0 0 0 0,-1 0-1 0 0,2 0 1 0 0,8-4-81 0 0,0-1 0 0 0,-1 0 0 0 0,1 0 0 0 0,-1-1 0 0 0,0 0 0 0 0,0 0 0 0 0,-1-1-1 0 0,0-1 1 0 0,0 1 0 0 0,0-1 0 0 0,-1 0 0 0 0,8-13 0 0 0,-4 1 94 0 0,0 0 1 0 0,-1-1 0 0 0,9-30 0 0 0,5-11 591 0 0,-23 60-103 0 0,4 44-461 0 0,-4-27-23 0 0,2 6-80 0 0,-1 0 0 0 0,-1 0 0 0 0,-1 0-1 0 0,-1 0 1 0 0,-1 1 0 0 0,0-1 0 0 0,-7 21-1 0 0,-9 21-1615 0 0,16-60 1327 0 0</inkml:trace>
   <inkml:trace contextRef="#ctx0" brushRef="#br0" timeOffset="42035.77">7170 4056 0 0 0,'0'0'1749'0'0,"-1"-1"-1582"0"0,0 0-1 0 0,1 0 1 0 0,-1 1 0 0 0,0-1 0 0 0,0 1-1 0 0,1-1 1 0 0,-1 0 0 0 0,0 1 0 0 0,0-1 0 0 0,0 1-1 0 0,0 0 1 0 0,0-1 0 0 0,0 1 0 0 0,0 0 0 0 0,0-1-1 0 0,-1 1 1 0 0,-4 2-120 0 0,0 0 1 0 0,0 0-1 0 0,0 1 1 0 0,0 0-1 0 0,0 0 0 0 0,0 1 1 0 0,1-1-1 0 0,-1 1 0 0 0,1 1 1 0 0,0-1-1 0 0,1 0 0 0 0,-1 1 1 0 0,1 0-1 0 0,-1 0 0 0 0,2 1 1 0 0,-1-1-1 0 0,-5 12 0 0 0,1-1-77 0 0,0 0 1 0 0,1 0-1 0 0,1 1 0 0 0,1 0 0 0 0,-5 26 0 0 0,9-42-10 0 0,1 0 1 0 0,0 0-1 0 0,-1 0 0 0 0,1 1 1 0 0,0-1-1 0 0,0 0 0 0 0,0 0 0 0 0,0 0 1 0 0,0 1-1 0 0,0-1 0 0 0,0 0 1 0 0,1 0-1 0 0,-1 0 0 0 0,0 0 0 0 0,1 0 1 0 0,-1 0-1 0 0,0 1 0 0 0,1-1 1 0 0,0 0-1 0 0,-1 0 0 0 0,1 0 1 0 0,-1 0-1 0 0,1 0 0 0 0,0-1 0 0 0,0 1 1 0 0,0 0-1 0 0,0 0 0 0 0,-1 0 1 0 0,1-1-1 0 0,0 1 0 0 0,0 0 0 0 0,0-1 1 0 0,0 1-1 0 0,1-1 0 0 0,-1 1 1 0 0,0-1-1 0 0,0 0 0 0 0,0 1 0 0 0,0-1 1 0 0,0 0-1 0 0,1 0 0 0 0,-1 0 1 0 0,0 0-1 0 0,0 0 0 0 0,0 0 0 0 0,2 0 1 0 0,6-1-152 0 0,-1 0 0 0 0,0 0 0 0 0,0-1 1 0 0,13-4-1 0 0,-18 5 209 0 0,6-2-82 0 0,0-1 0 0 0,0 0 0 0 0,0 0 0 0 0,-1-1 0 0 0,0 0 0 0 0,0 0 1 0 0,0-1-1 0 0,-1 0 0 0 0,0 0 0 0 0,12-14 0 0 0,-4 1 168 0 0,0-1 1 0 0,20-38-1 0 0,-33 55-40 0 0,-1-8 911 0 0,-6 19-963 0 0,0-1 0 0 0,0 1 1 0 0,0 0-1 0 0,1 0 0 0 0,1 1 0 0 0,-1-1 1 0 0,1 1-1 0 0,-3 15 0 0 0,2-6-44 0 0,1 1-1 0 0,0 0 1 0 0,1 22-1 0 0,2-39-62 0 0,0-1 0 0 0,0 1 0 0 0,0-1-1 0 0,0 1 1 0 0,1-1 0 0 0,-1 1-1 0 0,0-1 1 0 0,1 1 0 0 0,0-1-1 0 0,-1 1 1 0 0,1-1 0 0 0,0 0 0 0 0,-1 1-1 0 0,1-1 1 0 0,0 0 0 0 0,0 0-1 0 0,0 1 1 0 0,0-1 0 0 0,0 0-1 0 0,0 0 1 0 0,0 0 0 0 0,1 0 0 0 0,-1-1-1 0 0,0 1 1 0 0,3 1 0 0 0,16-2-186 0 0</inkml:trace>
   <inkml:trace contextRef="#ctx0" brushRef="#br0" timeOffset="42588.34">7429 4172 0 0 0,'0'0'796'0'0,"-4"-1"-359"0"0,-31-4 3419 0 0,43-13-3236 0 0,1 7-604 0 0,1-1 0 0 0,0 2 0 0 0,0-1 0 0 0,17-12 0 0 0,-24 21-94 0 0,1-1 0 0 0,0 0-1 0 0,0 1 1 0 0,0 0 0 0 0,0 0-1 0 0,1 0 1 0 0,-1 1 0 0 0,0-1-1 0 0,1 1 1 0 0,-1 0 0 0 0,1 0-1 0 0,-1 0 1 0 0,1 1 0 0 0,0 0-1 0 0,-1 0 1 0 0,1 0 0 0 0,-1 0-1 0 0,1 1 1 0 0,8 1 0 0 0,-11-1 59 0 0,0 0 0 0 0,0-1 0 0 0,0 1 0 0 0,0 0 0 0 0,-1 0 0 0 0,1 0 0 0 0,0 0 1 0 0,0 0-1 0 0,-1 1 0 0 0,1-1 0 0 0,-1 0 0 0 0,1 1 0 0 0,-1 0 0 0 0,1-1 0 0 0,-1 1 0 0 0,0 0 0 0 0,0-1 0 0 0,0 1 1 0 0,0 0-1 0 0,0 0 0 0 0,1 3 0 0 0,-1-1-2 0 0,0 0 1 0 0,-1 1-1 0 0,1-1 1 0 0,-1 1 0 0 0,0-1-1 0 0,0 1 1 0 0,0-1-1 0 0,-1 0 1 0 0,-1 9-1 0 0,-3 2-3 0 0,1 0 0 0 0,-2-1 1 0 0,0 1-1 0 0,-1-1 0 0 0,-9 14 0 0 0,-21 27-76 0 0,35-52 104 0 0,1-7 7 0 0,0 1-1 0 0,0-1 1 0 0,1 0 0 0 0,0 0 0 0 0,-1 1-1 0 0,1-1 1 0 0,0 0 0 0 0,1 0 0 0 0,-1 1 0 0 0,1-1-1 0 0,0 0 1 0 0,0 0 0 0 0,0 1 0 0 0,0-1-1 0 0,0 1 1 0 0,1-1 0 0 0,0 1 0 0 0,0 0 0 0 0,3-5-1 0 0,5-8-16 0 0,1 1 1 0 0,20-23-1 0 0,-27 32-4 0 0,1 0 1 0 0,0 1-1 0 0,1 0 1 0 0,-1 0-1 0 0,1 1 1 0 0,0-1-1 0 0,0 1 1 0 0,1 0-1 0 0,-1 1 0 0 0,1 0 1 0 0,0 0-1 0 0,-1 0 1 0 0,1 1-1 0 0,1 0 1 0 0,-1 0-1 0 0,8-1 1 0 0,-12 3 8 0 0,-1 1 0 0 0,0-1 0 0 0,1 0 0 0 0,-1 1 0 0 0,0-1 1 0 0,0 1-1 0 0,1-1 0 0 0,-1 1 0 0 0,0 0 0 0 0,0 0 0 0 0,0 0 0 0 0,0 0 0 0 0,0 1 0 0 0,0-1 1 0 0,-1 1-1 0 0,1-1 0 0 0,0 1 0 0 0,-1-1 0 0 0,1 1 0 0 0,-1 0 0 0 0,1 0 0 0 0,-1 0 1 0 0,0-1-1 0 0,0 2 0 0 0,1-1 0 0 0,-2 0 0 0 0,1 0 0 0 0,0 0 0 0 0,0 0 0 0 0,-1 0 1 0 0,1 1-1 0 0,-1-1 0 0 0,0 0 0 0 0,1 1 0 0 0,-1-1 0 0 0,-1 4 0 0 0,1 6 3 0 0,0-1 1 0 0,-1 1-1 0 0,0-1 0 0 0,-1 1 0 0 0,-6 18 0 0 0,5-17-3 0 0,-5 13-7 0 0,-6 43-1 0 0,14-68-28 0 0,0 0 0 0 0,-1 0 0 0 0,1 0 0 0 0,0-1-1 0 0,0 1 1 0 0,0 0 0 0 0,0 0 0 0 0,0 0 0 0 0,0 0-1 0 0,0 0 1 0 0,0 0 0 0 0,0 0 0 0 0,0 0-1 0 0,0 0 1 0 0,1-1 0 0 0,-1 1 0 0 0,0 0 0 0 0,1 0-1 0 0,-1 0 1 0 0,0 0 0 0 0,1 0 0 0 0,-1-1 0 0 0,1 1-1 0 0,0 0 1 0 0,-1-1 0 0 0,1 1 0 0 0,-1 0-1 0 0,1-1 1 0 0,0 1 0 0 0,0 0 0 0 0,-1-1 0 0 0,1 1-1 0 0,0-1 1 0 0,0 0 0 0 0,0 1 0 0 0,-1-1 0 0 0,1 0-1 0 0,0 1 1 0 0,0-1 0 0 0,0 0 0 0 0,0 0-1 0 0,0 0 1 0 0,0 0 0 0 0,0 0 0 0 0,0 0 0 0 0,1 0-1 0 0,-1 0 5 0 0,-1 0 0 0 0,1 0-1 0 0,0 0 1 0 0,-1-1 0 0 0,1 1-1 0 0,0 0 1 0 0,-1 0-1 0 0,1-1 1 0 0,0 1 0 0 0,-1 0-1 0 0,1-1 1 0 0,-1 1 0 0 0,1-1-1 0 0,-1 1 1 0 0,1 0-1 0 0,-1-1 1 0 0,1 1 0 0 0,-1-1-1 0 0,1 0 1 0 0,-1 1 0 0 0,0-1-1 0 0,1 1 1 0 0,-1-1-1 0 0,1-1 1 0 0,1 0-419 0 0</inkml:trace>
   <inkml:trace contextRef="#ctx0" brushRef="#br0" timeOffset="42798.45">8032 4112 0 0 0,'0'0'4127'0'0,"-5"16"-3174"0"0,2 22-599 0 0,5 68 0 0 0,0-76-1256 0 0,2 0 1 0 0,14 52-1 0 0,-19-75-352 0 0,-6 12-249 0 0</inkml:trace>
@@ -6378,12 +9115,12 @@
   <inkml:trace contextRef="#ctx0" brushRef="#br0" timeOffset="45209.3">5512 5165 0 0 0,'0'0'6246'0'0,"13"-13"-5688"0"0,12 7-557 0 0,2 1 1 0 0,-1 2-1 0 0,35-2 1 0 0,3 0-70 0 0,2-3-894 0 0,-63 8 712 0 0,0-1-281 0 0,1 1 308 0 0,9-1-2463 0 0</inkml:trace>
   <inkml:trace contextRef="#ctx0" brushRef="#br0" timeOffset="45838.9">6098 4903 0 0 0,'0'0'6266'0'0,"-7"18"-6102"0"0,5 15-142 0 0,-29 235 1 0 0,22-230-239 0 0,-6 38-3648 0 0</inkml:trace>
   <inkml:trace contextRef="#ctx0" brushRef="#br0" timeOffset="46210.7">6319 5080 0 0 0,'0'0'1698'0'0,"-4"1"-1487"0"0,-59 24 691 0 0,33-12-564 0 0,16-8 479 0 0,18-10 1082 0 0,-2 4-1492 0 0,11-1-345 0 0,-11 2-71 0 0,-1 0 1 0 0,0 0 0 0 0,1-1 0 0 0,-1 1 0 0 0,1 0 0 0 0,-1 0 0 0 0,0 0 0 0 0,1 1 0 0 0,-1-1 0 0 0,0 0-1 0 0,1 0 1 0 0,-1 1 0 0 0,1-1 0 0 0,-1 1 0 0 0,2 0 0 0 0,6 3-57 0 0,-1 1 0 0 0,1 0 0 0 0,0 0-1 0 0,-1 1 1 0 0,0 0 0 0 0,13 14 0 0 0,40 49-618 0 0,-26-28-536 0 0,-32-38 960 0 0,0 0 1 0 0,0-1-1 0 0,1 1 1 0 0,-1-1 0 0 0,1 0-1 0 0,-1 1 1 0 0,1-2-1 0 0,4 3 1 0 0,-5-3-936 0 0</inkml:trace>
-  <inkml:trace contextRef="#ctx0" brushRef="#br0" timeOffset="46455.79">6645 5187 0 0 0,'0'0'4824'0'0,"3"1"-4633"0"0,13 7-93 0 0,1-1 0 0 0,-1-1 0 0 0,1-1 0 0 0,18 4 0 0 0,-19-6-1003 0 0,0-1-1 0 0,25 1 1 0 0,-14-6-1558 0 0</inkml:trace>
+  <inkml:trace contextRef="#ctx0" brushRef="#br0" timeOffset="46455.78">6645 5187 0 0 0,'0'0'4824'0'0,"3"1"-4633"0"0,13 7-93 0 0,1-1 0 0 0,-1-1 0 0 0,1-1 0 0 0,18 4 0 0 0,-19-6-1003 0 0,0-1-1 0 0,25 1 1 0 0,-14-6-1558 0 0</inkml:trace>
   <inkml:trace contextRef="#ctx0" brushRef="#br0" timeOffset="47238.21">7144 5188 0 0 0,'-4'1'572'0'0,"-62"9"1114"0"0,62-9-1480 0 0,0 0-31 0 0,-9 3-316 0 0,-2 0 2112 0 0,15-5-1875 0 0,0-1-1 0 0,0 1 1 0 0,1 0-1 0 0,-1 0 0 0 0,0 0 1 0 0,0 0-1 0 0,1 0 1 0 0,-1-1-1 0 0,1 1 1 0 0,-1 0-1 0 0,1 0 0 0 0,-1 0 1 0 0,1 0-1 0 0,-1 0 1 0 0,1 0-1 0 0,0 1 1 0 0,0-1-1 0 0,1-1 1 0 0,4-6-23 0 0,1 0 1 0 0,-1 1 0 0 0,2-1 0 0 0,-1 2 0 0 0,1-1 0 0 0,13-7 0 0 0,-16 10-118 0 0,1 0 0 0 0,0 1 1 0 0,1-1-1 0 0,-1 1 0 0 0,0 1 0 0 0,1-1 1 0 0,0 1-1 0 0,-1 1 0 0 0,1-1 1 0 0,9 0-1 0 0,-14 2 24 0 0,0 0 0 0 0,0 0-1 0 0,0 0 1 0 0,0 0 0 0 0,0 0 0 0 0,0 1 0 0 0,-1-1 0 0 0,1 1 0 0 0,0-1 0 0 0,0 1-1 0 0,0 0 1 0 0,0 0 0 0 0,-1 0 0 0 0,1 0 0 0 0,0 0 0 0 0,-1 0 0 0 0,1 0 0 0 0,-1 0-1 0 0,1 1 1 0 0,-1-1 0 0 0,0 1 0 0 0,1-1 0 0 0,0 3 0 0 0,0-1-3 0 0,-1 1 0 0 0,0-1 1 0 0,0 1-1 0 0,0-1 0 0 0,0 1 0 0 0,0 0 1 0 0,-1-1-1 0 0,1 1 0 0 0,-1 0 0 0 0,0 0 1 0 0,-1 5-1 0 0,-1 7 8 0 0,-1 0 0 0 0,0 0 0 0 0,-2-1 0 0 0,-9 24 0 0 0,5-18 12 0 0,0-1 0 0 0,-2-1 0 0 0,0 0 0 0 0,-2 0 0 0 0,0-1 0 0 0,0-1 0 0 0,-29 28 0 0 0,40-43 69 0 0,0-10-27 0 0,1 8-38 0 0,1 0 0 0 0,0-1 0 0 0,-1 1 0 0 0,1 0 0 0 0,0-1 0 0 0,0 1 0 0 0,0 0 1 0 0,-1-1-1 0 0,1 1 0 0 0,0 0 0 0 0,0-1 0 0 0,0 1 0 0 0,0-1 0 0 0,0 1 0 0 0,0 0 0 0 0,0-1 1 0 0,-1 1-1 0 0,1-1 0 0 0,0 1 0 0 0,1 0 0 0 0,-1-1 0 0 0,0 1 0 0 0,0-1 0 0 0,0 1 0 0 0,0 0 1 0 0,0-1-1 0 0,0 1 0 0 0,0-1 0 0 0,0 1 0 0 0,1-1 0 0 0,7-16 24 0 0,1 1 1 0 0,0-1-1 0 0,1 2 0 0 0,1-1 0 0 0,1 2 0 0 0,13-15 1 0 0,3 1 31 0 0,54-44 1 0 0,-79 69-32 0 0,6 0 8 0 0,-9 2-35 0 0,1 1 1 0 0,-1 0-1 0 0,1-1 1 0 0,-1 1-1 0 0,0 0 0 0 0,1-1 1 0 0,0 1-1 0 0,-1 0 1 0 0,1 0-1 0 0,-1 0 0 0 0,1-1 1 0 0,-1 1-1 0 0,1 0 1 0 0,-1 0-1 0 0,1 0 1 0 0,0 0-1 0 0,-1 0 0 0 0,1 0 1 0 0,-1 0-1 0 0,1 0 1 0 0,-1 0-1 0 0,1 1 1 0 0,-1-1-1 0 0,1 0 0 0 0,0 0 1 0 0,-1 0-1 0 0,1 1 1 0 0,-1-1-1 0 0,1 0 1 0 0,-1 0-1 0 0,1 1 0 0 0,-1-1 1 0 0,0 0-1 0 0,1 1 1 0 0,-1-1-1 0 0,1 1 0 0 0,-1-1 1 0 0,0 1-1 0 0,1-1 1 0 0,-1 1-1 0 0,0-1 1 0 0,1 1-1 0 0,-1-1 0 0 0,0 1 1 0 0,3 4-16 0 0,0 1 0 0 0,0-1 0 0 0,-1 1 0 0 0,1 0 0 0 0,-1 0 1 0 0,-1-1-1 0 0,1 1 0 0 0,-1 0 0 0 0,0 1 0 0 0,0-1 0 0 0,-1 0 0 0 0,-1 12 0 0 0,1-10 0 0 0,-1 0 0 0 0,0 0 0 0 0,0 0 0 0 0,-1 0 0 0 0,0 0 0 0 0,0 0 0 0 0,-1-1 0 0 0,0 1 0 0 0,-6 10 0 0 0,7-16-11 0 0,-4 0-9 0 0,0 0 27 0 0,3-16 34 0 0,5 4-41 0 0,-1 0 0 0 0,1 0 0 0 0,1 0 0 0 0,-1 1 0 0 0,2-1 0 0 0,-1 1 0 0 0,2-1 0 0 0,-1 1 0 0 0,1 0 0 0 0,0 1 0 0 0,1-1 0 0 0,0 1 0 0 0,0 0 0 0 0,1 1 0 0 0,0 0-1 0 0,0 0 1 0 0,1 0 0 0 0,0 1 0 0 0,0 0 0 0 0,0 0 0 0 0,1 1 0 0 0,0 0 0 0 0,0 0 0 0 0,0 1 0 0 0,1 1 0 0 0,-1-1 0 0 0,1 2 0 0 0,0-1 0 0 0,0 1 0 0 0,13-1 0 0 0,-15 3-14 0 0,1 0-1 0 0,-1 1 0 0 0,0-1 1 0 0,16 5-1 0 0,-21-4 24 0 0,0-1 0 0 0,0 1 0 0 0,0 0 0 0 0,0 0 0 0 0,0 1 0 0 0,0-1 0 0 0,-1 1 0 0 0,1-1 0 0 0,-1 1 0 0 0,1 0 0 0 0,-1 0 0 0 0,1 0 0 0 0,-1 0 0 0 0,0 0 0 0 0,0 1 0 0 0,0-1 0 0 0,-1 1 0 0 0,1-1 0 0 0,0 1 0 0 0,-1 0 0 0 0,2 3-1 0 0,0 4-3 0 0,-1 0-1 0 0,0 0 0 0 0,-1 0 0 0 0,0 1 0 0 0,0-1 0 0 0,-2 21 0 0 0,-13 65 25 0 0,3-17-645 0 0,15-57-1767 0 0</inkml:trace>
   <inkml:trace contextRef="#ctx0" brushRef="#br0" timeOffset="47458.51">7722 5372 0 0 0,'0'0'2182'0'0,"16"24"-1689"0"0,-9-21-572 0 0,0 1 0 0 0,0-1 0 0 0,0-1 0 0 0,0 1 1 0 0,0-1-1 0 0,1 0 0 0 0,-1-1 0 0 0,1 0 0 0 0,-1 0 0 0 0,1-1 0 0 0,-1 0 0 0 0,1 0 0 0 0,0 0 0 0 0,14-4 0 0 0,-21 4 46 0 0,0 0-1 0 0,0 0 0 0 0,-1-1 1 0 0,1 1-1 0 0,0 0 1 0 0,0-1-1 0 0,0 1 0 0 0,0-1 1 0 0,0 1-1 0 0,0-1 0 0 0,0 1 1 0 0,-1-1-1 0 0,1 0 0 0 0,0 1 1 0 0,-1-1-1 0 0,2-1 1 0 0,0-1-113 0 0,1 1-302 0 0</inkml:trace>
   <inkml:trace contextRef="#ctx0" brushRef="#br0" timeOffset="47665.61">7907 5282 0 0 0,'-1'-3'503'0'0,"-1"-2"-160"0"0,1 1 0 0 0,-1 0 1 0 0,1-1-1 0 0,-1 1 0 0 0,0 0 1 0 0,-1 0-1 0 0,1 0 0 0 0,-1 0 1 0 0,-4-4-1 0 0,6 7-46 0 0,-15-1 232 0 0,14 1-503 0 0,0 1 0 0 0,0 0 0 0 0,0-1-1 0 0,0 1 1 0 0,-1 0 0 0 0,1 0 0 0 0,0 1-1 0 0,0-1 1 0 0,0 0 0 0 0,0 1 0 0 0,0-1-1 0 0,0 1 1 0 0,0-1 0 0 0,-3 2 0 0 0,-5 4-1 0 0,0 0 0 0 0,0 0 0 0 0,1 1-1 0 0,-1 0 1 0 0,1 0 0 0 0,1 1 0 0 0,0 0 0 0 0,0 1 0 0 0,0 0 0 0 0,1 0 0 0 0,-12 21 0 0 0,10-15-74 0 0,1 2 1 0 0,0-1-1 0 0,1 1 1 0 0,1 1 0 0 0,0-1-1 0 0,2 1 1 0 0,-4 21-1 0 0,7-35-16 0 0,1 0-1 0 0,-1 0 0 0 0,1 0 1 0 0,0 0-1 0 0,0 0 0 0 0,0 0 0 0 0,1 0 1 0 0,-1 0-1 0 0,1 0 0 0 0,0 0 1 0 0,0 0-1 0 0,1 0 0 0 0,-1 0 0 0 0,1-1 1 0 0,-1 1-1 0 0,1 0 0 0 0,0-1 0 0 0,1 1 1 0 0,-1-1-1 0 0,1 0 0 0 0,-1 0 1 0 0,1 0-1 0 0,0 0 0 0 0,0 0 0 0 0,0-1 1 0 0,1 1-1 0 0,-1-1 0 0 0,1 0 0 0 0,-1 0 1 0 0,1 0-1 0 0,-1-1 0 0 0,1 1 1 0 0,0-1-1 0 0,8 2 0 0 0,-5-1-83 0 0,1-1-1 0 0,0 0 1 0 0,-1-1-1 0 0,1 0 1 0 0,-1 0-1 0 0,1-1 1 0 0,-1 1-1 0 0,1-2 1 0 0,-1 1-1 0 0,12-5 1 0 0,-10 4-134 0 0,13-4-224 0 0</inkml:trace>
   <inkml:trace contextRef="#ctx0" brushRef="#br0" timeOffset="48070.02">8207 5421 0 0 0,'3'-36'2879'0'0,"-3"32"-2163"0"0,0 3-481 0 0,-1-1-1 0 0,0 0 1 0 0,1 1-1 0 0,-1-1 1 0 0,0 1-1 0 0,0-1 1 0 0,0 1-1 0 0,0 0 1 0 0,0-1-1 0 0,0 1 1 0 0,0 0-1 0 0,0-1 1 0 0,0 1-1 0 0,-1 0 1 0 0,1 0-1 0 0,-2-1 1 0 0,-17 3-193 0 0,20-1-40 0 0,-1 0-1 0 0,1 0 1 0 0,-1 0-1 0 0,1 0 0 0 0,-1 0 1 0 0,1 0-1 0 0,-1 0 1 0 0,1 0-1 0 0,-1 1 1 0 0,1-1-1 0 0,-1 0 1 0 0,1 0-1 0 0,-1 0 0 0 0,1 0 1 0 0,-1 1-1 0 0,1-1 1 0 0,0 0-1 0 0,-1 1 1 0 0,1-1-1 0 0,-1 0 1 0 0,1 1-1 0 0,0-1 0 0 0,-1 0 1 0 0,1 1-1 0 0,0-1 1 0 0,-1 1-1 0 0,1-1 1 0 0,0 0-1 0 0,-1 1 0 0 0,1-1 1 0 0,0 1-1 0 0,0-1 1 0 0,0 1-1 0 0,-1 0 1 0 0,1 0-1 0 0,0-1 1 0 0,0 1-1 0 0,-1 0 1 0 0,1-1-1 0 0,0 1 1 0 0,-1-1-1 0 0,1 1 1 0 0,0-1-1 0 0,-1 1 1 0 0,1 0-1 0 0,-1-1 1 0 0,1 0-1 0 0,-1 1 1 0 0,1-1-1 0 0,-1 1 1 0 0,0-1-1 0 0,1 0 1 0 0,-1 1-1 0 0,1-1 1 0 0,-1 0-1 0 0,-1 1 1 0 0,-4 2 6 0 0,-1 0 0 0 0,1 1 1 0 0,-1-1-1 0 0,1 2 0 0 0,1-1 0 0 0,-1 0 0 0 0,0 1 1 0 0,1 0-1 0 0,-7 10 0 0 0,-39 56-78 0 0,43-57 16 0 0,6-11-50 0 0,0 1 0 0 0,0 0 0 0 0,0 0 0 0 0,1 0 0 0 0,0 0 0 0 0,-1 6 0 0 0,1-8 63 0 0,0 1-149 0 0,16 5-916 0 0,-8-8 1074 0 0,1 0 0 0 0,0 0 1 0 0,-1-1-1 0 0,1 1 0 0 0,-1-2 1 0 0,1 1-1 0 0,-1-1 0 0 0,1 0 1 0 0,-1-1-1 0 0,0 1 0 0 0,0-2 1 0 0,0 1-1 0 0,-1-1 0 0 0,1 0 1 0 0,-1 0-1 0 0,0-1 1 0 0,0 1-1 0 0,7-8 0 0 0,4-5-70 0 0,-1 0 0 0 0,-1-1-1 0 0,0-1 1 0 0,20-34-1 0 0,-34 50 107 0 0,3-3 3 0 0,-5 2 34 0 0,0 4-43 0 0,-4 2 0 0 0,-1 19-11 0 0,6-16 13 0 0,0 0 0 0 0,-1 0 0 0 0,0 0 1 0 0,0 0-1 0 0,0 0 0 0 0,-1 0 0 0 0,1 0 0 0 0,-3 5 0 0 0,-1 2 5 0 0,-1 7-42 0 0,-3 10-78 0 0,-6 33 0 0 0,15-42-2254 0 0</inkml:trace>
-  <inkml:trace contextRef="#ctx0" brushRef="#br0" timeOffset="48597.72">8406 5465 0 0 0,'0'0'1007'0'0,"-4"0"-486"0"0,-32 4 880 0 0,32-4-635 0 0,1 0-570 0 0,-12 0 83 0 0,11 0 1280 0 0,18-29-595 0 0,-3 15-923 0 0,0 1 0 0 0,1 1 0 0 0,1 0 0 0 0,0 1-1 0 0,0 0 1 0 0,1 1 0 0 0,30-17 0 0 0,-41 26-64 0 0,-1 0 1 0 0,1 0 0 0 0,-1 0-1 0 0,1 0 1 0 0,-1 0-1 0 0,1 1 1 0 0,-1-1 0 0 0,1 1-1 0 0,0 0 1 0 0,-1 0-1 0 0,1 0 1 0 0,0 0-1 0 0,-1 0 1 0 0,1 1 0 0 0,2 0-1 0 0,-2-1 47 0 0,-1 1-29 0 0,-1 0 0 0 0,0 0 0 0 0,0 0 0 0 0,0 1 0 0 0,0-1 0 0 0,0 0 0 0 0,0 0 0 0 0,0 1 0 0 0,0-1 0 0 0,-1 0 0 0 0,1 1 0 0 0,0-1 0 0 0,-1 1 0 0 0,1-1 0 0 0,-1 1 0 0 0,1-1 0 0 0,-1 1 1 0 0,0-1-1 0 0,0 1 0 0 0,0 0 0 0 0,0 2 0 0 0,1-2-3 0 0,-1 13-14 0 0,0 1 1 0 0,-1-1 0 0 0,-1 0 0 0 0,0 1 0 0 0,-1-1 0 0 0,0 0-1 0 0,-1 0 1 0 0,-1-1 0 0 0,-1 1 0 0 0,-7 13 0 0 0,12-25 18 0 0,-3 5 80 0 0,9-21-9 0 0,1-6-96 0 0,0 0 0 0 0,2 0 0 0 0,0 1 1 0 0,12-20-1 0 0,-15 30-9 0 0,0 0 1 0 0,0 1-1 0 0,0 0 1 0 0,1 0-1 0 0,-1 0 1 0 0,2 1-1 0 0,-1 0 1 0 0,1 0-1 0 0,0 1 1 0 0,0-1-1 0 0,16-7 1 0 0,0 7-26 0 0,-19 5 35 0 0,0 1-5 0 0,13 0 5 0 0,-12 0 6 0 0,-3 3 1 0 0,1 1 10 0 0,0 0 1 0 0,0 0 0 0 0,0 0 0 0 0,0 1-1 0 0,-1-1 1 0 0,0 1 0 0 0,0 0 0 0 0,0-1 0 0 0,-1 1-1 0 0,0 0 1 0 0,0 0 0 0 0,0 0 0 0 0,0 0-1 0 0,-1 0 1 0 0,0 1 0 0 0,0-1 0 0 0,0 0 0 0 0,-2 8-1 0 0,-1 17-9 0 0,-15 55 1 0 0,15-77 12 0 0,-2 12-139 0 0,-5 19-562 0 0,9-37 530 0 0,1 0 0 0 0,0 0-1 0 0,0 0 1 0 0,0-1 0 0 0,0 1 0 0 0,0 0-1 0 0,0 0 1 0 0,1 0 0 0 0,-1-1 0 0 0,0 1 0 0 0,1 0-1 0 0,0-1 1 0 0,-1 1 0 0 0,1 0 0 0 0,0-1-1 0 0,0 1 1 0 0,2 2 0 0 0</inkml:trace>
+  <inkml:trace contextRef="#ctx0" brushRef="#br0" timeOffset="48597.71">8406 5465 0 0 0,'0'0'1007'0'0,"-4"0"-486"0"0,-32 4 880 0 0,32-4-635 0 0,1 0-570 0 0,-12 0 83 0 0,11 0 1280 0 0,18-29-595 0 0,-3 15-923 0 0,0 1 0 0 0,1 1 0 0 0,1 0 0 0 0,0 1-1 0 0,0 0 1 0 0,1 1 0 0 0,30-17 0 0 0,-41 26-64 0 0,-1 0 1 0 0,1 0 0 0 0,-1 0-1 0 0,1 0 1 0 0,-1 0-1 0 0,1 1 1 0 0,-1-1 0 0 0,1 1-1 0 0,0 0 1 0 0,-1 0-1 0 0,1 0 1 0 0,0 0-1 0 0,-1 0 1 0 0,1 1 0 0 0,2 0-1 0 0,-2-1 47 0 0,-1 1-29 0 0,-1 0 0 0 0,0 0 0 0 0,0 0 0 0 0,0 1 0 0 0,0-1 0 0 0,0 0 0 0 0,0 0 0 0 0,0 1 0 0 0,0-1 0 0 0,-1 0 0 0 0,1 1 0 0 0,0-1 0 0 0,-1 1 0 0 0,1-1 0 0 0,-1 1 0 0 0,1-1 0 0 0,-1 1 1 0 0,0-1-1 0 0,0 1 0 0 0,0 0 0 0 0,0 2 0 0 0,1-2-3 0 0,-1 13-14 0 0,0 1 1 0 0,-1-1 0 0 0,-1 0 0 0 0,0 1 0 0 0,-1-1 0 0 0,0 0-1 0 0,-1 0 1 0 0,-1-1 0 0 0,-1 1 0 0 0,-7 13 0 0 0,12-25 18 0 0,-3 5 80 0 0,9-21-9 0 0,1-6-96 0 0,0 0 0 0 0,2 0 0 0 0,0 1 1 0 0,12-20-1 0 0,-15 30-9 0 0,0 0 1 0 0,0 1-1 0 0,0 0 1 0 0,1 0-1 0 0,-1 0 1 0 0,2 1-1 0 0,-1 0 1 0 0,1 0-1 0 0,0 1 1 0 0,0-1-1 0 0,16-7 1 0 0,0 7-26 0 0,-19 5 35 0 0,0 1-5 0 0,13 0 5 0 0,-12 0 6 0 0,-3 3 1 0 0,1 1 10 0 0,0 0 1 0 0,0 0 0 0 0,0 0 0 0 0,0 1-1 0 0,-1-1 1 0 0,0 1 0 0 0,0 0 0 0 0,0-1 0 0 0,-1 1-1 0 0,0 0 1 0 0,0 0 0 0 0,0 0 0 0 0,0 0-1 0 0,-1 0 1 0 0,0 1 0 0 0,0-1 0 0 0,0 0 0 0 0,-2 8-1 0 0,-1 17-9 0 0,-15 55 1 0 0,15-77 12 0 0,-2 12-139 0 0,-5 19-562 0 0,9-37 530 0 0,1 0 0 0 0,0 0-1 0 0,0 0 1 0 0,0-1 0 0 0,0 1 0 0 0,0 0-1 0 0,0 0 1 0 0,1 0 0 0 0,-1-1 0 0 0,0 1 0 0 0,1 0-1 0 0,0-1 1 0 0,-1 1 0 0 0,1 0 0 0 0,0-1-1 0 0,0 1 1 0 0,2 2 0 0 0</inkml:trace>
   <inkml:trace contextRef="#ctx0" brushRef="#br0" timeOffset="49085.62">9081 5341 0 0 0,'-3'-2'910'0'0,"-25"-10"303"0"0,25 11-909 0 0,-1 0-39 0 0,-3 0-206 0 0,-1 1 1 0 0,0-1 0 0 0,1 1-1 0 0,-1 0 1 0 0,0 1 0 0 0,1 0-1 0 0,-1 0 1 0 0,0 1-1 0 0,1 0 1 0 0,0 0 0 0 0,-1 1-1 0 0,1-1 1 0 0,0 2 0 0 0,0-1-1 0 0,1 1 1 0 0,-1 0-1 0 0,-11 10 1 0 0,11-7-48 0 0,0 1 0 0 0,1 0-1 0 0,0 1 1 0 0,1-1 0 0 0,-7 15 0 0 0,11-21-2 0 0,1 0-11 0 0,-1-1 0 0 0,1 0 0 0 0,0 1 0 0 0,0-1 1 0 0,0 1-1 0 0,0-1 0 0 0,1 1 0 0 0,-1-1 0 0 0,0 0 0 0 0,1 1 0 0 0,-1-1 1 0 0,1 0-1 0 0,-1 1 0 0 0,1-1 0 0 0,-1 0 0 0 0,1 1 0 0 0,0-1 0 0 0,0 0 1 0 0,0 0-1 0 0,0 0 0 0 0,0 0 0 0 0,0 0 0 0 0,0 0 0 0 0,0 0 1 0 0,2 1-1 0 0,0-1 2 0 0,0 0 0 0 0,0-1 0 0 0,0 1 0 0 0,1-1 0 0 0,-1 1 0 0 0,0-1 1 0 0,0 0-1 0 0,7-1 0 0 0,9 0 8 0 0,28-3 158 0 0,-43 4 205 0 0,0 0-272 0 0,13 2 40 0 0,-13-2 88 0 0,-1 1-137 0 0,-1 0-61 0 0,0 1-1 0 0,0-1 1 0 0,0 1 0 0 0,0-1 0 0 0,0 1 0 0 0,0 0-1 0 0,-1-1 1 0 0,1 1 0 0 0,-1 0 0 0 0,1 0 0 0 0,-1 0 0 0 0,0 0-1 0 0,2 4 1 0 0,3 5 20 0 0,1 2-29 0 0,-2 0 0 0 0,0 0 0 0 0,0 0 0 0 0,-1 0-1 0 0,-1 1 1 0 0,0 0 0 0 0,-1 0 0 0 0,0 0 0 0 0,-1 0 0 0 0,-1 0 0 0 0,0 0-1 0 0,-1 0 1 0 0,-3 20 0 0 0,3-33-28 0 0,1 1 0 0 0,-1 0 0 0 0,0 0-1 0 0,0 0 1 0 0,0 0 0 0 0,0 0 0 0 0,0-1-1 0 0,0 1 1 0 0,0 0 0 0 0,-1-1 0 0 0,1 1 0 0 0,0-1-1 0 0,-1 0 1 0 0,1 1 0 0 0,-1-1 0 0 0,0 0-1 0 0,1 0 1 0 0,-1 0 0 0 0,0 0 0 0 0,0 0 0 0 0,0 0-1 0 0,0-1 1 0 0,1 1 0 0 0,-1-1 0 0 0,0 1-1 0 0,-3 0 1 0 0,-3-1-63 0 0,0 1 0 0 0,0-1 0 0 0,0 0 0 0 0,-13-2 0 0 0,13 1 34 0 0,-3 0-306 0 0,1-1-1 0 0,0 0 0 0 0,-1-1 1 0 0,1 0-1 0 0,0 0 0 0 0,0-1 0 0 0,0-1 1 0 0,-17-10-1 0 0,7 0-1366 0 0</inkml:trace>
   <inkml:trace contextRef="#ctx0" brushRef="#br0" timeOffset="50402.03">10897 3041 0 0 0,'-1'-13'577'0'0,"1"11"-211"0"0,0-2-52 0 0,1-27 717 0 0,-1 28-543 0 0,-1-16 691 0 0,1 18-1063 0 0,1 0-1 0 0,-1 0 1 0 0,0 0-1 0 0,0 0 1 0 0,0 0-1 0 0,0 0 0 0 0,0 0 1 0 0,0 0-1 0 0,0 0 1 0 0,0 0-1 0 0,0 1 0 0 0,-1-1 1 0 0,1 0-1 0 0,0 0 1 0 0,-1 0-1 0 0,1 0 0 0 0,0 0 1 0 0,-1 0-1 0 0,1 1 1 0 0,-1-1-1 0 0,0-1 1 0 0,0 1 474 0 0,-1 4-591 0 0,1 0 1 0 0,0 0-1 0 0,0 0 1 0 0,0 0-1 0 0,0 0 1 0 0,1 0-1 0 0,-1 0 1 0 0,1 0-1 0 0,0 1 1 0 0,0 4-1 0 0,0-7 3 0 0,42 483 151 0 0,-31-325 0 0 0,12 113 26 0 0,-2-83-17 0 0,-22-143 2 0 0,0-41-136 0 0,-1 3-1648 0 0,-1-14 768 0 0,-5-27-226 0 0,3 12-647 0 0,0-1-594 0 0</inkml:trace>
   <inkml:trace contextRef="#ctx0" brushRef="#br0" timeOffset="50975.42">10863 3396 0 0 0,'0'0'724'0'0,"-2"-1"-315"0"0,-11-7 3600 0 0,14 7-3972 0 0,-1 0 1 0 0,1 1-1 0 0,0-1 1 0 0,-1 0-1 0 0,1 1 1 0 0,0-1-1 0 0,0 1 0 0 0,0-1 1 0 0,-1 1-1 0 0,1-1 1 0 0,0 1-1 0 0,0-1 1 0 0,0 1-1 0 0,0 0 1 0 0,0 0-1 0 0,2-1 1 0 0,68 11 362 0 0,-35-6-615 0 0,56 14 1 0 0,-86-16-80 0 0,1 0 0 0 0,-1-1 0 0 0,0 1 0 0 0,1-1 0 0 0,0-1 0 0 0,-1 1 0 0 0,1-1 0 0 0,-1 0 0 0 0,1-1 0 0 0,0 1-1 0 0,6-3 1 0 0,4-1-1601 0 0</inkml:trace>
@@ -6461,7 +9198,7 @@
   </inkml:definitions>
   <inkml:trace contextRef="#ctx0" brushRef="#br0">99 96 0 0 0,'3'-13'883'0'0,"-3"11"-317"0"0,9-18 1086 0 0,-4 10-1313 0 0,-3 8-55 0 0,10-11 587 0 0,-10 10-807 0 0,0 0 1 0 0,1 1 0 0 0,-1 0-1 0 0,1 0 1 0 0,0-1-1 0 0,0 2 1 0 0,0-1-1 0 0,0 0 1 0 0,0 1 0 0 0,0-1-1 0 0,4 0 1 0 0,4-3 53 0 0,-9 4-55 0 0,1 1-41 0 0,-1-1 0 0 0,0 1 1 0 0,1-1-1 0 0,-1 1 0 0 0,0 0 1 0 0,1 0-1 0 0,-1 0 0 0 0,1 0 1 0 0,-1 0-1 0 0,0 1 0 0 0,3 0 1 0 0,1 0-11 0 0,-1 1-1 0 0,0 0 1 0 0,1 1 0 0 0,-1-1-1 0 0,0 1 1 0 0,-1 0-1 0 0,6 4 1 0 0,-1-1 6 0 0,-5-3-15 0 0,0 0 1 0 0,-1 0 0 0 0,1 0 0 0 0,-1 1 0 0 0,0-1 0 0 0,0 1 0 0 0,0 0 0 0 0,-1-1 0 0 0,1 1-1 0 0,-1 1 1 0 0,3 5 0 0 0,14 51-6 0 0,-16-49 0 0 0,-2-6-35 0 0,0 1-1 0 0,-1-1 0 0 0,0 1 1 0 0,0 0-1 0 0,0-1 0 0 0,-1 1 1 0 0,0-1-1 0 0,0 1 1 0 0,0-1-1 0 0,-1 1 0 0 0,0-1 1 0 0,-1 0-1 0 0,-4 10 0 0 0,-3 4-588 0 0,-1-1-1 0 0,-22 29 0 0 0,30-44 409 0 0,0-1 1 0 0,0 1 0 0 0,-1-1-1 0 0,1 0 1 0 0,-1 0 0 0 0,0 0-1 0 0,0-1 1 0 0,0 1 0 0 0,0-1-1 0 0,-1 0 1 0 0,-4 2 0 0 0,6-3-414 0 0</inkml:trace>
   <inkml:trace contextRef="#ctx0" brushRef="#br0" timeOffset="145.83">1 184 0 0 0,'17'-17'1590'0'0,"-2"2"-1070"0"0,2 4-62 0 0,-3 1 480 0 0,9 1-334 0 0,3 5-370 0 0,-3 6-86 0 0,4 9-388 0 0,-13-5 46 0 0,1 2 40 0 0,-1-3 28 0 0,20 1-3326 0 0</inkml:trace>
-  <inkml:trace contextRef="#ctx0" brushRef="#br0" timeOffset="569.84">607 8 0 0 0,'-3'-1'618'0'0,"-9"-3"-269"0"0,8 4 158 0 0,-5 11 38 0 0,4 15-283 0 0,4-24-163 0 0,12 13 263 0 0,-6-11-281 0 0,0-1 0 0 0,0 0 1 0 0,1 0-1 0 0,-1 0 0 0 0,11 3 1 0 0,-13-5 2 0 0,1 0-3 0 0,0 0-69 0 0,3 1 65 0 0,-1 0-1 0 0,0 0 1 0 0,1-1 0 0 0,-1 0 0 0 0,10 1 0 0 0,-13-2-47 0 0,0 0-1 0 0,0 0 1 0 0,0 0 0 0 0,0 1-1 0 0,0 0 1 0 0,0 0 0 0 0,0-1 0 0 0,0 2-1 0 0,0-1 1 0 0,3 2 0 0 0,-5-3-14 0 0,3 1 63 0 0,13 6 41 0 0,-12-5-95 0 0,0 0 0 0 0,0 0-1 0 0,-1 1 1 0 0,1 0-1 0 0,-1 0 1 0 0,1 0-1 0 0,-1 0 1 0 0,0 1-1 0 0,0 0 1 0 0,0 0-1 0 0,0 0 1 0 0,-1 0-1 0 0,0 0 1 0 0,4 8-1 0 0,-2-2-14 0 0,0 0 0 0 0,-1 0 0 0 0,0 1 0 0 0,-1-1 0 0 0,3 18 0 0 0,-5-19-5 0 0,1-3-4 0 0,0 1 1 0 0,-1 0-1 0 0,0 1 0 0 0,-1-1 0 0 0,0 0 1 0 0,0 0-1 0 0,0 0 0 0 0,-1 0 0 0 0,0 0 1 0 0,-3 11-1 0 0,1-3-10 0 0,-1 1-45 0 0,-1 0 1 0 0,-12 30-1 0 0,15-41 24 0 0,0-1-1 0 0,0 0 1 0 0,-1 0-1 0 0,0 0 0 0 0,0 0 1 0 0,0 0-1 0 0,0 0 1 0 0,-1-1-1 0 0,1 0 0 0 0,-1 1 1 0 0,0-1-1 0 0,0-1 1 0 0,0 1-1 0 0,0 0 0 0 0,-6 2 1 0 0,4-3 7 0 0,1 0 1 0 0,-1-1-1 0 0,1 1 1 0 0,-1-1 0 0 0,0 0-1 0 0,1-1 1 0 0,-1 1-1 0 0,0-1 1 0 0,0 0-1 0 0,1 0 1 0 0,-10-3-1 0 0,11 2 21 0 0,0 0-1 0 0,0 0 0 0 0,0-1 0 0 0,0 1 0 0 0,1-1 0 0 0,-1 0 0 0 0,1 0 1 0 0,-1-1-1 0 0,1 1 0 0 0,0-1 0 0 0,0 0 0 0 0,0 0 0 0 0,0 0 0 0 0,0 0 1 0 0,1 0-1 0 0,-1 0 0 0 0,1-1 0 0 0,-3-4 0 0 0,2 0 37 0 0,0 1-1 0 0,0 0 0 0 0,1-1 1 0 0,0 1-1 0 0,0-1 1 0 0,1 0-1 0 0,0 0 1 0 0,0 0-1 0 0,1 1 0 0 0,0-1 1 0 0,0 0-1 0 0,1 0 1 0 0,0 0-1 0 0,1 0 0 0 0,-1 1 1 0 0,1-1-1 0 0,1 1 1 0 0,-1-1-1 0 0,1 1 1 0 0,1 0-1 0 0,8-14 0 0 0,6-7 96 0 0,1 1 0 0 0,2 0 0 0 0,42-40 0 0 0,-63 66-128 0 0,20-16 13 0 0,0 0-1 0 0,1 1 1 0 0,0 1-1 0 0,2 1 1 0 0,40-19-1 0 0,-43 27-456 0 0,-15 6 285 0 0,0-1-313 0 0,-1 2 95 0 0,14 4-135 0 0,-13-4-808 0 0</inkml:trace>
+  <inkml:trace contextRef="#ctx0" brushRef="#br0" timeOffset="569.81">607 8 0 0 0,'-3'-1'618'0'0,"-9"-3"-269"0"0,8 4 158 0 0,-5 11 38 0 0,4 15-283 0 0,4-24-163 0 0,12 13 263 0 0,-6-11-281 0 0,0-1 0 0 0,0 0 1 0 0,1 0-1 0 0,-1 0 0 0 0,11 3 1 0 0,-13-5 2 0 0,1 0-3 0 0,0 0-69 0 0,3 1 65 0 0,-1 0-1 0 0,0 0 1 0 0,1-1 0 0 0,-1 0 0 0 0,10 1 0 0 0,-13-2-47 0 0,0 0-1 0 0,0 0 1 0 0,0 0 0 0 0,0 1-1 0 0,0 0 1 0 0,0 0 0 0 0,0-1 0 0 0,0 2-1 0 0,0-1 1 0 0,3 2 0 0 0,-5-3-14 0 0,3 1 63 0 0,13 6 41 0 0,-12-5-95 0 0,0 0 0 0 0,0 0-1 0 0,-1 1 1 0 0,1 0-1 0 0,-1 0 1 0 0,1 0-1 0 0,-1 0 1 0 0,0 1-1 0 0,0 0 1 0 0,0 0-1 0 0,0 0 1 0 0,-1 0-1 0 0,0 0 1 0 0,4 8-1 0 0,-2-2-14 0 0,0 0 0 0 0,-1 0 0 0 0,0 1 0 0 0,-1-1 0 0 0,3 18 0 0 0,-5-19-5 0 0,1-3-4 0 0,0 1 1 0 0,-1 0-1 0 0,0 1 0 0 0,-1-1 0 0 0,0 0 1 0 0,0 0-1 0 0,0 0 0 0 0,-1 0 0 0 0,0 0 1 0 0,-3 11-1 0 0,1-3-10 0 0,-1 1-45 0 0,-1 0 1 0 0,-12 30-1 0 0,15-41 24 0 0,0-1-1 0 0,0 0 1 0 0,-1 0-1 0 0,0 0 0 0 0,0 0 1 0 0,0 0-1 0 0,0 0 1 0 0,-1-1-1 0 0,1 0 0 0 0,-1 1 1 0 0,0-1-1 0 0,0-1 1 0 0,0 1-1 0 0,0 0 0 0 0,-6 2 1 0 0,4-3 7 0 0,1 0 1 0 0,-1-1-1 0 0,1 1 1 0 0,-1-1 0 0 0,0 0-1 0 0,1-1 1 0 0,-1 1-1 0 0,0-1 1 0 0,0 0-1 0 0,1 0 1 0 0,-10-3-1 0 0,11 2 21 0 0,0 0-1 0 0,0 0 0 0 0,0-1 0 0 0,0 1 0 0 0,1-1 0 0 0,-1 0 0 0 0,1 0 1 0 0,-1-1-1 0 0,1 1 0 0 0,0-1 0 0 0,0 0 0 0 0,0 0 0 0 0,0 0 0 0 0,0 0 1 0 0,1 0-1 0 0,-1 0 0 0 0,1-1 0 0 0,-3-4 0 0 0,2 0 37 0 0,0 1-1 0 0,0 0 0 0 0,1-1 1 0 0,0 1-1 0 0,0-1 1 0 0,1 0-1 0 0,0 0 1 0 0,0 0-1 0 0,1 1 0 0 0,0-1 1 0 0,0 0-1 0 0,1 0 1 0 0,0 0-1 0 0,1 0 0 0 0,-1 1 1 0 0,1-1-1 0 0,1 1 1 0 0,-1-1-1 0 0,1 1 1 0 0,1 0-1 0 0,8-14 0 0 0,6-7 96 0 0,1 1 0 0 0,2 0 0 0 0,42-40 0 0 0,-63 66-128 0 0,20-16 13 0 0,0 0-1 0 0,1 1 1 0 0,0 1-1 0 0,2 1 1 0 0,40-19-1 0 0,-43 27-456 0 0,-15 6 285 0 0,0-1-313 0 0,-1 2 95 0 0,14 4-135 0 0,-13-4-808 0 0</inkml:trace>
 </inkml:ink>
 </file>
 
@@ -6564,7 +9301,7 @@
   <inkml:trace contextRef="#ctx0" brushRef="#br0">4957 129 0 0 0,'0'0'4246'0'0,"2"-8"-4160"0"0,-1 7 331 0 0,-7 175-491 0 0,-29 82 143 0 0,33-252-79 0 0,1 0 1 0 0,0 0 0 0 0,-1-1-1 0 0,0 1 1 0 0,0 0 0 0 0,0-1-1 0 0,0 0 1 0 0,0 0 0 0 0,-6 6-1 0 0,7-8 17 0 0,-1 1 3 0 0,-1-4-4 0 0,-3-1-1 0 0,0-1-1 0 0,1 0 0 0 0,-1-1 0 0 0,1 1 1 0 0,0-1-1 0 0,0 0 0 0 0,1-1 0 0 0,-1 1 0 0 0,-6-12 1 0 0,2 1-24 0 0,0-1-1 0 0,-11-27 1 0 0,19 40 8 0 0,-1 0 0 0 0,1 0 0 0 0,0 0-1 0 0,0 0 1 0 0,0-1 0 0 0,0 1 0 0 0,1 0 0 0 0,0-1-1 0 0,0 1 1 0 0,0 0 0 0 0,0-1 0 0 0,1 1-1 0 0,-1 0 1 0 0,1 0 0 0 0,0 0 0 0 0,1-1 0 0 0,-1 1-1 0 0,1 0 1 0 0,-1 0 0 0 0,1 1 0 0 0,0-1 0 0 0,1 0-1 0 0,-1 1 1 0 0,1-1 0 0 0,-1 1 0 0 0,1 0 0 0 0,0 0-1 0 0,1 0 1 0 0,-1 0 0 0 0,5-3 0 0 0,-6 4-79 0 0,3 2 4 0 0,3 0-99 0 0,1 0-1 0 0,-1 1 1 0 0,0 0 0 0 0,1 0-1 0 0,-1 1 1 0 0,0 0-1 0 0,0 0 1 0 0,0 1 0 0 0,0 0-1 0 0,-1 0 1 0 0,1 1 0 0 0,-1 0-1 0 0,0 0 1 0 0,0 1-1 0 0,0 0 1 0 0,10 10 0 0 0,-15-13-473 0 0</inkml:trace>
   <inkml:trace contextRef="#ctx0" brushRef="#br0" timeOffset="292.95">5181 345 0 0 0,'0'0'760'0'0,"5"16"-348"0"0,-4 14-244 0 0,-1 1 1 0 0,-6 41 0 0 0,-1 20-279 0 0,7-89-507 0 0</inkml:trace>
   <inkml:trace contextRef="#ctx0" brushRef="#br0" timeOffset="476.4">5237 86 0 0 0,'0'0'1236'0'0,"8"13"-1158"0"0,-6 0-666 0 0</inkml:trace>
-  <inkml:trace contextRef="#ctx0" brushRef="#br0" timeOffset="1060.09">5580 274 0 0 0,'0'0'542'0'0,"-10"-14"791"0"0,-1 9-1169 0 0,8 3-29 0 0,-1 2-25 0 0,-11 2 26 0 0,0 1 1 0 0,-29 8-1 0 0,41-10-112 0 0,-2 1-4 0 0,0 0-15 0 0,0-1-2 0 0,0 1 0 0 0,0 0 0 0 0,0 0 0 0 0,0 1 0 0 0,1-1 0 0 0,-1 1 0 0 0,1 0 0 0 0,0 0 1 0 0,0 1-1 0 0,0-1 0 0 0,0 1 0 0 0,0 0 0 0 0,1 0 0 0 0,0 0 0 0 0,0 0 0 0 0,-3 6 0 0 0,4-6-16 0 0,1-1-1 0 0,-1 1 0 0 0,1-1 1 0 0,0 1-1 0 0,1 0 0 0 0,-1 0 0 0 0,1 0 1 0 0,-1-1-1 0 0,1 7 0 0 0,0-8 14 0 0,0 1-23 0 0,4 2-9 0 0,-4-4 30 0 0,1 1-1 0 0,-1-1 1 0 0,0 0 0 0 0,1 0-1 0 0,-1 1 1 0 0,1-1-1 0 0,-1 0 1 0 0,1 0 0 0 0,0 0-1 0 0,-1 0 1 0 0,1 0 0 0 0,0 0-1 0 0,0 0 1 0 0,0 0-1 0 0,0 0 1 0 0,0 0 0 0 0,0 0-1 0 0,0-1 1 0 0,0 1 0 0 0,0 0-1 0 0,0-1 1 0 0,0 1-1 0 0,0 0 1 0 0,0-1 0 0 0,1 0-1 0 0,-1 1 1 0 0,0-1-1 0 0,2 1 1 0 0,0-1 3 0 0,0 1 2 0 0,1-2-6 0 0,18-9 28 0 0,-19 9 22 0 0,7-4 17 0 0,-9 4-28 0 0,0 0 1 0 0,-1 1-1 0 0,1-1 1 0 0,0 0-1 0 0,0 1 1 0 0,0-1-1 0 0,0 1 1 0 0,0-1 0 0 0,0 1-1 0 0,0 0 1 0 0,0-1-1 0 0,0 1 1 0 0,0 0-1 0 0,0 0 1 0 0,0-1-1 0 0,1 1 1 0 0,-1 0-1 0 0,0 0 1 0 0,0 0-1 0 0,0 0 1 0 0,0 1-1 0 0,0-1 1 0 0,1 0-1 0 0,3 2-27 0 0,-1 0 0 0 0,0 0 0 0 0,0 1 0 0 0,0-1 0 0 0,-1 1-1 0 0,1 0 1 0 0,0 0 0 0 0,-1 0 0 0 0,0 1 0 0 0,0-1-1 0 0,0 1 1 0 0,0-1 0 0 0,0 1 0 0 0,-1 0 0 0 0,0 0-1 0 0,3 6 1 0 0,-1 0-6 0 0,-1 1-1 0 0,1-1 0 0 0,-2 1 0 0 0,0-1 0 0 0,0 1 1 0 0,-1 0-1 0 0,0 18 0 0 0,-1-22 3 0 0,-1 0-1 0 0,-1-1 1 0 0,1 1 0 0 0,-1 0-1 0 0,0-1 1 0 0,0 1 0 0 0,-1-1-1 0 0,0 0 1 0 0,0 0 0 0 0,-1 0-1 0 0,1 0 1 0 0,-1 0 0 0 0,0-1-1 0 0,-6 6 1 0 0,3-6-25 0 0,0 0 0 0 0,-1 0 0 0 0,0-1 0 0 0,1 0 0 0 0,-2-1 0 0 0,1 1 0 0 0,0-1 0 0 0,-13 2 0 0 0,16-4-88 0 0,0-2 21 0 0,3 1 103 0 0,-1 0-61 0 0,1 0-1 0 0,0 0 0 0 0,-1 0 0 0 0,1-1 0 0 0,-1 1 0 0 0,1-1 0 0 0,0 1 0 0 0,-1-1 0 0 0,1 0 0 0 0,0 0 0 0 0,-1 0 0 0 0,1 0 0 0 0,0 0 0 0 0,0-1 0 0 0,0 1 0 0 0,0-1 0 0 0,0 1 0 0 0,1-1 1 0 0,-1 0-1 0 0,0 0 0 0 0,1 0 0 0 0,-2-2 0 0 0,-6-15-886 0 0,1 1-179 0 0</inkml:trace>
+  <inkml:trace contextRef="#ctx0" brushRef="#br0" timeOffset="1060.08">5580 274 0 0 0,'0'0'542'0'0,"-10"-14"791"0"0,-1 9-1169 0 0,8 3-29 0 0,-1 2-25 0 0,-11 2 26 0 0,0 1 1 0 0,-29 8-1 0 0,41-10-112 0 0,-2 1-4 0 0,0 0-15 0 0,0-1-2 0 0,0 1 0 0 0,0 0 0 0 0,0 0 0 0 0,0 1 0 0 0,1-1 0 0 0,-1 1 0 0 0,1 0 0 0 0,0 0 1 0 0,0 1-1 0 0,0-1 0 0 0,0 1 0 0 0,0 0 0 0 0,1 0 0 0 0,0 0 0 0 0,0 0 0 0 0,-3 6 0 0 0,4-6-16 0 0,1-1-1 0 0,-1 1 0 0 0,1-1 1 0 0,0 1-1 0 0,1 0 0 0 0,-1 0 0 0 0,1 0 1 0 0,-1-1-1 0 0,1 7 0 0 0,0-8 14 0 0,0 1-23 0 0,4 2-9 0 0,-4-4 30 0 0,1 1-1 0 0,-1-1 1 0 0,0 0 0 0 0,1 0-1 0 0,-1 1 1 0 0,1-1-1 0 0,-1 0 1 0 0,1 0 0 0 0,0 0-1 0 0,-1 0 1 0 0,1 0 0 0 0,0 0-1 0 0,0 0 1 0 0,0 0-1 0 0,0 0 1 0 0,0 0 0 0 0,0 0-1 0 0,0-1 1 0 0,0 1 0 0 0,0 0-1 0 0,0-1 1 0 0,0 1-1 0 0,0 0 1 0 0,0-1 0 0 0,1 0-1 0 0,-1 1 1 0 0,0-1-1 0 0,2 1 1 0 0,0-1 3 0 0,0 1 2 0 0,1-2-6 0 0,18-9 28 0 0,-19 9 22 0 0,7-4 17 0 0,-9 4-28 0 0,0 0 1 0 0,-1 1-1 0 0,1-1 1 0 0,0 0-1 0 0,0 1 1 0 0,0-1-1 0 0,0 1 1 0 0,0-1 0 0 0,0 1-1 0 0,0 0 1 0 0,0-1-1 0 0,0 1 1 0 0,0 0-1 0 0,0 0 1 0 0,0-1-1 0 0,1 1 1 0 0,-1 0-1 0 0,0 0 1 0 0,0 0-1 0 0,0 0 1 0 0,0 1-1 0 0,0-1 1 0 0,1 0-1 0 0,3 2-27 0 0,-1 0 0 0 0,0 0 0 0 0,0 1 0 0 0,0-1 0 0 0,-1 1-1 0 0,1 0 1 0 0,0 0 0 0 0,-1 0 0 0 0,0 1 0 0 0,0-1-1 0 0,0 1 1 0 0,0-1 0 0 0,0 1 0 0 0,-1 0 0 0 0,0 0-1 0 0,3 6 1 0 0,-1 0-6 0 0,-1 1-1 0 0,1-1 0 0 0,-2 1 0 0 0,0-1 0 0 0,0 1 1 0 0,-1 0-1 0 0,0 18 0 0 0,-1-22 3 0 0,-1 0-1 0 0,-1-1 1 0 0,1 1 0 0 0,-1 0-1 0 0,0-1 1 0 0,0 1 0 0 0,-1-1-1 0 0,0 0 1 0 0,0 0 0 0 0,-1 0-1 0 0,1 0 1 0 0,-1 0 0 0 0,0-1-1 0 0,-6 6 1 0 0,3-6-25 0 0,0 0 0 0 0,-1 0 0 0 0,0-1 0 0 0,1 0 0 0 0,-2-1 0 0 0,1 1 0 0 0,0-1 0 0 0,-13 2 0 0 0,16-4-88 0 0,0-2 21 0 0,3 1 103 0 0,-1 0-61 0 0,1 0-1 0 0,0 0 0 0 0,-1 0 0 0 0,1-1 0 0 0,-1 1 0 0 0,1-1 0 0 0,0 1 0 0 0,-1-1 0 0 0,1 0 0 0 0,0 0 0 0 0,-1 0 0 0 0,1 0 0 0 0,0 0 0 0 0,0-1 0 0 0,0 1 0 0 0,0-1 0 0 0,0 1 0 0 0,1-1 1 0 0,-1 0-1 0 0,0 0 0 0 0,1 0 0 0 0,-2-2 0 0 0,-6-15-886 0 0,1 1-179 0 0</inkml:trace>
   <inkml:trace contextRef="#ctx0" brushRef="#br0" timeOffset="1458.05">5890 252 0 0 0,'-1'-30'2174'0'0,"1"28"-1194"0"0,-4 2-870 0 0,-4 2-84 0 0,0 0-1 0 0,1 0 1 0 0,-1 1-1 0 0,1 0 1 0 0,0 1-1 0 0,-1-1 1 0 0,2 1-1 0 0,-1 1 1 0 0,0-1-1 0 0,1 1 1 0 0,0 0-1 0 0,0 1 0 0 0,1-1 1 0 0,-1 1-1 0 0,1 0 1 0 0,-7 11-1 0 0,1 0-40 0 0,2 0 0 0 0,-1 0 0 0 0,2 0 0 0 0,1 1 0 0 0,-11 37 0 0 0,17-50-21 0 0,-1 0-1 0 0,2 0 0 0 0,-1 0 1 0 0,1 0-1 0 0,0 0 1 0 0,0 0-1 0 0,0 0 1 0 0,0 0-1 0 0,1 0 1 0 0,0 0-1 0 0,2 7 0 0 0,-2-10 25 0 0,0 0 0 0 0,0 0 0 0 0,-1 0 0 0 0,2 0 0 0 0,-1-1 0 0 0,0 1 0 0 0,0 0 0 0 0,0 0 0 0 0,1-1 0 0 0,-1 1 0 0 0,1-1 0 0 0,0 1 0 0 0,-1-1 0 0 0,1 0 0 0 0,0 0 0 0 0,0 0 0 0 0,-1 0 0 0 0,1 0 0 0 0,0 0 0 0 0,0 0 0 0 0,0-1 0 0 0,0 1 0 0 0,0 0 0 0 0,1-1 0 0 0,-1 0 0 0 0,0 0 0 0 0,0 1 0 0 0,0-1 0 0 0,0 0 0 0 0,4-1 0 0 0,4 1-142 0 0,0-1 1 0 0,1 0-1 0 0,-1 0 1 0 0,0-1-1 0 0,0 0 1 0 0,0-1-1 0 0,0 0 1 0 0,0-1-1 0 0,0 0 1 0 0,-1 0-1 0 0,0-1 1 0 0,11-8-1 0 0,-9 4-320 0 0</inkml:trace>
   <inkml:trace contextRef="#ctx0" brushRef="#br0" timeOffset="1837.27">5946 292 0 0 0,'1'-3'606'0'0,"17"-35"1540"0"0,-16 36-1758 0 0,-2 1-337 0 0,0 0-1 0 0,1 0 1 0 0,-1 1-1 0 0,0-1 0 0 0,1 0 1 0 0,-1 0-1 0 0,1 1 0 0 0,-1-1 1 0 0,1 0-1 0 0,-1 1 0 0 0,1-1 1 0 0,0 1-1 0 0,-1-1 1 0 0,1 1-1 0 0,0-1 0 0 0,-1 1 1 0 0,1-1-1 0 0,0 1 0 0 0,0-1 1 0 0,-1 1-1 0 0,2 0 0 0 0,23-13 835 0 0,-22 11-816 0 0,-1 1-49 0 0,0 0-1 0 0,1 0 0 0 0,-1 1 0 0 0,0-1 0 0 0,0 0 0 0 0,1 1 0 0 0,-1-1 0 0 0,0 1 1 0 0,1 0-1 0 0,-1 0 0 0 0,0 0 0 0 0,1 0 0 0 0,-1 0 0 0 0,1 1 0 0 0,-1-1 0 0 0,0 1 1 0 0,0-1-1 0 0,1 1 0 0 0,-1 0 0 0 0,0 0 0 0 0,0 0 0 0 0,0 0 0 0 0,0 0 0 0 0,3 2 1 0 0,0 2-18 0 0,0-1 1 0 0,-1 0-1 0 0,0 1 1 0 0,0 0 0 0 0,0 0-1 0 0,0 0 1 0 0,-1 0 0 0 0,0 0-1 0 0,3 7 1 0 0,0 2-40 0 0,-1 1 0 0 0,0 0 0 0 0,-1 0 0 0 0,-1 0 0 0 0,0 0 1 0 0,-1 0-1 0 0,-1 1 0 0 0,0-1 0 0 0,-1 1 0 0 0,-1-1 0 0 0,0 0 0 0 0,-1 1 0 0 0,-1-1 0 0 0,0 0 1 0 0,-1 0-1 0 0,-12 28 0 0 0,14-39-15 0 0,1-1 0 0 0,-1 0 0 0 0,0 0 0 0 0,0 0 0 0 0,0 0 0 0 0,-1 0 0 0 0,1 0 0 0 0,-1 0 0 0 0,1-1 0 0 0,-1 1 0 0 0,0-1 0 0 0,0 0 0 0 0,0 0 0 0 0,0 0 0 0 0,-5 2 0 0 0,4-3-27 0 0,4-1-32 0 0,0-1 110 0 0,0 1-1 0 0,0 0 1 0 0,0 0-1 0 0,0-1 1 0 0,0 1 0 0 0,0 0-1 0 0,-1 0 1 0 0,1-1-1 0 0,0 1 1 0 0,0 0-1 0 0,0 0 1 0 0,-1-1 0 0 0,1 1-1 0 0,0 0 1 0 0,0 0-1 0 0,-1 0 1 0 0,1 0-1 0 0,0-1 1 0 0,0 1 0 0 0,-1 0-1 0 0,1 0 1 0 0,0 0-1 0 0,0 0 1 0 0,-1 0 0 0 0,1 0-1 0 0,0 0 1 0 0,-1 0-1 0 0,1 0 1 0 0,0 0-1 0 0,-1 0 1 0 0,1 0 1 0 0,-1 0 0 0 0,0 0 0 0 0,1 0 0 0 0,-1 0 0 0 0,1-1 0 0 0,-1 1-1 0 0,1 0 1 0 0,-1 0 0 0 0,1 0 0 0 0,-1-1 0 0 0,1 1 0 0 0,-1 0 0 0 0,1 0 0 0 0,0-1 0 0 0,-1 1 0 0 0,1 0 0 0 0,-1-1 0 0 0,1 1 0 0 0,0-1-1 0 0,-1 1 1 0 0,1 0 0 0 0,0-1 0 0 0,-1 1 0 0 0,1-1 0 0 0,0 1 0 0 0,0-1 0 0 0,-1 0 0 0 0,-1-9 27 0 0,-1-1 0 0 0,2 1 0 0 0,-1-1 0 0 0,1 0 1 0 0,1 1-1 0 0,0-1 0 0 0,3-18 0 0 0,-2 24-23 0 0,0 0 0 0 0,1 0 0 0 0,0 0 1 0 0,0 0-1 0 0,1 0 0 0 0,-1 1 0 0 0,1-1 0 0 0,0 1 1 0 0,0-1-1 0 0,1 1 0 0 0,-1 0 0 0 0,1 0 0 0 0,0 1 0 0 0,0-1 1 0 0,4-2-1 0 0,-2 2-63 0 0,-1 1 0 0 0,0 1 0 0 0,1-1 1 0 0,0 1-1 0 0,-1 0 0 0 0,1 0 0 0 0,0 0 1 0 0,0 1-1 0 0,0 0 0 0 0,0 0 0 0 0,12 1 0 0 0,-5-1-438 0 0,0-1 0 0 0,0 0-1 0 0,13-4 1 0 0,-6 0-778 0 0</inkml:trace>
   <inkml:trace contextRef="#ctx0" brushRef="#br0" timeOffset="2322.35">6343 355 0 0 0,'0'0'3187'0'0,"11"15"-3128"0"0,-8-12-94 0 0,0 0 0 0 0,0 0 0 0 0,0 0-1 0 0,0-1 1 0 0,0 0 0 0 0,0 1 0 0 0,1-1 0 0 0,-1 0 0 0 0,1 0 0 0 0,0-1 0 0 0,-1 1 0 0 0,1-1 0 0 0,0 0 0 0 0,0 0 0 0 0,0 0 0 0 0,0-1 0 0 0,0 1 0 0 0,0-1-1 0 0,0 0 1 0 0,5 0 0 0 0,-3 0 0 0 0,0-1 0 0 0,0 0 0 0 0,0 0 0 0 0,1 0-1 0 0,-1-1 1 0 0,0 0 0 0 0,-1 0 0 0 0,1 0 0 0 0,0-1-1 0 0,-1 0 1 0 0,11-7 0 0 0,-14 9 93 0 0,-2 1-53 0 0,1 0 0 0 0,0 0 0 0 0,-1-1 0 0 0,1 1 0 0 0,-1 0-1 0 0,1 0 1 0 0,-1 0 0 0 0,0-1 0 0 0,1 1 0 0 0,-1 0 0 0 0,1-1-1 0 0,-1 1 1 0 0,1 0 0 0 0,-1-1 0 0 0,0 1 0 0 0,1 0-1 0 0,-1-1 1 0 0,0 1 0 0 0,1-1 0 0 0,-1 1 0 0 0,0-1 0 0 0,0 1-1 0 0,1-1 1 0 0,-1 1 0 0 0,0-1 0 0 0,0 1 0 0 0,0-1 0 0 0,0 0-1 0 0,5-21 289 0 0,-2 12-71 0 0,2-22 338 0 0,-4 28 142 0 0,-2 3-675 0 0,-1 1 0 0 0,1 0 0 0 0,0-1 1 0 0,0 1-1 0 0,0-1 0 0 0,0 0 0 0 0,0 1 0 0 0,0-1 0 0 0,0 0 0 0 0,0 1 0 0 0,0-1 0 0 0,0 0 0 0 0,1 0 0 0 0,-1 0 1 0 0,0 0-1 0 0,0 0 0 0 0,1 0 0 0 0,-1 0 0 0 0,1 0 0 0 0,-2-2 0 0 0,1 0 100 0 0,-38-1 183 0 0,36 4-275 0 0,-3 0-9 0 0,-2 1-17 0 0,0-1-1 0 0,1 1 0 0 0,-1 1 0 0 0,0-1 1 0 0,0 1-1 0 0,1 1 0 0 0,-1-1 0 0 0,1 1 1 0 0,-1 1-1 0 0,-11 6 0 0 0,11-4-18 0 0,1 1 0 0 0,-1-1-1 0 0,1 1 1 0 0,1 1 0 0 0,-1-1 0 0 0,1 1 0 0 0,0 1-1 0 0,1-1 1 0 0,0 1 0 0 0,0-1 0 0 0,1 2-1 0 0,0-1 1 0 0,1 0 0 0 0,0 1 0 0 0,0-1 0 0 0,1 1-1 0 0,0 0 1 0 0,1 0 0 0 0,0 0 0 0 0,1 0-1 0 0,0 10 1 0 0,13 25-108 0 0,-12-44 106 0 0,-1 1-1 0 0,1 0 1 0 0,0-1-1 0 0,-1 1 1 0 0,1-1 0 0 0,0 1-1 0 0,0-1 1 0 0,0 1-1 0 0,0-1 1 0 0,0 0 0 0 0,1 0-1 0 0,-1 1 1 0 0,0-1-1 0 0,1 0 1 0 0,-1 0-1 0 0,0 0 1 0 0,1 0 0 0 0,-1-1-1 0 0,1 1 1 0 0,0 0-1 0 0,-1 0 1 0 0,4 0 0 0 0,34 6-260 0 0,-32-6 233 0 0,0 1-188 0 0,0-1-1 0 0,1 0 1 0 0,-1 0 0 0 0,1-1-1 0 0,-1 0 1 0 0,1 0 0 0 0,-1-1-1 0 0,1 0 1 0 0,-1 0-1 0 0,1-1 1 0 0,13-4 0 0 0,-6 0-1000 0 0</inkml:trace>
@@ -6588,7 +9325,7 @@
   <inkml:trace contextRef="#ctx0" brushRef="#br0" timeOffset="8947.34">11089 140 0 0 0,'14'13'968'0'0,"-9"-2"-556"0"0,-2 2-82 0 0,-1 6-154 0 0,1 2-34 0 0,-3-1-26 0 0,-2 1-26 0 0,-1 2-1050 0 0,0-3 12 0 0</inkml:trace>
   <inkml:trace contextRef="#ctx0" brushRef="#br0" timeOffset="9400.41">11146 528 0 0 0,'6'-18'2106'0'0,"-3"7"-1713"0"0,-2 8-45 0 0,1-15 579 0 0,-1 14-896 0 0,0 0-1 0 0,0-1 0 0 0,0 1 0 0 0,0 0 0 0 0,1 0 0 0 0,0 0 1 0 0,0 0-1 0 0,0 0 0 0 0,0 1 0 0 0,1-1 0 0 0,-1 0 0 0 0,1 1 0 0 0,0 0 1 0 0,0 0-1 0 0,0 0 0 0 0,0 0 0 0 0,1 0 0 0 0,-1 0 0 0 0,8-3 0 0 0,21-5-31 0 0,-20 13-1 0 0,-8-1 3 0 0,-3 0-1 0 0,-1-1 0 0 0,1 0 0 0 0,-1 0 1 0 0,1 0-1 0 0,-1 0 0 0 0,1 1 0 0 0,-1-1 0 0 0,1 0 1 0 0,-1 0-1 0 0,0 1 0 0 0,1-1 0 0 0,-1 0 1 0 0,1 1-1 0 0,-1-1 0 0 0,0 0 0 0 0,1 1 0 0 0,-1-1 1 0 0,0 1-1 0 0,0-1 0 0 0,1 1 0 0 0,-1-1 0 0 0,0 0 1 0 0,0 1-1 0 0,0-1 0 0 0,1 1 0 0 0,-1 0 0 0 0,4 8 4 0 0,3 5-4 0 0,-4 8-1 0 0,-3-8-5 0 0,0-1-1 0 0,-2 1 0 0 0,1 0 1 0 0,-2-1-1 0 0,1 1 1 0 0,-2-1-1 0 0,0 0 1 0 0,-1 0-1 0 0,0-1 0 0 0,-10 18 1 0 0,14-26-3 0 0,-6 4 0 0 0,8-18 10 0 0,0 0 0 0 0,1 1 0 0 0,0-1 0 0 0,1 0 0 0 0,0 1 0 0 0,0 0 0 0 0,1-1 0 0 0,0 2 0 0 0,9-15 0 0 0,3-2-34 0 0,37-46-1 0 0,-47 65 34 0 0,1-1 0 0 0,-1 1-1 0 0,1 0 1 0 0,0 1 0 0 0,0 0-1 0 0,1 0 1 0 0,-1 0 0 0 0,1 1-1 0 0,0 0 1 0 0,0 1 0 0 0,1-1-1 0 0,10-1 1 0 0,-16 4-4 0 0,1 3-10 0 0,-1-1 10 0 0,1 0-1 0 0,-1 1 1 0 0,0 0-1 0 0,0-1 0 0 0,0 1 1 0 0,0 1-1 0 0,0-1 1 0 0,-1 0-1 0 0,1 1 1 0 0,-1-1-1 0 0,0 1 1 0 0,1 0-1 0 0,-1-1 1 0 0,0 1-1 0 0,2 5 1 0 0,-1-1 7 0 0,0 0 1 0 0,-1 0 0 0 0,0 0 0 0 0,0 0 0 0 0,-1 0 0 0 0,0 0 0 0 0,1 10-1 0 0,-2 11-96 0 0,-2 0-1 0 0,0 1 0 0 0,-8 28 0 0 0,8-44-37 0 0,-1 3-203 0 0,0 1-1 0 0,1-1 1 0 0,1 0-1 0 0,0 0 0 0 0,1 1 1 0 0,1-1-1 0 0,4 22 1 0 0,-4-33-330 0 0</inkml:trace>
   <inkml:trace contextRef="#ctx0" brushRef="#br0" timeOffset="10094.69">11942 494 0 0 0,'0'-3'120'0'0,"0"0"0"0"0,0 0 0 0 0,0 0 0 0 0,-1 0 1 0 0,1 1-1 0 0,-1-1 0 0 0,0 0 0 0 0,0 0 0 0 0,0 0 0 0 0,0 0 0 0 0,0 1 0 0 0,0-1 0 0 0,-1 0 0 0 0,1 1 1 0 0,-1 0-1 0 0,0-1 0 0 0,0 1 0 0 0,0 0 0 0 0,0 0 0 0 0,0 0 0 0 0,0 0 0 0 0,0 0 0 0 0,-1 0 0 0 0,1 0 1 0 0,-1 1-1 0 0,0 0 0 0 0,1-1 0 0 0,-1 1 0 0 0,0 0 0 0 0,0 0 0 0 0,1 0 0 0 0,-1 1 0 0 0,-6-1 0 0 0,6 0-53 0 0,-2 1-15 0 0,0 1-38 0 0,-1-1-1 0 0,0 1 0 0 0,1 0 0 0 0,-1 1 0 0 0,1 0 1 0 0,0-1-1 0 0,-1 2 0 0 0,-6 3 0 0 0,4 0-61 0 0,0 0-1 0 0,1 1 1 0 0,0 0 0 0 0,0 0-1 0 0,1 1 1 0 0,0-1-1 0 0,0 1 1 0 0,1 1 0 0 0,0-1-1 0 0,0 1 1 0 0,1 0-1 0 0,0 0 1 0 0,1 0 0 0 0,0 1-1 0 0,0-1 1 0 0,1 1 0 0 0,0 0-1 0 0,0 11 1 0 0,2-19 8 0 0,0 0 1 0 0,0-1-1 0 0,0 1 0 0 0,1 0 1 0 0,-1-1-1 0 0,1 1 1 0 0,-1 0-1 0 0,1-1 0 0 0,0 1 1 0 0,-1-1-1 0 0,1 1 0 0 0,0-1 1 0 0,0 0-1 0 0,0 1 1 0 0,0-1-1 0 0,0 0 0 0 0,1 0 1 0 0,-1 1-1 0 0,0-1 1 0 0,1 0-1 0 0,-1 0 0 0 0,0-1 1 0 0,1 1-1 0 0,-1 0 1 0 0,1 0-1 0 0,-1-1 0 0 0,1 1 1 0 0,0-1-1 0 0,-1 1 1 0 0,1-1-1 0 0,0 1 0 0 0,2-1 1 0 0,6 1-104 0 0,-1 0-1 0 0,1-1 1 0 0,-1 0 0 0 0,11-1 0 0 0,-13 0 49 0 0,0 0 51 0 0,0 0 1 0 0,0-1-1 0 0,0 0 1 0 0,-1 0-1 0 0,1 0 1 0 0,0-1-1 0 0,-1 0 1 0 0,1 0-1 0 0,10-9 1 0 0,-15 11 63 0 0,10-14 520 0 0,-6 6 1926 0 0,-7 26-1516 0 0,-57 207 115 0 0,26-112-926 0 0,-9 21-55 0 0,-8 34 57 0 0,41-143-167 0 0,-7-32 25 0 0,12 5 1 0 0,1 0 0 0 0,-1 0 0 0 0,1-1 1 0 0,0 0-1 0 0,-1 1 0 0 0,2-1 0 0 0,-1 0 1 0 0,0 0-1 0 0,-1-6 0 0 0,-9-40 13 0 0,12 48-13 0 0,-3-16-26 0 0,0 0 0 0 0,1 0 0 0 0,1-32 0 0 0,2 42-27 0 0,0-1-1 0 0,0 1 1 0 0,0 0-1 0 0,1 0 0 0 0,0 0 1 0 0,1 1-1 0 0,0-1 1 0 0,0 0-1 0 0,0 1 0 0 0,6-9 1 0 0,-3 9-116 0 0,1 1 0 0 0,-1-1 0 0 0,1 1 0 0 0,1 0 0 0 0,-1 1 0 0 0,1 0 0 0 0,0 0 0 0 0,0 0 0 0 0,1 1 0 0 0,-1 1 1 0 0,10-4-1 0 0,27-14-1526 0 0,-19 6 132 0 0</inkml:trace>
-  <inkml:trace contextRef="#ctx0" brushRef="#br0" timeOffset="10462.45">12173 414 0 0 0,'1'-9'324'0'0,"1"1"-1"0"0,0-1 1 0 0,0 0-1 0 0,0 1 1 0 0,1-1 0 0 0,5-8-1 0 0,-7 14-197 0 0,1-1-1 0 0,0 1 0 0 0,0 0 1 0 0,0 0-1 0 0,0 0 1 0 0,1 0-1 0 0,-1 1 0 0 0,1-1 1 0 0,0 0-1 0 0,0 1 0 0 0,0 0 1 0 0,0 0-1 0 0,0 0 1 0 0,0 0-1 0 0,7-3 0 0 0,-7 4 59 0 0,0-1-118 0 0,1 0-1 0 0,-1 1 0 0 0,1-1 1 0 0,0 1-1 0 0,0-1 0 0 0,0 1 1 0 0,5-1-1 0 0,-5 1-17 0 0,-1 0 46 0 0,2 1 2 0 0,3 0-50 0 0,0 1-1 0 0,-1-1 1 0 0,1 1-1 0 0,0 0 0 0 0,0 1 1 0 0,14 5-1 0 0,-14-4-43 0 0,0 1 0 0 0,-1 1 0 0 0,1-1 0 0 0,-1 1 1 0 0,0 1-1 0 0,-1-1 0 0 0,1 1 0 0 0,-1 0 0 0 0,9 11 0 0 0,-5-3 2 0 0,-1 0 0 0 0,0 0 0 0 0,-1 1 0 0 0,9 23 0 0 0,-3 1 26 0 0,-2 1 0 0 0,-2 0 0 0 0,7 51 0 0 0,-14-66 0 0 0,0-1 1 0 0,-2 1 0 0 0,0 0 0 0 0,-2 0-1 0 0,-1 0 1 0 0,0-1 0 0 0,-2 1 0 0 0,-14 46-1 0 0,13-58-12 0 0,0 1 0 0 0,-1-1 0 0 0,0-1 0 0 0,-1 1-1 0 0,-1-1 1 0 0,0 0 0 0 0,0-1 0 0 0,-1 0 0 0 0,-1 0-1 0 0,0-1 1 0 0,0 0 0 0 0,-1-1 0 0 0,0 0 0 0 0,-1-1 0 0 0,0 0-1 0 0,-24 12 1 0 0,17-13-29 0 0,-1 0 0 0 0,0-1 0 0 0,0-1 0 0 0,0-1 0 0 0,0 0 0 0 0,-1-2 0 0 0,1 0-1 0 0,-41-3 1 0 0,8-4-459 0 0,0-1-1 0 0,-65-18 1 0 0,-3-13-1804 0 0,57 11 111 0 0</inkml:trace>
+  <inkml:trace contextRef="#ctx0" brushRef="#br0" timeOffset="10462.44">12173 414 0 0 0,'1'-9'324'0'0,"1"1"-1"0"0,0-1 1 0 0,0 0-1 0 0,0 1 1 0 0,1-1 0 0 0,5-8-1 0 0,-7 14-197 0 0,1-1-1 0 0,0 1 0 0 0,0 0 1 0 0,0 0-1 0 0,0 0 1 0 0,1 0-1 0 0,-1 1 0 0 0,1-1 1 0 0,0 0-1 0 0,0 1 0 0 0,0 0 1 0 0,0 0-1 0 0,0 0 1 0 0,0 0-1 0 0,7-3 0 0 0,-7 4 59 0 0,0-1-118 0 0,1 0-1 0 0,-1 1 0 0 0,1-1 1 0 0,0 1-1 0 0,0-1 0 0 0,0 1 1 0 0,5-1-1 0 0,-5 1-17 0 0,-1 0 46 0 0,2 1 2 0 0,3 0-50 0 0,0 1-1 0 0,-1-1 1 0 0,1 1-1 0 0,0 0 0 0 0,0 1 1 0 0,14 5-1 0 0,-14-4-43 0 0,0 1 0 0 0,-1 1 0 0 0,1-1 0 0 0,-1 1 1 0 0,0 1-1 0 0,-1-1 0 0 0,1 1 0 0 0,-1 0 0 0 0,9 11 0 0 0,-5-3 2 0 0,-1 0 0 0 0,0 0 0 0 0,-1 1 0 0 0,9 23 0 0 0,-3 1 26 0 0,-2 1 0 0 0,-2 0 0 0 0,7 51 0 0 0,-14-66 0 0 0,0-1 1 0 0,-2 1 0 0 0,0 0 0 0 0,-2 0-1 0 0,-1 0 1 0 0,0-1 0 0 0,-2 1 0 0 0,-14 46-1 0 0,13-58-12 0 0,0 1 0 0 0,-1-1 0 0 0,0-1 0 0 0,-1 1-1 0 0,-1-1 1 0 0,0 0 0 0 0,0-1 0 0 0,-1 0 0 0 0,-1 0-1 0 0,0-1 1 0 0,0 0 0 0 0,-1-1 0 0 0,0 0 0 0 0,-1-1 0 0 0,0 0-1 0 0,-24 12 1 0 0,17-13-29 0 0,-1 0 0 0 0,0-1 0 0 0,0-1 0 0 0,0-1 0 0 0,0 0 0 0 0,-1-2 0 0 0,1 0-1 0 0,-41-3 1 0 0,8-4-459 0 0,0-1-1 0 0,-65-18 1 0 0,-3-13-1804 0 0,57 11 111 0 0</inkml:trace>
   <inkml:trace contextRef="#ctx0" brushRef="#br0" timeOffset="12448">6674 897 0 0 0,'-4'-28'3812'0'0,"5"31"-3767"0"0,2 22 36 0 0,-1 0-1 0 0,-1 0 1 0 0,-4 42 0 0 0,1-20 2 0 0,-7 108 155 0 0,8 4 9 0 0,0 24-125 0 0,3-145-54 0 0,2 0 0 0 0,15 66 0 0 0,-19-101-61 0 0,1 1-1 0 0,-1-1 0 0 0,1 1 1 0 0,0-1-1 0 0,1 1 0 0 0,-1-1 1 0 0,0 0-1 0 0,1 0 0 0 0,0 0 1 0 0,0 0-1 0 0,0 0 0 0 0,0 0 0 0 0,0 0 1 0 0,1-1-1 0 0,-1 1 0 0 0,1-1 1 0 0,2 3-1 0 0,10 8 74 0 0,-11-11-55 0 0,1 1 0 0 0,-1-1 0 0 0,1 0 1 0 0,-1 0-1 0 0,1 0 0 0 0,0-1 0 0 0,0 0 0 0 0,0 0 0 0 0,0 0 0 0 0,8 1 0 0 0,-9-2-9 0 0,816 57 707 0 0,-413-18-363 0 0,-169-12-32 0 0,71-14 131 0 0,-81-7-318 0 0,165-5 134 0 0,-54-4-122 0 0,128 9 18 0 0,-235-2-97 0 0,-193-4-70 0 0,201-8 40 0 0,-220 7-39 0 0,0 1-1 0 0,21 2 1 0 0,22 1 23 0 0,-45-4-30 0 0,374-7-62 0 0,-6 10 10 0 0,-329-4 74 0 0,-24 1-34 0 0,-1 1 1 0 0,51 7-1 0 0,-59-6 13 0 0,44-6-7 0 0,47 1-44 0 0,-110 4 98 0 0,-4 2-134 0 0,1 0 86 0 0,0 0-1 0 0,-1 0 1 0 0,0 0-1 0 0,1 1 1 0 0,-1-1-1 0 0,0 0 0 0 0,0 1 1 0 0,0-1-1 0 0,0 1 1 0 0,0 4-1 0 0,0-4 4 0 0,9 39 13 0 0,-2 0 0 0 0,-1 1 1 0 0,-3 0-1 0 0,-1 47 0 0 0,3 18 33 0 0,-5-96-43 0 0,9 115 33 0 0,31 147 1 0 0,-21-143-19 0 0,-12-58 3 0 0,-6-65-13 0 0,-2-6-6 0 0,-2 17-19 0 0,1-16-108 0 0,-3-5-532 0 0,0-1 385 0 0,0 1 0 0 0,0 0 0 0 0,0-1 0 0 0,1 0 0 0 0,-1 0 0 0 0,1 0 0 0 0,0 0 0 0 0,0-1 0 0 0,0 1 0 0 0,0-1 0 0 0,-4-6 0 0 0,-4-7-1025 0 0,-16-32 0 0 0,14 20-51 0 0</inkml:trace>
   <inkml:trace contextRef="#ctx0" brushRef="#br0" timeOffset="13753.49">6597 1874 0 0 0,'9'-10'6941'0'0,"-7"12"-6931"0"0,0 0-1 0 0,0 0 1 0 0,-1 0 0 0 0,1 0 0 0 0,-1 0-1 0 0,1 0 1 0 0,-1 1 0 0 0,0-1 0 0 0,1 0-1 0 0,-1 1 1 0 0,-1-1 0 0 0,2 4 0 0 0,9 39 66 0 0,-7-31-47 0 0,16 91 63 0 0,-4 1 0 0 0,-5 0 0 0 0,-4 1 0 0 0,-5 0 0 0 0,-13 114 0 0 0,-10 34 89 0 0,19-233-272 0 0,3 37 1 0 0,-11-227-4554 0 0,7 93 3015 0 0,1 32 503 0 0</inkml:trace>
 </inkml:ink>
